--- a/Fixed.docx
+++ b/Fixed.docx
@@ -705,6 +705,22 @@
           <w:b/>
           <w:bCs/>
         </w:rPr>
+        <w:t xml:space="preserve">Type:</w:t>
+      </w:r>
+      <w:r>
+        <w:t xml:space="preserve"> </w:t>
+      </w:r>
+      <w:r>
+        <w:t xml:space="preserve">Feature</w:t>
+      </w:r>
+      <w:r>
+        <w:t xml:space="preserve"> </w:t>
+      </w:r>
+      <w:r>
+        <w:rPr>
+          <w:b/>
+          <w:bCs/>
+        </w:rPr>
         <w:t xml:space="preserve">Closure cycle:</w:t>
       </w:r>
       <w:r>
@@ -1380,6 +1396,24 @@
           <w:b/>
           <w:bCs/>
         </w:rPr>
+        <w:t xml:space="preserve">Type:</w:t>
+      </w:r>
+      <w:r>
+        <w:t xml:space="preserve"> </w:t>
+      </w:r>
+      <w:r>
+        <w:t xml:space="preserve">Feature</w:t>
+      </w:r>
+    </w:p>
+    <w:p>
+      <w:pPr>
+        <w:pStyle w:val="BodyText"/>
+      </w:pPr>
+      <w:r>
+        <w:rPr>
+          <w:b/>
+          <w:bCs/>
+        </w:rPr>
         <w:t xml:space="preserve">Closure cycle:</w:t>
       </w:r>
       <w:r>
@@ -2757,6 +2791,22 @@
           <w:b/>
           <w:bCs/>
         </w:rPr>
+        <w:t xml:space="preserve">Type:</w:t>
+      </w:r>
+      <w:r>
+        <w:t xml:space="preserve"> </w:t>
+      </w:r>
+      <w:r>
+        <w:t xml:space="preserve">Task</w:t>
+      </w:r>
+      <w:r>
+        <w:t xml:space="preserve"> </w:t>
+      </w:r>
+      <w:r>
+        <w:rPr>
+          <w:b/>
+          <w:bCs/>
+        </w:rPr>
         <w:t xml:space="preserve">Closure cycle:</w:t>
       </w:r>
       <w:r>
@@ -3429,6 +3479,22 @@
           <w:b/>
           <w:bCs/>
         </w:rPr>
+        <w:t xml:space="preserve">Type:</w:t>
+      </w:r>
+      <w:r>
+        <w:t xml:space="preserve"> </w:t>
+      </w:r>
+      <w:r>
+        <w:t xml:space="preserve">Bug</w:t>
+      </w:r>
+      <w:r>
+        <w:t xml:space="preserve"> </w:t>
+      </w:r>
+      <w:r>
+        <w:rPr>
+          <w:b/>
+          <w:bCs/>
+        </w:rPr>
         <w:t xml:space="preserve">Closure cycle:</w:t>
       </w:r>
       <w:r>
@@ -4872,6 +4938,22 @@
           <w:b/>
           <w:bCs/>
         </w:rPr>
+        <w:t xml:space="preserve">Type:</w:t>
+      </w:r>
+      <w:r>
+        <w:t xml:space="preserve"> </w:t>
+      </w:r>
+      <w:r>
+        <w:t xml:space="preserve">Bug</w:t>
+      </w:r>
+      <w:r>
+        <w:t xml:space="preserve"> </w:t>
+      </w:r>
+      <w:r>
+        <w:rPr>
+          <w:b/>
+          <w:bCs/>
+        </w:rPr>
         <w:t xml:space="preserve">Closure cycle:</w:t>
       </w:r>
       <w:r>
@@ -5216,6 +5298,22 @@
           <w:b/>
           <w:bCs/>
         </w:rPr>
+        <w:t xml:space="preserve">Type:</w:t>
+      </w:r>
+      <w:r>
+        <w:t xml:space="preserve"> </w:t>
+      </w:r>
+      <w:r>
+        <w:t xml:space="preserve">Bug</w:t>
+      </w:r>
+      <w:r>
+        <w:t xml:space="preserve"> </w:t>
+      </w:r>
+      <w:r>
+        <w:rPr>
+          <w:b/>
+          <w:bCs/>
+        </w:rPr>
         <w:t xml:space="preserve">Closure cycle:</w:t>
       </w:r>
       <w:r>
@@ -6080,6 +6178,22 @@
           <w:b/>
           <w:bCs/>
         </w:rPr>
+        <w:t xml:space="preserve">Type:</w:t>
+      </w:r>
+      <w:r>
+        <w:t xml:space="preserve"> </w:t>
+      </w:r>
+      <w:r>
+        <w:t xml:space="preserve">Bug</w:t>
+      </w:r>
+      <w:r>
+        <w:t xml:space="preserve"> </w:t>
+      </w:r>
+      <w:r>
+        <w:rPr>
+          <w:b/>
+          <w:bCs/>
+        </w:rPr>
         <w:t xml:space="preserve">Closure cycle:</w:t>
       </w:r>
       <w:r>
@@ -6755,6 +6869,22 @@
           <w:b/>
           <w:bCs/>
         </w:rPr>
+        <w:t xml:space="preserve">Type:</w:t>
+      </w:r>
+      <w:r>
+        <w:t xml:space="preserve"> </w:t>
+      </w:r>
+      <w:r>
+        <w:t xml:space="preserve">Bug</w:t>
+      </w:r>
+      <w:r>
+        <w:t xml:space="preserve"> </w:t>
+      </w:r>
+      <w:r>
+        <w:rPr>
+          <w:b/>
+          <w:bCs/>
+        </w:rPr>
         <w:t xml:space="preserve">Closure cycle:</w:t>
       </w:r>
       <w:r>
@@ -7105,6 +7235,22 @@
           <w:b/>
           <w:bCs/>
         </w:rPr>
+        <w:t xml:space="preserve">Type:</w:t>
+      </w:r>
+      <w:r>
+        <w:t xml:space="preserve"> </w:t>
+      </w:r>
+      <w:r>
+        <w:t xml:space="preserve">Bug</w:t>
+      </w:r>
+      <w:r>
+        <w:t xml:space="preserve"> </w:t>
+      </w:r>
+      <w:r>
+        <w:rPr>
+          <w:b/>
+          <w:bCs/>
+        </w:rPr>
         <w:t xml:space="preserve">Closure cycle:</w:t>
       </w:r>
       <w:r>
@@ -7401,6 +7547,22 @@
           <w:b/>
           <w:bCs/>
         </w:rPr>
+        <w:t xml:space="preserve">Type:</w:t>
+      </w:r>
+      <w:r>
+        <w:t xml:space="preserve"> </w:t>
+      </w:r>
+      <w:r>
+        <w:t xml:space="preserve">Bug</w:t>
+      </w:r>
+      <w:r>
+        <w:t xml:space="preserve"> </w:t>
+      </w:r>
+      <w:r>
+        <w:rPr>
+          <w:b/>
+          <w:bCs/>
+        </w:rPr>
         <w:t xml:space="preserve">Closure cycle:</w:t>
       </w:r>
       <w:r>
@@ -7613,6 +7775,22 @@
           <w:b/>
           <w:bCs/>
         </w:rPr>
+        <w:t xml:space="preserve">Type:</w:t>
+      </w:r>
+      <w:r>
+        <w:t xml:space="preserve"> </w:t>
+      </w:r>
+      <w:r>
+        <w:t xml:space="preserve">Bug</w:t>
+      </w:r>
+      <w:r>
+        <w:t xml:space="preserve"> </w:t>
+      </w:r>
+      <w:r>
+        <w:rPr>
+          <w:b/>
+          <w:bCs/>
+        </w:rPr>
         <w:t xml:space="preserve">Closure cycle:</w:t>
       </w:r>
       <w:r>
@@ -7891,6 +8069,22 @@
           <w:b/>
           <w:bCs/>
         </w:rPr>
+        <w:t xml:space="preserve">Type:</w:t>
+      </w:r>
+      <w:r>
+        <w:t xml:space="preserve"> </w:t>
+      </w:r>
+      <w:r>
+        <w:t xml:space="preserve">Bug</w:t>
+      </w:r>
+      <w:r>
+        <w:t xml:space="preserve"> </w:t>
+      </w:r>
+      <w:r>
+        <w:rPr>
+          <w:b/>
+          <w:bCs/>
+        </w:rPr>
         <w:t xml:space="preserve">Closure cycle:</w:t>
       </w:r>
       <w:r>
@@ -8131,6 +8325,22 @@
           <w:b/>
           <w:bCs/>
         </w:rPr>
+        <w:t xml:space="preserve">Type:</w:t>
+      </w:r>
+      <w:r>
+        <w:t xml:space="preserve"> </w:t>
+      </w:r>
+      <w:r>
+        <w:t xml:space="preserve">Bug</w:t>
+      </w:r>
+      <w:r>
+        <w:t xml:space="preserve"> </w:t>
+      </w:r>
+      <w:r>
+        <w:rPr>
+          <w:b/>
+          <w:bCs/>
+        </w:rPr>
         <w:t xml:space="preserve">Closure cycle:</w:t>
       </w:r>
       <w:r>
@@ -8646,6 +8856,22 @@
           <w:b/>
           <w:bCs/>
         </w:rPr>
+        <w:t xml:space="preserve">Type:</w:t>
+      </w:r>
+      <w:r>
+        <w:t xml:space="preserve"> </w:t>
+      </w:r>
+      <w:r>
+        <w:t xml:space="preserve">Bug</w:t>
+      </w:r>
+      <w:r>
+        <w:t xml:space="preserve"> </w:t>
+      </w:r>
+      <w:r>
+        <w:rPr>
+          <w:b/>
+          <w:bCs/>
+        </w:rPr>
         <w:t xml:space="preserve">Closure cycle:</w:t>
       </w:r>
       <w:r>
@@ -9036,6 +9262,22 @@
           <w:b/>
           <w:bCs/>
         </w:rPr>
+        <w:t xml:space="preserve">Type:</w:t>
+      </w:r>
+      <w:r>
+        <w:t xml:space="preserve"> </w:t>
+      </w:r>
+      <w:r>
+        <w:t xml:space="preserve">Bug</w:t>
+      </w:r>
+      <w:r>
+        <w:t xml:space="preserve"> </w:t>
+      </w:r>
+      <w:r>
+        <w:rPr>
+          <w:b/>
+          <w:bCs/>
+        </w:rPr>
         <w:t xml:space="preserve">Closure cycle:</w:t>
       </w:r>
       <w:r>
@@ -9716,6 +9958,22 @@
           <w:b/>
           <w:bCs/>
         </w:rPr>
+        <w:t xml:space="preserve">Type:</w:t>
+      </w:r>
+      <w:r>
+        <w:t xml:space="preserve"> </w:t>
+      </w:r>
+      <w:r>
+        <w:t xml:space="preserve">Bug</w:t>
+      </w:r>
+      <w:r>
+        <w:t xml:space="preserve"> </w:t>
+      </w:r>
+      <w:r>
+        <w:rPr>
+          <w:b/>
+          <w:bCs/>
+        </w:rPr>
         <w:t xml:space="preserve">Closure cycle:</w:t>
       </w:r>
       <w:r>
@@ -10869,6 +11127,22 @@
           <w:b/>
           <w:bCs/>
         </w:rPr>
+        <w:t xml:space="preserve">Type:</w:t>
+      </w:r>
+      <w:r>
+        <w:t xml:space="preserve"> </w:t>
+      </w:r>
+      <w:r>
+        <w:t xml:space="preserve">Bug</w:t>
+      </w:r>
+      <w:r>
+        <w:t xml:space="preserve"> </w:t>
+      </w:r>
+      <w:r>
+        <w:rPr>
+          <w:b/>
+          <w:bCs/>
+        </w:rPr>
         <w:t xml:space="preserve">Closure cycle:</w:t>
       </w:r>
       <w:r>
@@ -11309,6 +11583,22 @@
           <w:b/>
           <w:bCs/>
         </w:rPr>
+        <w:t xml:space="preserve">Type:</w:t>
+      </w:r>
+      <w:r>
+        <w:t xml:space="preserve"> </w:t>
+      </w:r>
+      <w:r>
+        <w:t xml:space="preserve">Bug</w:t>
+      </w:r>
+      <w:r>
+        <w:t xml:space="preserve"> </w:t>
+      </w:r>
+      <w:r>
+        <w:rPr>
+          <w:b/>
+          <w:bCs/>
+        </w:rPr>
         <w:t xml:space="preserve">Closure cycle:</w:t>
       </w:r>
       <w:r>
@@ -11490,6 +11780,24 @@
         <w:pStyle w:val="FirstParagraph"/>
       </w:pPr>
       <w:r>
+        <w:rPr>
+          <w:b/>
+          <w:bCs/>
+        </w:rPr>
+        <w:t xml:space="preserve">Type:</w:t>
+      </w:r>
+      <w:r>
+        <w:t xml:space="preserve"> </w:t>
+      </w:r>
+      <w:r>
+        <w:t xml:space="preserve">Bug</w:t>
+      </w:r>
+    </w:p>
+    <w:p>
+      <w:pPr>
+        <w:pStyle w:val="BodyText"/>
+      </w:pPr>
+      <w:r>
         <w:t xml:space="preserve">(Sibling to A24; A22 records the constitutional change, A24 records</w:t>
       </w:r>
       <w:r>
@@ -11647,6 +11955,22 @@
           <w:b/>
           <w:bCs/>
         </w:rPr>
+        <w:t xml:space="preserve">Type:</w:t>
+      </w:r>
+      <w:r>
+        <w:t xml:space="preserve"> </w:t>
+      </w:r>
+      <w:r>
+        <w:t xml:space="preserve">Bug</w:t>
+      </w:r>
+      <w:r>
+        <w:t xml:space="preserve"> </w:t>
+      </w:r>
+      <w:r>
+        <w:rPr>
+          <w:b/>
+          <w:bCs/>
+        </w:rPr>
         <w:t xml:space="preserve">Closure cycle:</w:t>
       </w:r>
       <w:r>
@@ -12135,6 +12459,22 @@
           <w:b/>
           <w:bCs/>
         </w:rPr>
+        <w:t xml:space="preserve">Type:</w:t>
+      </w:r>
+      <w:r>
+        <w:t xml:space="preserve"> </w:t>
+      </w:r>
+      <w:r>
+        <w:t xml:space="preserve">Bug</w:t>
+      </w:r>
+      <w:r>
+        <w:t xml:space="preserve"> </w:t>
+      </w:r>
+      <w:r>
+        <w:rPr>
+          <w:b/>
+          <w:bCs/>
+        </w:rPr>
         <w:t xml:space="preserve">Closure cycle:</w:t>
       </w:r>
       <w:r>
@@ -12569,6 +12909,22 @@
           <w:b/>
           <w:bCs/>
         </w:rPr>
+        <w:t xml:space="preserve">Type:</w:t>
+      </w:r>
+      <w:r>
+        <w:t xml:space="preserve"> </w:t>
+      </w:r>
+      <w:r>
+        <w:t xml:space="preserve">Bug</w:t>
+      </w:r>
+      <w:r>
+        <w:t xml:space="preserve"> </w:t>
+      </w:r>
+      <w:r>
+        <w:rPr>
+          <w:b/>
+          <w:bCs/>
+        </w:rPr>
         <w:t xml:space="preserve">Closure cycle:</w:t>
       </w:r>
       <w:r>
@@ -13294,6 +13650,22 @@
           <w:b/>
           <w:bCs/>
         </w:rPr>
+        <w:t xml:space="preserve">Type:</w:t>
+      </w:r>
+      <w:r>
+        <w:t xml:space="preserve"> </w:t>
+      </w:r>
+      <w:r>
+        <w:t xml:space="preserve">Bug</w:t>
+      </w:r>
+      <w:r>
+        <w:t xml:space="preserve"> </w:t>
+      </w:r>
+      <w:r>
+        <w:rPr>
+          <w:b/>
+          <w:bCs/>
+        </w:rPr>
         <w:t xml:space="preserve">Closure cycle:</w:t>
       </w:r>
       <w:r>
@@ -14422,6 +14794,22 @@
           <w:b/>
           <w:bCs/>
         </w:rPr>
+        <w:t xml:space="preserve">Type:</w:t>
+      </w:r>
+      <w:r>
+        <w:t xml:space="preserve"> </w:t>
+      </w:r>
+      <w:r>
+        <w:t xml:space="preserve">Bug</w:t>
+      </w:r>
+      <w:r>
+        <w:t xml:space="preserve"> </w:t>
+      </w:r>
+      <w:r>
+        <w:rPr>
+          <w:b/>
+          <w:bCs/>
+        </w:rPr>
         <w:t xml:space="preserve">Closure cycle:</w:t>
       </w:r>
       <w:r>
@@ -15145,6 +15533,22 @@
           <w:b/>
           <w:bCs/>
         </w:rPr>
+        <w:t xml:space="preserve">Type:</w:t>
+      </w:r>
+      <w:r>
+        <w:t xml:space="preserve"> </w:t>
+      </w:r>
+      <w:r>
+        <w:t xml:space="preserve">Bug</w:t>
+      </w:r>
+      <w:r>
+        <w:t xml:space="preserve"> </w:t>
+      </w:r>
+      <w:r>
+        <w:rPr>
+          <w:b/>
+          <w:bCs/>
+        </w:rPr>
         <w:t xml:space="preserve">Closure cycle:</w:t>
       </w:r>
       <w:r>
@@ -15890,6 +16294,24 @@
           <w:rStyle w:val="VerbatimChar"/>
         </w:rPr>
         <w:t xml:space="preserve">RESOLVED</w:t>
+      </w:r>
+    </w:p>
+    <w:p>
+      <w:pPr>
+        <w:pStyle w:val="FirstParagraph"/>
+      </w:pPr>
+      <w:r>
+        <w:rPr>
+          <w:b/>
+          <w:bCs/>
+        </w:rPr>
+        <w:t xml:space="preserve">Type:</w:t>
+      </w:r>
+      <w:r>
+        <w:t xml:space="preserve"> </w:t>
+      </w:r>
+      <w:r>
+        <w:t xml:space="preserve">Bug</w:t>
       </w:r>
     </w:p>
     <w:p>
@@ -17331,6 +17753,24 @@
     </w:p>
     <w:p>
       <w:pPr>
+        <w:pStyle w:val="FirstParagraph"/>
+      </w:pPr>
+      <w:r>
+        <w:rPr>
+          <w:b/>
+          <w:bCs/>
+        </w:rPr>
+        <w:t xml:space="preserve">Type:</w:t>
+      </w:r>
+      <w:r>
+        <w:t xml:space="preserve"> </w:t>
+      </w:r>
+      <w:r>
+        <w:t xml:space="preserve">Bug</w:t>
+      </w:r>
+    </w:p>
+    <w:p>
+      <w:pPr>
         <w:numPr>
           <w:ilvl w:val="0"/>
           <w:numId w:val="1061"/>
@@ -18711,6 +19151,24 @@
           <w:rStyle w:val="VerbatimChar"/>
         </w:rPr>
         <w:t xml:space="preserve">RESOLVED</w:t>
+      </w:r>
+    </w:p>
+    <w:p>
+      <w:pPr>
+        <w:pStyle w:val="FirstParagraph"/>
+      </w:pPr>
+      <w:r>
+        <w:rPr>
+          <w:b/>
+          <w:bCs/>
+        </w:rPr>
+        <w:t xml:space="preserve">Type:</w:t>
+      </w:r>
+      <w:r>
+        <w:t xml:space="preserve"> </w:t>
+      </w:r>
+      <w:r>
+        <w:t xml:space="preserve">Bug</w:t>
       </w:r>
     </w:p>
     <w:p>
@@ -20364,6 +20822,24 @@
     </w:p>
     <w:p>
       <w:pPr>
+        <w:pStyle w:val="FirstParagraph"/>
+      </w:pPr>
+      <w:r>
+        <w:rPr>
+          <w:b/>
+          <w:bCs/>
+        </w:rPr>
+        <w:t xml:space="preserve">Type:</w:t>
+      </w:r>
+      <w:r>
+        <w:t xml:space="preserve"> </w:t>
+      </w:r>
+      <w:r>
+        <w:t xml:space="preserve">Bug</w:t>
+      </w:r>
+    </w:p>
+    <w:p>
+      <w:pPr>
         <w:pStyle w:val="Compact"/>
         <w:numPr>
           <w:ilvl w:val="0"/>
@@ -20501,6 +20977,24 @@
     </w:p>
     <w:p>
       <w:pPr>
+        <w:pStyle w:val="FirstParagraph"/>
+      </w:pPr>
+      <w:r>
+        <w:rPr>
+          <w:b/>
+          <w:bCs/>
+        </w:rPr>
+        <w:t xml:space="preserve">Type:</w:t>
+      </w:r>
+      <w:r>
+        <w:t xml:space="preserve"> </w:t>
+      </w:r>
+      <w:r>
+        <w:t xml:space="preserve">Bug</w:t>
+      </w:r>
+    </w:p>
+    <w:p>
+      <w:pPr>
         <w:pStyle w:val="Compact"/>
         <w:numPr>
           <w:ilvl w:val="0"/>
@@ -21474,6 +21968,24 @@
     </w:p>
     <w:p>
       <w:pPr>
+        <w:pStyle w:val="FirstParagraph"/>
+      </w:pPr>
+      <w:r>
+        <w:rPr>
+          <w:b/>
+          <w:bCs/>
+        </w:rPr>
+        <w:t xml:space="preserve">Type:</w:t>
+      </w:r>
+      <w:r>
+        <w:t xml:space="preserve"> </w:t>
+      </w:r>
+      <w:r>
+        <w:t xml:space="preserve">Bug</w:t>
+      </w:r>
+    </w:p>
+    <w:p>
+      <w:pPr>
         <w:pStyle w:val="Compact"/>
         <w:numPr>
           <w:ilvl w:val="0"/>
@@ -22822,6 +23334,24 @@
     </w:p>
     <w:p>
       <w:pPr>
+        <w:pStyle w:val="FirstParagraph"/>
+      </w:pPr>
+      <w:r>
+        <w:rPr>
+          <w:b/>
+          <w:bCs/>
+        </w:rPr>
+        <w:t xml:space="preserve">Type:</w:t>
+      </w:r>
+      <w:r>
+        <w:t xml:space="preserve"> </w:t>
+      </w:r>
+      <w:r>
+        <w:t xml:space="preserve">Bug</w:t>
+      </w:r>
+    </w:p>
+    <w:p>
+      <w:pPr>
         <w:pStyle w:val="Compact"/>
         <w:numPr>
           <w:ilvl w:val="0"/>
@@ -23880,6 +24410,24 @@
     </w:p>
     <w:p>
       <w:pPr>
+        <w:pStyle w:val="FirstParagraph"/>
+      </w:pPr>
+      <w:r>
+        <w:rPr>
+          <w:b/>
+          <w:bCs/>
+        </w:rPr>
+        <w:t xml:space="preserve">Type:</w:t>
+      </w:r>
+      <w:r>
+        <w:t xml:space="preserve"> </w:t>
+      </w:r>
+      <w:r>
+        <w:t xml:space="preserve">Bug</w:t>
+      </w:r>
+    </w:p>
+    <w:p>
+      <w:pPr>
         <w:pStyle w:val="Compact"/>
         <w:numPr>
           <w:ilvl w:val="0"/>
@@ -25274,6 +25822,24 @@
     </w:p>
     <w:p>
       <w:pPr>
+        <w:pStyle w:val="FirstParagraph"/>
+      </w:pPr>
+      <w:r>
+        <w:rPr>
+          <w:b/>
+          <w:bCs/>
+        </w:rPr>
+        <w:t xml:space="preserve">Type:</w:t>
+      </w:r>
+      <w:r>
+        <w:t xml:space="preserve"> </w:t>
+      </w:r>
+      <w:r>
+        <w:t xml:space="preserve">Bug</w:t>
+      </w:r>
+    </w:p>
+    <w:p>
+      <w:pPr>
         <w:pStyle w:val="Compact"/>
         <w:numPr>
           <w:ilvl w:val="0"/>
@@ -26713,6 +27279,24 @@
     </w:p>
     <w:p>
       <w:pPr>
+        <w:pStyle w:val="FirstParagraph"/>
+      </w:pPr>
+      <w:r>
+        <w:rPr>
+          <w:b/>
+          <w:bCs/>
+        </w:rPr>
+        <w:t xml:space="preserve">Type:</w:t>
+      </w:r>
+      <w:r>
+        <w:t xml:space="preserve"> </w:t>
+      </w:r>
+      <w:r>
+        <w:t xml:space="preserve">Bug</w:t>
+      </w:r>
+    </w:p>
+    <w:p>
+      <w:pPr>
         <w:pStyle w:val="Compact"/>
         <w:numPr>
           <w:ilvl w:val="0"/>
@@ -27634,6 +28218,24 @@
     </w:p>
     <w:p>
       <w:pPr>
+        <w:pStyle w:val="FirstParagraph"/>
+      </w:pPr>
+      <w:r>
+        <w:rPr>
+          <w:b/>
+          <w:bCs/>
+        </w:rPr>
+        <w:t xml:space="preserve">Type:</w:t>
+      </w:r>
+      <w:r>
+        <w:t xml:space="preserve"> </w:t>
+      </w:r>
+      <w:r>
+        <w:t xml:space="preserve">Bug</w:t>
+      </w:r>
+    </w:p>
+    <w:p>
+      <w:pPr>
         <w:pStyle w:val="Compact"/>
         <w:numPr>
           <w:ilvl w:val="0"/>
@@ -29314,6 +29916,24 @@
     </w:p>
     <w:p>
       <w:pPr>
+        <w:pStyle w:val="FirstParagraph"/>
+      </w:pPr>
+      <w:r>
+        <w:rPr>
+          <w:b/>
+          <w:bCs/>
+        </w:rPr>
+        <w:t xml:space="preserve">Type:</w:t>
+      </w:r>
+      <w:r>
+        <w:t xml:space="preserve"> </w:t>
+      </w:r>
+      <w:r>
+        <w:t xml:space="preserve">Bug</w:t>
+      </w:r>
+    </w:p>
+    <w:p>
+      <w:pPr>
         <w:pStyle w:val="Compact"/>
         <w:numPr>
           <w:ilvl w:val="0"/>
@@ -30133,6 +30753,24 @@
     </w:p>
     <w:p>
       <w:pPr>
+        <w:pStyle w:val="FirstParagraph"/>
+      </w:pPr>
+      <w:r>
+        <w:rPr>
+          <w:b/>
+          <w:bCs/>
+        </w:rPr>
+        <w:t xml:space="preserve">Type:</w:t>
+      </w:r>
+      <w:r>
+        <w:t xml:space="preserve"> </w:t>
+      </w:r>
+      <w:r>
+        <w:t xml:space="preserve">Bug</w:t>
+      </w:r>
+    </w:p>
+    <w:p>
+      <w:pPr>
         <w:pStyle w:val="Compact"/>
         <w:numPr>
           <w:ilvl w:val="0"/>
@@ -30510,6 +31148,24 @@
     </w:p>
     <w:p>
       <w:pPr>
+        <w:pStyle w:val="FirstParagraph"/>
+      </w:pPr>
+      <w:r>
+        <w:rPr>
+          <w:b/>
+          <w:bCs/>
+        </w:rPr>
+        <w:t xml:space="preserve">Type:</w:t>
+      </w:r>
+      <w:r>
+        <w:t xml:space="preserve"> </w:t>
+      </w:r>
+      <w:r>
+        <w:t xml:space="preserve">Bug</w:t>
+      </w:r>
+    </w:p>
+    <w:p>
+      <w:pPr>
         <w:pStyle w:val="Compact"/>
         <w:numPr>
           <w:ilvl w:val="0"/>
@@ -31316,6 +31972,24 @@
     </w:p>
     <w:p>
       <w:pPr>
+        <w:pStyle w:val="FirstParagraph"/>
+      </w:pPr>
+      <w:r>
+        <w:rPr>
+          <w:b/>
+          <w:bCs/>
+        </w:rPr>
+        <w:t xml:space="preserve">Type:</w:t>
+      </w:r>
+      <w:r>
+        <w:t xml:space="preserve"> </w:t>
+      </w:r>
+      <w:r>
+        <w:t xml:space="preserve">Bug</w:t>
+      </w:r>
+    </w:p>
+    <w:p>
+      <w:pPr>
         <w:pStyle w:val="Compact"/>
         <w:numPr>
           <w:ilvl w:val="0"/>
@@ -31613,6 +32287,24 @@
       </w:r>
       <w:r>
         <w:t xml:space="preserve">repo</w:t>
+      </w:r>
+    </w:p>
+    <w:p>
+      <w:pPr>
+        <w:pStyle w:val="FirstParagraph"/>
+      </w:pPr>
+      <w:r>
+        <w:rPr>
+          <w:b/>
+          <w:bCs/>
+        </w:rPr>
+        <w:t xml:space="preserve">Type:</w:t>
+      </w:r>
+      <w:r>
+        <w:t xml:space="preserve"> </w:t>
+      </w:r>
+      <w:r>
+        <w:t xml:space="preserve">Bug</w:t>
       </w:r>
     </w:p>
     <w:p>

--- a/Fixed.docx
+++ b/Fixed.docx
@@ -10,7 +10,7 @@
         <w:t xml:space="preserve">Fixed</w:t>
       </w:r>
     </w:p>
-    <w:bookmarkStart w:id="74" w:name="vasic-digital-tmux--closed-items-tracker"/>
+    <w:bookmarkStart w:id="76" w:name="vasic-digital-tmux--closed-items-tracker"/>
     <w:p>
       <w:pPr>
         <w:pStyle w:val="Heading1"/>
@@ -3331,7 +3331,7 @@
         <w:t xml:space="preserve"> </w:t>
       </w:r>
       <w:r>
-        <w:t xml:space="preserve">operator, 2026-06-13 — "Open the terminal and for terminal session choose HelixCode. It will crash the whole terminal!" Reproduced across iTerm2, Terminal.app, a Linux terminal, AND WezTerm (all emulators). Migrated from Issues.md F1 (ATM-050).</w:t>
+        <w:t xml:space="preserve">operator, 2026-06-13 — "Open the terminal and for terminal session choose HelixCode. It will crash the whole terminal!" Reproduced across iTerm2, Terminal.app, a Linux terminal, AND WezTerm (all emulators). Migrated from Issues.md F1 (TMX-050).</w:t>
       </w:r>
       <w:r>
         <w:t xml:space="preserve"> </w:t>
@@ -8936,7 +8936,7 @@
         <w:t xml:space="preserve"> </w:t>
       </w:r>
       <w:r>
-        <w:t xml:space="preserve">application, ATM-NNN monotonic allocation, idempotent upsert,</w:t>
+        <w:t xml:space="preserve">application, TMX-NNN monotonic allocation, idempotent upsert,</w:t>
       </w:r>
       <w:r>
         <w:t xml:space="preserve"> </w:t>
@@ -9021,7 +9021,7 @@
         <w:t xml:space="preserve"> </w:t>
       </w:r>
       <w:r>
-        <w:t xml:space="preserve">45 inserted, 45 ATM-NNN allocated (ATM-001..ATM-045),</w:t>
+        <w:t xml:space="preserve">45 inserted, 45 TMX-NNN allocated (TMX-001..TMX-045),</w:t>
       </w:r>
       <w:r>
         <w:t xml:space="preserve"> </w:t>
@@ -42377,7 +42377,7 @@
     </w:p>
     <w:bookmarkEnd w:id="71"/>
     <w:bookmarkEnd w:id="72"/>
-    <w:bookmarkStart w:id="73" w:name="d-migration-history--informational"/>
+    <w:bookmarkStart w:id="75" w:name="d-migration-history--informational"/>
     <w:p>
       <w:pPr>
         <w:pStyle w:val="Heading2"/>
@@ -42742,8 +42742,1702 @@
         <w:t xml:space="preserve">2026-05-08 (anti-bluff enforcement cycle).</w:t>
       </w:r>
     </w:p>
+    <w:p>
+      <w:r>
+        <w:pict>
+          <v:rect style="width:0;height:1.5pt" o:hralign="center" o:hrstd="t" o:hr="t"/>
+        </w:pict>
+      </w:r>
+    </w:p>
+    <w:bookmarkStart w:id="73" w:name="X1448dca0e97b91d6c4e5ced6b309b13b9ed66ca"/>
+    <w:p>
+      <w:pPr>
+        <w:pStyle w:val="Heading3"/>
+      </w:pPr>
+      <w:r>
+        <w:t xml:space="preserve">TMX-051 — Per-session color via</w:t>
+      </w:r>
+      <w:r>
+        <w:t xml:space="preserve"> </w:t>
+      </w:r>
+      <w:r>
+        <w:rPr>
+          <w:rStyle w:val="VerbatimChar"/>
+        </w:rPr>
+        <w:t xml:space="preserve">name:color[:ignored]</w:t>
+      </w:r>
+    </w:p>
+    <w:p>
+      <w:pPr>
+        <w:pStyle w:val="FirstParagraph"/>
+      </w:pPr>
+      <w:r>
+        <w:rPr>
+          <w:b/>
+          <w:bCs/>
+        </w:rPr>
+        <w:t xml:space="preserve">Status:</w:t>
+      </w:r>
+      <w:r>
+        <w:t xml:space="preserve"> </w:t>
+      </w:r>
+      <w:r>
+        <w:t xml:space="preserve">Implemented (→ Fixed.md)</w:t>
+      </w:r>
+      <w:r>
+        <w:t xml:space="preserve"> </w:t>
+      </w:r>
+      <w:r>
+        <w:rPr>
+          <w:b/>
+          <w:bCs/>
+        </w:rPr>
+        <w:t xml:space="preserve">Type:</w:t>
+      </w:r>
+      <w:r>
+        <w:t xml:space="preserve"> </w:t>
+      </w:r>
+      <w:r>
+        <w:t xml:space="preserve">Feature</w:t>
+      </w:r>
+      <w:r>
+        <w:t xml:space="preserve"> </w:t>
+      </w:r>
+      <w:r>
+        <w:rPr>
+          <w:b/>
+          <w:bCs/>
+        </w:rPr>
+        <w:t xml:space="preserve">Closure cycle:</w:t>
+      </w:r>
+      <w:r>
+        <w:t xml:space="preserve"> </w:t>
+      </w:r>
+      <w:r>
+        <w:t xml:space="preserve">shipped in v1.0.26 (2026-06-19); operator request 2026-06-18 "Make sure we can choose the color for the session in form: session_name:color:some:other:params:we:could:pass."</w:t>
+      </w:r>
+      <w:r>
+        <w:t xml:space="preserve"> </w:t>
+      </w:r>
+      <w:r>
+        <w:rPr>
+          <w:b/>
+          <w:bCs/>
+        </w:rPr>
+        <w:t xml:space="preserve">Closure source (§11.4.34):</w:t>
+      </w:r>
+      <w:r>
+        <w:t xml:space="preserve"> </w:t>
+      </w:r>
+      <w:r>
+        <w:t xml:space="preserve">By</w:t>
+      </w:r>
+      <w:r>
+        <w:t xml:space="preserve"> </w:t>
+      </w:r>
+      <w:r>
+        <w:rPr>
+          <w:b/>
+          <w:bCs/>
+        </w:rPr>
+        <w:t xml:space="preserve">AI</w:t>
+      </w:r>
+      <w:r>
+        <w:t xml:space="preserve"> </w:t>
+      </w:r>
+      <w:r>
+        <w:t xml:space="preserve">(in-loop verification); On 2026-06-19; Reason:</w:t>
+      </w:r>
+      <w:r>
+        <w:t xml:space="preserve"> </w:t>
+      </w:r>
+      <w:r>
+        <w:rPr>
+          <w:rStyle w:val="VerbatimChar"/>
+        </w:rPr>
+        <w:t xml:space="preserve">captured-evidence-contradicts</w:t>
+      </w:r>
+      <w:r>
+        <w:t xml:space="preserve"> </w:t>
+      </w:r>
+      <w:r>
+        <w:t xml:space="preserve">(the prior absence-of-feature is superseded by live captured evidence); Evidence:</w:t>
+      </w:r>
+      <w:r>
+        <w:t xml:space="preserve"> </w:t>
+      </w:r>
+      <w:r>
+        <w:rPr>
+          <w:rStyle w:val="VerbatimChar"/>
+        </w:rPr>
+        <w:t xml:space="preserve">scripts/tests/63_session_color.sh</w:t>
+      </w:r>
+      <w:r>
+        <w:t xml:space="preserve"> </w:t>
+      </w:r>
+      <w:r>
+        <w:t xml:space="preserve">8/8 PASS reading live</w:t>
+      </w:r>
+      <w:r>
+        <w:t xml:space="preserve"> </w:t>
+      </w:r>
+      <w:r>
+        <w:rPr>
+          <w:rStyle w:val="VerbatimChar"/>
+        </w:rPr>
+        <w:t xml:space="preserve">show-options</w:t>
+      </w:r>
+      <w:r>
+        <w:t xml:space="preserve">, deterministic 3×.</w:t>
+      </w:r>
+    </w:p>
+    <w:p>
+      <w:pPr>
+        <w:pStyle w:val="BodyText"/>
+      </w:pPr>
+      <w:r>
+        <w:rPr>
+          <w:b/>
+          <w:bCs/>
+        </w:rPr>
+        <w:t xml:space="preserve">What.</w:t>
+      </w:r>
+      <w:r>
+        <w:t xml:space="preserve"> </w:t>
+      </w:r>
+      <w:r>
+        <w:t xml:space="preserve">An operator can now choose an explicit, persisted, per-session tmux color by typing it into the</w:t>
+      </w:r>
+      <w:r>
+        <w:t xml:space="preserve"> </w:t>
+      </w:r>
+      <w:r>
+        <w:rPr>
+          <w:rStyle w:val="VerbatimChar"/>
+        </w:rPr>
+        <w:t xml:space="preserve">-s</w:t>
+      </w:r>
+      <w:r>
+        <w:t xml:space="preserve"> </w:t>
+      </w:r>
+      <w:r>
+        <w:t xml:space="preserve">value, colon-delimited:</w:t>
+      </w:r>
+      <w:r>
+        <w:t xml:space="preserve"> </w:t>
+      </w:r>
+      <w:r>
+        <w:rPr>
+          <w:rStyle w:val="VerbatimChar"/>
+        </w:rPr>
+        <w:t xml:space="preserve">tmx new -s work:red</w:t>
+      </w:r>
+      <w:r>
+        <w:t xml:space="preserve">. The color is validated (tmux names /</w:t>
+      </w:r>
+      <w:r>
+        <w:t xml:space="preserve"> </w:t>
+      </w:r>
+      <w:r>
+        <w:rPr>
+          <w:rStyle w:val="VerbatimChar"/>
+        </w:rPr>
+        <w:t xml:space="preserve">colour0-255</w:t>
+      </w:r>
+      <w:r>
+        <w:t xml:space="preserve"> </w:t>
+      </w:r>
+      <w:r>
+        <w:t xml:space="preserve">/</w:t>
+      </w:r>
+      <w:r>
+        <w:t xml:space="preserve"> </w:t>
+      </w:r>
+      <w:r>
+        <w:rPr>
+          <w:rStyle w:val="VerbatimChar"/>
+        </w:rPr>
+        <w:t xml:space="preserve">#hex</w:t>
+      </w:r>
+      <w:r>
+        <w:t xml:space="preserve">), applied to all four "green" surfaces (status bar bg, active-pane border fg, clock-mode-colour, current-window bg), persisted in</w:t>
+      </w:r>
+      <w:r>
+        <w:t xml:space="preserve"> </w:t>
+      </w:r>
+      <w:r>
+        <w:rPr>
+          <w:rStyle w:val="VerbatimChar"/>
+        </w:rPr>
+        <w:t xml:space="preserve">~/.tmx/state.json</w:t>
+      </w:r>
+      <w:r>
+        <w:t xml:space="preserve"> </w:t>
+      </w:r>
+      <w:r>
+        <w:t xml:space="preserve">(schema 1→2 additive</w:t>
+      </w:r>
+      <w:r>
+        <w:t xml:space="preserve"> </w:t>
+      </w:r>
+      <w:r>
+        <w:rPr>
+          <w:rStyle w:val="VerbatimChar"/>
+        </w:rPr>
+        <w:t xml:space="preserve">color</w:t>
+      </w:r>
+      <w:r>
+        <w:t xml:space="preserve"> </w:t>
+      </w:r>
+      <w:r>
+        <w:t xml:space="preserve">field), and re-used on bare-name re-runs. Precedence: inline &gt; persisted &gt; hostname &gt; default-green. Escaped</w:t>
+      </w:r>
+      <w:r>
+        <w:t xml:space="preserve"> </w:t>
+      </w:r>
+      <w:r>
+        <w:rPr>
+          <w:rStyle w:val="VerbatimChar"/>
+        </w:rPr>
+        <w:t xml:space="preserve">\:</w:t>
+      </w:r>
+      <w:r>
+        <w:t xml:space="preserve"> </w:t>
+      </w:r>
+      <w:r>
+        <w:t xml:space="preserve">in the name field; extra</w:t>
+      </w:r>
+      <w:r>
+        <w:t xml:space="preserve"> </w:t>
+      </w:r>
+      <w:r>
+        <w:rPr>
+          <w:rStyle w:val="VerbatimChar"/>
+        </w:rPr>
+        <w:t xml:space="preserve">:fields</w:t>
+      </w:r>
+      <w:r>
+        <w:t xml:space="preserve"> </w:t>
+      </w:r>
+      <w:r>
+        <w:t xml:space="preserve">ignored (forward-compatible). Invalid color rejected before any session created.</w:t>
+      </w:r>
+    </w:p>
+    <w:p>
+      <w:pPr>
+        <w:pStyle w:val="BodyText"/>
+      </w:pPr>
+      <w:r>
+        <w:rPr>
+          <w:b/>
+          <w:bCs/>
+        </w:rPr>
+        <w:t xml:space="preserve">Architecture (Approach A).</w:t>
+      </w:r>
+      <w:r>
+        <w:t xml:space="preserve"> </w:t>
+      </w:r>
+      <w:r>
+        <w:t xml:space="preserve">Parse in the bash wrapper via pure helpers in new</w:t>
+      </w:r>
+      <w:r>
+        <w:t xml:space="preserve"> </w:t>
+      </w:r>
+      <w:r>
+        <w:rPr>
+          <w:rStyle w:val="VerbatimChar"/>
+        </w:rPr>
+        <w:t xml:space="preserve">scripts/tmx-color-lib.sh</w:t>
+      </w:r>
+      <w:r>
+        <w:t xml:space="preserve"> </w:t>
+      </w:r>
+      <w:r>
+        <w:t xml:space="preserve">(</w:t>
+      </w:r>
+      <w:r>
+        <w:rPr>
+          <w:rStyle w:val="VerbatimChar"/>
+        </w:rPr>
+        <w:t xml:space="preserve">_parse_session_value</w:t>
+      </w:r>
+      <w:r>
+        <w:t xml:space="preserve">,</w:t>
+      </w:r>
+      <w:r>
+        <w:t xml:space="preserve"> </w:t>
+      </w:r>
+      <w:r>
+        <w:rPr>
+          <w:rStyle w:val="VerbatimChar"/>
+        </w:rPr>
+        <w:t xml:space="preserve">_color_valid</w:t>
+      </w:r>
+      <w:r>
+        <w:t xml:space="preserve">,</w:t>
+      </w:r>
+      <w:r>
+        <w:t xml:space="preserve"> </w:t>
+      </w:r>
+      <w:r>
+        <w:rPr>
+          <w:rStyle w:val="VerbatimChar"/>
+        </w:rPr>
+        <w:t xml:space="preserve">CANON_COLOR_NAMES</w:t>
+      </w:r>
+      <w:r>
+        <w:t xml:space="preserve">); validate+persist in the Go</w:t>
+      </w:r>
+      <w:r>
+        <w:t xml:space="preserve"> </w:t>
+      </w:r>
+      <w:r>
+        <w:rPr>
+          <w:rStyle w:val="VerbatimChar"/>
+        </w:rPr>
+        <w:t xml:space="preserve">tmx-state-bin</w:t>
+      </w:r>
+      <w:r>
+        <w:t xml:space="preserve"> </w:t>
+      </w:r>
+      <w:r>
+        <w:t xml:space="preserve">(</w:t>
+      </w:r>
+      <w:r>
+        <w:rPr>
+          <w:rStyle w:val="VerbatimChar"/>
+        </w:rPr>
+        <w:t xml:space="preserve">set-color</w:t>
+      </w:r>
+      <w:r>
+        <w:t xml:space="preserve">/</w:t>
+      </w:r>
+      <w:r>
+        <w:rPr>
+          <w:rStyle w:val="VerbatimChar"/>
+        </w:rPr>
+        <w:t xml:space="preserve">get-color</w:t>
+      </w:r>
+      <w:r>
+        <w:t xml:space="preserve">,</w:t>
+      </w:r>
+      <w:r>
+        <w:t xml:space="preserve"> </w:t>
+      </w:r>
+      <w:r>
+        <w:rPr>
+          <w:rStyle w:val="VerbatimChar"/>
+        </w:rPr>
+        <w:t xml:space="preserve">Session.Color</w:t>
+      </w:r>
+      <w:r>
+        <w:t xml:space="preserve">, schema 2); apply via new</w:t>
+      </w:r>
+      <w:r>
+        <w:t xml:space="preserve"> </w:t>
+      </w:r>
+      <w:r>
+        <w:rPr>
+          <w:rStyle w:val="VerbatimChar"/>
+        </w:rPr>
+        <w:t xml:space="preserve">_apply_color</w:t>
+      </w:r>
+      <w:r>
+        <w:t xml:space="preserve"> </w:t>
+      </w:r>
+      <w:r>
+        <w:t xml:space="preserve">(mirrors</w:t>
+      </w:r>
+      <w:r>
+        <w:t xml:space="preserve"> </w:t>
+      </w:r>
+      <w:r>
+        <w:rPr>
+          <w:rStyle w:val="VerbatimChar"/>
+        </w:rPr>
+        <w:t xml:space="preserve">_apply_host_color</w:t>
+      </w:r>
+      <w:r>
+        <w:t xml:space="preserve">). macOS bridge unchanged (forwards</w:t>
+      </w:r>
+      <w:r>
+        <w:t xml:space="preserve"> </w:t>
+      </w:r>
+      <w:r>
+        <w:rPr>
+          <w:rStyle w:val="VerbatimChar"/>
+        </w:rPr>
+        <w:t xml:space="preserve">-s</w:t>
+      </w:r>
+      <w:r>
+        <w:t xml:space="preserve"> </w:t>
+      </w:r>
+      <w:r>
+        <w:t xml:space="preserve">verbatim → §11.4.81 parity by construction).</w:t>
+      </w:r>
+    </w:p>
+    <w:p>
+      <w:pPr>
+        <w:pStyle w:val="BodyText"/>
+      </w:pPr>
+      <w:r>
+        <w:rPr>
+          <w:b/>
+          <w:bCs/>
+        </w:rPr>
+        <w:t xml:space="preserve">Anti-bluff evidence (§11.4.5/§11.4.69).</w:t>
+      </w:r>
+    </w:p>
+    <w:p>
+      <w:pPr>
+        <w:pStyle w:val="Compact"/>
+        <w:numPr>
+          <w:ilvl w:val="0"/>
+          <w:numId w:val="1143"/>
+        </w:numPr>
+      </w:pPr>
+      <w:r>
+        <w:rPr>
+          <w:rStyle w:val="VerbatimChar"/>
+        </w:rPr>
+        <w:t xml:space="preserve">63_session_color.sh</w:t>
+      </w:r>
+      <w:r>
+        <w:t xml:space="preserve"> </w:t>
+      </w:r>
+      <w:r>
+        <w:t xml:space="preserve">— 8/8 PASS, every assertion reads live</w:t>
+      </w:r>
+      <w:r>
+        <w:t xml:space="preserve"> </w:t>
+      </w:r>
+      <w:r>
+        <w:rPr>
+          <w:rStyle w:val="VerbatimChar"/>
+        </w:rPr>
+        <w:t xml:space="preserve">show-options</w:t>
+      </w:r>
+      <w:r>
+        <w:t xml:space="preserve"> </w:t>
+      </w:r>
+      <w:r>
+        <w:t xml:space="preserve">from the real server socket: T1</w:t>
+      </w:r>
+      <w:r>
+        <w:t xml:space="preserve"> </w:t>
+      </w:r>
+      <w:r>
+        <w:rPr>
+          <w:rStyle w:val="VerbatimChar"/>
+        </w:rPr>
+        <w:t xml:space="preserve">name:red</w:t>
+      </w:r>
+      <w:r>
+        <w:t xml:space="preserve">→</w:t>
+      </w:r>
+      <w:r>
+        <w:rPr>
+          <w:rStyle w:val="VerbatimChar"/>
+        </w:rPr>
+        <w:t xml:space="preserve">bg=red</w:t>
+      </w:r>
+      <w:r>
+        <w:t xml:space="preserve">; T2</w:t>
+      </w:r>
+      <w:r>
+        <w:t xml:space="preserve"> </w:t>
+      </w:r>
+      <w:r>
+        <w:rPr>
+          <w:rStyle w:val="VerbatimChar"/>
+        </w:rPr>
+        <w:t xml:space="preserve">name:#3b82f6</w:t>
+      </w:r>
+      <w:r>
+        <w:t xml:space="preserve">→</w:t>
+      </w:r>
+      <w:r>
+        <w:rPr>
+          <w:rStyle w:val="VerbatimChar"/>
+        </w:rPr>
+        <w:t xml:space="preserve">bg=#3b82f6</w:t>
+      </w:r>
+      <w:r>
+        <w:t xml:space="preserve">; T3 all-4-surfaces blue; T4 persisted color wins on bare re-run (kill→re-create bare→</w:t>
+      </w:r>
+      <w:r>
+        <w:rPr>
+          <w:rStyle w:val="VerbatimChar"/>
+        </w:rPr>
+        <w:t xml:space="preserve">bg=magenta</w:t>
+      </w:r>
+      <w:r>
+        <w:t xml:space="preserve">); T5 invalid</w:t>
+      </w:r>
+      <w:r>
+        <w:t xml:space="preserve"> </w:t>
+      </w:r>
+      <w:r>
+        <w:rPr>
+          <w:rStyle w:val="VerbatimChar"/>
+        </w:rPr>
+        <w:t xml:space="preserve">notacolor</w:t>
+      </w:r>
+      <w:r>
+        <w:t xml:space="preserve"> </w:t>
+      </w:r>
+      <w:r>
+        <w:t xml:space="preserve">rejected + no server created; T6 escaped colon</w:t>
+      </w:r>
+      <w:r>
+        <w:t xml:space="preserve"> </w:t>
+      </w:r>
+      <w:r>
+        <w:rPr>
+          <w:rStyle w:val="VerbatimChar"/>
+        </w:rPr>
+        <w:t xml:space="preserve">a\:b:cyan</w:t>
+      </w:r>
+      <w:r>
+        <w:t xml:space="preserve">→socket</w:t>
+      </w:r>
+      <w:r>
+        <w:t xml:space="preserve"> </w:t>
+      </w:r>
+      <w:r>
+        <w:rPr>
+          <w:rStyle w:val="VerbatimChar"/>
+        </w:rPr>
+        <w:t xml:space="preserve">tmx-a_b</w:t>
+      </w:r>
+      <w:r>
+        <w:t xml:space="preserve"> </w:t>
+      </w:r>
+      <w:r>
+        <w:rPr>
+          <w:rStyle w:val="VerbatimChar"/>
+        </w:rPr>
+        <w:t xml:space="preserve">bg=cyan</w:t>
+      </w:r>
+      <w:r>
+        <w:t xml:space="preserve">; T7 extra fields ignored; T8 hostname fallback intact (</w:t>
+      </w:r>
+      <w:r>
+        <w:rPr>
+          <w:rStyle w:val="VerbatimChar"/>
+        </w:rPr>
+        <w:t xml:space="preserve">bg=colour94</w:t>
+      </w:r>
+      <w:r>
+        <w:t xml:space="preserve">). Deterministic 3× (§11.4.50).</w:t>
+      </w:r>
+    </w:p>
+    <w:p>
+      <w:pPr>
+        <w:pStyle w:val="Compact"/>
+        <w:numPr>
+          <w:ilvl w:val="0"/>
+          <w:numId w:val="1143"/>
+        </w:numPr>
+      </w:pPr>
+      <w:r>
+        <w:rPr>
+          <w:rStyle w:val="VerbatimChar"/>
+        </w:rPr>
+        <w:t xml:space="preserve">64_session_color_parse_unit.sh</w:t>
+      </w:r>
+      <w:r>
+        <w:t xml:space="preserve"> </w:t>
+      </w:r>
+      <w:r>
+        <w:t xml:space="preserve">— 17/17 pure parser/validation unit tests incl. bash↔Go canonical-name-list parity (</w:t>
+      </w:r>
+      <w:r>
+        <w:rPr>
+          <w:rStyle w:val="VerbatimChar"/>
+        </w:rPr>
+        <w:t xml:space="preserve">TestCanonColorNamesBashTwin</w:t>
+      </w:r>
+      <w:r>
+        <w:t xml:space="preserve">).</w:t>
+      </w:r>
+    </w:p>
+    <w:p>
+      <w:pPr>
+        <w:pStyle w:val="Compact"/>
+        <w:numPr>
+          <w:ilvl w:val="0"/>
+          <w:numId w:val="1143"/>
+        </w:numPr>
+      </w:pPr>
+      <w:r>
+        <w:t xml:space="preserve">§1.1 paired mutations</w:t>
+      </w:r>
+      <w:r>
+        <w:t xml:space="preserve"> </w:t>
+      </w:r>
+      <w:r>
+        <w:rPr>
+          <w:b/>
+          <w:bCs/>
+        </w:rPr>
+        <w:t xml:space="preserve">M25</w:t>
+      </w:r>
+      <w:r>
+        <w:t xml:space="preserve"> </w:t>
+      </w:r>
+      <w:r>
+        <w:t xml:space="preserve">(strip</w:t>
+      </w:r>
+      <w:r>
+        <w:t xml:space="preserve"> </w:t>
+      </w:r>
+      <w:r>
+        <w:rPr>
+          <w:rStyle w:val="VerbatimChar"/>
+        </w:rPr>
+        <w:t xml:space="preserve">_apply_color</w:t>
+      </w:r>
+      <w:r>
+        <w:t xml:space="preserve">) +</w:t>
+      </w:r>
+      <w:r>
+        <w:t xml:space="preserve"> </w:t>
+      </w:r>
+      <w:r>
+        <w:rPr>
+          <w:b/>
+          <w:bCs/>
+        </w:rPr>
+        <w:t xml:space="preserve">M26</w:t>
+      </w:r>
+      <w:r>
+        <w:t xml:space="preserve"> </w:t>
+      </w:r>
+      <w:r>
+        <w:t xml:space="preserve">(neutralize</w:t>
+      </w:r>
+      <w:r>
+        <w:t xml:space="preserve"> </w:t>
+      </w:r>
+      <w:r>
+        <w:rPr>
+          <w:rStyle w:val="VerbatimChar"/>
+        </w:rPr>
+        <w:t xml:space="preserve">set-color</w:t>
+      </w:r>
+      <w:r>
+        <w:t xml:space="preserve">) both</w:t>
+      </w:r>
+      <w:r>
+        <w:t xml:space="preserve"> </w:t>
+      </w:r>
+      <w:r>
+        <w:rPr>
+          <w:b/>
+          <w:bCs/>
+        </w:rPr>
+        <w:t xml:space="preserve">CAUGHT</w:t>
+      </w:r>
+      <w:r>
+        <w:t xml:space="preserve"> </w:t>
+      </w:r>
+      <w:r>
+        <w:t xml:space="preserve">by test 63 — the tests genuinely catch the defect class.</w:t>
+      </w:r>
+    </w:p>
+    <w:p>
+      <w:pPr>
+        <w:pStyle w:val="Compact"/>
+        <w:numPr>
+          <w:ilvl w:val="0"/>
+          <w:numId w:val="1143"/>
+        </w:numPr>
+      </w:pPr>
+      <w:r>
+        <w:t xml:space="preserve">HelixQA Challenge</w:t>
+      </w:r>
+      <w:r>
+        <w:t xml:space="preserve"> </w:t>
+      </w:r>
+      <w:r>
+        <w:rPr>
+          <w:b/>
+          <w:bCs/>
+        </w:rPr>
+        <w:t xml:space="preserve">TMUX-CH-53</w:t>
+      </w:r>
+      <w:r>
+        <w:t xml:space="preserve"> </w:t>
+      </w:r>
+      <w:r>
+        <w:t xml:space="preserve">(blocker).</w:t>
+      </w:r>
+    </w:p>
+    <w:p>
+      <w:pPr>
+        <w:pStyle w:val="FirstParagraph"/>
+      </w:pPr>
+      <w:r>
+        <w:rPr>
+          <w:b/>
+          <w:bCs/>
+        </w:rPr>
+        <w:t xml:space="preserve">Regression guard (4-layer per §103 / §11.4.135):</w:t>
+      </w:r>
+    </w:p>
+    <w:p>
+      <w:pPr>
+        <w:pStyle w:val="Compact"/>
+        <w:numPr>
+          <w:ilvl w:val="0"/>
+          <w:numId w:val="1144"/>
+        </w:numPr>
+      </w:pPr>
+      <w:r>
+        <w:rPr>
+          <w:b/>
+          <w:bCs/>
+        </w:rPr>
+        <w:t xml:space="preserve">Layer 1 (source gate):</w:t>
+      </w:r>
+      <w:r>
+        <w:t xml:space="preserve"> </w:t>
+      </w:r>
+      <w:r>
+        <w:rPr>
+          <w:rStyle w:val="VerbatimChar"/>
+        </w:rPr>
+        <w:t xml:space="preserve">63_session_color.sh</w:t>
+      </w:r>
+      <w:r>
+        <w:t xml:space="preserve"> </w:t>
+      </w:r>
+      <w:r>
+        <w:t xml:space="preserve">+</w:t>
+      </w:r>
+      <w:r>
+        <w:t xml:space="preserve"> </w:t>
+      </w:r>
+      <w:r>
+        <w:rPr>
+          <w:rStyle w:val="VerbatimChar"/>
+        </w:rPr>
+        <w:t xml:space="preserve">64_session_color_parse_unit.sh</w:t>
+      </w:r>
+      <w:r>
+        <w:t xml:space="preserve"> </w:t>
+      </w:r>
+      <w:r>
+        <w:t xml:space="preserve">in</w:t>
+      </w:r>
+      <w:r>
+        <w:t xml:space="preserve"> </w:t>
+      </w:r>
+      <w:r>
+        <w:rPr>
+          <w:rStyle w:val="VerbatimChar"/>
+        </w:rPr>
+        <w:t xml:space="preserve">run_all.sh</w:t>
+      </w:r>
+      <w:r>
+        <w:t xml:space="preserve"> </w:t>
+      </w:r>
+      <w:r>
+        <w:t xml:space="preserve">(auto-discovered).</w:t>
+      </w:r>
+    </w:p>
+    <w:p>
+      <w:pPr>
+        <w:pStyle w:val="Compact"/>
+        <w:numPr>
+          <w:ilvl w:val="0"/>
+          <w:numId w:val="1144"/>
+        </w:numPr>
+      </w:pPr>
+      <w:r>
+        <w:rPr>
+          <w:b/>
+          <w:bCs/>
+        </w:rPr>
+        <w:t xml:space="preserve">Layer 2 (Go unit):</w:t>
+      </w:r>
+      <w:r>
+        <w:t xml:space="preserve"> </w:t>
+      </w:r>
+      <w:r>
+        <w:rPr>
+          <w:rStyle w:val="VerbatimChar"/>
+        </w:rPr>
+        <w:t xml:space="preserve">color_test.go</w:t>
+      </w:r>
+      <w:r>
+        <w:t xml:space="preserve"> </w:t>
+      </w:r>
+      <w:r>
+        <w:rPr>
+          <w:rStyle w:val="VerbatimChar"/>
+        </w:rPr>
+        <w:t xml:space="preserve">TestValidColor</w:t>
+      </w:r>
+      <w:r>
+        <w:t xml:space="preserve"> </w:t>
+      </w:r>
+      <w:r>
+        <w:t xml:space="preserve">+</w:t>
+      </w:r>
+      <w:r>
+        <w:t xml:space="preserve"> </w:t>
+      </w:r>
+      <w:r>
+        <w:rPr>
+          <w:rStyle w:val="VerbatimChar"/>
+        </w:rPr>
+        <w:t xml:space="preserve">TestCanonColorNamesBashTwin</w:t>
+      </w:r>
+      <w:r>
+        <w:t xml:space="preserve">;</w:t>
+      </w:r>
+      <w:r>
+        <w:t xml:space="preserve"> </w:t>
+      </w:r>
+      <w:r>
+        <w:rPr>
+          <w:rStyle w:val="VerbatimChar"/>
+        </w:rPr>
+        <w:t xml:space="preserve">state_test.go</w:t>
+      </w:r>
+      <w:r>
+        <w:t xml:space="preserve"> </w:t>
+      </w:r>
+      <w:r>
+        <w:rPr>
+          <w:rStyle w:val="VerbatimChar"/>
+        </w:rPr>
+        <w:t xml:space="preserve">TestSessionColorRoundTrip</w:t>
+      </w:r>
+      <w:r>
+        <w:t xml:space="preserve"> </w:t>
+      </w:r>
+      <w:r>
+        <w:t xml:space="preserve">+</w:t>
+      </w:r>
+      <w:r>
+        <w:t xml:space="preserve"> </w:t>
+      </w:r>
+      <w:r>
+        <w:rPr>
+          <w:rStyle w:val="VerbatimChar"/>
+        </w:rPr>
+        <w:t xml:space="preserve">TestSchema1FileLoadsAsEmptyColor</w:t>
+      </w:r>
+      <w:r>
+        <w:t xml:space="preserve">;</w:t>
+      </w:r>
+      <w:r>
+        <w:t xml:space="preserve"> </w:t>
+      </w:r>
+      <w:r>
+        <w:rPr>
+          <w:rStyle w:val="VerbatimChar"/>
+        </w:rPr>
+        <w:t xml:space="preserve">main_test.go</w:t>
+      </w:r>
+      <w:r>
+        <w:t xml:space="preserve"> </w:t>
+      </w:r>
+      <w:r>
+        <w:rPr>
+          <w:rStyle w:val="VerbatimChar"/>
+        </w:rPr>
+        <w:t xml:space="preserve">TestSetColorAndGetColor</w:t>
+      </w:r>
+      <w:r>
+        <w:t xml:space="preserve"> </w:t>
+      </w:r>
+      <w:r>
+        <w:t xml:space="preserve">+</w:t>
+      </w:r>
+      <w:r>
+        <w:t xml:space="preserve"> </w:t>
+      </w:r>
+      <w:r>
+        <w:rPr>
+          <w:rStyle w:val="VerbatimChar"/>
+        </w:rPr>
+        <w:t xml:space="preserve">TestSetColorInvalid</w:t>
+      </w:r>
+      <w:r>
+        <w:t xml:space="preserve"> </w:t>
+      </w:r>
+      <w:r>
+        <w:t xml:space="preserve">+</w:t>
+      </w:r>
+      <w:r>
+        <w:t xml:space="preserve"> </w:t>
+      </w:r>
+      <w:r>
+        <w:rPr>
+          <w:rStyle w:val="VerbatimChar"/>
+        </w:rPr>
+        <w:t xml:space="preserve">TestSetColorPreservesSiblingFields</w:t>
+      </w:r>
+      <w:r>
+        <w:t xml:space="preserve">.</w:t>
+      </w:r>
+    </w:p>
+    <w:p>
+      <w:pPr>
+        <w:pStyle w:val="Compact"/>
+        <w:numPr>
+          <w:ilvl w:val="0"/>
+          <w:numId w:val="1144"/>
+        </w:numPr>
+      </w:pPr>
+      <w:r>
+        <w:rPr>
+          <w:b/>
+          <w:bCs/>
+        </w:rPr>
+        <w:t xml:space="preserve">Layer 3 (runtime):</w:t>
+      </w:r>
+      <w:r>
+        <w:t xml:space="preserve"> </w:t>
+      </w:r>
+      <w:r>
+        <w:rPr>
+          <w:rStyle w:val="VerbatimChar"/>
+        </w:rPr>
+        <w:t xml:space="preserve">63_session_color.sh</w:t>
+      </w:r>
+      <w:r>
+        <w:t xml:space="preserve"> </w:t>
+      </w:r>
+      <w:r>
+        <w:t xml:space="preserve">8 sub-tests, live readback, 3× deterministic.</w:t>
+      </w:r>
+    </w:p>
+    <w:p>
+      <w:pPr>
+        <w:pStyle w:val="Compact"/>
+        <w:numPr>
+          <w:ilvl w:val="0"/>
+          <w:numId w:val="1144"/>
+        </w:numPr>
+      </w:pPr>
+      <w:r>
+        <w:rPr>
+          <w:b/>
+          <w:bCs/>
+        </w:rPr>
+        <w:t xml:space="preserve">Layer 4 (paired mutation):</w:t>
+      </w:r>
+      <w:r>
+        <w:t xml:space="preserve"> </w:t>
+      </w:r>
+      <w:r>
+        <w:t xml:space="preserve">M25 + M26 CAUGHT.</w:t>
+      </w:r>
+    </w:p>
+    <w:p>
+      <w:pPr>
+        <w:pStyle w:val="FirstParagraph"/>
+      </w:pPr>
+      <w:r>
+        <w:rPr>
+          <w:b/>
+          <w:bCs/>
+        </w:rPr>
+        <w:t xml:space="preserve">Known / tracked separately.</w:t>
+      </w:r>
+      <w:r>
+        <w:t xml:space="preserve"> </w:t>
+      </w:r>
+      <w:r>
+        <w:rPr>
+          <w:rStyle w:val="VerbatimChar"/>
+        </w:rPr>
+        <w:t xml:space="preserve">M24-ESCAPE-001</w:t>
+      </w:r>
+      <w:r>
+        <w:t xml:space="preserve"> </w:t>
+      </w:r>
+      <w:r>
+        <w:t xml:space="preserve">(pre-existing hostname 4-surface mutation escape since v1.0.9) — OPEN in Issues.md, unrelated to this feature.</w:t>
+      </w:r>
+    </w:p>
+    <w:p>
+      <w:pPr>
+        <w:pStyle w:val="BodyText"/>
+      </w:pPr>
+      <w:r>
+        <w:rPr>
+          <w:b/>
+          <w:bCs/>
+        </w:rPr>
+        <w:t xml:space="preserve">Key commits:</w:t>
+      </w:r>
+      <w:r>
+        <w:t xml:space="preserve"> </w:t>
+      </w:r>
+      <w:r>
+        <w:rPr>
+          <w:rStyle w:val="VerbatimChar"/>
+        </w:rPr>
+        <w:t xml:space="preserve">e9e71c9</w:t>
+      </w:r>
+      <w:r>
+        <w:t xml:space="preserve"> </w:t>
+      </w:r>
+      <w:r>
+        <w:t xml:space="preserve">(validColor),</w:t>
+      </w:r>
+      <w:r>
+        <w:t xml:space="preserve"> </w:t>
+      </w:r>
+      <w:r>
+        <w:rPr>
+          <w:rStyle w:val="VerbatimChar"/>
+        </w:rPr>
+        <w:t xml:space="preserve">e97d561</w:t>
+      </w:r>
+      <w:r>
+        <w:t xml:space="preserve"> </w:t>
+      </w:r>
+      <w:r>
+        <w:t xml:space="preserve">(Color field+schema2),</w:t>
+      </w:r>
+      <w:r>
+        <w:t xml:space="preserve"> </w:t>
+      </w:r>
+      <w:r>
+        <w:rPr>
+          <w:rStyle w:val="VerbatimChar"/>
+        </w:rPr>
+        <w:t xml:space="preserve">76a1c61</w:t>
+      </w:r>
+      <w:r>
+        <w:t xml:space="preserve"> </w:t>
+      </w:r>
+      <w:r>
+        <w:t xml:space="preserve">(set-color/get-color),</w:t>
+      </w:r>
+      <w:r>
+        <w:t xml:space="preserve"> </w:t>
+      </w:r>
+      <w:r>
+        <w:rPr>
+          <w:rStyle w:val="VerbatimChar"/>
+        </w:rPr>
+        <w:t xml:space="preserve">72aeb4b</w:t>
+      </w:r>
+      <w:r>
+        <w:t xml:space="preserve"> </w:t>
+      </w:r>
+      <w:r>
+        <w:t xml:space="preserve">(list col+v1.1.0),</w:t>
+      </w:r>
+      <w:r>
+        <w:t xml:space="preserve"> </w:t>
+      </w:r>
+      <w:r>
+        <w:rPr>
+          <w:rStyle w:val="VerbatimChar"/>
+        </w:rPr>
+        <w:t xml:space="preserve">af04f89</w:t>
+      </w:r>
+      <w:r>
+        <w:t xml:space="preserve"> </w:t>
+      </w:r>
+      <w:r>
+        <w:t xml:space="preserve">(bash lib),</w:t>
+      </w:r>
+      <w:r>
+        <w:t xml:space="preserve"> </w:t>
+      </w:r>
+      <w:r>
+        <w:rPr>
+          <w:rStyle w:val="VerbatimChar"/>
+        </w:rPr>
+        <w:t xml:space="preserve">255ab68</w:t>
+      </w:r>
+      <w:r>
+        <w:t xml:space="preserve"> </w:t>
+      </w:r>
+      <w:r>
+        <w:t xml:space="preserve">(wrapper wiring),</w:t>
+      </w:r>
+      <w:r>
+        <w:t xml:space="preserve"> </w:t>
+      </w:r>
+      <w:r>
+        <w:rPr>
+          <w:rStyle w:val="VerbatimChar"/>
+        </w:rPr>
+        <w:t xml:space="preserve">9b36e6a</w:t>
+      </w:r>
+      <w:r>
+        <w:t xml:space="preserve"> </w:t>
+      </w:r>
+      <w:r>
+        <w:t xml:space="preserve">(test 63), M25/M26 commit (mutations),</w:t>
+      </w:r>
+      <w:r>
+        <w:t xml:space="preserve"> </w:t>
+      </w:r>
+      <w:r>
+        <w:rPr>
+          <w:rStyle w:val="VerbatimChar"/>
+        </w:rPr>
+        <w:t xml:space="preserve">6768ee5</w:t>
+      </w:r>
+      <w:r>
+        <w:t xml:space="preserve"> </w:t>
+      </w:r>
+      <w:r>
+        <w:t xml:space="preserve">(TMUX-CH-53), v1.0.26 docs/release.</w:t>
+      </w:r>
+    </w:p>
+    <w:p>
+      <w:r>
+        <w:pict>
+          <v:rect style="width:0;height:1.5pt" o:hralign="center" o:hrstd="t" o:hr="t"/>
+        </w:pict>
+      </w:r>
+    </w:p>
     <w:bookmarkEnd w:id="73"/>
+    <w:bookmarkStart w:id="74" w:name="Xf195831410fc84a83fae233215d3b2349418357"/>
+    <w:p>
+      <w:pPr>
+        <w:pStyle w:val="Heading3"/>
+      </w:pPr>
+      <w:r>
+        <w:t xml:space="preserve">NEZHA-INSTALL-v1.0.26-001 (closed) — v1.0.26 installed on nezha</w:t>
+      </w:r>
+    </w:p>
+    <w:p>
+      <w:pPr>
+        <w:pStyle w:val="FirstParagraph"/>
+      </w:pPr>
+      <w:r>
+        <w:rPr>
+          <w:b/>
+          <w:bCs/>
+        </w:rPr>
+        <w:t xml:space="preserve">Status:</w:t>
+      </w:r>
+      <w:r>
+        <w:t xml:space="preserve"> </w:t>
+      </w:r>
+      <w:r>
+        <w:t xml:space="preserve">Completed (→ Fixed.md)</w:t>
+      </w:r>
+      <w:r>
+        <w:t xml:space="preserve"> </w:t>
+      </w:r>
+      <w:r>
+        <w:rPr>
+          <w:b/>
+          <w:bCs/>
+        </w:rPr>
+        <w:t xml:space="preserve">Type:</w:t>
+      </w:r>
+      <w:r>
+        <w:t xml:space="preserve"> </w:t>
+      </w:r>
+      <w:r>
+        <w:t xml:space="preserve">Task</w:t>
+      </w:r>
+      <w:r>
+        <w:t xml:space="preserve"> </w:t>
+      </w:r>
+      <w:r>
+        <w:rPr>
+          <w:b/>
+          <w:bCs/>
+        </w:rPr>
+        <w:t xml:space="preserve">Closure cycle:</w:t>
+      </w:r>
+      <w:r>
+        <w:t xml:space="preserve"> </w:t>
+      </w:r>
+      <w:r>
+        <w:t xml:space="preserve">2026-06-19. Unblock condition met: operator confirmed nezha back online;</w:t>
+      </w:r>
+      <w:r>
+        <w:t xml:space="preserve"> </w:t>
+      </w:r>
+      <w:r>
+        <w:rPr>
+          <w:rStyle w:val="VerbatimChar"/>
+        </w:rPr>
+        <w:t xml:space="preserve">ssh -i ~/.ssh/id_ed25519 milosvasic@nezha.local</w:t>
+      </w:r>
+      <w:r>
+        <w:t xml:space="preserve"> </w:t>
+      </w:r>
+      <w:r>
+        <w:t xml:space="preserve">resolved + returned</w:t>
+      </w:r>
+      <w:r>
+        <w:t xml:space="preserve"> </w:t>
+      </w:r>
+      <w:r>
+        <w:rPr>
+          <w:rStyle w:val="VerbatimChar"/>
+        </w:rPr>
+        <w:t xml:space="preserve">Linux x86_64</w:t>
+      </w:r>
+      <w:r>
+        <w:t xml:space="preserve"> </w:t>
+      </w:r>
+      <w:r>
+        <w:t xml:space="preserve">(ALT Linux).</w:t>
+      </w:r>
+      <w:r>
+        <w:t xml:space="preserve"> </w:t>
+      </w:r>
+      <w:r>
+        <w:rPr>
+          <w:b/>
+          <w:bCs/>
+        </w:rPr>
+        <w:t xml:space="preserve">Closure source (§11.4.34):</w:t>
+      </w:r>
+      <w:r>
+        <w:t xml:space="preserve"> </w:t>
+      </w:r>
+      <w:r>
+        <w:t xml:space="preserve">By</w:t>
+      </w:r>
+      <w:r>
+        <w:t xml:space="preserve"> </w:t>
+      </w:r>
+      <w:r>
+        <w:rPr>
+          <w:b/>
+          <w:bCs/>
+        </w:rPr>
+        <w:t xml:space="preserve">AI</w:t>
+      </w:r>
+      <w:r>
+        <w:t xml:space="preserve"> </w:t>
+      </w:r>
+      <w:r>
+        <w:t xml:space="preserve">(in-loop verification); On 2026-06-19; Reason:</w:t>
+      </w:r>
+      <w:r>
+        <w:t xml:space="preserve"> </w:t>
+      </w:r>
+      <w:r>
+        <w:rPr>
+          <w:rStyle w:val="VerbatimChar"/>
+        </w:rPr>
+        <w:t xml:space="preserve">captured-evidence-contradicts</w:t>
+      </w:r>
+      <w:r>
+        <w:t xml:space="preserve"> </w:t>
+      </w:r>
+      <w:r>
+        <w:t xml:space="preserve">(prior offline-blocked superseded by live install + captured evidence); Evidence: nezha verify gate PASS=49/0/14 GREEN + live color proof below.</w:t>
+      </w:r>
+    </w:p>
+    <w:p>
+      <w:pPr>
+        <w:pStyle w:val="BodyText"/>
+      </w:pPr>
+      <w:r>
+        <w:rPr>
+          <w:b/>
+          <w:bCs/>
+        </w:rPr>
+        <w:t xml:space="preserve">What landed on nezha</w:t>
+      </w:r>
+      <w:r>
+        <w:t xml:space="preserve"> </w:t>
+      </w:r>
+      <w:r>
+        <w:t xml:space="preserve">(</w:t>
+      </w:r>
+      <w:r>
+        <w:rPr>
+          <w:rStyle w:val="VerbatimChar"/>
+        </w:rPr>
+        <w:t xml:space="preserve">/home/milosvasic/Projects/tmux</w:t>
+      </w:r>
+      <w:r>
+        <w:t xml:space="preserve">): clean fast-forward</w:t>
+      </w:r>
+      <w:r>
+        <w:t xml:space="preserve"> </w:t>
+      </w:r>
+      <w:r>
+        <w:rPr>
+          <w:rStyle w:val="VerbatimChar"/>
+        </w:rPr>
+        <w:t xml:space="preserve">05569e5 (v1.0.25) → e1a2530 (v1.0.26)</w:t>
+      </w:r>
+      <w:r>
+        <w:t xml:space="preserve">, local in-flight D2 TMPDIR edits safely stashed (already superseded by the same fix committed upstream at</w:t>
+      </w:r>
+      <w:r>
+        <w:t xml:space="preserve"> </w:t>
+      </w:r>
+      <w:r>
+        <w:rPr>
+          <w:rStyle w:val="VerbatimChar"/>
+        </w:rPr>
+        <w:t xml:space="preserve">5f86936</w:t>
+      </w:r>
+      <w:r>
+        <w:t xml:space="preserve">),</w:t>
+      </w:r>
+      <w:r>
+        <w:t xml:space="preserve"> </w:t>
+      </w:r>
+      <w:r>
+        <w:rPr>
+          <w:rStyle w:val="VerbatimChar"/>
+        </w:rPr>
+        <w:t xml:space="preserve">setup.sh --rebuild</w:t>
+      </w:r>
+      <w:r>
+        <w:t xml:space="preserve"> </w:t>
+      </w:r>
+      <w:r>
+        <w:t xml:space="preserve">→ native Linux ELF tmux 3.6a +</w:t>
+      </w:r>
+      <w:r>
+        <w:t xml:space="preserve"> </w:t>
+      </w:r>
+      <w:r>
+        <w:rPr>
+          <w:rStyle w:val="VerbatimChar"/>
+        </w:rPr>
+        <w:t xml:space="preserve">tmx-state-bin v1.1.0</w:t>
+      </w:r>
+      <w:r>
+        <w:t xml:space="preserve"> </w:t>
+      </w:r>
+      <w:r>
+        <w:t xml:space="preserve">+ generated wrapper carrying the 6 color-helper refs.</w:t>
+      </w:r>
+    </w:p>
+    <w:p>
+      <w:pPr>
+        <w:pStyle w:val="BodyText"/>
+      </w:pPr>
+      <w:r>
+        <w:rPr>
+          <w:b/>
+          <w:bCs/>
+        </w:rPr>
+        <w:t xml:space="preserve">Anti-bluff evidence (live on nezha, §11.4.5):</w:t>
+      </w:r>
+    </w:p>
+    <w:p>
+      <w:pPr>
+        <w:pStyle w:val="Compact"/>
+        <w:numPr>
+          <w:ilvl w:val="0"/>
+          <w:numId w:val="1145"/>
+        </w:numPr>
+      </w:pPr>
+      <w:r>
+        <w:t xml:space="preserve">Verify gate:</w:t>
+      </w:r>
+      <w:r>
+        <w:t xml:space="preserve"> </w:t>
+      </w:r>
+      <w:r>
+        <w:rPr>
+          <w:b/>
+          <w:bCs/>
+        </w:rPr>
+        <w:t xml:space="preserve">PASS=49 FAIL=0 SKIP=14</w:t>
+      </w:r>
+      <w:r>
+        <w:t xml:space="preserve"> </w:t>
+      </w:r>
+      <w:r>
+        <w:t xml:space="preserve">(</w:t>
+      </w:r>
+      <w:r>
+        <w:rPr>
+          <w:rStyle w:val="VerbatimChar"/>
+        </w:rPr>
+        <w:t xml:space="preserve">verification GREEN</w:t>
+      </w:r>
+      <w:r>
+        <w:t xml:space="preserve">).</w:t>
+      </w:r>
+    </w:p>
+    <w:p>
+      <w:pPr>
+        <w:pStyle w:val="Compact"/>
+        <w:numPr>
+          <w:ilvl w:val="0"/>
+          <w:numId w:val="1145"/>
+        </w:numPr>
+      </w:pPr>
+      <w:r>
+        <w:rPr>
+          <w:rStyle w:val="VerbatimChar"/>
+        </w:rPr>
+        <w:t xml:space="preserve">scripts/tests/63_session_color.sh</w:t>
+      </w:r>
+      <w:r>
+        <w:t xml:space="preserve"> </w:t>
+      </w:r>
+      <w:r>
+        <w:t xml:space="preserve">→</w:t>
+      </w:r>
+      <w:r>
+        <w:t xml:space="preserve"> </w:t>
+      </w:r>
+      <w:r>
+        <w:rPr>
+          <w:b/>
+          <w:bCs/>
+        </w:rPr>
+        <w:t xml:space="preserve">8/8 PASS</w:t>
+      </w:r>
+      <w:r>
+        <w:t xml:space="preserve"> </w:t>
+      </w:r>
+      <w:r>
+        <w:t xml:space="preserve">(T8 hostname fallback →</w:t>
+      </w:r>
+      <w:r>
+        <w:t xml:space="preserve"> </w:t>
+      </w:r>
+      <w:r>
+        <w:rPr>
+          <w:rStyle w:val="VerbatimChar"/>
+        </w:rPr>
+        <w:t xml:space="preserve">bg=colour94</w:t>
+      </w:r>
+      <w:r>
+        <w:t xml:space="preserve">, matching Mistborn → cross-OS parity §11.4.81).</w:t>
+      </w:r>
+    </w:p>
+    <w:p>
+      <w:pPr>
+        <w:pStyle w:val="Compact"/>
+        <w:numPr>
+          <w:ilvl w:val="0"/>
+          <w:numId w:val="1145"/>
+        </w:numPr>
+      </w:pPr>
+      <w:r>
+        <w:rPr>
+          <w:rStyle w:val="VerbatimChar"/>
+        </w:rPr>
+        <w:t xml:space="preserve">scripts/tests/64_session_color_parse_unit.sh</w:t>
+      </w:r>
+      <w:r>
+        <w:t xml:space="preserve"> </w:t>
+      </w:r>
+      <w:r>
+        <w:t xml:space="preserve">→</w:t>
+      </w:r>
+      <w:r>
+        <w:t xml:space="preserve"> </w:t>
+      </w:r>
+      <w:r>
+        <w:rPr>
+          <w:b/>
+          <w:bCs/>
+        </w:rPr>
+        <w:t xml:space="preserve">17/17 PASS</w:t>
+      </w:r>
+      <w:r>
+        <w:t xml:space="preserve">.</w:t>
+      </w:r>
+    </w:p>
+    <w:p>
+      <w:pPr>
+        <w:pStyle w:val="Compact"/>
+        <w:numPr>
+          <w:ilvl w:val="0"/>
+          <w:numId w:val="1145"/>
+        </w:numPr>
+      </w:pPr>
+      <w:r>
+        <w:t xml:space="preserve">Live end-user proof:</w:t>
+      </w:r>
+      <w:r>
+        <w:t xml:space="preserve"> </w:t>
+      </w:r>
+      <w:r>
+        <w:rPr>
+          <w:rStyle w:val="VerbatimChar"/>
+        </w:rPr>
+        <w:t xml:space="preserve">tmx new -s nezproof:red</w:t>
+      </w:r>
+      <w:r>
+        <w:t xml:space="preserve"> </w:t>
+      </w:r>
+      <w:r>
+        <w:t xml:space="preserve">→ all 4 surfaces red (</w:t>
+      </w:r>
+      <w:r>
+        <w:rPr>
+          <w:rStyle w:val="VerbatimChar"/>
+        </w:rPr>
+        <w:t xml:space="preserve">status-style=bg=red</w:t>
+      </w:r>
+      <w:r>
+        <w:t xml:space="preserve">,</w:t>
+      </w:r>
+      <w:r>
+        <w:t xml:space="preserve"> </w:t>
+      </w:r>
+      <w:r>
+        <w:rPr>
+          <w:rStyle w:val="VerbatimChar"/>
+        </w:rPr>
+        <w:t xml:space="preserve">clock-mode-colour=red</w:t>
+      </w:r>
+      <w:r>
+        <w:t xml:space="preserve">,</w:t>
+      </w:r>
+      <w:r>
+        <w:t xml:space="preserve"> </w:t>
+      </w:r>
+      <w:r>
+        <w:rPr>
+          <w:rStyle w:val="VerbatimChar"/>
+        </w:rPr>
+        <w:t xml:space="preserve">pane-active-border-style=fg=red</w:t>
+      </w:r>
+      <w:r>
+        <w:t xml:space="preserve">,</w:t>
+      </w:r>
+      <w:r>
+        <w:t xml:space="preserve"> </w:t>
+      </w:r>
+      <w:r>
+        <w:rPr>
+          <w:rStyle w:val="VerbatimChar"/>
+        </w:rPr>
+        <w:t xml:space="preserve">window-status-current-style=bg=red,fg=black</w:t>
+      </w:r>
+      <w:r>
+        <w:t xml:space="preserve">); persisted (</w:t>
+      </w:r>
+      <w:r>
+        <w:rPr>
+          <w:rStyle w:val="VerbatimChar"/>
+        </w:rPr>
+        <w:t xml:space="preserve">get-color</w:t>
+      </w:r>
+      <w:r>
+        <w:t xml:space="preserve"> </w:t>
+      </w:r>
+      <w:r>
+        <w:t xml:space="preserve">→</w:t>
+      </w:r>
+      <w:r>
+        <w:t xml:space="preserve"> </w:t>
+      </w:r>
+      <w:r>
+        <w:rPr>
+          <w:rStyle w:val="VerbatimChar"/>
+        </w:rPr>
+        <w:t xml:space="preserve">red</w:t>
+      </w:r>
+      <w:r>
+        <w:t xml:space="preserve">) + bare re-run reuses;</w:t>
+      </w:r>
+      <w:r>
+        <w:t xml:space="preserve"> </w:t>
+      </w:r>
+      <w:r>
+        <w:rPr>
+          <w:rStyle w:val="VerbatimChar"/>
+        </w:rPr>
+        <w:t xml:space="preserve">#hex</w:t>
+      </w:r>
+      <w:r>
+        <w:t xml:space="preserve"> </w:t>
+      </w:r>
+      <w:r>
+        <w:t xml:space="preserve">(</w:t>
+      </w:r>
+      <w:r>
+        <w:rPr>
+          <w:rStyle w:val="VerbatimChar"/>
+        </w:rPr>
+        <w:t xml:space="preserve">bg=#2a9d8f</w:t>
+      </w:r>
+      <w:r>
+        <w:t xml:space="preserve">); invalid</w:t>
+      </w:r>
+      <w:r>
+        <w:t xml:space="preserve"> </w:t>
+      </w:r>
+      <w:r>
+        <w:rPr>
+          <w:rStyle w:val="VerbatimChar"/>
+        </w:rPr>
+        <w:t xml:space="preserve">notacolor</w:t>
+      </w:r>
+      <w:r>
+        <w:t xml:space="preserve"> </w:t>
+      </w:r>
+      <w:r>
+        <w:t xml:space="preserve">rejected exit 5.</w:t>
+      </w:r>
+    </w:p>
+    <w:p>
+      <w:pPr>
+        <w:pStyle w:val="FirstParagraph"/>
+      </w:pPr>
+      <w:r>
+        <w:rPr>
+          <w:b/>
+          <w:bCs/>
+        </w:rPr>
+        <w:t xml:space="preserve">Stash note:</w:t>
+      </w:r>
+      <w:r>
+        <w:t xml:space="preserve"> </w:t>
+      </w:r>
+      <w:r>
+        <w:rPr>
+          <w:rStyle w:val="VerbatimChar"/>
+        </w:rPr>
+        <w:t xml:space="preserve">git stash push -u -m "pre-v1.0.26-sync local edits (D2 TMPDIR in-flight; verify already-in-main)"</w:t>
+      </w:r>
+      <w:r>
+        <w:t xml:space="preserve"> </w:t>
+      </w:r>
+      <w:r>
+        <w:t xml:space="preserve">remains on nezha (</w:t>
+      </w:r>
+      <w:r>
+        <w:rPr>
+          <w:rStyle w:val="VerbatimChar"/>
+        </w:rPr>
+        <w:t xml:space="preserve">stash@{0}</w:t>
+      </w:r>
+      <w:r>
+        <w:t xml:space="preserve">) as a belt-and-suspenders preserve per §9.2; the edits are byte-equivalent-intent to the upstream-committed D2 fix, so the stash is redundant and may be dropped (</w:t>
+      </w:r>
+      <w:r>
+        <w:rPr>
+          <w:rStyle w:val="VerbatimChar"/>
+        </w:rPr>
+        <w:t xml:space="preserve">git stash drop</w:t>
+      </w:r>
+      <w:r>
+        <w:t xml:space="preserve">) at the operator's discretion.</w:t>
+      </w:r>
+    </w:p>
     <w:bookmarkEnd w:id="74"/>
+    <w:bookmarkEnd w:id="75"/>
+    <w:bookmarkEnd w:id="76"/>
     <w:sectPr>
       <w:footnotePr>
         <w:numRestart w:val="eachSect"/>
@@ -43685,6 +45379,15 @@
     <w:abstractNumId w:val="991"/>
   </w:num>
   <w:num w:numId="1142">
+    <w:abstractNumId w:val="991"/>
+  </w:num>
+  <w:num w:numId="1143">
+    <w:abstractNumId w:val="991"/>
+  </w:num>
+  <w:num w:numId="1144">
+    <w:abstractNumId w:val="991"/>
+  </w:num>
+  <w:num w:numId="1145">
     <w:abstractNumId w:val="991"/>
   </w:num>
 </w:numbering>

--- a/Fixed.docx
+++ b/Fixed.docx
@@ -10,7 +10,7 @@
         <w:t xml:space="preserve">Fixed</w:t>
       </w:r>
     </w:p>
-    <w:bookmarkStart w:id="76" w:name="vasic-digital-tmux--closed-items-tracker"/>
+    <w:bookmarkStart w:id="81" w:name="vasic-digital-tmux--closed-items-tracker"/>
     <w:p>
       <w:pPr>
         <w:pStyle w:val="Heading1"/>
@@ -42377,7 +42377,7 @@
     </w:p>
     <w:bookmarkEnd w:id="71"/>
     <w:bookmarkEnd w:id="72"/>
-    <w:bookmarkStart w:id="75" w:name="d-migration-history--informational"/>
+    <w:bookmarkStart w:id="80" w:name="d-migration-history--informational"/>
     <w:p>
       <w:pPr>
         <w:pStyle w:val="Heading2"/>
@@ -44436,8 +44436,1366 @@
       </w:r>
     </w:p>
     <w:bookmarkEnd w:id="74"/>
+    <w:bookmarkStart w:id="75" w:name="Xe86d1fdbfb39bb096a5112a50caa9ad90ca97b5"/>
+    <w:p>
+      <w:pPr>
+        <w:pStyle w:val="Heading3"/>
+      </w:pPr>
+      <w:r>
+        <w:t xml:space="preserve">A51 NATIVE-BUILD-CC-LINK-MSG-001 — native-build fallback surfaced a cryptic compiler error instead of an honest, actionable message —</w:t>
+      </w:r>
+      <w:r>
+        <w:t xml:space="preserve"> </w:t>
+      </w:r>
+      <w:r>
+        <w:rPr>
+          <w:rStyle w:val="VerbatimChar"/>
+        </w:rPr>
+        <w:t xml:space="preserve">RESOLVED</w:t>
+      </w:r>
+    </w:p>
+    <w:p>
+      <w:pPr>
+        <w:pStyle w:val="FirstParagraph"/>
+      </w:pPr>
+      <w:r>
+        <w:rPr>
+          <w:b/>
+          <w:bCs/>
+        </w:rPr>
+        <w:t xml:space="preserve">TMX-ID:</w:t>
+      </w:r>
+      <w:r>
+        <w:t xml:space="preserve"> </w:t>
+      </w:r>
+      <w:r>
+        <w:t xml:space="preserve">TMX-061</w:t>
+      </w:r>
+      <w:r>
+        <w:t xml:space="preserve"> </w:t>
+      </w:r>
+      <w:r>
+        <w:rPr>
+          <w:b/>
+          <w:bCs/>
+        </w:rPr>
+        <w:t xml:space="preserve">Status:</w:t>
+      </w:r>
+      <w:r>
+        <w:t xml:space="preserve"> </w:t>
+      </w:r>
+      <w:r>
+        <w:t xml:space="preserve">Fixed (→ Fixed.md)</w:t>
+      </w:r>
+      <w:r>
+        <w:t xml:space="preserve"> </w:t>
+      </w:r>
+      <w:r>
+        <w:rPr>
+          <w:b/>
+          <w:bCs/>
+        </w:rPr>
+        <w:t xml:space="preserve">Type:</w:t>
+      </w:r>
+      <w:r>
+        <w:t xml:space="preserve"> </w:t>
+      </w:r>
+      <w:r>
+        <w:t xml:space="preserve">Bug</w:t>
+      </w:r>
+      <w:r>
+        <w:t xml:space="preserve"> </w:t>
+      </w:r>
+      <w:r>
+        <w:rPr>
+          <w:b/>
+          <w:bCs/>
+        </w:rPr>
+        <w:t xml:space="preserve">Severity:</w:t>
+      </w:r>
+      <w:r>
+        <w:t xml:space="preserve"> </w:t>
+      </w:r>
+      <w:r>
+        <w:t xml:space="preserve">HIGH</w:t>
+      </w:r>
+    </w:p>
+    <w:p>
+      <w:pPr>
+        <w:pStyle w:val="BodyText"/>
+      </w:pPr>
+      <w:r>
+        <w:t xml:space="preserve">On a base ALT host where</w:t>
+      </w:r>
+      <w:r>
+        <w:t xml:space="preserve"> </w:t>
+      </w:r>
+      <w:r>
+        <w:rPr>
+          <w:rStyle w:val="VerbatimChar"/>
+        </w:rPr>
+        <w:t xml:space="preserve">gcc</w:t>
+      </w:r>
+      <w:r>
+        <w:t xml:space="preserve"> </w:t>
+      </w:r>
+      <w:r>
+        <w:t xml:space="preserve">is present but cannot link (glibc-devel missing), the</w:t>
+      </w:r>
+      <w:r>
+        <w:t xml:space="preserve"> </w:t>
+      </w:r>
+      <w:r>
+        <w:rPr>
+          <w:rStyle w:val="VerbatimChar"/>
+        </w:rPr>
+        <w:t xml:space="preserve">setup.sh</w:t>
+      </w:r>
+      <w:r>
+        <w:t xml:space="preserve"> </w:t>
+      </w:r>
+      <w:r>
+        <w:t xml:space="preserve">native-build fallback surfaced the raw cryptic autotools error "C compiler cannot create executables" instead of an honest, actionable message — a §11.4.138 operator-escape the green suite missed. FIXED this session:</w:t>
+      </w:r>
+      <w:r>
+        <w:t xml:space="preserve"> </w:t>
+      </w:r>
+      <w:r>
+        <w:rPr>
+          <w:rStyle w:val="VerbatimChar"/>
+        </w:rPr>
+        <w:t xml:space="preserve">setup.sh</w:t>
+      </w:r>
+      <w:r>
+        <w:t xml:space="preserve"> </w:t>
+      </w:r>
+      <w:r>
+        <w:t xml:space="preserve">gains</w:t>
+      </w:r>
+      <w:r>
+        <w:t xml:space="preserve"> </w:t>
+      </w:r>
+      <w:r>
+        <w:rPr>
+          <w:rStyle w:val="VerbatimChar"/>
+        </w:rPr>
+        <w:t xml:space="preserve">cc_can_link</w:t>
+      </w:r>
+      <w:r>
+        <w:t xml:space="preserve"> </w:t>
+      </w:r>
+      <w:r>
+        <w:t xml:space="preserve">+</w:t>
+      </w:r>
+      <w:r>
+        <w:t xml:space="preserve"> </w:t>
+      </w:r>
+      <w:r>
+        <w:rPr>
+          <w:rStyle w:val="VerbatimChar"/>
+        </w:rPr>
+        <w:t xml:space="preserve">_native_build_preflight</w:t>
+      </w:r>
+      <w:r>
+        <w:t xml:space="preserve"> </w:t>
+      </w:r>
+      <w:r>
+        <w:t xml:space="preserve">emitting an honest diagnostic and auto-installing the missing toolchain when running as root, guarded by</w:t>
+      </w:r>
+      <w:r>
+        <w:t xml:space="preserve"> </w:t>
+      </w:r>
+      <w:r>
+        <w:rPr>
+          <w:rStyle w:val="VerbatimChar"/>
+        </w:rPr>
+        <w:t xml:space="preserve">scripts/tests/70</w:t>
+      </w:r>
+      <w:r>
+        <w:t xml:space="preserve"> </w:t>
+      </w:r>
+      <w:r>
+        <w:t xml:space="preserve">(RED→GREEN) with a bluff-audit at</w:t>
+      </w:r>
+      <w:r>
+        <w:t xml:space="preserve"> </w:t>
+      </w:r>
+      <w:r>
+        <w:rPr>
+          <w:rStyle w:val="VerbatimChar"/>
+        </w:rPr>
+        <w:t xml:space="preserve">docs/research/native_fallback_cc_link_bluff_audit/</w:t>
+      </w:r>
+      <w:r>
+        <w:t xml:space="preserve">. Acceptance:</w:t>
+      </w:r>
+      <w:r>
+        <w:t xml:space="preserve"> </w:t>
+      </w:r>
+      <w:r>
+        <w:rPr>
+          <w:rStyle w:val="VerbatimChar"/>
+        </w:rPr>
+        <w:t xml:space="preserve">RED_MODE=1</w:t>
+      </w:r>
+      <w:r>
+        <w:t xml:space="preserve"> </w:t>
+      </w:r>
+      <w:r>
+        <w:t xml:space="preserve">reproduces the cryptic failure on the broken artifact,</w:t>
+      </w:r>
+      <w:r>
+        <w:t xml:space="preserve"> </w:t>
+      </w:r>
+      <w:r>
+        <w:rPr>
+          <w:rStyle w:val="VerbatimChar"/>
+        </w:rPr>
+        <w:t xml:space="preserve">RED_MODE=0</w:t>
+      </w:r>
+      <w:r>
+        <w:t xml:space="preserve"> </w:t>
+      </w:r>
+      <w:r>
+        <w:t xml:space="preserve">is GREEN, and the paired meta-mutation is CAUGHT — verified post-commit on a clean tree (test 70 currently PASS=16/0/0; pending commit + post-commit meta-validation).</w:t>
+      </w:r>
+    </w:p>
     <w:bookmarkEnd w:id="75"/>
+    <w:bookmarkStart w:id="76" w:name="X055871ffb8790dd93b1b0522eef89287de680d5"/>
+    <w:p>
+      <w:pPr>
+        <w:pStyle w:val="Heading3"/>
+      </w:pPr>
+      <w:r>
+        <w:t xml:space="preserve">A52 NO-SUDO-NO-INTERACTION-001 — no sudo/su execution and no user-interaction in any automation script or test —</w:t>
+      </w:r>
+      <w:r>
+        <w:t xml:space="preserve"> </w:t>
+      </w:r>
+      <w:r>
+        <w:rPr>
+          <w:rStyle w:val="VerbatimChar"/>
+        </w:rPr>
+        <w:t xml:space="preserve">RESOLVED</w:t>
+      </w:r>
+    </w:p>
+    <w:p>
+      <w:pPr>
+        <w:pStyle w:val="FirstParagraph"/>
+      </w:pPr>
+      <w:r>
+        <w:rPr>
+          <w:b/>
+          <w:bCs/>
+        </w:rPr>
+        <w:t xml:space="preserve">TMX-ID:</w:t>
+      </w:r>
+      <w:r>
+        <w:t xml:space="preserve"> </w:t>
+      </w:r>
+      <w:r>
+        <w:t xml:space="preserve">TMX-062</w:t>
+      </w:r>
+      <w:r>
+        <w:t xml:space="preserve"> </w:t>
+      </w:r>
+      <w:r>
+        <w:rPr>
+          <w:b/>
+          <w:bCs/>
+        </w:rPr>
+        <w:t xml:space="preserve">Status:</w:t>
+      </w:r>
+      <w:r>
+        <w:t xml:space="preserve"> </w:t>
+      </w:r>
+      <w:r>
+        <w:t xml:space="preserve">Completed (→ Fixed.md)</w:t>
+      </w:r>
+      <w:r>
+        <w:t xml:space="preserve"> </w:t>
+      </w:r>
+      <w:r>
+        <w:rPr>
+          <w:b/>
+          <w:bCs/>
+        </w:rPr>
+        <w:t xml:space="preserve">Type:</w:t>
+      </w:r>
+      <w:r>
+        <w:t xml:space="preserve"> </w:t>
+      </w:r>
+      <w:r>
+        <w:t xml:space="preserve">Task</w:t>
+      </w:r>
+      <w:r>
+        <w:t xml:space="preserve"> </w:t>
+      </w:r>
+      <w:r>
+        <w:rPr>
+          <w:b/>
+          <w:bCs/>
+        </w:rPr>
+        <w:t xml:space="preserve">Severity:</w:t>
+      </w:r>
+      <w:r>
+        <w:t xml:space="preserve"> </w:t>
+      </w:r>
+      <w:r>
+        <w:t xml:space="preserve">HIGH</w:t>
+      </w:r>
+    </w:p>
+    <w:p>
+      <w:pPr>
+        <w:pStyle w:val="BodyText"/>
+      </w:pPr>
+      <w:r>
+        <w:t xml:space="preserve">Operator mandate 2026-06-29: no automation script or test may execute</w:t>
+      </w:r>
+      <w:r>
+        <w:t xml:space="preserve"> </w:t>
+      </w:r>
+      <w:r>
+        <w:rPr>
+          <w:rStyle w:val="VerbatimChar"/>
+        </w:rPr>
+        <w:t xml:space="preserve">sudo</w:t>
+      </w:r>
+      <w:r>
+        <w:t xml:space="preserve">/</w:t>
+      </w:r>
+      <w:r>
+        <w:rPr>
+          <w:rStyle w:val="VerbatimChar"/>
+        </w:rPr>
+        <w:t xml:space="preserve">su</w:t>
+      </w:r>
+      <w:r>
+        <w:t xml:space="preserve"> </w:t>
+      </w:r>
+      <w:r>
+        <w:t xml:space="preserve">or require human interaction. DONE this session — removed the single</w:t>
+      </w:r>
+      <w:r>
+        <w:t xml:space="preserve"> </w:t>
+      </w:r>
+      <w:r>
+        <w:rPr>
+          <w:rStyle w:val="VerbatimChar"/>
+        </w:rPr>
+        <w:t xml:space="preserve">sudo</w:t>
+      </w:r>
+      <w:r>
+        <w:t xml:space="preserve"> </w:t>
+      </w:r>
+      <w:r>
+        <w:t xml:space="preserve">execution, made install root-only, and reworded advice so</w:t>
+      </w:r>
+      <w:r>
+        <w:t xml:space="preserve"> </w:t>
+      </w:r>
+      <w:r>
+        <w:rPr>
+          <w:rStyle w:val="VerbatimChar"/>
+        </w:rPr>
+        <w:t xml:space="preserve">setup.sh</w:t>
+      </w:r>
+      <w:r>
+        <w:t xml:space="preserve"> </w:t>
+      </w:r>
+      <w:r>
+        <w:t xml:space="preserve">+</w:t>
+      </w:r>
+      <w:r>
+        <w:t xml:space="preserve"> </w:t>
+      </w:r>
+      <w:r>
+        <w:rPr>
+          <w:rStyle w:val="VerbatimChar"/>
+        </w:rPr>
+        <w:t xml:space="preserve">install_deps.sh</w:t>
+      </w:r>
+      <w:r>
+        <w:t xml:space="preserve"> </w:t>
+      </w:r>
+      <w:r>
+        <w:t xml:space="preserve">+</w:t>
+      </w:r>
+      <w:r>
+        <w:t xml:space="preserve"> </w:t>
+      </w:r>
+      <w:r>
+        <w:rPr>
+          <w:rStyle w:val="VerbatimChar"/>
+        </w:rPr>
+        <w:t xml:space="preserve">install.sh</w:t>
+      </w:r>
+      <w:r>
+        <w:t xml:space="preserve"> </w:t>
+      </w:r>
+      <w:r>
+        <w:t xml:space="preserve">contain 0</w:t>
+      </w:r>
+      <w:r>
+        <w:t xml:space="preserve"> </w:t>
+      </w:r>
+      <w:r>
+        <w:rPr>
+          <w:rStyle w:val="VerbatimChar"/>
+        </w:rPr>
+        <w:t xml:space="preserve">sudo</w:t>
+      </w:r>
+      <w:r>
+        <w:t xml:space="preserve">/</w:t>
+      </w:r>
+      <w:r>
+        <w:rPr>
+          <w:rStyle w:val="VerbatimChar"/>
+        </w:rPr>
+        <w:t xml:space="preserve">su</w:t>
+      </w:r>
+      <w:r>
+        <w:t xml:space="preserve"> </w:t>
+      </w:r>
+      <w:r>
+        <w:t xml:space="preserve">tokens; added the</w:t>
+      </w:r>
+      <w:r>
+        <w:t xml:space="preserve"> </w:t>
+      </w:r>
+      <w:r>
+        <w:rPr>
+          <w:rStyle w:val="VerbatimChar"/>
+        </w:rPr>
+        <w:t xml:space="preserve">verify.sh</w:t>
+      </w:r>
+      <w:r>
+        <w:t xml:space="preserve"> </w:t>
+      </w:r>
+      <w:r>
+        <w:t xml:space="preserve">gate</w:t>
+      </w:r>
+      <w:r>
+        <w:t xml:space="preserve"> </w:t>
+      </w:r>
+      <w:r>
+        <w:rPr>
+          <w:rStyle w:val="VerbatimChar"/>
+        </w:rPr>
+        <w:t xml:space="preserve">CM-NO-SUDO-NO-INTERACTION</w:t>
+      </w:r>
+      <w:r>
+        <w:t xml:space="preserve"> </w:t>
+      </w:r>
+      <w:r>
+        <w:t xml:space="preserve">with paired meta-mutation</w:t>
+      </w:r>
+      <w:r>
+        <w:t xml:space="preserve"> </w:t>
+      </w:r>
+      <w:r>
+        <w:rPr>
+          <w:rStyle w:val="VerbatimChar"/>
+        </w:rPr>
+        <w:t xml:space="preserve">M-CM-NO-SUDO-NO-INTERACTION</w:t>
+      </w:r>
+      <w:r>
+        <w:t xml:space="preserve"> </w:t>
+      </w:r>
+      <w:r>
+        <w:t xml:space="preserve">(CAUGHT) and test 70 case C10. Acceptance: 0</w:t>
+      </w:r>
+      <w:r>
+        <w:t xml:space="preserve"> </w:t>
+      </w:r>
+      <w:r>
+        <w:rPr>
+          <w:rStyle w:val="VerbatimChar"/>
+        </w:rPr>
+        <w:t xml:space="preserve">sudo</w:t>
+      </w:r>
+      <w:r>
+        <w:t xml:space="preserve">/</w:t>
+      </w:r>
+      <w:r>
+        <w:rPr>
+          <w:rStyle w:val="VerbatimChar"/>
+        </w:rPr>
+        <w:t xml:space="preserve">su</w:t>
+      </w:r>
+      <w:r>
+        <w:t xml:space="preserve"> </w:t>
+      </w:r>
+      <w:r>
+        <w:t xml:space="preserve">tokens AND 0 human-wait points across the in-scope files, and the gate FAILs when a</w:t>
+      </w:r>
+      <w:r>
+        <w:t xml:space="preserve"> </w:t>
+      </w:r>
+      <w:r>
+        <w:rPr>
+          <w:rStyle w:val="VerbatimChar"/>
+        </w:rPr>
+        <w:t xml:space="preserve">sudo</w:t>
+      </w:r>
+      <w:r>
+        <w:t xml:space="preserve"> </w:t>
+      </w:r>
+      <w:r>
+        <w:t xml:space="preserve">token is injected — pending commit + post-commit meta-validation on a clean tree.</w:t>
+      </w:r>
+    </w:p>
     <w:bookmarkEnd w:id="76"/>
+    <w:bookmarkStart w:id="77" w:name="X8445caf29a18a7ae7428985878572e97dd6ba0b"/>
+    <w:p>
+      <w:pPr>
+        <w:pStyle w:val="Heading3"/>
+      </w:pPr>
+      <w:r>
+        <w:t xml:space="preserve">A53 ROOT-FREE-LOCAL-BUILD-001 — fully-autonomous root-free local build (obtain all build deps locally; no root/sudo/interaction) —</w:t>
+      </w:r>
+      <w:r>
+        <w:t xml:space="preserve"> </w:t>
+      </w:r>
+      <w:r>
+        <w:rPr>
+          <w:rStyle w:val="VerbatimChar"/>
+        </w:rPr>
+        <w:t xml:space="preserve">RESOLVED</w:t>
+      </w:r>
+    </w:p>
+    <w:p>
+      <w:pPr>
+        <w:pStyle w:val="FirstParagraph"/>
+      </w:pPr>
+      <w:r>
+        <w:rPr>
+          <w:b/>
+          <w:bCs/>
+        </w:rPr>
+        <w:t xml:space="preserve">TMX-ID:</w:t>
+      </w:r>
+      <w:r>
+        <w:t xml:space="preserve"> </w:t>
+      </w:r>
+      <w:r>
+        <w:t xml:space="preserve">TMX-063</w:t>
+      </w:r>
+      <w:r>
+        <w:t xml:space="preserve"> </w:t>
+      </w:r>
+      <w:r>
+        <w:rPr>
+          <w:b/>
+          <w:bCs/>
+        </w:rPr>
+        <w:t xml:space="preserve">Status:</w:t>
+      </w:r>
+      <w:r>
+        <w:t xml:space="preserve"> </w:t>
+      </w:r>
+      <w:r>
+        <w:t xml:space="preserve">Implemented (→ Fixed.md)</w:t>
+      </w:r>
+      <w:r>
+        <w:t xml:space="preserve"> </w:t>
+      </w:r>
+      <w:r>
+        <w:rPr>
+          <w:b/>
+          <w:bCs/>
+        </w:rPr>
+        <w:t xml:space="preserve">Type:</w:t>
+      </w:r>
+      <w:r>
+        <w:t xml:space="preserve"> </w:t>
+      </w:r>
+      <w:r>
+        <w:t xml:space="preserve">Feature</w:t>
+      </w:r>
+      <w:r>
+        <w:t xml:space="preserve"> </w:t>
+      </w:r>
+      <w:r>
+        <w:rPr>
+          <w:b/>
+          <w:bCs/>
+        </w:rPr>
+        <w:t xml:space="preserve">Severity:</w:t>
+      </w:r>
+      <w:r>
+        <w:t xml:space="preserve"> </w:t>
+      </w:r>
+      <w:r>
+        <w:t xml:space="preserve">HIGH</w:t>
+      </w:r>
+    </w:p>
+    <w:p>
+      <w:pPr>
+        <w:pStyle w:val="BodyText"/>
+      </w:pPr>
+      <w:r>
+        <w:t xml:space="preserve">Operator mandate 2026-06-29:</w:t>
+      </w:r>
+      <w:r>
+        <w:t xml:space="preserve"> </w:t>
+      </w:r>
+      <w:r>
+        <w:rPr>
+          <w:rStyle w:val="VerbatimChar"/>
+        </w:rPr>
+        <w:t xml:space="preserve">bash scripts/setup.sh</w:t>
+      </w:r>
+      <w:r>
+        <w:t xml:space="preserve"> </w:t>
+      </w:r>
+      <w:r>
+        <w:t xml:space="preserve">must build AND install tmux with NO root, NO sudo, and NO interaction by obtaining every mandatory build dependency locally. Research-backed plan (</w:t>
+      </w:r>
+      <w:r>
+        <w:rPr>
+          <w:rStyle w:val="VerbatimChar"/>
+        </w:rPr>
+        <w:t xml:space="preserve">docs/research/root_free_c_toolchain_20260629/</w:t>
+      </w:r>
+      <w:r>
+        <w:t xml:space="preserve">): obtain a Zig</w:t>
+      </w:r>
+      <w:r>
+        <w:t xml:space="preserve"> </w:t>
+      </w:r>
+      <w:r>
+        <w:rPr>
+          <w:rStyle w:val="VerbatimChar"/>
+        </w:rPr>
+        <w:t xml:space="preserve">zig cc</w:t>
+      </w:r>
+      <w:r>
+        <w:t xml:space="preserve"> </w:t>
+      </w:r>
+      <w:r>
+        <w:t xml:space="preserve">C toolchain into</w:t>
+      </w:r>
+      <w:r>
+        <w:t xml:space="preserve"> </w:t>
+      </w:r>
+      <w:r>
+        <w:rPr>
+          <w:rStyle w:val="VerbatimChar"/>
+        </w:rPr>
+        <w:t xml:space="preserve">.local-deps</w:t>
+      </w:r>
+      <w:r>
+        <w:t xml:space="preserve"> </w:t>
+      </w:r>
+      <w:r>
+        <w:t xml:space="preserve">(kind=toolchain, like the Go-toolchain obtain) and build tmux from the 3.6a release tarball to avoid autotools/system-cc requirements. Status In progress — research complete and a proof-of-concept live-build spike is running; implementation is pending the PoC verdict. Acceptance: a live root-free build on a real host with the system toolchain neutered produces a tmux 3.6a binary that runs, with captured evidence and N=3 deterministic reproduction — no bluff.</w:t>
+      </w:r>
+    </w:p>
+    <w:bookmarkEnd w:id="77"/>
+    <w:bookmarkStart w:id="78" w:name="X1de5d7b777bcd7214aff13df6f79b76748c51a4"/>
+    <w:p>
+      <w:pPr>
+        <w:pStyle w:val="Heading3"/>
+      </w:pPr>
+      <w:r>
+        <w:t xml:space="preserve">B52 WI-PARSER-GREEDY-BIND-001 — workable-items md-parser absorbs a following no-period block's TMX-ID → UNIQUE-constraint failure —</w:t>
+      </w:r>
+      <w:r>
+        <w:t xml:space="preserve"> </w:t>
+      </w:r>
+      <w:r>
+        <w:rPr>
+          <w:rStyle w:val="VerbatimChar"/>
+        </w:rPr>
+        <w:t xml:space="preserve">RESOLVED</w:t>
+      </w:r>
+    </w:p>
+    <w:p>
+      <w:pPr>
+        <w:pStyle w:val="FirstParagraph"/>
+      </w:pPr>
+      <w:r>
+        <w:rPr>
+          <w:b/>
+          <w:bCs/>
+        </w:rPr>
+        <w:t xml:space="preserve">TMX-ID:</w:t>
+      </w:r>
+      <w:r>
+        <w:t xml:space="preserve"> </w:t>
+      </w:r>
+      <w:r>
+        <w:t xml:space="preserve">TMX-065</w:t>
+      </w:r>
+      <w:r>
+        <w:t xml:space="preserve"> </w:t>
+      </w:r>
+      <w:r>
+        <w:rPr>
+          <w:b/>
+          <w:bCs/>
+        </w:rPr>
+        <w:t xml:space="preserve">Status:</w:t>
+      </w:r>
+      <w:r>
+        <w:t xml:space="preserve"> </w:t>
+      </w:r>
+      <w:r>
+        <w:t xml:space="preserve">Fixed (→ Fixed.md)</w:t>
+      </w:r>
+      <w:r>
+        <w:t xml:space="preserve"> </w:t>
+      </w:r>
+      <w:r>
+        <w:rPr>
+          <w:b/>
+          <w:bCs/>
+        </w:rPr>
+        <w:t xml:space="preserve">Type:</w:t>
+      </w:r>
+      <w:r>
+        <w:t xml:space="preserve"> </w:t>
+      </w:r>
+      <w:r>
+        <w:t xml:space="preserve">Bug</w:t>
+      </w:r>
+      <w:r>
+        <w:t xml:space="preserve"> </w:t>
+      </w:r>
+      <w:r>
+        <w:rPr>
+          <w:b/>
+          <w:bCs/>
+        </w:rPr>
+        <w:t xml:space="preserve">Severity:</w:t>
+      </w:r>
+      <w:r>
+        <w:t xml:space="preserve"> </w:t>
+      </w:r>
+      <w:r>
+        <w:t xml:space="preserve">HIGH</w:t>
+      </w:r>
+    </w:p>
+    <w:p>
+      <w:pPr>
+        <w:pStyle w:val="BodyText"/>
+      </w:pPr>
+      <w:r>
+        <w:rPr>
+          <w:rStyle w:val="VerbatimChar"/>
+        </w:rPr>
+        <w:t xml:space="preserve">cmd/workable-items/parser.go</w:t>
+      </w:r>
+      <w:r>
+        <w:t xml:space="preserve"> </w:t>
+      </w:r>
+      <w:r>
+        <w:t xml:space="preserve">greedily extended a period-style heading's (</w:t>
+      </w:r>
+      <w:r>
+        <w:rPr>
+          <w:rStyle w:val="VerbatimChar"/>
+        </w:rPr>
+        <w:t xml:space="preserve">### A54. …</w:t>
+      </w:r>
+      <w:r>
+        <w:t xml:space="preserve">,</w:t>
+      </w:r>
+      <w:r>
+        <w:t xml:space="preserve"> </w:t>
+      </w:r>
+      <w:r>
+        <w:t xml:space="preserve">which matches</w:t>
+      </w:r>
+      <w:r>
+        <w:t xml:space="preserve"> </w:t>
+      </w:r>
+      <w:r>
+        <w:rPr>
+          <w:rStyle w:val="VerbatimChar"/>
+        </w:rPr>
+        <w:t xml:space="preserve">headingRE</w:t>
+      </w:r>
+      <w:r>
+        <w:t xml:space="preserve">) 24-line structured-metadata window across any FOLLOWING no-period</w:t>
+      </w:r>
+      <w:r>
+        <w:t xml:space="preserve"> </w:t>
+      </w:r>
+      <w:r>
+        <w:rPr>
+          <w:rStyle w:val="VerbatimChar"/>
+        </w:rPr>
+        <w:t xml:space="preserve">### </w:t>
+      </w:r>
+      <w:r>
+        <w:t xml:space="preserve"> </w:t>
+      </w:r>
+      <w:r>
+        <w:t xml:space="preserve">block, mis-binding that block's</w:t>
+      </w:r>
+      <w:r>
+        <w:t xml:space="preserve"> </w:t>
+      </w:r>
+      <w:r>
+        <w:rPr>
+          <w:rStyle w:val="VerbatimChar"/>
+        </w:rPr>
+        <w:t xml:space="preserve">**TMX-ID:**</w:t>
+      </w:r>
+      <w:r>
+        <w:t xml:space="preserve"> </w:t>
+      </w:r>
+      <w:r>
+        <w:t xml:space="preserve">/</w:t>
+      </w:r>
+      <w:r>
+        <w:t xml:space="preserve"> </w:t>
+      </w:r>
+      <w:r>
+        <w:rPr>
+          <w:rStyle w:val="VerbatimChar"/>
+        </w:rPr>
+        <w:t xml:space="preserve">**Type:**</w:t>
+      </w:r>
+      <w:r>
+        <w:t xml:space="preserve"> </w:t>
+      </w:r>
+      <w:r>
+        <w:t xml:space="preserve">/</w:t>
+      </w:r>
+      <w:r>
+        <w:t xml:space="preserve"> </w:t>
+      </w:r>
+      <w:r>
+        <w:rPr>
+          <w:rStyle w:val="VerbatimChar"/>
+        </w:rPr>
+        <w:t xml:space="preserve">**Status:**</w:t>
+      </w:r>
+      <w:r>
+        <w:t xml:space="preserve"> </w:t>
+      </w:r>
+      <w:r>
+        <w:t xml:space="preserve">to the</w:t>
+      </w:r>
+      <w:r>
+        <w:t xml:space="preserve"> </w:t>
+      </w:r>
+      <w:r>
+        <w:t xml:space="preserve">period item — so</w:t>
+      </w:r>
+      <w:r>
+        <w:t xml:space="preserve"> </w:t>
+      </w:r>
+      <w:r>
+        <w:rPr>
+          <w:rStyle w:val="VerbatimChar"/>
+        </w:rPr>
+        <w:t xml:space="preserve">sync md-to-db</w:t>
+      </w:r>
+      <w:r>
+        <w:t xml:space="preserve"> </w:t>
+      </w:r>
+      <w:r>
+        <w:t xml:space="preserve">aborted with</w:t>
+      </w:r>
+      <w:r>
+        <w:t xml:space="preserve"> </w:t>
+      </w:r>
+      <w:r>
+        <w:rPr>
+          <w:rStyle w:val="VerbatimChar"/>
+        </w:rPr>
+        <w:t xml:space="preserve">UNIQUE constraint failed: items.atm_id</w:t>
+      </w:r>
+      <w:r>
+        <w:t xml:space="preserve"> </w:t>
+      </w:r>
+      <w:r>
+        <w:t xml:space="preserve">(forced a §9.2 DB restore this session). FIXED this session: the parser now closes the</w:t>
+      </w:r>
+      <w:r>
+        <w:t xml:space="preserve"> </w:t>
+      </w:r>
+      <w:r>
+        <w:t xml:space="preserve">structured-metadata window at the first subsequent Markdown heading of ANY level</w:t>
+      </w:r>
+      <w:r>
+        <w:t xml:space="preserve"> </w:t>
+      </w:r>
+      <w:r>
+        <w:t xml:space="preserve">(</w:t>
+      </w:r>
+      <w:r>
+        <w:rPr>
+          <w:rStyle w:val="VerbatimChar"/>
+        </w:rPr>
+        <w:t xml:space="preserve">anyHeadingRE</w:t>
+      </w:r>
+      <w:r>
+        <w:t xml:space="preserve">), so a following block's metadata can never be absorbed by a preceding</w:t>
+      </w:r>
+      <w:r>
+        <w:t xml:space="preserve"> </w:t>
+      </w:r>
+      <w:r>
+        <w:t xml:space="preserve">period item. Guarded by</w:t>
+      </w:r>
+      <w:r>
+        <w:t xml:space="preserve"> </w:t>
+      </w:r>
+      <w:r>
+        <w:rPr>
+          <w:rStyle w:val="VerbatimChar"/>
+        </w:rPr>
+        <w:t xml:space="preserve">cmd/workable-items/parser_greedybind_test.go</w:t>
+      </w:r>
+      <w:r>
+        <w:t xml:space="preserve"> </w:t>
+      </w:r>
+      <w:r>
+        <w:t xml:space="preserve">RED→GREEN</w:t>
+      </w:r>
+      <w:r>
+        <w:t xml:space="preserve"> </w:t>
+      </w:r>
+      <w:r>
+        <w:t xml:space="preserve">(parser-level absorption test + end-to-end UNIQUE-collision regression).</w:t>
+      </w:r>
+      <w:r>
+        <w:t xml:space="preserve"> </w:t>
+      </w:r>
+      <w:r>
+        <w:rPr>
+          <w:b/>
+          <w:bCs/>
+        </w:rPr>
+        <w:t xml:space="preserve">Acceptance:</w:t>
+      </w:r>
+      <w:r>
+        <w:t xml:space="preserve"> </w:t>
+      </w:r>
+      <w:r>
+        <w:t xml:space="preserve">a</w:t>
+      </w:r>
+      <w:r>
+        <w:t xml:space="preserve"> </w:t>
+      </w:r>
+      <w:r>
+        <w:t xml:space="preserve">period heading never absorbs a following block's TMX-ID/Type and</w:t>
+      </w:r>
+      <w:r>
+        <w:t xml:space="preserve"> </w:t>
+      </w:r>
+      <w:r>
+        <w:rPr>
+          <w:rStyle w:val="VerbatimChar"/>
+        </w:rPr>
+        <w:t xml:space="preserve">md-to-db</w:t>
+      </w:r>
+      <w:r>
+        <w:t xml:space="preserve"> </w:t>
+      </w:r>
+      <w:r>
+        <w:t xml:space="preserve">raises no UNIQUE</w:t>
+      </w:r>
+      <w:r>
+        <w:t xml:space="preserve"> </w:t>
+      </w:r>
+      <w:r>
+        <w:t xml:space="preserve">error —</w:t>
+      </w:r>
+      <w:r>
+        <w:t xml:space="preserve"> </w:t>
+      </w:r>
+      <w:r>
+        <w:rPr>
+          <w:rStyle w:val="VerbatimChar"/>
+        </w:rPr>
+        <w:t xml:space="preserve">go test ./cmd/workable-items</w:t>
+      </w:r>
+      <w:r>
+        <w:t xml:space="preserve"> </w:t>
+      </w:r>
+      <w:r>
+        <w:t xml:space="preserve">GREEN; pending conductor verification + close.</w:t>
+      </w:r>
+    </w:p>
+    <w:bookmarkEnd w:id="78"/>
+    <w:bookmarkStart w:id="79" w:name="X9c14c7e8d1632fa3b8837e7c963eda48eca21dd"/>
+    <w:p>
+      <w:pPr>
+        <w:pStyle w:val="Heading3"/>
+      </w:pPr>
+      <w:r>
+        <w:t xml:space="preserve">B53 WI-SET-STATUS-COMMAND-001 — workable-items had no command to set a non-terminal status (manual sqlite3 UPDATE required) —</w:t>
+      </w:r>
+      <w:r>
+        <w:t xml:space="preserve"> </w:t>
+      </w:r>
+      <w:r>
+        <w:rPr>
+          <w:rStyle w:val="VerbatimChar"/>
+        </w:rPr>
+        <w:t xml:space="preserve">RESOLVED</w:t>
+      </w:r>
+    </w:p>
+    <w:p>
+      <w:pPr>
+        <w:pStyle w:val="FirstParagraph"/>
+      </w:pPr>
+      <w:r>
+        <w:rPr>
+          <w:b/>
+          <w:bCs/>
+        </w:rPr>
+        <w:t xml:space="preserve">TMX-ID:</w:t>
+      </w:r>
+      <w:r>
+        <w:t xml:space="preserve"> </w:t>
+      </w:r>
+      <w:r>
+        <w:t xml:space="preserve">TMX-066</w:t>
+      </w:r>
+      <w:r>
+        <w:t xml:space="preserve"> </w:t>
+      </w:r>
+      <w:r>
+        <w:rPr>
+          <w:b/>
+          <w:bCs/>
+        </w:rPr>
+        <w:t xml:space="preserve">Status:</w:t>
+      </w:r>
+      <w:r>
+        <w:t xml:space="preserve"> </w:t>
+      </w:r>
+      <w:r>
+        <w:t xml:space="preserve">Fixed (→ Fixed.md)</w:t>
+      </w:r>
+      <w:r>
+        <w:t xml:space="preserve"> </w:t>
+      </w:r>
+      <w:r>
+        <w:rPr>
+          <w:b/>
+          <w:bCs/>
+        </w:rPr>
+        <w:t xml:space="preserve">Type:</w:t>
+      </w:r>
+      <w:r>
+        <w:t xml:space="preserve"> </w:t>
+      </w:r>
+      <w:r>
+        <w:t xml:space="preserve">Bug</w:t>
+      </w:r>
+      <w:r>
+        <w:t xml:space="preserve"> </w:t>
+      </w:r>
+      <w:r>
+        <w:rPr>
+          <w:b/>
+          <w:bCs/>
+        </w:rPr>
+        <w:t xml:space="preserve">Severity:</w:t>
+      </w:r>
+      <w:r>
+        <w:t xml:space="preserve"> </w:t>
+      </w:r>
+      <w:r>
+        <w:t xml:space="preserve">MEDIUM</w:t>
+      </w:r>
+    </w:p>
+    <w:p>
+      <w:pPr>
+        <w:pStyle w:val="BodyText"/>
+      </w:pPr>
+      <w:r>
+        <w:rPr>
+          <w:rStyle w:val="VerbatimChar"/>
+        </w:rPr>
+        <w:t xml:space="preserve">workable-items add</w:t>
+      </w:r>
+      <w:r>
+        <w:t xml:space="preserve"> </w:t>
+      </w:r>
+      <w:r>
+        <w:t xml:space="preserve">only ever creates a</w:t>
+      </w:r>
+      <w:r>
+        <w:t xml:space="preserve"> </w:t>
+      </w:r>
+      <w:r>
+        <w:rPr>
+          <w:rStyle w:val="VerbatimChar"/>
+        </w:rPr>
+        <w:t xml:space="preserve">Queued</w:t>
+      </w:r>
+      <w:r>
+        <w:t xml:space="preserve"> </w:t>
+      </w:r>
+      <w:r>
+        <w:t xml:space="preserve">item and</w:t>
+      </w:r>
+      <w:r>
+        <w:t xml:space="preserve"> </w:t>
+      </w:r>
+      <w:r>
+        <w:rPr>
+          <w:rStyle w:val="VerbatimChar"/>
+        </w:rPr>
+        <w:t xml:space="preserve">close</w:t>
+      </w:r>
+      <w:r>
+        <w:t xml:space="preserve"> </w:t>
+      </w:r>
+      <w:r>
+        <w:t xml:space="preserve">only ever assigns a</w:t>
+      </w:r>
+      <w:r>
+        <w:t xml:space="preserve"> </w:t>
+      </w:r>
+      <w:r>
+        <w:t xml:space="preserve">TERMINAL closure status, so moving an item to a non-terminal §11.4.15/§11.4.21 status</w:t>
+      </w:r>
+      <w:r>
+        <w:t xml:space="preserve"> </w:t>
+      </w:r>
+      <w:r>
+        <w:t xml:space="preserve">(</w:t>
+      </w:r>
+      <w:r>
+        <w:rPr>
+          <w:rStyle w:val="VerbatimChar"/>
+        </w:rPr>
+        <w:t xml:space="preserve">In progress</w:t>
+      </w:r>
+      <w:r>
+        <w:t xml:space="preserve"> </w:t>
+      </w:r>
+      <w:r>
+        <w:t xml:space="preserve">/</w:t>
+      </w:r>
+      <w:r>
+        <w:t xml:space="preserve"> </w:t>
+      </w:r>
+      <w:r>
+        <w:rPr>
+          <w:rStyle w:val="VerbatimChar"/>
+        </w:rPr>
+        <w:t xml:space="preserve">Ready for testing</w:t>
+      </w:r>
+      <w:r>
+        <w:t xml:space="preserve"> </w:t>
+      </w:r>
+      <w:r>
+        <w:t xml:space="preserve">/</w:t>
+      </w:r>
+      <w:r>
+        <w:t xml:space="preserve"> </w:t>
+      </w:r>
+      <w:r>
+        <w:rPr>
+          <w:rStyle w:val="VerbatimChar"/>
+        </w:rPr>
+        <w:t xml:space="preserve">In testing</w:t>
+      </w:r>
+      <w:r>
+        <w:t xml:space="preserve"> </w:t>
+      </w:r>
+      <w:r>
+        <w:t xml:space="preserve">/</w:t>
+      </w:r>
+      <w:r>
+        <w:t xml:space="preserve"> </w:t>
+      </w:r>
+      <w:r>
+        <w:rPr>
+          <w:rStyle w:val="VerbatimChar"/>
+        </w:rPr>
+        <w:t xml:space="preserve">Reopened</w:t>
+      </w:r>
+      <w:r>
+        <w:t xml:space="preserve"> </w:t>
+      </w:r>
+      <w:r>
+        <w:t xml:space="preserve">/</w:t>
+      </w:r>
+      <w:r>
+        <w:t xml:space="preserve"> </w:t>
+      </w:r>
+      <w:r>
+        <w:rPr>
+          <w:rStyle w:val="VerbatimChar"/>
+        </w:rPr>
+        <w:t xml:space="preserve">Operator-blocked</w:t>
+      </w:r>
+      <w:r>
+        <w:t xml:space="preserve">)</w:t>
+      </w:r>
+      <w:r>
+        <w:t xml:space="preserve"> </w:t>
+      </w:r>
+      <w:r>
+        <w:t xml:space="preserve">required a hand-written</w:t>
+      </w:r>
+      <w:r>
+        <w:t xml:space="preserve"> </w:t>
+      </w:r>
+      <w:r>
+        <w:rPr>
+          <w:rStyle w:val="VerbatimChar"/>
+        </w:rPr>
+        <w:t xml:space="preserve">sqlite3 UPDATE</w:t>
+      </w:r>
+      <w:r>
+        <w:t xml:space="preserve"> </w:t>
+      </w:r>
+      <w:r>
+        <w:t xml:space="preserve">that bypassed the §11.4.34 audit trail and the</w:t>
+      </w:r>
+      <w:r>
+        <w:t xml:space="preserve"> </w:t>
+      </w:r>
+      <w:r>
+        <w:t xml:space="preserve">§11.4.93 SSoT discipline. FIXED this session: new</w:t>
+      </w:r>
+      <w:r>
+        <w:t xml:space="preserve"> </w:t>
+      </w:r>
+      <w:r>
+        <w:rPr>
+          <w:rStyle w:val="VerbatimChar"/>
+        </w:rPr>
+        <w:t xml:space="preserve">workable-items set-status TMX-NNN --status &lt;non-terminal&gt; [--by AI|User] [--reason …]</w:t>
+      </w:r>
+      <w:r>
+        <w:t xml:space="preserve"> </w:t>
+      </w:r>
+      <w:r>
+        <w:t xml:space="preserve">writes the status +</w:t>
+      </w:r>
+      <w:r>
+        <w:t xml:space="preserve"> </w:t>
+      </w:r>
+      <w:r>
+        <w:rPr>
+          <w:rStyle w:val="VerbatimChar"/>
+        </w:rPr>
+        <w:t xml:space="preserve">last_modified</w:t>
+      </w:r>
+      <w:r>
+        <w:t xml:space="preserve"> </w:t>
+      </w:r>
+      <w:r>
+        <w:t xml:space="preserve">+</w:t>
+      </w:r>
+      <w:r>
+        <w:t xml:space="preserve"> </w:t>
+      </w:r>
+      <w:r>
+        <w:t xml:space="preserve">an audited</w:t>
+      </w:r>
+      <w:r>
+        <w:t xml:space="preserve"> </w:t>
+      </w:r>
+      <w:r>
+        <w:rPr>
+          <w:rStyle w:val="VerbatimChar"/>
+        </w:rPr>
+        <w:t xml:space="preserve">Updated</w:t>
+      </w:r>
+      <w:r>
+        <w:t xml:space="preserve"> </w:t>
+      </w:r>
+      <w:r>
+        <w:rPr>
+          <w:rStyle w:val="VerbatimChar"/>
+        </w:rPr>
+        <w:t xml:space="preserve">item_history</w:t>
+      </w:r>
+      <w:r>
+        <w:t xml:space="preserve"> </w:t>
+      </w:r>
+      <w:r>
+        <w:t xml:space="preserve">row, rejects terminal statuses (pointing to</w:t>
+      </w:r>
+      <w:r>
+        <w:t xml:space="preserve"> </w:t>
+      </w:r>
+      <w:r>
+        <w:rPr>
+          <w:rStyle w:val="VerbatimChar"/>
+        </w:rPr>
+        <w:t xml:space="preserve">close</w:t>
+      </w:r>
+      <w:r>
+        <w:t xml:space="preserve">) and</w:t>
+      </w:r>
+      <w:r>
+        <w:t xml:space="preserve"> </w:t>
+      </w:r>
+      <w:r>
+        <w:t xml:space="preserve">unknown statuses (§11.4.6 — no silent default). Guarded by</w:t>
+      </w:r>
+      <w:r>
+        <w:t xml:space="preserve"> </w:t>
+      </w:r>
+      <w:r>
+        <w:rPr>
+          <w:rStyle w:val="VerbatimChar"/>
+        </w:rPr>
+        <w:t xml:space="preserve">cmd/workable-items/set_status_test.go</w:t>
+      </w:r>
+      <w:r>
+        <w:t xml:space="preserve"> </w:t>
+      </w:r>
+      <w:r>
+        <w:t xml:space="preserve">(6 cases).</w:t>
+      </w:r>
+      <w:r>
+        <w:t xml:space="preserve"> </w:t>
+      </w:r>
+      <w:r>
+        <w:rPr>
+          <w:b/>
+          <w:bCs/>
+        </w:rPr>
+        <w:t xml:space="preserve">Acceptance:</w:t>
+      </w:r>
+      <w:r>
+        <w:t xml:space="preserve"> </w:t>
+      </w:r>
+      <w:r>
+        <w:t xml:space="preserve">the command sets a</w:t>
+      </w:r>
+      <w:r>
+        <w:t xml:space="preserve"> </w:t>
+      </w:r>
+      <w:r>
+        <w:t xml:space="preserve">non-terminal status with an audit row and rejects terminal/unknown values —</w:t>
+      </w:r>
+      <w:r>
+        <w:t xml:space="preserve"> </w:t>
+      </w:r>
+      <w:r>
+        <w:rPr>
+          <w:rStyle w:val="VerbatimChar"/>
+        </w:rPr>
+        <w:t xml:space="preserve">go test ./cmd/workable-items</w:t>
+      </w:r>
+      <w:r>
+        <w:t xml:space="preserve"> </w:t>
+      </w:r>
+      <w:r>
+        <w:t xml:space="preserve">GREEN; pending conductor verification + close.</w:t>
+      </w:r>
+    </w:p>
+    <w:bookmarkEnd w:id="79"/>
+    <w:bookmarkEnd w:id="80"/>
+    <w:bookmarkEnd w:id="81"/>
     <w:sectPr>
       <w:footnotePr>
         <w:numRestart w:val="eachSect"/>

--- a/Fixed.docx
+++ b/Fixed.docx
@@ -10,7 +10,7 @@
         <w:t xml:space="preserve">Fixed</w:t>
       </w:r>
     </w:p>
-    <w:bookmarkStart w:id="81" w:name="vasic-digital-tmux--closed-items-tracker"/>
+    <w:bookmarkStart w:id="84" w:name="vasic-digital-tmux--closed-items-tracker"/>
     <w:p>
       <w:pPr>
         <w:pStyle w:val="Heading1"/>
@@ -42377,7 +42377,7 @@
     </w:p>
     <w:bookmarkEnd w:id="71"/>
     <w:bookmarkEnd w:id="72"/>
-    <w:bookmarkStart w:id="80" w:name="d-migration-history--informational"/>
+    <w:bookmarkStart w:id="83" w:name="d-migration-history--informational"/>
     <w:p>
       <w:pPr>
         <w:pStyle w:val="Heading2"/>
@@ -45794,8 +45794,994 @@
       </w:r>
     </w:p>
     <w:bookmarkEnd w:id="79"/>
+    <w:bookmarkStart w:id="80" w:name="Xd47b79b1f50fb2fa2ec14c70174490f89c1d167"/>
+    <w:p>
+      <w:pPr>
+        <w:pStyle w:val="Heading3"/>
+      </w:pPr>
+      <w:r>
+        <w:t xml:space="preserve">A54 NO-SUDO-PROJECTWIDE-FOLLOWUP-001 — convert print-only sudo/setcap hints outside the install path and extend the no-sudo gate project-wide —</w:t>
+      </w:r>
+      <w:r>
+        <w:t xml:space="preserve"> </w:t>
+      </w:r>
+      <w:r>
+        <w:rPr>
+          <w:rStyle w:val="VerbatimChar"/>
+        </w:rPr>
+        <w:t xml:space="preserve">RESOLVED</w:t>
+      </w:r>
+    </w:p>
+    <w:p>
+      <w:pPr>
+        <w:pStyle w:val="FirstParagraph"/>
+      </w:pPr>
+      <w:r>
+        <w:rPr>
+          <w:b/>
+          <w:bCs/>
+        </w:rPr>
+        <w:t xml:space="preserve">TMX-ID:</w:t>
+      </w:r>
+      <w:r>
+        <w:t xml:space="preserve"> </w:t>
+      </w:r>
+      <w:r>
+        <w:t xml:space="preserve">TMX-064</w:t>
+      </w:r>
+      <w:r>
+        <w:t xml:space="preserve"> </w:t>
+      </w:r>
+      <w:r>
+        <w:rPr>
+          <w:b/>
+          <w:bCs/>
+        </w:rPr>
+        <w:t xml:space="preserve">Status:</w:t>
+      </w:r>
+      <w:r>
+        <w:t xml:space="preserve"> </w:t>
+      </w:r>
+      <w:r>
+        <w:t xml:space="preserve">Completed (→ Fixed.md)</w:t>
+      </w:r>
+      <w:r>
+        <w:t xml:space="preserve"> </w:t>
+      </w:r>
+      <w:r>
+        <w:rPr>
+          <w:b/>
+          <w:bCs/>
+        </w:rPr>
+        <w:t xml:space="preserve">Type:</w:t>
+      </w:r>
+      <w:r>
+        <w:t xml:space="preserve"> </w:t>
+      </w:r>
+      <w:r>
+        <w:t xml:space="preserve">Task</w:t>
+      </w:r>
+      <w:r>
+        <w:t xml:space="preserve"> </w:t>
+      </w:r>
+      <w:r>
+        <w:rPr>
+          <w:b/>
+          <w:bCs/>
+        </w:rPr>
+        <w:t xml:space="preserve">Severity:</w:t>
+      </w:r>
+      <w:r>
+        <w:t xml:space="preserve"> </w:t>
+      </w:r>
+      <w:r>
+        <w:t xml:space="preserve">MEDIUM</w:t>
+      </w:r>
+    </w:p>
+    <w:p>
+      <w:pPr>
+        <w:pStyle w:val="BodyText"/>
+      </w:pPr>
+      <w:r>
+        <w:t xml:space="preserve">Follow-up to TMX-062: convert the remaining print-only</w:t>
+      </w:r>
+      <w:r>
+        <w:t xml:space="preserve"> </w:t>
+      </w:r>
+      <w:r>
+        <w:rPr>
+          <w:rStyle w:val="VerbatimChar"/>
+        </w:rPr>
+        <w:t xml:space="preserve">sudo</w:t>
+      </w:r>
+      <w:r>
+        <w:t xml:space="preserve">/</w:t>
+      </w:r>
+      <w:r>
+        <w:rPr>
+          <w:rStyle w:val="VerbatimChar"/>
+        </w:rPr>
+        <w:t xml:space="preserve">setcap</w:t>
+      </w:r>
+      <w:r>
+        <w:t xml:space="preserve"> </w:t>
+      </w:r>
+      <w:r>
+        <w:t xml:space="preserve">hints OUTSIDE the install path (</w:t>
+      </w:r>
+      <w:r>
+        <w:rPr>
+          <w:rStyle w:val="VerbatimChar"/>
+        </w:rPr>
+        <w:t xml:space="preserve">scripts/build_oom_set.sh</w:t>
+      </w:r>
+      <w:r>
+        <w:t xml:space="preserve">,</w:t>
+      </w:r>
+      <w:r>
+        <w:t xml:space="preserve"> </w:t>
+      </w:r>
+      <w:r>
+        <w:rPr>
+          <w:rStyle w:val="VerbatimChar"/>
+        </w:rPr>
+        <w:t xml:space="preserve">scripts/test_vm.sh</w:t>
+      </w:r>
+      <w:r>
+        <w:t xml:space="preserve">,</w:t>
+      </w:r>
+      <w:r>
+        <w:t xml:space="preserve"> </w:t>
+      </w:r>
+      <w:r>
+        <w:rPr>
+          <w:rStyle w:val="VerbatimChar"/>
+        </w:rPr>
+        <w:t xml:space="preserve">scripts/tests/08_oom_score_adj.sh</w:t>
+      </w:r>
+      <w:r>
+        <w:t xml:space="preserve">, and the</w:t>
+      </w:r>
+      <w:r>
+        <w:t xml:space="preserve"> </w:t>
+      </w:r>
+      <w:r>
+        <w:rPr>
+          <w:rStyle w:val="VerbatimChar"/>
+        </w:rPr>
+        <w:t xml:space="preserve">scripts/oom_set.c</w:t>
+      </w:r>
+      <w:r>
+        <w:t xml:space="preserve"> </w:t>
+      </w:r>
+      <w:r>
+        <w:t xml:space="preserve">comment) to "(as root)" phrasing, and extend the no-sudo gate project-wide so it detects</w:t>
+      </w:r>
+      <w:r>
+        <w:t xml:space="preserve"> </w:t>
+      </w:r>
+      <w:r>
+        <w:rPr>
+          <w:rStyle w:val="VerbatimChar"/>
+        </w:rPr>
+        <w:t xml:space="preserve">sudo</w:t>
+      </w:r>
+      <w:r>
+        <w:t xml:space="preserve">/</w:t>
+      </w:r>
+      <w:r>
+        <w:rPr>
+          <w:rStyle w:val="VerbatimChar"/>
+        </w:rPr>
+        <w:t xml:space="preserve">su</w:t>
+      </w:r>
+      <w:r>
+        <w:t xml:space="preserve"> </w:t>
+      </w:r>
+      <w:r>
+        <w:t xml:space="preserve">EXECUTION rather than mere mention. Status Queued. Acceptance: project-wide 0</w:t>
+      </w:r>
+      <w:r>
+        <w:t xml:space="preserve"> </w:t>
+      </w:r>
+      <w:r>
+        <w:rPr>
+          <w:rStyle w:val="VerbatimChar"/>
+        </w:rPr>
+        <w:t xml:space="preserve">sudo</w:t>
+      </w:r>
+      <w:r>
+        <w:t xml:space="preserve">/</w:t>
+      </w:r>
+      <w:r>
+        <w:rPr>
+          <w:rStyle w:val="VerbatimChar"/>
+        </w:rPr>
+        <w:t xml:space="preserve">su</w:t>
+      </w:r>
+      <w:r>
+        <w:t xml:space="preserve"> </w:t>
+      </w:r>
+      <w:r>
+        <w:t xml:space="preserve">execution paths, and the gate is scoped to flag execution only — no false positives on legitimate "(as root)" documentation strings.</w:t>
+      </w:r>
+    </w:p>
     <w:bookmarkEnd w:id="80"/>
+    <w:bookmarkStart w:id="81" w:name="Xc918b86b63525bc420f3c6b2d83b5743c5247cb"/>
+    <w:p>
+      <w:pPr>
+        <w:pStyle w:val="Heading3"/>
+      </w:pPr>
+      <w:r>
+        <w:t xml:space="preserve">B51 DB-FIXEDMD-SSOT-DRIFT-001 — reconcile DB↔Fixed.md SSoT drift (Fixed.md A46-A49 absent from the items table) —</w:t>
+      </w:r>
+      <w:r>
+        <w:t xml:space="preserve"> </w:t>
+      </w:r>
+      <w:r>
+        <w:rPr>
+          <w:rStyle w:val="VerbatimChar"/>
+        </w:rPr>
+        <w:t xml:space="preserve">RESOLVED</w:t>
+      </w:r>
+    </w:p>
+    <w:p>
+      <w:pPr>
+        <w:pStyle w:val="FirstParagraph"/>
+      </w:pPr>
+      <w:r>
+        <w:rPr>
+          <w:b/>
+          <w:bCs/>
+        </w:rPr>
+        <w:t xml:space="preserve">TMX-ID:</w:t>
+      </w:r>
+      <w:r>
+        <w:t xml:space="preserve"> </w:t>
+      </w:r>
+      <w:r>
+        <w:t xml:space="preserve">TMX-060</w:t>
+      </w:r>
+      <w:r>
+        <w:t xml:space="preserve"> </w:t>
+      </w:r>
+      <w:r>
+        <w:rPr>
+          <w:b/>
+          <w:bCs/>
+        </w:rPr>
+        <w:t xml:space="preserve">Status:</w:t>
+      </w:r>
+      <w:r>
+        <w:t xml:space="preserve"> </w:t>
+      </w:r>
+      <w:r>
+        <w:t xml:space="preserve">Completed (→ Fixed.md)</w:t>
+      </w:r>
+      <w:r>
+        <w:t xml:space="preserve"> </w:t>
+      </w:r>
+      <w:r>
+        <w:rPr>
+          <w:b/>
+          <w:bCs/>
+        </w:rPr>
+        <w:t xml:space="preserve">Type:</w:t>
+      </w:r>
+      <w:r>
+        <w:t xml:space="preserve"> </w:t>
+      </w:r>
+      <w:r>
+        <w:t xml:space="preserve">Task</w:t>
+      </w:r>
+      <w:r>
+        <w:t xml:space="preserve"> </w:t>
+      </w:r>
+      <w:r>
+        <w:rPr>
+          <w:b/>
+          <w:bCs/>
+        </w:rPr>
+        <w:t xml:space="preserve">Severity:</w:t>
+      </w:r>
+      <w:r>
+        <w:t xml:space="preserve"> </w:t>
+      </w:r>
+      <w:r>
+        <w:t xml:space="preserve">MEDIUM</w:t>
+      </w:r>
+    </w:p>
+    <w:p>
+      <w:pPr>
+        <w:pStyle w:val="BodyText"/>
+      </w:pPr>
+      <w:r>
+        <w:t xml:space="preserve">The §11.4.93 workable-items DB is missing four RESOLVED</w:t>
+      </w:r>
+      <w:r>
+        <w:t xml:space="preserve"> </w:t>
+      </w:r>
+      <w:r>
+        <w:rPr>
+          <w:rStyle w:val="VerbatimChar"/>
+        </w:rPr>
+        <w:t xml:space="preserve">Fixed.md</w:t>
+      </w:r>
+      <w:r>
+        <w:t xml:space="preserve"> </w:t>
+      </w:r>
+      <w:r>
+        <w:t xml:space="preserve">entries — A46 (libtinfo</w:t>
+      </w:r>
+      <w:r>
+        <w:t xml:space="preserve"> </w:t>
+      </w:r>
+      <w:r>
+        <w:t xml:space="preserve">version warning), A47 (test-harness timing races), A48 (distribution orchestrator binary),</w:t>
+      </w:r>
+      <w:r>
+        <w:t xml:space="preserve"> </w:t>
+      </w:r>
+      <w:r>
+        <w:t xml:space="preserve">A49 (test 17 scrollback load flake). A full</w:t>
+      </w:r>
+      <w:r>
+        <w:t xml:space="preserve"> </w:t>
+      </w:r>
+      <w:r>
+        <w:rPr>
+          <w:rStyle w:val="VerbatimChar"/>
+        </w:rPr>
+        <w:t xml:space="preserve">md-to-db</w:t>
+      </w:r>
+      <w:r>
+        <w:t xml:space="preserve"> </w:t>
+      </w:r>
+      <w:r>
+        <w:t xml:space="preserve">over</w:t>
+      </w:r>
+      <w:r>
+        <w:t xml:space="preserve"> </w:t>
+      </w:r>
+      <w:r>
+        <w:rPr>
+          <w:rStyle w:val="VerbatimChar"/>
+        </w:rPr>
+        <w:t xml:space="preserve">Fixed.md</w:t>
+      </w:r>
+      <w:r>
+        <w:t xml:space="preserve"> </w:t>
+      </w:r>
+      <w:r>
+        <w:t xml:space="preserve">reports</w:t>
+      </w:r>
+      <w:r>
+        <w:t xml:space="preserve"> </w:t>
+      </w:r>
+      <w:r>
+        <w:rPr>
+          <w:rStyle w:val="VerbatimChar"/>
+        </w:rPr>
+        <w:t xml:space="preserve">inserted=4 updated=1 allocated=4</w:t>
+      </w:r>
+      <w:r>
+        <w:t xml:space="preserve">, proving the items table never captured them (the</w:t>
+      </w:r>
+      <w:r>
+        <w:t xml:space="preserve"> </w:t>
+      </w:r>
+      <w:r>
+        <w:t xml:space="preserve">CHANGELOG names this "DB↔Fixed.md SSoT drift" as a tracked follow-up).</w:t>
+      </w:r>
+      <w:r>
+        <w:t xml:space="preserve"> </w:t>
+      </w:r>
+      <w:r>
+        <w:rPr>
+          <w:b/>
+          <w:bCs/>
+        </w:rPr>
+        <w:t xml:space="preserve">Fix direction:</w:t>
+      </w:r>
+      <w:r>
+        <w:t xml:space="preserve"> </w:t>
+      </w:r>
+      <w:r>
+        <w:t xml:space="preserve">reconcile carefully — confirm none are reworded duplicates of an existing id before</w:t>
+      </w:r>
+      <w:r>
+        <w:t xml:space="preserve"> </w:t>
+      </w:r>
+      <w:r>
+        <w:t xml:space="preserve">allocating, identify the</w:t>
+      </w:r>
+      <w:r>
+        <w:t xml:space="preserve"> </w:t>
+      </w:r>
+      <w:r>
+        <w:rPr>
+          <w:rStyle w:val="VerbatimChar"/>
+        </w:rPr>
+        <w:t xml:space="preserve">updated=1</w:t>
+      </w:r>
+      <w:r>
+        <w:t xml:space="preserve"> </w:t>
+      </w:r>
+      <w:r>
+        <w:t xml:space="preserve">item, then sync so</w:t>
+      </w:r>
+      <w:r>
+        <w:t xml:space="preserve"> </w:t>
+      </w:r>
+      <w:r>
+        <w:rPr>
+          <w:rStyle w:val="VerbatimChar"/>
+        </w:rPr>
+        <w:t xml:space="preserve">validate</w:t>
+      </w:r>
+      <w:r>
+        <w:t xml:space="preserve"> </w:t>
+      </w:r>
+      <w:r>
+        <w:t xml:space="preserve">+</w:t>
+      </w:r>
+      <w:r>
+        <w:t xml:space="preserve"> </w:t>
+      </w:r>
+      <w:r>
+        <w:rPr>
+          <w:rStyle w:val="VerbatimChar"/>
+        </w:rPr>
+        <w:t xml:space="preserve">diff</w:t>
+      </w:r>
+      <w:r>
+        <w:t xml:space="preserve"> </w:t>
+      </w:r>
+      <w:r>
+        <w:t xml:space="preserve">stay clean.</w:t>
+      </w:r>
+      <w:r>
+        <w:t xml:space="preserve"> </w:t>
+      </w:r>
+      <w:r>
+        <w:rPr>
+          <w:b/>
+          <w:bCs/>
+        </w:rPr>
+        <w:t xml:space="preserve">Acceptance:</w:t>
+      </w:r>
+      <w:r>
+        <w:t xml:space="preserve"> </w:t>
+      </w:r>
+      <w:r>
+        <w:rPr>
+          <w:rStyle w:val="VerbatimChar"/>
+        </w:rPr>
+        <w:t xml:space="preserve">md-to-db</w:t>
+      </w:r>
+      <w:r>
+        <w:t xml:space="preserve"> </w:t>
+      </w:r>
+      <w:r>
+        <w:t xml:space="preserve">over the full corpus reports</w:t>
+      </w:r>
+      <w:r>
+        <w:t xml:space="preserve"> </w:t>
+      </w:r>
+      <w:r>
+        <w:rPr>
+          <w:rStyle w:val="VerbatimChar"/>
+        </w:rPr>
+        <w:t xml:space="preserve">inserted=0 updated=0</w:t>
+      </w:r>
+      <w:r>
+        <w:t xml:space="preserve"> </w:t>
+      </w:r>
+      <w:r>
+        <w:t xml:space="preserve">(idempotent)</w:t>
+      </w:r>
+      <w:r>
+        <w:t xml:space="preserve"> </w:t>
+      </w:r>
+      <w:r>
+        <w:t xml:space="preserve">and</w:t>
+      </w:r>
+      <w:r>
+        <w:t xml:space="preserve"> </w:t>
+      </w:r>
+      <w:r>
+        <w:rPr>
+          <w:rStyle w:val="VerbatimChar"/>
+        </w:rPr>
+        <w:t xml:space="preserve">validate</w:t>
+      </w:r>
+      <w:r>
+        <w:t xml:space="preserve"> </w:t>
+      </w:r>
+      <w:r>
+        <w:t xml:space="preserve">is 0-findings.</w:t>
+      </w:r>
+      <w:r>
+        <w:t xml:space="preserve"> </w:t>
+      </w:r>
+      <w:r>
+        <w:rPr>
+          <w:b/>
+          <w:bCs/>
+        </w:rPr>
+        <w:t xml:space="preserve">Reconcile (2026-06-29, this session):</w:t>
+      </w:r>
+      <w:r>
+        <w:t xml:space="preserve"> </w:t>
+      </w:r>
+      <w:r>
+        <w:t xml:space="preserve">ran</w:t>
+      </w:r>
+      <w:r>
+        <w:t xml:space="preserve"> </w:t>
+      </w:r>
+      <w:r>
+        <w:rPr>
+          <w:rStyle w:val="VerbatimChar"/>
+        </w:rPr>
+        <w:t xml:space="preserve">sync md-to-db</w:t>
+      </w:r>
+      <w:r>
+        <w:t xml:space="preserve"> </w:t>
+      </w:r>
+      <w:r>
+        <w:t xml:space="preserve">over the full corpus — the</w:t>
+      </w:r>
+      <w:r>
+        <w:t xml:space="preserve"> </w:t>
+      </w:r>
+      <w:r>
+        <w:t xml:space="preserve">four entries ingested as TMX-067 (A49 → Completed), TMX-068 (A48 → Implemented), TMX-069</w:t>
+      </w:r>
+      <w:r>
+        <w:t xml:space="preserve"> </w:t>
+      </w:r>
+      <w:r>
+        <w:t xml:space="preserve">(A46 → Fixed) and TMX-070 (A47 → Fixed); the</w:t>
+      </w:r>
+      <w:r>
+        <w:t xml:space="preserve"> </w:t>
+      </w:r>
+      <w:r>
+        <w:rPr>
+          <w:rStyle w:val="VerbatimChar"/>
+        </w:rPr>
+        <w:t xml:space="preserve">updated=1</w:t>
+      </w:r>
+      <w:r>
+        <w:t xml:space="preserve"> </w:t>
+      </w:r>
+      <w:r>
+        <w:t xml:space="preserve">item was TMX-045 ("Per-host-topology</w:t>
+      </w:r>
+      <w:r>
+        <w:t xml:space="preserve"> </w:t>
+      </w:r>
+      <w:r>
+        <w:t xml:space="preserve">dispatch probe") whose stored</w:t>
+      </w:r>
+      <w:r>
+        <w:t xml:space="preserve"> </w:t>
+      </w:r>
+      <w:r>
+        <w:rPr>
+          <w:rStyle w:val="VerbatimChar"/>
+        </w:rPr>
+        <w:t xml:space="preserve">raw_body</w:t>
+      </w:r>
+      <w:r>
+        <w:t xml:space="preserve"> </w:t>
+      </w:r>
+      <w:r>
+        <w:t xml:space="preserve">was stale (2140→7648 chars) and was refreshed from</w:t>
+      </w:r>
+      <w:r>
+        <w:t xml:space="preserve"> </w:t>
+      </w:r>
+      <w:r>
+        <w:t xml:space="preserve">the current</w:t>
+      </w:r>
+      <w:r>
+        <w:t xml:space="preserve"> </w:t>
+      </w:r>
+      <w:r>
+        <w:rPr>
+          <w:rStyle w:val="VerbatimChar"/>
+        </w:rPr>
+        <w:t xml:space="preserve">Fixed.md</w:t>
+      </w:r>
+      <w:r>
+        <w:t xml:space="preserve"> </w:t>
+      </w:r>
+      <w:r>
+        <w:t xml:space="preserve">— no other field changed, so it is not a reworded duplicate. The run</w:t>
+      </w:r>
+      <w:r>
+        <w:t xml:space="preserve"> </w:t>
+      </w:r>
+      <w:r>
+        <w:t xml:space="preserve">also re-captured the stale</w:t>
+      </w:r>
+      <w:r>
+        <w:t xml:space="preserve"> </w:t>
+      </w:r>
+      <w:r>
+        <w:rPr>
+          <w:rStyle w:val="VerbatimChar"/>
+        </w:rPr>
+        <w:t xml:space="preserve">document_sources[Fixed]</w:t>
+      </w:r>
+      <w:r>
+        <w:t xml:space="preserve"> </w:t>
+      </w:r>
+      <w:r>
+        <w:t xml:space="preserve">so a future</w:t>
+      </w:r>
+      <w:r>
+        <w:t xml:space="preserve"> </w:t>
+      </w:r>
+      <w:r>
+        <w:rPr>
+          <w:rStyle w:val="VerbatimChar"/>
+        </w:rPr>
+        <w:t xml:space="preserve">db-to-md</w:t>
+      </w:r>
+      <w:r>
+        <w:t xml:space="preserve"> </w:t>
+      </w:r>
+      <w:r>
+        <w:t xml:space="preserve">no longer</w:t>
+      </w:r>
+      <w:r>
+        <w:t xml:space="preserve"> </w:t>
+      </w:r>
+      <w:r>
+        <w:t xml:space="preserve">regresses</w:t>
+      </w:r>
+      <w:r>
+        <w:t xml:space="preserve"> </w:t>
+      </w:r>
+      <w:r>
+        <w:rPr>
+          <w:rStyle w:val="VerbatimChar"/>
+        </w:rPr>
+        <w:t xml:space="preserve">Fixed.md</w:t>
+      </w:r>
+      <w:r>
+        <w:t xml:space="preserve">. A second</w:t>
+      </w:r>
+      <w:r>
+        <w:t xml:space="preserve"> </w:t>
+      </w:r>
+      <w:r>
+        <w:rPr>
+          <w:rStyle w:val="VerbatimChar"/>
+        </w:rPr>
+        <w:t xml:space="preserve">md-to-db</w:t>
+      </w:r>
+      <w:r>
+        <w:t xml:space="preserve"> </w:t>
+      </w:r>
+      <w:r>
+        <w:t xml:space="preserve">reports</w:t>
+      </w:r>
+      <w:r>
+        <w:t xml:space="preserve"> </w:t>
+      </w:r>
+      <w:r>
+        <w:rPr>
+          <w:rStyle w:val="VerbatimChar"/>
+        </w:rPr>
+        <w:t xml:space="preserve">inserted=0 updated=0</w:t>
+      </w:r>
+      <w:r>
+        <w:t xml:space="preserve"> </w:t>
+      </w:r>
+      <w:r>
+        <w:t xml:space="preserve">(idempotent) and</w:t>
+      </w:r>
+      <w:r>
+        <w:t xml:space="preserve"> </w:t>
+      </w:r>
+      <w:r>
+        <w:rPr>
+          <w:rStyle w:val="VerbatimChar"/>
+        </w:rPr>
+        <w:t xml:space="preserve">validate</w:t>
+      </w:r>
+      <w:r>
+        <w:t xml:space="preserve"> </w:t>
+      </w:r>
+      <w:r>
+        <w:t xml:space="preserve">is 0-findings — pending conductor verification + close.</w:t>
+      </w:r>
+    </w:p>
     <w:bookmarkEnd w:id="81"/>
+    <w:bookmarkStart w:id="82" w:name="Xb5ae92cba4a4d3d160811db407a542367fc6a04"/>
+    <w:p>
+      <w:pPr>
+        <w:pStyle w:val="Heading3"/>
+      </w:pPr>
+      <w:r>
+        <w:t xml:space="preserve">E50 INSTALL-DOC-PODMAN-HTTPS-001 — document the rootless-Podman subuid fix and the curl-installer HTTPS-rewrite edge —</w:t>
+      </w:r>
+      <w:r>
+        <w:t xml:space="preserve"> </w:t>
+      </w:r>
+      <w:r>
+        <w:rPr>
+          <w:rStyle w:val="VerbatimChar"/>
+        </w:rPr>
+        <w:t xml:space="preserve">RESOLVED</w:t>
+      </w:r>
+    </w:p>
+    <w:p>
+      <w:pPr>
+        <w:pStyle w:val="FirstParagraph"/>
+      </w:pPr>
+      <w:r>
+        <w:rPr>
+          <w:b/>
+          <w:bCs/>
+        </w:rPr>
+        <w:t xml:space="preserve">TMX-ID:</w:t>
+      </w:r>
+      <w:r>
+        <w:t xml:space="preserve"> </w:t>
+      </w:r>
+      <w:r>
+        <w:t xml:space="preserve">TMX-058</w:t>
+      </w:r>
+      <w:r>
+        <w:t xml:space="preserve"> </w:t>
+      </w:r>
+      <w:r>
+        <w:rPr>
+          <w:b/>
+          <w:bCs/>
+        </w:rPr>
+        <w:t xml:space="preserve">Status:</w:t>
+      </w:r>
+      <w:r>
+        <w:t xml:space="preserve"> </w:t>
+      </w:r>
+      <w:r>
+        <w:t xml:space="preserve">Completed (→ Fixed.md)</w:t>
+      </w:r>
+      <w:r>
+        <w:t xml:space="preserve"> </w:t>
+      </w:r>
+      <w:r>
+        <w:rPr>
+          <w:b/>
+          <w:bCs/>
+        </w:rPr>
+        <w:t xml:space="preserve">Type:</w:t>
+      </w:r>
+      <w:r>
+        <w:t xml:space="preserve"> </w:t>
+      </w:r>
+      <w:r>
+        <w:t xml:space="preserve">Task</w:t>
+      </w:r>
+      <w:r>
+        <w:t xml:space="preserve"> </w:t>
+      </w:r>
+      <w:r>
+        <w:rPr>
+          <w:b/>
+          <w:bCs/>
+        </w:rPr>
+        <w:t xml:space="preserve">Severity:</w:t>
+      </w:r>
+      <w:r>
+        <w:t xml:space="preserve"> </w:t>
+      </w:r>
+      <w:r>
+        <w:t xml:space="preserve">LOW</w:t>
+      </w:r>
+    </w:p>
+    <w:p>
+      <w:pPr>
+        <w:pStyle w:val="BodyText"/>
+      </w:pPr>
+      <w:r>
+        <w:t xml:space="preserve">v1.0.30 shipped a native-build fallback when rootless Podman exhausts</w:t>
+      </w:r>
+      <w:r>
+        <w:t xml:space="preserve"> </w:t>
+      </w:r>
+      <w:r>
+        <w:rPr>
+          <w:rStyle w:val="VerbatimChar"/>
+        </w:rPr>
+        <w:t xml:space="preserve">/etc/subuid</w:t>
+      </w:r>
+      <w:r>
+        <w:t xml:space="preserve"> </w:t>
+      </w:r>
+      <w:r>
+        <w:t xml:space="preserve">+</w:t>
+      </w:r>
+      <w:r>
+        <w:t xml:space="preserve"> </w:t>
+      </w:r>
+      <w:r>
+        <w:rPr>
+          <w:rStyle w:val="VerbatimChar"/>
+        </w:rPr>
+        <w:t xml:space="preserve">/etc/subgid</w:t>
+      </w:r>
+      <w:r>
+        <w:t xml:space="preserve"> </w:t>
+      </w:r>
+      <w:r>
+        <w:t xml:space="preserve">(</w:t>
+      </w:r>
+      <w:r>
+        <w:rPr>
+          <w:rStyle w:val="VerbatimChar"/>
+        </w:rPr>
+        <w:t xml:space="preserve">lchown … invalid argument</w:t>
+      </w:r>
+      <w:r>
+        <w:t xml:space="preserve">) and a</w:t>
+      </w:r>
+      <w:r>
+        <w:t xml:space="preserve"> </w:t>
+      </w:r>
+      <w:r>
+        <w:rPr>
+          <w:rStyle w:val="VerbatimChar"/>
+        </w:rPr>
+        <w:t xml:space="preserve">curl</w:t>
+      </w:r>
+      <w:r>
+        <w:t xml:space="preserve"> </w:t>
+      </w:r>
+      <w:r>
+        <w:t xml:space="preserve">one-liner installer, but the</w:t>
+      </w:r>
+      <w:r>
+        <w:t xml:space="preserve"> </w:t>
+      </w:r>
+      <w:r>
+        <w:t xml:space="preserve">operator-facing repair guidance lives only in the CHANGELOG.</w:t>
+      </w:r>
+      <w:r>
+        <w:t xml:space="preserve"> </w:t>
+      </w:r>
+      <w:r>
+        <w:rPr>
+          <w:b/>
+          <w:bCs/>
+        </w:rPr>
+        <w:t xml:space="preserve">Fix direction:</w:t>
+      </w:r>
+      <w:r>
+        <w:t xml:space="preserve"> </w:t>
+      </w:r>
+      <w:r>
+        <w:t xml:space="preserve">document the</w:t>
+      </w:r>
+      <w:r>
+        <w:t xml:space="preserve"> </w:t>
+      </w:r>
+      <w:r>
+        <w:rPr>
+          <w:rStyle w:val="VerbatimChar"/>
+        </w:rPr>
+        <w:t xml:space="preserve">usermod --add-subuids/--add-subgids</w:t>
+      </w:r>
+      <w:r>
+        <w:t xml:space="preserve"> </w:t>
+      </w:r>
+      <w:r>
+        <w:t xml:space="preserve">+</w:t>
+      </w:r>
+      <w:r>
+        <w:t xml:space="preserve"> </w:t>
+      </w:r>
+      <w:r>
+        <w:rPr>
+          <w:rStyle w:val="VerbatimChar"/>
+        </w:rPr>
+        <w:t xml:space="preserve">podman system migrate</w:t>
+      </w:r>
+      <w:r>
+        <w:t xml:space="preserve"> </w:t>
+      </w:r>
+      <w:r>
+        <w:t xml:space="preserve">repair recipe AND the</w:t>
+      </w:r>
+      <w:r>
+        <w:t xml:space="preserve"> </w:t>
+      </w:r>
+      <w:r>
+        <w:t xml:space="preserve">install HTTPS-rewrite edge in</w:t>
+      </w:r>
+      <w:r>
+        <w:t xml:space="preserve"> </w:t>
+      </w:r>
+      <w:r>
+        <w:rPr>
+          <w:rStyle w:val="VerbatimChar"/>
+        </w:rPr>
+        <w:t xml:space="preserve">docs/guides</w:t>
+      </w:r>
+      <w:r>
+        <w:t xml:space="preserve"> </w:t>
+      </w:r>
+      <w:r>
+        <w:t xml:space="preserve">+</w:t>
+      </w:r>
+      <w:r>
+        <w:t xml:space="preserve"> </w:t>
+      </w:r>
+      <w:r>
+        <w:rPr>
+          <w:rStyle w:val="VerbatimChar"/>
+        </w:rPr>
+        <w:t xml:space="preserve">docs/scripts</w:t>
+      </w:r>
+      <w:r>
+        <w:t xml:space="preserve"> </w:t>
+      </w:r>
+      <w:r>
+        <w:t xml:space="preserve">so an end user hitting either</w:t>
+      </w:r>
+      <w:r>
+        <w:t xml:space="preserve"> </w:t>
+      </w:r>
+      <w:r>
+        <w:t xml:space="preserve">can self-recover.</w:t>
+      </w:r>
+      <w:r>
+        <w:t xml:space="preserve"> </w:t>
+      </w:r>
+      <w:r>
+        <w:rPr>
+          <w:b/>
+          <w:bCs/>
+        </w:rPr>
+        <w:t xml:space="preserve">Acceptance:</w:t>
+      </w:r>
+      <w:r>
+        <w:t xml:space="preserve"> </w:t>
+      </w:r>
+      <w:r>
+        <w:t xml:space="preserve">a docs page (synced HTML/PDF per §11.4.65) reproduces the</w:t>
+      </w:r>
+      <w:r>
+        <w:t xml:space="preserve"> </w:t>
+      </w:r>
+      <w:r>
+        <w:t xml:space="preserve">repair steps, verified against the v1.0.30</w:t>
+      </w:r>
+      <w:r>
+        <w:t xml:space="preserve"> </w:t>
+      </w:r>
+      <w:r>
+        <w:rPr>
+          <w:rStyle w:val="VerbatimChar"/>
+        </w:rPr>
+        <w:t xml:space="preserve">setup.sh</w:t>
+      </w:r>
+      <w:r>
+        <w:t xml:space="preserve"> </w:t>
+      </w:r>
+      <w:r>
+        <w:t xml:space="preserve">fallback path.</w:t>
+      </w:r>
+    </w:p>
+    <w:bookmarkEnd w:id="82"/>
+    <w:bookmarkEnd w:id="83"/>
+    <w:bookmarkEnd w:id="84"/>
     <w:sectPr>
       <w:footnotePr>
         <w:numRestart w:val="eachSect"/>

--- a/Fixed.docx
+++ b/Fixed.docx
@@ -10,7 +10,7 @@
         <w:t xml:space="preserve">Fixed</w:t>
       </w:r>
     </w:p>
-    <w:bookmarkStart w:id="84" w:name="vasic-digital-tmux--closed-items-tracker"/>
+    <w:bookmarkStart w:id="87" w:name="vasic-digital-tmux--closed-items-tracker"/>
     <w:p>
       <w:pPr>
         <w:pStyle w:val="Heading1"/>
@@ -42377,7 +42377,7 @@
     </w:p>
     <w:bookmarkEnd w:id="71"/>
     <w:bookmarkEnd w:id="72"/>
-    <w:bookmarkStart w:id="83" w:name="d-migration-history--informational"/>
+    <w:bookmarkStart w:id="86" w:name="d-migration-history--informational"/>
     <w:p>
       <w:pPr>
         <w:pStyle w:val="Heading2"/>
@@ -45794,12 +45794,308 @@
       </w:r>
     </w:p>
     <w:bookmarkEnd w:id="79"/>
-    <w:bookmarkStart w:id="80" w:name="Xd47b79b1f50fb2fa2ec14c70174490f89c1d167"/>
+    <w:bookmarkStart w:id="80" w:name="Xe129294029945a65eab75c5b1d29001ab70f2f8"/>
     <w:p>
       <w:pPr>
         <w:pStyle w:val="Heading3"/>
       </w:pPr>
       <w:r>
+        <w:t xml:space="preserve">A50 GO-TOOLCHAIN-OBTAIN-001 — obtain Go toolchain locally for the tmx-state + workable-items Go build —</w:t>
+      </w:r>
+      <w:r>
+        <w:t xml:space="preserve"> </w:t>
+      </w:r>
+      <w:r>
+        <w:rPr>
+          <w:rStyle w:val="VerbatimChar"/>
+        </w:rPr>
+        <w:t xml:space="preserve">RESOLVED</w:t>
+      </w:r>
+    </w:p>
+    <w:p>
+      <w:pPr>
+        <w:pStyle w:val="FirstParagraph"/>
+      </w:pPr>
+      <w:r>
+        <w:rPr>
+          <w:b/>
+          <w:bCs/>
+        </w:rPr>
+        <w:t xml:space="preserve">TMX-ID:</w:t>
+      </w:r>
+      <w:r>
+        <w:t xml:space="preserve"> </w:t>
+      </w:r>
+      <w:r>
+        <w:t xml:space="preserve">TMX-057</w:t>
+      </w:r>
+      <w:r>
+        <w:t xml:space="preserve"> </w:t>
+      </w:r>
+      <w:r>
+        <w:rPr>
+          <w:b/>
+          <w:bCs/>
+        </w:rPr>
+        <w:t xml:space="preserve">Status:</w:t>
+      </w:r>
+      <w:r>
+        <w:t xml:space="preserve"> </w:t>
+      </w:r>
+      <w:r>
+        <w:t xml:space="preserve">Completed (→ Fixed.md)</w:t>
+      </w:r>
+      <w:r>
+        <w:t xml:space="preserve"> </w:t>
+      </w:r>
+      <w:r>
+        <w:rPr>
+          <w:b/>
+          <w:bCs/>
+        </w:rPr>
+        <w:t xml:space="preserve">Type:</w:t>
+      </w:r>
+      <w:r>
+        <w:t xml:space="preserve"> </w:t>
+      </w:r>
+      <w:r>
+        <w:t xml:space="preserve">Task</w:t>
+      </w:r>
+      <w:r>
+        <w:t xml:space="preserve"> </w:t>
+      </w:r>
+      <w:r>
+        <w:rPr>
+          <w:b/>
+          <w:bCs/>
+        </w:rPr>
+        <w:t xml:space="preserve">Severity:</w:t>
+      </w:r>
+      <w:r>
+        <w:t xml:space="preserve"> </w:t>
+      </w:r>
+      <w:r>
+        <w:t xml:space="preserve">MEDIUM</w:t>
+      </w:r>
+    </w:p>
+    <w:p>
+      <w:pPr>
+        <w:pStyle w:val="BodyText"/>
+      </w:pPr>
+      <w:r>
+        <w:t xml:space="preserve">On hosts lacking a system Go toolchain (e.g.</w:t>
+      </w:r>
+      <w:r>
+        <w:t xml:space="preserve"> </w:t>
+      </w:r>
+      <w:r>
+        <w:rPr>
+          <w:rStyle w:val="VerbatimChar"/>
+        </w:rPr>
+        <w:t xml:space="preserve">amber</w:t>
+      </w:r>
+      <w:r>
+        <w:t xml:space="preserve">), the</w:t>
+      </w:r>
+      <w:r>
+        <w:t xml:space="preserve"> </w:t>
+      </w:r>
+      <w:r>
+        <w:rPr>
+          <w:rStyle w:val="VerbatimChar"/>
+        </w:rPr>
+        <w:t xml:space="preserve">scripts/tmx-state/</w:t>
+      </w:r>
+      <w:r>
+        <w:t xml:space="preserve"> </w:t>
+      </w:r>
+      <w:r>
+        <w:t xml:space="preserve">and</w:t>
+      </w:r>
+      <w:r>
+        <w:t xml:space="preserve"> </w:t>
+      </w:r>
+      <w:r>
+        <w:rPr>
+          <w:rStyle w:val="VerbatimChar"/>
+        </w:rPr>
+        <w:t xml:space="preserve">cmd/workable-items/</w:t>
+      </w:r>
+      <w:r>
+        <w:t xml:space="preserve"> </w:t>
+      </w:r>
+      <w:r>
+        <w:t xml:space="preserve">Go binaries cannot be (re)built — blocking per-session cwd</w:t>
+      </w:r>
+      <w:r>
+        <w:t xml:space="preserve"> </w:t>
+      </w:r>
+      <w:r>
+        <w:t xml:space="preserve">persistence AND the §11.4.93 workable-items SSoT tooling.</w:t>
+      </w:r>
+      <w:r>
+        <w:t xml:space="preserve"> </w:t>
+      </w:r>
+      <w:r>
+        <w:rPr>
+          <w:b/>
+          <w:bCs/>
+        </w:rPr>
+        <w:t xml:space="preserve">Fix direction:</w:t>
+      </w:r>
+      <w:r>
+        <w:t xml:space="preserve"> </w:t>
+      </w:r>
+      <w:r>
+        <w:t xml:space="preserve">extend the</w:t>
+      </w:r>
+      <w:r>
+        <w:t xml:space="preserve"> </w:t>
+      </w:r>
+      <w:r>
+        <w:t xml:space="preserve">existing §11.4.77 local-deps mechanism (</w:t>
+      </w:r>
+      <w:r>
+        <w:rPr>
+          <w:rStyle w:val="VerbatimChar"/>
+        </w:rPr>
+        <w:t xml:space="preserve">obtain_local_deps.sh</w:t>
+      </w:r>
+      <w:r>
+        <w:t xml:space="preserve">, which already</w:t>
+      </w:r>
+      <w:r>
+        <w:t xml:space="preserve"> </w:t>
+      </w:r>
+      <w:r>
+        <w:t xml:space="preserve">sha256-obtains libevent 2.1.12 + ncurses 6.5 into git-ignored</w:t>
+      </w:r>
+      <w:r>
+        <w:t xml:space="preserve"> </w:t>
+      </w:r>
+      <w:r>
+        <w:rPr>
+          <w:rStyle w:val="VerbatimChar"/>
+        </w:rPr>
+        <w:t xml:space="preserve">.local-deps/</w:t>
+      </w:r>
+      <w:r>
+        <w:t xml:space="preserve">) to</w:t>
+      </w:r>
+      <w:r>
+        <w:t xml:space="preserve"> </w:t>
+      </w:r>
+      <w:r>
+        <w:t xml:space="preserve">resolve-or-obtain a pinned Go toolchain into</w:t>
+      </w:r>
+      <w:r>
+        <w:t xml:space="preserve"> </w:t>
+      </w:r>
+      <w:r>
+        <w:rPr>
+          <w:rStyle w:val="VerbatimChar"/>
+        </w:rPr>
+        <w:t xml:space="preserve">.local-deps/</w:t>
+      </w:r>
+      <w:r>
+        <w:t xml:space="preserve">, consumed by the Go build</w:t>
+      </w:r>
+      <w:r>
+        <w:t xml:space="preserve"> </w:t>
+      </w:r>
+      <w:r>
+        <w:t xml:space="preserve">steps via</w:t>
+      </w:r>
+      <w:r>
+        <w:t xml:space="preserve"> </w:t>
+      </w:r>
+      <w:r>
+        <w:rPr>
+          <w:rStyle w:val="VerbatimChar"/>
+        </w:rPr>
+        <w:t xml:space="preserve">GOROOT</w:t>
+      </w:r>
+      <w:r>
+        <w:t xml:space="preserve">/</w:t>
+      </w:r>
+      <w:r>
+        <w:rPr>
+          <w:rStyle w:val="VerbatimChar"/>
+        </w:rPr>
+        <w:t xml:space="preserve">PATH</w:t>
+      </w:r>
+      <w:r>
+        <w:t xml:space="preserve">.</w:t>
+      </w:r>
+      <w:r>
+        <w:t xml:space="preserve"> </w:t>
+      </w:r>
+      <w:r>
+        <w:rPr>
+          <w:b/>
+          <w:bCs/>
+        </w:rPr>
+        <w:t xml:space="preserve">Acceptance:</w:t>
+      </w:r>
+      <w:r>
+        <w:t xml:space="preserve"> </w:t>
+      </w:r>
+      <w:r>
+        <w:t xml:space="preserve">on a host with no system</w:t>
+      </w:r>
+      <w:r>
+        <w:t xml:space="preserve"> </w:t>
+      </w:r>
+      <w:r>
+        <w:rPr>
+          <w:rStyle w:val="VerbatimChar"/>
+        </w:rPr>
+        <w:t xml:space="preserve">go</w:t>
+      </w:r>
+      <w:r>
+        <w:t xml:space="preserve">, a clean</w:t>
+      </w:r>
+      <w:r>
+        <w:t xml:space="preserve"> </w:t>
+      </w:r>
+      <w:r>
+        <w:rPr>
+          <w:rStyle w:val="VerbatimChar"/>
+        </w:rPr>
+        <w:t xml:space="preserve">go build ./cmd/workable-items</w:t>
+      </w:r>
+      <w:r>
+        <w:t xml:space="preserve"> </w:t>
+      </w:r>
+      <w:r>
+        <w:t xml:space="preserve">succeeds against the obtained local toolchain (exit 0;</w:t>
+      </w:r>
+      <w:r>
+        <w:t xml:space="preserve"> </w:t>
+      </w:r>
+      <w:r>
+        <w:t xml:space="preserve">control without it →</w:t>
+      </w:r>
+      <w:r>
+        <w:t xml:space="preserve"> </w:t>
+      </w:r>
+      <w:r>
+        <w:rPr>
+          <w:rStyle w:val="VerbatimChar"/>
+        </w:rPr>
+        <w:t xml:space="preserve">go: command not found</w:t>
+      </w:r>
+      <w:r>
+        <w:t xml:space="preserve">).</w:t>
+      </w:r>
+    </w:p>
+    <w:bookmarkEnd w:id="80"/>
+    <w:bookmarkStart w:id="81" w:name="Xd47b79b1f50fb2fa2ec14c70174490f89c1d167"/>
+    <w:p>
+      <w:pPr>
+        <w:pStyle w:val="Heading3"/>
+      </w:pPr>
+      <w:r>
         <w:t xml:space="preserve">A54 NO-SUDO-PROJECTWIDE-FOLLOWUP-001 — convert print-only sudo/setcap hints outside the install path and extend the no-sudo gate project-wide —</w:t>
       </w:r>
       <w:r>
@@ -46006,13 +46302,246 @@
         <w:t xml:space="preserve">execution paths, and the gate is scoped to flag execution only — no false positives on legitimate "(as root)" documentation strings.</w:t>
       </w:r>
     </w:p>
-    <w:bookmarkEnd w:id="80"/>
-    <w:bookmarkStart w:id="81" w:name="Xc918b86b63525bc420f3c6b2d83b5743c5247cb"/>
+    <w:bookmarkEnd w:id="81"/>
+    <w:bookmarkStart w:id="82" w:name="Xd95b404c1e83afed81b8f0633dc36d881a8218c"/>
     <w:p>
       <w:pPr>
         <w:pStyle w:val="Heading3"/>
       </w:pPr>
       <w:r>
+        <w:t xml:space="preserve">B50 TEST-COVERAGE-G1-G5-001 — close test-coverage gaps G1-G5 for the v1.0.30 cross-platform install hardening —</w:t>
+      </w:r>
+      <w:r>
+        <w:t xml:space="preserve"> </w:t>
+      </w:r>
+      <w:r>
+        <w:rPr>
+          <w:rStyle w:val="VerbatimChar"/>
+        </w:rPr>
+        <w:t xml:space="preserve">RESOLVED</w:t>
+      </w:r>
+    </w:p>
+    <w:p>
+      <w:pPr>
+        <w:pStyle w:val="FirstParagraph"/>
+      </w:pPr>
+      <w:r>
+        <w:rPr>
+          <w:b/>
+          <w:bCs/>
+        </w:rPr>
+        <w:t xml:space="preserve">TMX-ID:</w:t>
+      </w:r>
+      <w:r>
+        <w:t xml:space="preserve"> </w:t>
+      </w:r>
+      <w:r>
+        <w:t xml:space="preserve">TMX-059</w:t>
+      </w:r>
+      <w:r>
+        <w:t xml:space="preserve"> </w:t>
+      </w:r>
+      <w:r>
+        <w:rPr>
+          <w:b/>
+          <w:bCs/>
+        </w:rPr>
+        <w:t xml:space="preserve">Status:</w:t>
+      </w:r>
+      <w:r>
+        <w:t xml:space="preserve"> </w:t>
+      </w:r>
+      <w:r>
+        <w:t xml:space="preserve">Completed (→ Fixed.md)</w:t>
+      </w:r>
+      <w:r>
+        <w:t xml:space="preserve"> </w:t>
+      </w:r>
+      <w:r>
+        <w:rPr>
+          <w:b/>
+          <w:bCs/>
+        </w:rPr>
+        <w:t xml:space="preserve">Type:</w:t>
+      </w:r>
+      <w:r>
+        <w:t xml:space="preserve"> </w:t>
+      </w:r>
+      <w:r>
+        <w:t xml:space="preserve">Task</w:t>
+      </w:r>
+      <w:r>
+        <w:t xml:space="preserve"> </w:t>
+      </w:r>
+      <w:r>
+        <w:rPr>
+          <w:b/>
+          <w:bCs/>
+        </w:rPr>
+        <w:t xml:space="preserve">Severity:</w:t>
+      </w:r>
+      <w:r>
+        <w:t xml:space="preserve"> </w:t>
+      </w:r>
+      <w:r>
+        <w:t xml:space="preserve">MEDIUM</w:t>
+      </w:r>
+    </w:p>
+    <w:p>
+      <w:pPr>
+        <w:pStyle w:val="BodyText"/>
+      </w:pPr>
+      <w:r>
+        <w:t xml:space="preserve">v1.0.30 added native-build fallback (</w:t>
+      </w:r>
+      <w:r>
+        <w:rPr>
+          <w:rStyle w:val="VerbatimChar"/>
+        </w:rPr>
+        <w:t xml:space="preserve">setup.sh</w:t>
+      </w:r>
+      <w:r>
+        <w:t xml:space="preserve">),</w:t>
+      </w:r>
+      <w:r>
+        <w:t xml:space="preserve"> </w:t>
+      </w:r>
+      <w:r>
+        <w:rPr>
+          <w:rStyle w:val="VerbatimChar"/>
+        </w:rPr>
+        <w:t xml:space="preserve">build_native.sh</w:t>
+      </w:r>
+      <w:r>
+        <w:t xml:space="preserve"> </w:t>
+      </w:r>
+      <w:r>
+        <w:t xml:space="preserve">local-deps wiring</w:t>
+      </w:r>
+      <w:r>
+        <w:t xml:space="preserve"> </w:t>
+      </w:r>
+      <w:r>
+        <w:t xml:space="preserve">(</w:t>
+      </w:r>
+      <w:r>
+        <w:rPr>
+          <w:rStyle w:val="VerbatimChar"/>
+        </w:rPr>
+        <w:t xml:space="preserve">-I</w:t>
+      </w:r>
+      <w:r>
+        <w:t xml:space="preserve">/</w:t>
+      </w:r>
+      <w:r>
+        <w:rPr>
+          <w:rStyle w:val="VerbatimChar"/>
+        </w:rPr>
+        <w:t xml:space="preserve">-L</w:t>
+      </w:r>
+      <w:r>
+        <w:t xml:space="preserve"> </w:t>
+      </w:r>
+      <w:r>
+        <w:t xml:space="preserve">+</w:t>
+      </w:r>
+      <w:r>
+        <w:t xml:space="preserve"> </w:t>
+      </w:r>
+      <w:r>
+        <w:rPr>
+          <w:rStyle w:val="VerbatimChar"/>
+        </w:rPr>
+        <w:t xml:space="preserve">PKG_CONFIG_PATH</w:t>
+      </w:r>
+      <w:r>
+        <w:t xml:space="preserve">),</w:t>
+      </w:r>
+      <w:r>
+        <w:t xml:space="preserve"> </w:t>
+      </w:r>
+      <w:r>
+        <w:rPr>
+          <w:rStyle w:val="VerbatimChar"/>
+        </w:rPr>
+        <w:t xml:space="preserve">obtain_local_deps.sh</w:t>
+      </w:r>
+      <w:r>
+        <w:t xml:space="preserve"> </w:t>
+      </w:r>
+      <w:r>
+        <w:t xml:space="preserve">libevent/ncurses obtain, and the</w:t>
+      </w:r>
+      <w:r>
+        <w:t xml:space="preserve"> </w:t>
+      </w:r>
+      <w:r>
+        <w:t xml:space="preserve">escaped-colon session-color fix; the CHANGELOG tracks "test-coverage gaps G1-G5" but they</w:t>
+      </w:r>
+      <w:r>
+        <w:t xml:space="preserve"> </w:t>
+      </w:r>
+      <w:r>
+        <w:t xml:space="preserve">are NOT yet enumerated distinctly nor each covered by an anti-bluff test + paired §1.1</w:t>
+      </w:r>
+      <w:r>
+        <w:t xml:space="preserve"> </w:t>
+      </w:r>
+      <w:r>
+        <w:t xml:space="preserve">mutation.</w:t>
+      </w:r>
+      <w:r>
+        <w:t xml:space="preserve"> </w:t>
+      </w:r>
+      <w:r>
+        <w:rPr>
+          <w:b/>
+          <w:bCs/>
+        </w:rPr>
+        <w:t xml:space="preserve">Fix direction:</w:t>
+      </w:r>
+      <w:r>
+        <w:t xml:space="preserve"> </w:t>
+      </w:r>
+      <w:r>
+        <w:t xml:space="preserve">first enumerate G1-G5 precisely, then add four-layer coverage</w:t>
+      </w:r>
+      <w:r>
+        <w:t xml:space="preserve"> </w:t>
+      </w:r>
+      <w:r>
+        <w:t xml:space="preserve">(§11.4.4(b)) for each.</w:t>
+      </w:r>
+      <w:r>
+        <w:t xml:space="preserve"> </w:t>
+      </w:r>
+      <w:r>
+        <w:rPr>
+          <w:b/>
+          <w:bCs/>
+        </w:rPr>
+        <w:t xml:space="preserve">Acceptance:</w:t>
+      </w:r>
+      <w:r>
+        <w:t xml:space="preserve"> </w:t>
+      </w:r>
+      <w:r>
+        <w:t xml:space="preserve">each of G1-G5 has a named runtime test with captured</w:t>
+      </w:r>
+      <w:r>
+        <w:t xml:space="preserve"> </w:t>
+      </w:r>
+      <w:r>
+        <w:t xml:space="preserve">evidence PLUS a paired meta-test mutation that FAILs when its guard is stripped.</w:t>
+      </w:r>
+    </w:p>
+    <w:bookmarkEnd w:id="82"/>
+    <w:bookmarkStart w:id="83" w:name="Xc918b86b63525bc420f3c6b2d83b5743c5247cb"/>
+    <w:p>
+      <w:pPr>
+        <w:pStyle w:val="Heading3"/>
+      </w:pPr>
+      <w:r>
         <w:t xml:space="preserve">B51 DB-FIXEDMD-SSOT-DRIFT-001 — reconcile DB↔Fixed.md SSoT drift (Fixed.md A46-A49 absent from the items table) —</w:t>
       </w:r>
       <w:r>
@@ -46501,8 +47030,8 @@
         <w:t xml:space="preserve">is 0-findings — pending conductor verification + close.</w:t>
       </w:r>
     </w:p>
-    <w:bookmarkEnd w:id="81"/>
-    <w:bookmarkStart w:id="82" w:name="Xb5ae92cba4a4d3d160811db407a542367fc6a04"/>
+    <w:bookmarkEnd w:id="83"/>
+    <w:bookmarkStart w:id="84" w:name="Xb5ae92cba4a4d3d160811db407a542367fc6a04"/>
     <w:p>
       <w:pPr>
         <w:pStyle w:val="Heading3"/>
@@ -46779,9 +47308,470 @@
         <w:t xml:space="preserve">fallback path.</w:t>
       </w:r>
     </w:p>
-    <w:bookmarkEnd w:id="82"/>
-    <w:bookmarkEnd w:id="83"/>
     <w:bookmarkEnd w:id="84"/>
+    <w:bookmarkStart w:id="85" w:name="X13b3fb1ed18e482641a0878b00999d632bdbf4b"/>
+    <w:p>
+      <w:pPr>
+        <w:pStyle w:val="Heading3"/>
+      </w:pPr>
+      <w:r>
+        <w:t xml:space="preserve">A52. META-TEST-72-73-REGISTER-001 — register persistent meta-test mutations for §11.4.110 wiring —</w:t>
+      </w:r>
+      <w:r>
+        <w:t xml:space="preserve"> </w:t>
+      </w:r>
+      <w:r>
+        <w:rPr>
+          <w:rStyle w:val="VerbatimChar"/>
+        </w:rPr>
+        <w:t xml:space="preserve">Obsolete</w:t>
+      </w:r>
+    </w:p>
+    <w:p>
+      <w:pPr>
+        <w:pStyle w:val="FirstParagraph"/>
+      </w:pPr>
+      <w:r>
+        <w:rPr>
+          <w:b/>
+          <w:bCs/>
+        </w:rPr>
+        <w:t xml:space="preserve">TMX-ID:</w:t>
+      </w:r>
+      <w:r>
+        <w:t xml:space="preserve"> </w:t>
+      </w:r>
+      <w:r>
+        <w:t xml:space="preserve">TMX-071</w:t>
+      </w:r>
+      <w:r>
+        <w:t xml:space="preserve"> </w:t>
+      </w:r>
+      <w:r>
+        <w:rPr>
+          <w:b/>
+          <w:bCs/>
+        </w:rPr>
+        <w:t xml:space="preserve">Status:</w:t>
+      </w:r>
+      <w:r>
+        <w:t xml:space="preserve"> </w:t>
+      </w:r>
+      <w:r>
+        <w:t xml:space="preserve">Obsolete (→ Fixed.md)</w:t>
+      </w:r>
+      <w:r>
+        <w:t xml:space="preserve"> </w:t>
+      </w:r>
+      <w:r>
+        <w:rPr>
+          <w:b/>
+          <w:bCs/>
+        </w:rPr>
+        <w:t xml:space="preserve">Type:</w:t>
+      </w:r>
+      <w:r>
+        <w:t xml:space="preserve"> </w:t>
+      </w:r>
+      <w:r>
+        <w:t xml:space="preserve">Task</w:t>
+      </w:r>
+      <w:r>
+        <w:t xml:space="preserve"> </w:t>
+      </w:r>
+      <w:r>
+        <w:rPr>
+          <w:b/>
+          <w:bCs/>
+        </w:rPr>
+        <w:t xml:space="preserve">Severity:</w:t>
+      </w:r>
+      <w:r>
+        <w:t xml:space="preserve"> </w:t>
+      </w:r>
+      <w:r>
+        <w:t xml:space="preserve">LOW</w:t>
+      </w:r>
+    </w:p>
+    <w:p>
+      <w:pPr>
+        <w:pStyle w:val="BodyText"/>
+      </w:pPr>
+      <w:r>
+        <w:rPr>
+          <w:b/>
+          <w:bCs/>
+        </w:rPr>
+        <w:t xml:space="preserve">Obsolete-Details:</w:t>
+      </w:r>
+    </w:p>
+    <w:p>
+      <w:pPr>
+        <w:pStyle w:val="Compact"/>
+        <w:numPr>
+          <w:ilvl w:val="0"/>
+          <w:numId w:val="1146"/>
+        </w:numPr>
+      </w:pPr>
+      <w:r>
+        <w:rPr>
+          <w:b/>
+          <w:bCs/>
+        </w:rPr>
+        <w:t xml:space="preserve">Since:</w:t>
+      </w:r>
+      <w:r>
+        <w:t xml:space="preserve"> </w:t>
+      </w:r>
+      <w:r>
+        <w:t xml:space="preserve">2026-06-30</w:t>
+      </w:r>
+    </w:p>
+    <w:p>
+      <w:pPr>
+        <w:pStyle w:val="Compact"/>
+        <w:numPr>
+          <w:ilvl w:val="0"/>
+          <w:numId w:val="1146"/>
+        </w:numPr>
+      </w:pPr>
+      <w:r>
+        <w:rPr>
+          <w:b/>
+          <w:bCs/>
+        </w:rPr>
+        <w:t xml:space="preserve">Reason:</w:t>
+      </w:r>
+      <w:r>
+        <w:t xml:space="preserve"> </w:t>
+      </w:r>
+      <w:r>
+        <w:t xml:space="preserve">feature-removed</w:t>
+      </w:r>
+    </w:p>
+    <w:p>
+      <w:pPr>
+        <w:pStyle w:val="Compact"/>
+        <w:numPr>
+          <w:ilvl w:val="0"/>
+          <w:numId w:val="1146"/>
+        </w:numPr>
+      </w:pPr>
+      <w:r>
+        <w:rPr>
+          <w:b/>
+          <w:bCs/>
+        </w:rPr>
+        <w:t xml:space="preserve">Superseding-item:</w:t>
+      </w:r>
+      <w:r>
+        <w:t xml:space="preserve"> </w:t>
+      </w:r>
+      <w:r>
+        <w:t xml:space="preserve">TMX-076 (Issues.md §A3 — the same undone work re-filed fresh)</w:t>
+      </w:r>
+    </w:p>
+    <w:p>
+      <w:pPr>
+        <w:pStyle w:val="Compact"/>
+        <w:numPr>
+          <w:ilvl w:val="0"/>
+          <w:numId w:val="1146"/>
+        </w:numPr>
+      </w:pPr>
+      <w:r>
+        <w:rPr>
+          <w:b/>
+          <w:bCs/>
+        </w:rPr>
+        <w:t xml:space="preserve">Triple-check evidence:</w:t>
+      </w:r>
+      <w:r>
+        <w:t xml:space="preserve"> </w:t>
+      </w:r>
+      <w:r>
+        <w:t xml:space="preserve">commit</w:t>
+      </w:r>
+      <w:r>
+        <w:t xml:space="preserve"> </w:t>
+      </w:r>
+      <w:r>
+        <w:rPr>
+          <w:rStyle w:val="VerbatimChar"/>
+        </w:rPr>
+        <w:t xml:space="preserve">8232b15</w:t>
+      </w:r>
+      <w:r>
+        <w:t xml:space="preserve"> </w:t>
+      </w:r>
+      <w:r>
+        <w:t xml:space="preserve">allocated this item 2026-06-30 to</w:t>
+      </w:r>
+      <w:r>
+        <w:t xml:space="preserve"> </w:t>
+      </w:r>
+      <w:r>
+        <w:t xml:space="preserve">track "register persistent meta-test mutations M-test72/M-test73 + extended</w:t>
+      </w:r>
+      <w:r>
+        <w:t xml:space="preserve"> </w:t>
+      </w:r>
+      <w:r>
+        <w:t xml:space="preserve">M-CM-LOCAL-DEPS-MECHANISM (§11.4.110)"; commit</w:t>
+      </w:r>
+      <w:r>
+        <w:t xml:space="preserve"> </w:t>
+      </w:r>
+      <w:r>
+        <w:rPr>
+          <w:rStyle w:val="VerbatimChar"/>
+        </w:rPr>
+        <w:t xml:space="preserve">9b719a6</w:t>
+      </w:r>
+      <w:r>
+        <w:t xml:space="preserve"> </w:t>
+      </w:r>
+      <w:r>
+        <w:t xml:space="preserve">reverted the DB row</w:t>
+      </w:r>
+      <w:r>
+        <w:t xml:space="preserve"> </w:t>
+      </w:r>
+      <w:r>
+        <w:t xml:space="preserve">the SAME day — confirmed via</w:t>
+      </w:r>
+      <w:r>
+        <w:t xml:space="preserve"> </w:t>
+      </w:r>
+      <w:r>
+        <w:rPr>
+          <w:rStyle w:val="VerbatimChar"/>
+        </w:rPr>
+        <w:t xml:space="preserve">git log -S"TMX-071"</w:t>
+      </w:r>
+      <w:r>
+        <w:t xml:space="preserve"> </w:t>
+      </w:r>
+      <w:r>
+        <w:t xml:space="preserve">and both commits' full</w:t>
+      </w:r>
+      <w:r>
+        <w:t xml:space="preserve"> </w:t>
+      </w:r>
+      <w:r>
+        <w:t xml:space="preserve">messages — purely because the</w:t>
+      </w:r>
+      <w:r>
+        <w:t xml:space="preserve"> </w:t>
+      </w:r>
+      <w:r>
+        <w:rPr>
+          <w:rStyle w:val="VerbatimChar"/>
+        </w:rPr>
+        <w:t xml:space="preserve">add</w:t>
+      </w:r>
+      <w:r>
+        <w:t xml:space="preserve"> </w:t>
+      </w:r>
+      <w:r>
+        <w:t xml:space="preserve">command's structured-only row was never</w:t>
+      </w:r>
+      <w:r>
+        <w:t xml:space="preserve"> </w:t>
+      </w:r>
+      <w:r>
+        <w:t xml:space="preserve">rendered into canonical</w:t>
+      </w:r>
+      <w:r>
+        <w:t xml:space="preserve"> </w:t>
+      </w:r>
+      <w:r>
+        <w:rPr>
+          <w:rStyle w:val="VerbatimChar"/>
+        </w:rPr>
+        <w:t xml:space="preserve">Issues.md</w:t>
+      </w:r>
+      <w:r>
+        <w:t xml:space="preserve"> </w:t>
+      </w:r>
+      <w:r>
+        <w:t xml:space="preserve">by</w:t>
+      </w:r>
+      <w:r>
+        <w:t xml:space="preserve"> </w:t>
+      </w:r>
+      <w:r>
+        <w:rPr>
+          <w:rStyle w:val="VerbatimChar"/>
+        </w:rPr>
+        <w:t xml:space="preserve">db-to-md</w:t>
+      </w:r>
+      <w:r>
+        <w:t xml:space="preserve"> </w:t>
+      </w:r>
+      <w:r>
+        <w:t xml:space="preserve">(an unrelated §11.4.148</w:t>
+      </w:r>
+      <w:r>
+        <w:t xml:space="preserve"> </w:t>
+      </w:r>
+      <w:r>
+        <w:t xml:space="preserve">tooling blind spot, not a defect in the tracked idea itself). The revert</w:t>
+      </w:r>
+      <w:r>
+        <w:t xml:space="preserve"> </w:t>
+      </w:r>
+      <w:r>
+        <w:t xml:space="preserve">deleted the row outright without rolling back the</w:t>
+      </w:r>
+      <w:r>
+        <w:t xml:space="preserve"> </w:t>
+      </w:r>
+      <w:r>
+        <w:rPr>
+          <w:rStyle w:val="VerbatimChar"/>
+        </w:rPr>
+        <w:t xml:space="preserve">meta_id</w:t>
+      </w:r>
+      <w:r>
+        <w:t xml:space="preserve"> </w:t>
+      </w:r>
+      <w:r>
+        <w:t xml:space="preserve">allocation</w:t>
+      </w:r>
+      <w:r>
+        <w:t xml:space="preserve"> </w:t>
+      </w:r>
+      <w:r>
+        <w:t xml:space="preserve">counter, leaving a permanent</w:t>
+      </w:r>
+      <w:r>
+        <w:t xml:space="preserve"> </w:t>
+      </w:r>
+      <w:r>
+        <w:rPr>
+          <w:rStyle w:val="VerbatimChar"/>
+        </w:rPr>
+        <w:t xml:space="preserve">TMX-070→TMX-072</w:t>
+      </w:r>
+      <w:r>
+        <w:t xml:space="preserve"> </w:t>
+      </w:r>
+      <w:r>
+        <w:t xml:space="preserve">sequence gap that</w:t>
+      </w:r>
+      <w:r>
+        <w:t xml:space="preserve"> </w:t>
+      </w:r>
+      <w:r>
+        <w:rPr>
+          <w:rStyle w:val="VerbatimChar"/>
+        </w:rPr>
+        <w:t xml:space="preserve">workable-items validate</w:t>
+      </w:r>
+      <w:r>
+        <w:t xml:space="preserve"> </w:t>
+      </w:r>
+      <w:r>
+        <w:t xml:space="preserve">correctly flags per §11.4.54 (ids are</w:t>
+      </w:r>
+      <w:r>
+        <w:t xml:space="preserve"> </w:t>
+      </w:r>
+      <w:r>
+        <w:t xml:space="preserve">append-only, never renumbered or reused) once any later item was allocated</w:t>
+      </w:r>
+      <w:r>
+        <w:t xml:space="preserve"> </w:t>
+      </w:r>
+      <w:r>
+        <w:t xml:space="preserve">past it — surfaced 2026-07-05 during the wizard/password-redesign release</w:t>
+      </w:r>
+      <w:r>
+        <w:t xml:space="preserve"> </w:t>
+      </w:r>
+      <w:r>
+        <w:t xml:space="preserve">gate (</w:t>
+      </w:r>
+      <w:r>
+        <w:rPr>
+          <w:rStyle w:val="VerbatimChar"/>
+        </w:rPr>
+        <w:t xml:space="preserve">51_workable_items_db_integrity.sh</w:t>
+      </w:r>
+      <w:r>
+        <w:t xml:space="preserve"> </w:t>
+      </w:r>
+      <w:r>
+        <w:t xml:space="preserve">T3). This entry restores the</w:t>
+      </w:r>
+      <w:r>
+        <w:t xml:space="preserve"> </w:t>
+      </w:r>
+      <w:r>
+        <w:t xml:space="preserve">allocated-but-retracted ordinal as an honest tombstone rather than leaving</w:t>
+      </w:r>
+      <w:r>
+        <w:t xml:space="preserve"> </w:t>
+      </w:r>
+      <w:r>
+        <w:t xml:space="preserve">a silent hole; confirmed the underlying mutation-writing work was never</w:t>
+      </w:r>
+      <w:r>
+        <w:t xml:space="preserve"> </w:t>
+      </w:r>
+      <w:r>
+        <w:t xml:space="preserve">actually completed under any other ID (grepped</w:t>
+      </w:r>
+      <w:r>
+        <w:t xml:space="preserve"> </w:t>
+      </w:r>
+      <w:r>
+        <w:rPr>
+          <w:rStyle w:val="VerbatimChar"/>
+        </w:rPr>
+        <w:t xml:space="preserve">scripts/tests/meta_test_false_positive_proof.sh</w:t>
+      </w:r>
+      <w:r>
+        <w:t xml:space="preserve"> </w:t>
+      </w:r>
+      <w:r>
+        <w:t xml:space="preserve">for</w:t>
+      </w:r>
+      <w:r>
+        <w:t xml:space="preserve"> </w:t>
+      </w:r>
+      <w:r>
+        <w:rPr>
+          <w:rStyle w:val="VerbatimChar"/>
+        </w:rPr>
+        <w:t xml:space="preserve">M-test72</w:t>
+      </w:r>
+      <w:r>
+        <w:t xml:space="preserve">/</w:t>
+      </w:r>
+      <w:r>
+        <w:rPr>
+          <w:rStyle w:val="VerbatimChar"/>
+        </w:rPr>
+        <w:t xml:space="preserve">M-test73</w:t>
+      </w:r>
+      <w:r>
+        <w:t xml:space="preserve"> </w:t>
+      </w:r>
+      <w:r>
+        <w:t xml:space="preserve">— absent) before re-filing it fresh as TMX-076, so the real remaining work</w:t>
+      </w:r>
+      <w:r>
+        <w:t xml:space="preserve"> </w:t>
+      </w:r>
+      <w:r>
+        <w:t xml:space="preserve">is tracked, not silently lost.</w:t>
+      </w:r>
+    </w:p>
+    <w:bookmarkEnd w:id="85"/>
+    <w:bookmarkEnd w:id="86"/>
+    <w:bookmarkEnd w:id="87"/>
     <w:sectPr>
       <w:footnotePr>
         <w:numRestart w:val="eachSect"/>
@@ -47732,6 +48722,9 @@
     <w:abstractNumId w:val="991"/>
   </w:num>
   <w:num w:numId="1145">
+    <w:abstractNumId w:val="991"/>
+  </w:num>
+  <w:num w:numId="1146">
     <w:abstractNumId w:val="991"/>
   </w:num>
 </w:numbering>

--- a/Fixed.docx
+++ b/Fixed.docx
@@ -10,7 +10,7 @@
         <w:t xml:space="preserve">Fixed</w:t>
       </w:r>
     </w:p>
-    <w:bookmarkStart w:id="88" w:name="vasic-digital-tmux--closed-items-tracker"/>
+    <w:bookmarkStart w:id="94" w:name="vasic-digital-tmux--closed-items-tracker"/>
     <w:p>
       <w:pPr>
         <w:pStyle w:val="Heading1"/>
@@ -43021,7 +43021,7 @@
     </w:p>
     <w:bookmarkEnd w:id="72"/>
     <w:bookmarkEnd w:id="73"/>
-    <w:bookmarkStart w:id="87" w:name="d-migration-history--informational"/>
+    <w:bookmarkStart w:id="91" w:name="d-migration-history--informational"/>
     <w:p>
       <w:pPr>
         <w:pStyle w:val="Heading2"/>
@@ -48414,8 +48414,1975 @@
       </w:r>
     </w:p>
     <w:bookmarkEnd w:id="86"/>
+    <w:bookmarkStart w:id="87" w:name="X572d45c30d637d11d1478d415ddd187f771fcc0"/>
+    <w:p>
+      <w:pPr>
+        <w:pStyle w:val="Heading3"/>
+      </w:pPr>
+      <w:r>
+        <w:t xml:space="preserve">G1 WIZARD-SUFFIX-001 — wizard-created sessions get a random 4-digit name suffix —</w:t>
+      </w:r>
+      <w:r>
+        <w:t xml:space="preserve"> </w:t>
+      </w:r>
+      <w:r>
+        <w:rPr>
+          <w:rStyle w:val="VerbatimChar"/>
+        </w:rPr>
+        <w:t xml:space="preserve">IMPLEMENTED</w:t>
+      </w:r>
+    </w:p>
+    <w:p>
+      <w:pPr>
+        <w:pStyle w:val="FirstParagraph"/>
+      </w:pPr>
+      <w:r>
+        <w:rPr>
+          <w:b/>
+          <w:bCs/>
+        </w:rPr>
+        <w:t xml:space="preserve">TMX-ID:</w:t>
+      </w:r>
+      <w:r>
+        <w:t xml:space="preserve"> </w:t>
+      </w:r>
+      <w:r>
+        <w:t xml:space="preserve">TMX-072</w:t>
+      </w:r>
+      <w:r>
+        <w:t xml:space="preserve"> </w:t>
+      </w:r>
+      <w:r>
+        <w:rPr>
+          <w:b/>
+          <w:bCs/>
+        </w:rPr>
+        <w:t xml:space="preserve">Status:</w:t>
+      </w:r>
+      <w:r>
+        <w:t xml:space="preserve"> </w:t>
+      </w:r>
+      <w:r>
+        <w:t xml:space="preserve">Implemented (→ Fixed.md)</w:t>
+      </w:r>
+      <w:r>
+        <w:t xml:space="preserve"> </w:t>
+      </w:r>
+      <w:r>
+        <w:rPr>
+          <w:b/>
+          <w:bCs/>
+        </w:rPr>
+        <w:t xml:space="preserve">Type:</w:t>
+      </w:r>
+      <w:r>
+        <w:t xml:space="preserve"> </w:t>
+      </w:r>
+      <w:r>
+        <w:t xml:space="preserve">Feature</w:t>
+      </w:r>
+      <w:r>
+        <w:t xml:space="preserve"> </w:t>
+      </w:r>
+      <w:r>
+        <w:rPr>
+          <w:b/>
+          <w:bCs/>
+        </w:rPr>
+        <w:t xml:space="preserve">Severity:</w:t>
+      </w:r>
+      <w:r>
+        <w:t xml:space="preserve"> </w:t>
+      </w:r>
+      <w:r>
+        <w:t xml:space="preserve">MEDIUM</w:t>
+      </w:r>
+    </w:p>
+    <w:p>
+      <w:pPr>
+        <w:pStyle w:val="BodyText"/>
+      </w:pPr>
+      <w:r>
+        <w:t xml:space="preserve">Typing a session name at the interactive tmx wizard now always creates a brand-new session whose real name is the typed name plus a random 4-digit suffix (e.g. my-session-2507), so retyping the same base name later can never collide with or be confused for an earlier session. This makes every session created through the wizard genuinely unique by construction, while scripts and tests that need a deterministic exact name can set TMX_EXACT_NAME=1 to opt out. Implemented in scripts/tmx-shell-init.sh.template. Acceptance: test 78 passes, showing the created session name matches base-NNNN and that TMX_EXACT_NAME=1 suppresses it.</w:t>
+      </w:r>
+    </w:p>
+    <w:p>
+      <w:pPr>
+        <w:pStyle w:val="BodyText"/>
+      </w:pPr>
+      <w:r>
+        <w:rPr>
+          <w:b/>
+          <w:bCs/>
+        </w:rPr>
+        <w:t xml:space="preserve">Closure cycle:</w:t>
+      </w:r>
+      <w:r>
+        <w:t xml:space="preserve"> </w:t>
+      </w:r>
+      <w:r>
+        <w:t xml:space="preserve">v1.0.34</w:t>
+      </w:r>
+      <w:r>
+        <w:t xml:space="preserve"> </w:t>
+      </w:r>
+      <w:r>
+        <w:rPr>
+          <w:b/>
+          <w:bCs/>
+        </w:rPr>
+        <w:t xml:space="preserve">Closure commit:</w:t>
+      </w:r>
+      <w:r>
+        <w:t xml:space="preserve"> </w:t>
+      </w:r>
+      <w:r>
+        <w:t xml:space="preserve">cb3e96c</w:t>
+      </w:r>
+      <w:r>
+        <w:t xml:space="preserve"> </w:t>
+      </w:r>
+      <w:r>
+        <w:rPr>
+          <w:b/>
+          <w:bCs/>
+        </w:rPr>
+        <w:t xml:space="preserve">Captured evidence (4-layer):</w:t>
+      </w:r>
+      <w:r>
+        <w:t xml:space="preserve"> </w:t>
+      </w:r>
+      <w:r>
+        <w:t xml:space="preserve">(a) pre-build gate: test 78 validated in run_all.sh; (b) runtime: test 78 PASS 3× deterministic (TMX_EXACT_NAME=1 suppressed, base-NNNN matched); (c) HelixQA Challenge: TMUX-CH-78; (d) paired mutation: meta-test</w:t>
+      </w:r>
+      <w:r>
+        <w:t xml:space="preserve"> </w:t>
+      </w:r>
+      <w:r>
+        <w:rPr>
+          <w:rStyle w:val="VerbatimChar"/>
+        </w:rPr>
+        <w:t xml:space="preserve">M-SUFFIX</w:t>
+      </w:r>
+      <w:r>
+        <w:t xml:space="preserve"> </w:t>
+      </w:r>
+      <w:r>
+        <w:t xml:space="preserve">neutralizes suffix generation — test 78 FAILs.</w:t>
+      </w:r>
+      <w:r>
+        <w:t xml:space="preserve"> </w:t>
+      </w:r>
+      <w:r>
+        <w:rPr>
+          <w:b/>
+          <w:bCs/>
+        </w:rPr>
+        <w:t xml:space="preserve">Regression-protection:</w:t>
+      </w:r>
+      <w:r>
+        <w:t xml:space="preserve"> </w:t>
+      </w:r>
+      <w:r>
+        <w:t xml:space="preserve">test 78 (</w:t>
+      </w:r>
+      <w:r>
+        <w:rPr>
+          <w:rStyle w:val="VerbatimChar"/>
+        </w:rPr>
+        <w:t xml:space="preserve">78_wizard_suffix.sh</w:t>
+      </w:r>
+      <w:r>
+        <w:t xml:space="preserve">), meta-test</w:t>
+      </w:r>
+      <w:r>
+        <w:t xml:space="preserve"> </w:t>
+      </w:r>
+      <w:r>
+        <w:rPr>
+          <w:rStyle w:val="VerbatimChar"/>
+        </w:rPr>
+        <w:t xml:space="preserve">M-SUFFIX</w:t>
+      </w:r>
+      <w:r>
+        <w:t xml:space="preserve"> </w:t>
+      </w:r>
+      <w:r>
+        <w:t xml:space="preserve">in</w:t>
+      </w:r>
+      <w:r>
+        <w:t xml:space="preserve"> </w:t>
+      </w:r>
+      <w:r>
+        <w:rPr>
+          <w:rStyle w:val="VerbatimChar"/>
+        </w:rPr>
+        <w:t xml:space="preserve">scripts/tests/meta_test_false_positive_proof.sh</w:t>
+      </w:r>
+      <w:r>
+        <w:t xml:space="preserve">.</w:t>
+      </w:r>
+    </w:p>
     <w:bookmarkEnd w:id="87"/>
+    <w:bookmarkStart w:id="88" w:name="X4ef1398bb2fb8ad2c51f5dfc71834ead02293a3"/>
+    <w:p>
+      <w:pPr>
+        <w:pStyle w:val="Heading3"/>
+      </w:pPr>
+      <w:r>
+        <w:t xml:space="preserve">G2 PASSWORD-MASK-001 — password input is masked with asterisks while typing —</w:t>
+      </w:r>
+      <w:r>
+        <w:t xml:space="preserve"> </w:t>
+      </w:r>
+      <w:r>
+        <w:rPr>
+          <w:rStyle w:val="VerbatimChar"/>
+        </w:rPr>
+        <w:t xml:space="preserve">IMPLEMENTED</w:t>
+      </w:r>
+    </w:p>
+    <w:p>
+      <w:pPr>
+        <w:pStyle w:val="FirstParagraph"/>
+      </w:pPr>
+      <w:r>
+        <w:rPr>
+          <w:b/>
+          <w:bCs/>
+        </w:rPr>
+        <w:t xml:space="preserve">TMX-ID:</w:t>
+      </w:r>
+      <w:r>
+        <w:t xml:space="preserve"> </w:t>
+      </w:r>
+      <w:r>
+        <w:t xml:space="preserve">TMX-073</w:t>
+      </w:r>
+      <w:r>
+        <w:t xml:space="preserve"> </w:t>
+      </w:r>
+      <w:r>
+        <w:rPr>
+          <w:b/>
+          <w:bCs/>
+        </w:rPr>
+        <w:t xml:space="preserve">Status:</w:t>
+      </w:r>
+      <w:r>
+        <w:t xml:space="preserve"> </w:t>
+      </w:r>
+      <w:r>
+        <w:t xml:space="preserve">Implemented (→ Fixed.md)</w:t>
+      </w:r>
+      <w:r>
+        <w:t xml:space="preserve"> </w:t>
+      </w:r>
+      <w:r>
+        <w:rPr>
+          <w:b/>
+          <w:bCs/>
+        </w:rPr>
+        <w:t xml:space="preserve">Type:</w:t>
+      </w:r>
+      <w:r>
+        <w:t xml:space="preserve"> </w:t>
+      </w:r>
+      <w:r>
+        <w:t xml:space="preserve">Feature</w:t>
+      </w:r>
+      <w:r>
+        <w:t xml:space="preserve"> </w:t>
+      </w:r>
+      <w:r>
+        <w:rPr>
+          <w:b/>
+          <w:bCs/>
+        </w:rPr>
+        <w:t xml:space="preserve">Severity:</w:t>
+      </w:r>
+      <w:r>
+        <w:t xml:space="preserve"> </w:t>
+      </w:r>
+      <w:r>
+        <w:t xml:space="preserve">MEDIUM</w:t>
+      </w:r>
+    </w:p>
+    <w:p>
+      <w:pPr>
+        <w:pStyle w:val="BodyText"/>
+      </w:pPr>
+      <w:r>
+        <w:t xml:space="preserve">Session passwords are no longer echoed in plaintext to the terminal while being typed. Every password prompt in the tmx wrapper now shows a single asterisk character for each keystroke, with backspace erasing one asterisk, so a password can never be read off the screen by someone glancing at it. Implemented via the shared _read_password_masked helper in scripts/tmx.template. Acceptance: test 77 passes, proving the pane buffer never contains the typed plaintext.</w:t>
+      </w:r>
+    </w:p>
+    <w:p>
+      <w:pPr>
+        <w:pStyle w:val="BodyText"/>
+      </w:pPr>
+      <w:r>
+        <w:rPr>
+          <w:b/>
+          <w:bCs/>
+        </w:rPr>
+        <w:t xml:space="preserve">Closure cycle:</w:t>
+      </w:r>
+      <w:r>
+        <w:t xml:space="preserve"> </w:t>
+      </w:r>
+      <w:r>
+        <w:t xml:space="preserve">v1.0.34</w:t>
+      </w:r>
+      <w:r>
+        <w:t xml:space="preserve"> </w:t>
+      </w:r>
+      <w:r>
+        <w:rPr>
+          <w:b/>
+          <w:bCs/>
+        </w:rPr>
+        <w:t xml:space="preserve">Closure commit:</w:t>
+      </w:r>
+      <w:r>
+        <w:t xml:space="preserve"> </w:t>
+      </w:r>
+      <w:r>
+        <w:t xml:space="preserve">cb3e96c</w:t>
+      </w:r>
+      <w:r>
+        <w:t xml:space="preserve"> </w:t>
+      </w:r>
+      <w:r>
+        <w:rPr>
+          <w:b/>
+          <w:bCs/>
+        </w:rPr>
+        <w:t xml:space="preserve">Captured evidence (4-layer):</w:t>
+      </w:r>
+      <w:r>
+        <w:t xml:space="preserve"> </w:t>
+      </w:r>
+      <w:r>
+        <w:t xml:space="preserve">(a) pre-build gate: test 77 validated in run_all.sh; (b) runtime: test 77 PASS 3× deterministic (masked input visible as</w:t>
+      </w:r>
+      <w:r>
+        <w:t xml:space="preserve"> </w:t>
+      </w:r>
+      <w:r>
+        <w:rPr>
+          <w:rStyle w:val="VerbatimChar"/>
+        </w:rPr>
+        <w:t xml:space="preserve">*</w:t>
+      </w:r>
+      <w:r>
+        <w:t xml:space="preserve">, pane buffer contains no plaintext); (c) HelixQA Challenge: TMUX-CH-77; (d) paired mutation: meta-test</w:t>
+      </w:r>
+      <w:r>
+        <w:t xml:space="preserve"> </w:t>
+      </w:r>
+      <w:r>
+        <w:rPr>
+          <w:rStyle w:val="VerbatimChar"/>
+        </w:rPr>
+        <w:t xml:space="preserve">M-MASK</w:t>
+      </w:r>
+      <w:r>
+        <w:t xml:space="preserve"> </w:t>
+      </w:r>
+      <w:r>
+        <w:t xml:space="preserve">neutralizes masking — test 77 FAILs.</w:t>
+      </w:r>
+      <w:r>
+        <w:t xml:space="preserve"> </w:t>
+      </w:r>
+      <w:r>
+        <w:rPr>
+          <w:b/>
+          <w:bCs/>
+        </w:rPr>
+        <w:t xml:space="preserve">Regression-protection:</w:t>
+      </w:r>
+      <w:r>
+        <w:t xml:space="preserve"> </w:t>
+      </w:r>
+      <w:r>
+        <w:t xml:space="preserve">test 77 (</w:t>
+      </w:r>
+      <w:r>
+        <w:rPr>
+          <w:rStyle w:val="VerbatimChar"/>
+        </w:rPr>
+        <w:t xml:space="preserve">77_password_masked.sh</w:t>
+      </w:r>
+      <w:r>
+        <w:t xml:space="preserve">), meta-test</w:t>
+      </w:r>
+      <w:r>
+        <w:t xml:space="preserve"> </w:t>
+      </w:r>
+      <w:r>
+        <w:rPr>
+          <w:rStyle w:val="VerbatimChar"/>
+        </w:rPr>
+        <w:t xml:space="preserve">M-MASK</w:t>
+      </w:r>
+      <w:r>
+        <w:t xml:space="preserve"> </w:t>
+      </w:r>
+      <w:r>
+        <w:t xml:space="preserve">in</w:t>
+      </w:r>
+      <w:r>
+        <w:t xml:space="preserve"> </w:t>
+      </w:r>
+      <w:r>
+        <w:rPr>
+          <w:rStyle w:val="VerbatimChar"/>
+        </w:rPr>
+        <w:t xml:space="preserve">scripts/tests/meta_test_false_positive_proof.sh</w:t>
+      </w:r>
+      <w:r>
+        <w:t xml:space="preserve">.</w:t>
+      </w:r>
+    </w:p>
     <w:bookmarkEnd w:id="88"/>
+    <w:bookmarkStart w:id="89" w:name="X2f82f7e0e3acf5ca47431e23e268baae9182b59"/>
+    <w:p>
+      <w:pPr>
+        <w:pStyle w:val="Heading3"/>
+      </w:pPr>
+      <w:r>
+        <w:t xml:space="preserve">G3 DOUBLE-PROMPT-001 — reopening a password-protected session no longer asks for the password twice —</w:t>
+      </w:r>
+      <w:r>
+        <w:t xml:space="preserve"> </w:t>
+      </w:r>
+      <w:r>
+        <w:rPr>
+          <w:rStyle w:val="VerbatimChar"/>
+        </w:rPr>
+        <w:t xml:space="preserve">FIXED</w:t>
+      </w:r>
+    </w:p>
+    <w:p>
+      <w:pPr>
+        <w:pStyle w:val="FirstParagraph"/>
+      </w:pPr>
+      <w:r>
+        <w:rPr>
+          <w:b/>
+          <w:bCs/>
+        </w:rPr>
+        <w:t xml:space="preserve">TMX-ID:</w:t>
+      </w:r>
+      <w:r>
+        <w:t xml:space="preserve"> </w:t>
+      </w:r>
+      <w:r>
+        <w:t xml:space="preserve">TMX-074</w:t>
+      </w:r>
+      <w:r>
+        <w:t xml:space="preserve"> </w:t>
+      </w:r>
+      <w:r>
+        <w:rPr>
+          <w:b/>
+          <w:bCs/>
+        </w:rPr>
+        <w:t xml:space="preserve">Status:</w:t>
+      </w:r>
+      <w:r>
+        <w:t xml:space="preserve"> </w:t>
+      </w:r>
+      <w:r>
+        <w:t xml:space="preserve">Fixed (→ Fixed.md)</w:t>
+      </w:r>
+      <w:r>
+        <w:t xml:space="preserve"> </w:t>
+      </w:r>
+      <w:r>
+        <w:rPr>
+          <w:b/>
+          <w:bCs/>
+        </w:rPr>
+        <w:t xml:space="preserve">Type:</w:t>
+      </w:r>
+      <w:r>
+        <w:t xml:space="preserve"> </w:t>
+      </w:r>
+      <w:r>
+        <w:t xml:space="preserve">Bug</w:t>
+      </w:r>
+      <w:r>
+        <w:t xml:space="preserve"> </w:t>
+      </w:r>
+      <w:r>
+        <w:rPr>
+          <w:b/>
+          <w:bCs/>
+        </w:rPr>
+        <w:t xml:space="preserve">Severity:</w:t>
+      </w:r>
+      <w:r>
+        <w:t xml:space="preserve"> </w:t>
+      </w:r>
+      <w:r>
+        <w:t xml:space="preserve">MEDIUM</w:t>
+      </w:r>
+    </w:p>
+    <w:p>
+      <w:pPr>
+        <w:pStyle w:val="BodyText"/>
+      </w:pPr>
+      <w:r>
+        <w:t xml:space="preserve">Reopening a session that had been idle-recycled (its tmux process torn down for inactivity, but its password remembered) used to show a confusing second prompt that looked like it might be resetting the password, even though typing the same password both times always worked. The root cause was the attach command checking the remembered password before checking whether the session was actually still running, so a doomed attach attempt fell through to the create flow, which unconditionally asked to set a password again. Opening an already-protected session (live or recycled) now verifies the password exactly once; only a genuinely brand-new session name asks for a password and a confirmation. Fixed in scripts/tmx.template's attach and new command handling. Acceptance: test 81 reproduces the exact reported scenario end-to-end and proves exactly one prompt appears, with the stored password unchanged afterward.</w:t>
+      </w:r>
+    </w:p>
+    <w:p>
+      <w:pPr>
+        <w:pStyle w:val="BodyText"/>
+      </w:pPr>
+      <w:r>
+        <w:rPr>
+          <w:b/>
+          <w:bCs/>
+        </w:rPr>
+        <w:t xml:space="preserve">Closure cycle:</w:t>
+      </w:r>
+      <w:r>
+        <w:t xml:space="preserve"> </w:t>
+      </w:r>
+      <w:r>
+        <w:t xml:space="preserve">v1.0.34</w:t>
+      </w:r>
+      <w:r>
+        <w:t xml:space="preserve"> </w:t>
+      </w:r>
+      <w:r>
+        <w:rPr>
+          <w:b/>
+          <w:bCs/>
+        </w:rPr>
+        <w:t xml:space="preserve">Closure commit:</w:t>
+      </w:r>
+      <w:r>
+        <w:t xml:space="preserve"> </w:t>
+      </w:r>
+      <w:r>
+        <w:t xml:space="preserve">cb3e96c</w:t>
+      </w:r>
+      <w:r>
+        <w:t xml:space="preserve"> </w:t>
+      </w:r>
+      <w:r>
+        <w:rPr>
+          <w:b/>
+          <w:bCs/>
+        </w:rPr>
+        <w:t xml:space="preserve">Captured evidence (4-layer):</w:t>
+      </w:r>
+      <w:r>
+        <w:t xml:space="preserve"> </w:t>
+      </w:r>
+      <w:r>
+        <w:t xml:space="preserve">(a) pre-build gate: test 81 validated in run_all.sh; (b) runtime: test 81 PASS 3× deterministic (single prompt, stored password unchanged, scenario reproduced end-to-end); (c) HelixQA Challenge: TMUX-CH-81; (d) paired mutation: meta-test</w:t>
+      </w:r>
+      <w:r>
+        <w:t xml:space="preserve"> </w:t>
+      </w:r>
+      <w:r>
+        <w:rPr>
+          <w:rStyle w:val="VerbatimChar"/>
+        </w:rPr>
+        <w:t xml:space="preserve">M-DOUBLE</w:t>
+      </w:r>
+      <w:r>
+        <w:t xml:space="preserve"> </w:t>
+      </w:r>
+      <w:r>
+        <w:t xml:space="preserve">strips the</w:t>
+      </w:r>
+      <w:r>
+        <w:t xml:space="preserve"> </w:t>
+      </w:r>
+      <w:r>
+        <w:rPr>
+          <w:rStyle w:val="VerbatimChar"/>
+        </w:rPr>
+        <w:t xml:space="preserve">has-password</w:t>
+      </w:r>
+      <w:r>
+        <w:t xml:space="preserve"> </w:t>
+      </w:r>
+      <w:r>
+        <w:t xml:space="preserve">guard — test 81 FAILs.</w:t>
+      </w:r>
+      <w:r>
+        <w:t xml:space="preserve"> </w:t>
+      </w:r>
+      <w:r>
+        <w:rPr>
+          <w:b/>
+          <w:bCs/>
+        </w:rPr>
+        <w:t xml:space="preserve">Regression-protection:</w:t>
+      </w:r>
+      <w:r>
+        <w:t xml:space="preserve"> </w:t>
+      </w:r>
+      <w:r>
+        <w:t xml:space="preserve">test 81 (</w:t>
+      </w:r>
+      <w:r>
+        <w:rPr>
+          <w:rStyle w:val="VerbatimChar"/>
+        </w:rPr>
+        <w:t xml:space="preserve">81_reopen_password_protected.sh</w:t>
+      </w:r>
+      <w:r>
+        <w:t xml:space="preserve">), meta-test</w:t>
+      </w:r>
+      <w:r>
+        <w:t xml:space="preserve"> </w:t>
+      </w:r>
+      <w:r>
+        <w:rPr>
+          <w:rStyle w:val="VerbatimChar"/>
+        </w:rPr>
+        <w:t xml:space="preserve">M-DOUBLE</w:t>
+      </w:r>
+      <w:r>
+        <w:t xml:space="preserve"> </w:t>
+      </w:r>
+      <w:r>
+        <w:t xml:space="preserve">in</w:t>
+      </w:r>
+      <w:r>
+        <w:t xml:space="preserve"> </w:t>
+      </w:r>
+      <w:r>
+        <w:rPr>
+          <w:rStyle w:val="VerbatimChar"/>
+        </w:rPr>
+        <w:t xml:space="preserve">scripts/tests/meta_test_false_positive_proof.sh</w:t>
+      </w:r>
+      <w:r>
+        <w:t xml:space="preserve">.</w:t>
+      </w:r>
+    </w:p>
+    <w:bookmarkEnd w:id="89"/>
+    <w:bookmarkStart w:id="90" w:name="X36b7e8e14fee7cc0580268d1c4c21e30d727453"/>
+    <w:p>
+      <w:pPr>
+        <w:pStyle w:val="Heading3"/>
+      </w:pPr>
+      <w:r>
+        <w:t xml:space="preserve">G4 WIZARD-PICKER-001 — wizard offers a picker of existing sessions when no new name is typed —</w:t>
+      </w:r>
+      <w:r>
+        <w:t xml:space="preserve"> </w:t>
+      </w:r>
+      <w:r>
+        <w:rPr>
+          <w:rStyle w:val="VerbatimChar"/>
+        </w:rPr>
+        <w:t xml:space="preserve">IMPLEMENTED</w:t>
+      </w:r>
+    </w:p>
+    <w:p>
+      <w:pPr>
+        <w:pStyle w:val="FirstParagraph"/>
+      </w:pPr>
+      <w:r>
+        <w:rPr>
+          <w:b/>
+          <w:bCs/>
+        </w:rPr>
+        <w:t xml:space="preserve">TMX-ID:</w:t>
+      </w:r>
+      <w:r>
+        <w:t xml:space="preserve"> </w:t>
+      </w:r>
+      <w:r>
+        <w:t xml:space="preserve">TMX-075</w:t>
+      </w:r>
+      <w:r>
+        <w:t xml:space="preserve"> </w:t>
+      </w:r>
+      <w:r>
+        <w:rPr>
+          <w:b/>
+          <w:bCs/>
+        </w:rPr>
+        <w:t xml:space="preserve">Status:</w:t>
+      </w:r>
+      <w:r>
+        <w:t xml:space="preserve"> </w:t>
+      </w:r>
+      <w:r>
+        <w:t xml:space="preserve">Implemented (→ Fixed.md)</w:t>
+      </w:r>
+      <w:r>
+        <w:t xml:space="preserve"> </w:t>
+      </w:r>
+      <w:r>
+        <w:rPr>
+          <w:b/>
+          <w:bCs/>
+        </w:rPr>
+        <w:t xml:space="preserve">Type:</w:t>
+      </w:r>
+      <w:r>
+        <w:t xml:space="preserve"> </w:t>
+      </w:r>
+      <w:r>
+        <w:t xml:space="preserve">Feature</w:t>
+      </w:r>
+      <w:r>
+        <w:t xml:space="preserve"> </w:t>
+      </w:r>
+      <w:r>
+        <w:rPr>
+          <w:b/>
+          <w:bCs/>
+        </w:rPr>
+        <w:t xml:space="preserve">Severity:</w:t>
+      </w:r>
+      <w:r>
+        <w:t xml:space="preserve"> </w:t>
+      </w:r>
+      <w:r>
+        <w:t xml:space="preserve">MEDIUM</w:t>
+      </w:r>
+    </w:p>
+    <w:p>
+      <w:pPr>
+        <w:pStyle w:val="BodyText"/>
+      </w:pPr>
+      <w:r>
+        <w:t xml:space="preserve">Previously, pressing Enter without typing a session name at the interactive tmx wizard always dropped the operator into a plain shell with no other option. Now, if any sessions already exist, the operator sees a numbered list of them plus a 'None' option, and can pick a number to join that session directly (still prompted for its password exactly once if it is protected) instead of having to remember and retype its exact name. Choosing None, or pressing Enter again, behaves exactly as before (a plain shell). Implemented in scripts/tmx-shell-init.sh.template. Acceptance: test 79 passes, covering picking a plain session, picking a password-protected one, and choosing None.</w:t>
+      </w:r>
+    </w:p>
+    <w:p>
+      <w:pPr>
+        <w:pStyle w:val="BodyText"/>
+      </w:pPr>
+      <w:r>
+        <w:rPr>
+          <w:b/>
+          <w:bCs/>
+        </w:rPr>
+        <w:t xml:space="preserve">Closure cycle:</w:t>
+      </w:r>
+      <w:r>
+        <w:t xml:space="preserve"> </w:t>
+      </w:r>
+      <w:r>
+        <w:t xml:space="preserve">v1.0.34</w:t>
+      </w:r>
+      <w:r>
+        <w:t xml:space="preserve"> </w:t>
+      </w:r>
+      <w:r>
+        <w:rPr>
+          <w:b/>
+          <w:bCs/>
+        </w:rPr>
+        <w:t xml:space="preserve">Closure commit:</w:t>
+      </w:r>
+      <w:r>
+        <w:t xml:space="preserve"> </w:t>
+      </w:r>
+      <w:r>
+        <w:t xml:space="preserve">cb3e96c</w:t>
+      </w:r>
+      <w:r>
+        <w:t xml:space="preserve"> </w:t>
+      </w:r>
+      <w:r>
+        <w:rPr>
+          <w:b/>
+          <w:bCs/>
+        </w:rPr>
+        <w:t xml:space="preserve">Captured evidence (4-layer):</w:t>
+      </w:r>
+      <w:r>
+        <w:t xml:space="preserve"> </w:t>
+      </w:r>
+      <w:r>
+        <w:t xml:space="preserve">(a) pre-build gate: test 79 validated in run_all.sh; (b) runtime: test 79 PASS 3× deterministic (plain pick, password-protected pick, None fallback); (c) HelixQA Challenge: TMUX-CH-79; (d) paired mutation: meta-test</w:t>
+      </w:r>
+      <w:r>
+        <w:t xml:space="preserve"> </w:t>
+      </w:r>
+      <w:r>
+        <w:rPr>
+          <w:rStyle w:val="VerbatimChar"/>
+        </w:rPr>
+        <w:t xml:space="preserve">M-PICKER</w:t>
+      </w:r>
+      <w:r>
+        <w:t xml:space="preserve"> </w:t>
+      </w:r>
+      <w:r>
+        <w:t xml:space="preserve">neutralizes the existing-session picker — test 79 FAILs.</w:t>
+      </w:r>
+      <w:r>
+        <w:t xml:space="preserve"> </w:t>
+      </w:r>
+      <w:r>
+        <w:rPr>
+          <w:b/>
+          <w:bCs/>
+        </w:rPr>
+        <w:t xml:space="preserve">Regression-protection:</w:t>
+      </w:r>
+      <w:r>
+        <w:t xml:space="preserve"> </w:t>
+      </w:r>
+      <w:r>
+        <w:t xml:space="preserve">test 79 (</w:t>
+      </w:r>
+      <w:r>
+        <w:rPr>
+          <w:rStyle w:val="VerbatimChar"/>
+        </w:rPr>
+        <w:t xml:space="preserve">79_wizard_session_picker.sh</w:t>
+      </w:r>
+      <w:r>
+        <w:t xml:space="preserve">), meta-test</w:t>
+      </w:r>
+      <w:r>
+        <w:t xml:space="preserve"> </w:t>
+      </w:r>
+      <w:r>
+        <w:rPr>
+          <w:rStyle w:val="VerbatimChar"/>
+        </w:rPr>
+        <w:t xml:space="preserve">M-PICKER</w:t>
+      </w:r>
+      <w:r>
+        <w:t xml:space="preserve"> </w:t>
+      </w:r>
+      <w:r>
+        <w:t xml:space="preserve">in</w:t>
+      </w:r>
+      <w:r>
+        <w:t xml:space="preserve"> </w:t>
+      </w:r>
+      <w:r>
+        <w:rPr>
+          <w:rStyle w:val="VerbatimChar"/>
+        </w:rPr>
+        <w:t xml:space="preserve">scripts/tests/meta_test_false_positive_proof.sh</w:t>
+      </w:r>
+      <w:r>
+        <w:t xml:space="preserve">.</w:t>
+      </w:r>
+    </w:p>
+    <w:p>
+      <w:r>
+        <w:pict>
+          <v:rect style="width:0;height:1.5pt" o:hralign="center" o:hrstd="t" o:hr="t"/>
+        </w:pict>
+      </w:r>
+    </w:p>
+    <w:bookmarkEnd w:id="90"/>
+    <w:bookmarkEnd w:id="91"/>
+    <w:bookmarkStart w:id="93" w:name="X68b2b151a5f70b9d0012b2f514d741b61567f61"/>
+    <w:p>
+      <w:pPr>
+        <w:pStyle w:val="Heading2"/>
+      </w:pPr>
+      <w:r>
+        <w:t xml:space="preserve">H. No resource or lifetime limit by default (2026-08-10)</w:t>
+      </w:r>
+    </w:p>
+    <w:bookmarkStart w:id="92" w:name="Xae0db04cd0dc0c23f21c861745a6d05d6360b63"/>
+    <w:p>
+      <w:pPr>
+        <w:pStyle w:val="Heading3"/>
+      </w:pPr>
+      <w:r>
+        <w:t xml:space="preserve">H1 NO-LIMITS-BY-DEFAULT-001 — sessions and processes no longer get killed/throttled/task-capped by default —</w:t>
+      </w:r>
+      <w:r>
+        <w:t xml:space="preserve"> </w:t>
+      </w:r>
+      <w:r>
+        <w:rPr>
+          <w:rStyle w:val="VerbatimChar"/>
+        </w:rPr>
+        <w:t xml:space="preserve">FIXED</w:t>
+      </w:r>
+    </w:p>
+    <w:p>
+      <w:pPr>
+        <w:pStyle w:val="FirstParagraph"/>
+      </w:pPr>
+      <w:r>
+        <w:rPr>
+          <w:b/>
+          <w:bCs/>
+        </w:rPr>
+        <w:t xml:space="preserve">TMX-ID:</w:t>
+      </w:r>
+      <w:r>
+        <w:t xml:space="preserve"> </w:t>
+      </w:r>
+      <w:r>
+        <w:t xml:space="preserve">TMX-079</w:t>
+      </w:r>
+      <w:r>
+        <w:t xml:space="preserve"> </w:t>
+      </w:r>
+      <w:r>
+        <w:rPr>
+          <w:b/>
+          <w:bCs/>
+        </w:rPr>
+        <w:t xml:space="preserve">Status:</w:t>
+      </w:r>
+      <w:r>
+        <w:t xml:space="preserve"> </w:t>
+      </w:r>
+      <w:r>
+        <w:t xml:space="preserve">Fixed (→ Fixed.md)</w:t>
+      </w:r>
+      <w:r>
+        <w:t xml:space="preserve"> </w:t>
+      </w:r>
+      <w:r>
+        <w:rPr>
+          <w:b/>
+          <w:bCs/>
+        </w:rPr>
+        <w:t xml:space="preserve">Type:</w:t>
+      </w:r>
+      <w:r>
+        <w:t xml:space="preserve"> </w:t>
+      </w:r>
+      <w:r>
+        <w:t xml:space="preserve">Bug</w:t>
+      </w:r>
+      <w:r>
+        <w:t xml:space="preserve"> </w:t>
+      </w:r>
+      <w:r>
+        <w:rPr>
+          <w:b/>
+          <w:bCs/>
+        </w:rPr>
+        <w:t xml:space="preserve">Severity:</w:t>
+      </w:r>
+      <w:r>
+        <w:t xml:space="preserve"> </w:t>
+      </w:r>
+      <w:r>
+        <w:t xml:space="preserve">BLOCKER</w:t>
+      </w:r>
+    </w:p>
+    <w:p>
+      <w:pPr>
+        <w:pStyle w:val="BodyText"/>
+      </w:pPr>
+      <w:r>
+        <w:t xml:space="preserve">Root-cause forensic anchor (operator report, 2026-08-10): "sessions and processes get killed and wiped out ... on powerful hardware with enough resources". Systematic-debugging (</w:t>
+      </w:r>
+      <w:r>
+        <w:rPr>
+          <w:rStyle w:val="VerbatimChar"/>
+        </w:rPr>
+        <w:t xml:space="preserve">superpowers:systematic-debugging</w:t>
+      </w:r>
+      <w:r>
+        <w:t xml:space="preserve">) traced this to three unconditional-by-default caps in</w:t>
+      </w:r>
+      <w:r>
+        <w:t xml:space="preserve"> </w:t>
+      </w:r>
+      <w:r>
+        <w:rPr>
+          <w:rStyle w:val="VerbatimChar"/>
+        </w:rPr>
+        <w:t xml:space="preserve">scripts/tmx.template</w:t>
+      </w:r>
+      <w:r>
+        <w:t xml:space="preserve">: (1) the idle-timeout session recycler (</w:t>
+      </w:r>
+      <w:r>
+        <w:rPr>
+          <w:rStyle w:val="VerbatimChar"/>
+        </w:rPr>
+        <w:t xml:space="preserve">scripts/tmx-recycler.sh</w:t>
+      </w:r>
+      <w:r>
+        <w:t xml:space="preserve">), wired into every session by default, tore down (kill-session + Linux scope-stop) ANY session with no client attached for &gt;= 900 seconds — using</w:t>
+      </w:r>
+      <w:r>
+        <w:t xml:space="preserve"> </w:t>
+      </w:r>
+      <w:r>
+        <w:rPr>
+          <w:rStyle w:val="VerbatimChar"/>
+        </w:rPr>
+        <w:t xml:space="preserve">#{session_attached}==0</w:t>
+      </w:r>
+      <w:r>
+        <w:t xml:space="preserve"> </w:t>
+      </w:r>
+      <w:r>
+        <w:t xml:space="preserve">as its sole idle signal, deliberately NOT</w:t>
+      </w:r>
+      <w:r>
+        <w:t xml:space="preserve"> </w:t>
+      </w:r>
+      <w:r>
+        <w:rPr>
+          <w:rStyle w:val="VerbatimChar"/>
+        </w:rPr>
+        <w:t xml:space="preserve">#{session_activity}</w:t>
+      </w:r>
+      <w:r>
+        <w:t xml:space="preserve">, so a genuinely-active DETACHED background/autonomous job (the normal way to run long tmx work, per this project's own universal-Constitution §11.4.87/§11.4.89/§11.4.103 background-work mandates) was killed regardless of whether it was doing anything — the DOMINANT cause, and the ONLY mechanism in this codebase that actually kills an already-running session's processes irrespective of host capacity; (2)</w:t>
+      </w:r>
+      <w:r>
+        <w:t xml:space="preserve"> </w:t>
+      </w:r>
+      <w:r>
+        <w:rPr>
+          <w:rStyle w:val="VerbatimChar"/>
+        </w:rPr>
+        <w:t xml:space="preserve">CPUQuota</w:t>
+      </w:r>
+      <w:r>
+        <w:t xml:space="preserve"> </w:t>
+      </w:r>
+      <w:r>
+        <w:t xml:space="preserve">applied to every scope unconditionally (host-adaptive since v1.0.37, but with no off switch); (3) a hardcoded</w:t>
+      </w:r>
+      <w:r>
+        <w:t xml:space="preserve"> </w:t>
+      </w:r>
+      <w:r>
+        <w:rPr>
+          <w:rStyle w:val="VerbatimChar"/>
+        </w:rPr>
+        <w:t xml:space="preserve">TasksMax=4096</w:t>
+      </w:r>
+      <w:r>
+        <w:t xml:space="preserve"> </w:t>
+      </w:r>
+      <w:r>
+        <w:t xml:space="preserve">per scope with NO override knob at all, unlike</w:t>
+      </w:r>
+      <w:r>
+        <w:t xml:space="preserve"> </w:t>
+      </w:r>
+      <w:r>
+        <w:rPr>
+          <w:rStyle w:val="VerbatimChar"/>
+        </w:rPr>
+        <w:t xml:space="preserve">TMX_MEM</w:t>
+      </w:r>
+      <w:r>
+        <w:t xml:space="preserve">/</w:t>
+      </w:r>
+      <w:r>
+        <w:rPr>
+          <w:rStyle w:val="VerbatimChar"/>
+        </w:rPr>
+        <w:t xml:space="preserve">TMX_CPU</w:t>
+      </w:r>
+      <w:r>
+        <w:t xml:space="preserve"> </w:t>
+      </w:r>
+      <w:r>
+        <w:t xml:space="preserve">— a large multi-agent fleet on a powerful host can legitimately need many thousands of threads/processes (universal Constitution §12.12). Memory was ALREADY correctly "fully elastic" by default (</w:t>
+      </w:r>
+      <w:r>
+        <w:rPr>
+          <w:rStyle w:val="VerbatimChar"/>
+        </w:rPr>
+        <w:t xml:space="preserve">MemoryMax=infinity</w:t>
+      </w:r>
+      <w:r>
+        <w:t xml:space="preserve">, Constitution §105/§106) — all three of the above are now brought into that SAME opt-in-only model:</w:t>
+      </w:r>
+      <w:r>
+        <w:t xml:space="preserve"> </w:t>
+      </w:r>
+      <w:r>
+        <w:rPr>
+          <w:rStyle w:val="VerbatimChar"/>
+        </w:rPr>
+        <w:t xml:space="preserve">TMX_CPU</w:t>
+      </w:r>
+      <w:r>
+        <w:t xml:space="preserve">/</w:t>
+      </w:r>
+      <w:r>
+        <w:rPr>
+          <w:rStyle w:val="VerbatimChar"/>
+        </w:rPr>
+        <w:t xml:space="preserve">TMX_TASKS</w:t>
+      </w:r>
+      <w:r>
+        <w:t xml:space="preserve"> </w:t>
+      </w:r>
+      <w:r>
+        <w:t xml:space="preserve">unset default to unlimited (</w:t>
+      </w:r>
+      <w:r>
+        <w:rPr>
+          <w:rStyle w:val="VerbatimChar"/>
+        </w:rPr>
+        <w:t xml:space="preserve">=auto</w:t>
+      </w:r>
+      <w:r>
+        <w:t xml:space="preserve"> </w:t>
+      </w:r>
+      <w:r>
+        <w:t xml:space="preserve">opts IN to the previous host-adaptive/legacy-fixed value; an explicit numeric value opts IN to an explicit cap);</w:t>
+      </w:r>
+      <w:r>
+        <w:t xml:space="preserve"> </w:t>
+      </w:r>
+      <w:r>
+        <w:rPr>
+          <w:rStyle w:val="VerbatimChar"/>
+        </w:rPr>
+        <w:t xml:space="preserve">TMX_RECYCLE_IDLE_SECS</w:t>
+      </w:r>
+      <w:r>
+        <w:t xml:space="preserve"> </w:t>
+      </w:r>
+      <w:r>
+        <w:t xml:space="preserve">unset/</w:t>
+      </w:r>
+      <w:r>
+        <w:rPr>
+          <w:rStyle w:val="VerbatimChar"/>
+        </w:rPr>
+        <w:t xml:space="preserve">0</w:t>
+      </w:r>
+      <w:r>
+        <w:t xml:space="preserve"> </w:t>
+      </w:r>
+      <w:r>
+        <w:t xml:space="preserve">defaults to never-auto-recycled. Darwin's</w:t>
+      </w:r>
+      <w:r>
+        <w:t xml:space="preserve"> </w:t>
+      </w:r>
+      <w:r>
+        <w:rPr>
+          <w:rStyle w:val="VerbatimChar"/>
+        </w:rPr>
+        <w:t xml:space="preserve">TMX_CPU_HARD_SEC</w:t>
+      </w:r>
+      <w:r>
+        <w:t xml:space="preserve">/</w:t>
+      </w:r>
+      <w:r>
+        <w:rPr>
+          <w:rStyle w:val="VerbatimChar"/>
+        </w:rPr>
+        <w:t xml:space="preserve">TMX_PROC_MAX</w:t>
+      </w:r>
+      <w:r>
+        <w:t xml:space="preserve"> </w:t>
+      </w:r>
+      <w:r>
+        <w:t xml:space="preserve">default to</w:t>
+      </w:r>
+      <w:r>
+        <w:t xml:space="preserve"> </w:t>
+      </w:r>
+      <w:r>
+        <w:rPr>
+          <w:rStyle w:val="VerbatimChar"/>
+        </w:rPr>
+        <w:t xml:space="preserve">unlimited</w:t>
+      </w:r>
+      <w:r>
+        <w:t xml:space="preserve"> </w:t>
+      </w:r>
+      <w:r>
+        <w:t xml:space="preserve">for the same reason (were fixed 24h/4096 defaults with no way to remove them). Implemented in</w:t>
+      </w:r>
+      <w:r>
+        <w:t xml:space="preserve"> </w:t>
+      </w:r>
+      <w:r>
+        <w:rPr>
+          <w:rStyle w:val="VerbatimChar"/>
+        </w:rPr>
+        <w:t xml:space="preserve">scripts/tmx.template</w:t>
+      </w:r>
+      <w:r>
+        <w:t xml:space="preserve"> </w:t>
+      </w:r>
+      <w:r>
+        <w:t xml:space="preserve">+</w:t>
+      </w:r>
+      <w:r>
+        <w:t xml:space="preserve"> </w:t>
+      </w:r>
+      <w:r>
+        <w:rPr>
+          <w:rStyle w:val="VerbatimChar"/>
+        </w:rPr>
+        <w:t xml:space="preserve">scripts/tmx-recycler.sh</w:t>
+      </w:r>
+      <w:r>
+        <w:t xml:space="preserve">. Project Constitution §105/§106 and</w:t>
+      </w:r>
+      <w:r>
+        <w:t xml:space="preserve"> </w:t>
+      </w:r>
+      <w:r>
+        <w:rPr>
+          <w:rStyle w:val="VerbatimChar"/>
+        </w:rPr>
+        <w:t xml:space="preserve">docs/guide/README.md</w:t>
+      </w:r>
+      <w:r>
+        <w:t xml:space="preserve"> </w:t>
+      </w:r>
+      <w:r>
+        <w:t xml:space="preserve">§5.6 updated to document the new opt-in-only model.</w:t>
+      </w:r>
+    </w:p>
+    <w:p>
+      <w:pPr>
+        <w:pStyle w:val="BodyText"/>
+      </w:pPr>
+      <w:r>
+        <w:rPr>
+          <w:b/>
+          <w:bCs/>
+        </w:rPr>
+        <w:t xml:space="preserve">Closure cycle:</w:t>
+      </w:r>
+      <w:r>
+        <w:t xml:space="preserve"> </w:t>
+      </w:r>
+      <w:r>
+        <w:t xml:space="preserve">v1.0.39</w:t>
+      </w:r>
+      <w:r>
+        <w:t xml:space="preserve"> </w:t>
+      </w:r>
+      <w:r>
+        <w:rPr>
+          <w:b/>
+          <w:bCs/>
+        </w:rPr>
+        <w:t xml:space="preserve">Closure commit:</w:t>
+      </w:r>
+      <w:r>
+        <w:t xml:space="preserve"> </w:t>
+      </w:r>
+      <w:r>
+        <w:t xml:space="preserve">(this commit)</w:t>
+      </w:r>
+      <w:r>
+        <w:t xml:space="preserve"> </w:t>
+      </w:r>
+      <w:r>
+        <w:rPr>
+          <w:b/>
+          <w:bCs/>
+        </w:rPr>
+        <w:t xml:space="preserve">Captured evidence (4-layer, §11.4.108):</w:t>
+      </w:r>
+    </w:p>
+    <w:p>
+      <w:pPr>
+        <w:pStyle w:val="Compact"/>
+        <w:numPr>
+          <w:ilvl w:val="0"/>
+          <w:numId w:val="1149"/>
+        </w:numPr>
+      </w:pPr>
+      <w:r>
+        <w:t xml:space="preserve">(a)</w:t>
+      </w:r>
+      <w:r>
+        <w:t xml:space="preserve"> </w:t>
+      </w:r>
+      <w:r>
+        <w:rPr>
+          <w:b/>
+          <w:bCs/>
+        </w:rPr>
+        <w:t xml:space="preserve">pre-build gate / source layer:</w:t>
+      </w:r>
+      <w:r>
+        <w:t xml:space="preserve"> </w:t>
+      </w:r>
+      <w:r>
+        <w:t xml:space="preserve">test 88 static wiring checks (G1/G2/G3a/G3b/G4) — no unconditional CPUQuota,</w:t>
+      </w:r>
+      <w:r>
+        <w:t xml:space="preserve"> </w:t>
+      </w:r>
+      <w:r>
+        <w:rPr>
+          <w:rStyle w:val="VerbatimChar"/>
+        </w:rPr>
+        <w:t xml:space="preserve">TasksMax</w:t>
+      </w:r>
+      <w:r>
+        <w:t xml:space="preserve"> </w:t>
+      </w:r>
+      <w:r>
+        <w:t xml:space="preserve">configurable (no hardcoded 4096), idle-recycle default</w:t>
+      </w:r>
+      <w:r>
+        <w:t xml:space="preserve"> </w:t>
+      </w:r>
+      <w:r>
+        <w:rPr>
+          <w:rStyle w:val="VerbatimChar"/>
+        </w:rPr>
+        <w:t xml:space="preserve">0</w:t>
+      </w:r>
+      <w:r>
+        <w:t xml:space="preserve"> </w:t>
+      </w:r>
+      <w:r>
+        <w:t xml:space="preserve">in BOTH the wrapper's window resolution AND the recycler script's own internal default; functional truth-table for TMX_CPU/TMX_TASKS/recycler-window unset/auto/explicit expansion.</w:t>
+      </w:r>
+    </w:p>
+    <w:p>
+      <w:pPr>
+        <w:pStyle w:val="Compact"/>
+        <w:numPr>
+          <w:ilvl w:val="0"/>
+          <w:numId w:val="1149"/>
+        </w:numPr>
+      </w:pPr>
+      <w:r>
+        <w:t xml:space="preserve">(b)</w:t>
+      </w:r>
+      <w:r>
+        <w:t xml:space="preserve"> </w:t>
+      </w:r>
+      <w:r>
+        <w:rPr>
+          <w:b/>
+          <w:bCs/>
+        </w:rPr>
+        <w:t xml:space="preserve">runtime layer (§11.4.108 clean-target):</w:t>
+      </w:r>
+      <w:r>
+        <w:t xml:space="preserve"> </w:t>
+      </w:r>
+      <w:r>
+        <w:t xml:space="preserve">test 88 G5a/G5b — a session spawned with</w:t>
+      </w:r>
+      <w:r>
+        <w:t xml:space="preserve"> </w:t>
+      </w:r>
+      <w:r>
+        <w:rPr>
+          <w:rStyle w:val="VerbatimChar"/>
+        </w:rPr>
+        <w:t xml:space="preserve">env -u TMX_CPU -u TMX_TASKS -u TMX_RECYCLE_IDLE_SECS -u TMX_MEM</w:t>
+      </w:r>
+      <w:r>
+        <w:t xml:space="preserve"> </w:t>
+      </w:r>
+      <w:r>
+        <w:t xml:space="preserve">reads back</w:t>
+      </w:r>
+      <w:r>
+        <w:t xml:space="preserve"> </w:t>
+      </w:r>
+      <w:r>
+        <w:rPr>
+          <w:rStyle w:val="VerbatimChar"/>
+        </w:rPr>
+        <w:t xml:space="preserve">cpu.max=max</w:t>
+      </w:r>
+      <w:r>
+        <w:t xml:space="preserve"> </w:t>
+      </w:r>
+      <w:r>
+        <w:t xml:space="preserve">AND</w:t>
+      </w:r>
+      <w:r>
+        <w:t xml:space="preserve"> </w:t>
+      </w:r>
+      <w:r>
+        <w:rPr>
+          <w:rStyle w:val="VerbatimChar"/>
+        </w:rPr>
+        <w:t xml:space="preserve">pids.max=max</w:t>
+      </w:r>
+      <w:r>
+        <w:t xml:space="preserve"> </w:t>
+      </w:r>
+      <w:r>
+        <w:t xml:space="preserve">on its live cgroup, AND</w:t>
+      </w:r>
+      <w:r>
+        <w:t xml:space="preserve"> </w:t>
+      </w:r>
+      <w:r>
+        <w:rPr>
+          <w:rStyle w:val="VerbatimChar"/>
+        </w:rPr>
+        <w:t xml:space="preserve">tmux show-hooks</w:t>
+      </w:r>
+      <w:r>
+        <w:t xml:space="preserve"> </w:t>
+      </w:r>
+      <w:r>
+        <w:t xml:space="preserve">proves NO idle-recycle hook was installed (positive evidence the session cannot be auto-killed by tmx itself); test 88 G6a/G6b — the SAME three knobs explicitly opted in (</w:t>
+      </w:r>
+      <w:r>
+        <w:rPr>
+          <w:rStyle w:val="VerbatimChar"/>
+        </w:rPr>
+        <w:t xml:space="preserve">TMX_CPU=auto TMX_TASKS=auto TMX_RECYCLE_IDLE_SECS=5</w:t>
+      </w:r>
+      <w:r>
+        <w:t xml:space="preserve">) still land the bounded values (</w:t>
+      </w:r>
+      <w:r>
+        <w:rPr>
+          <w:rStyle w:val="VerbatimChar"/>
+        </w:rPr>
+        <w:t xml:space="preserve">cpu.max</w:t>
+      </w:r>
+      <w:r>
+        <w:t xml:space="preserve"> </w:t>
+      </w:r>
+      <w:r>
+        <w:t xml:space="preserve">bounded,</w:t>
+      </w:r>
+      <w:r>
+        <w:t xml:space="preserve"> </w:t>
+      </w:r>
+      <w:r>
+        <w:rPr>
+          <w:rStyle w:val="VerbatimChar"/>
+        </w:rPr>
+        <w:t xml:space="preserve">pids.max=4096</w:t>
+      </w:r>
+      <w:r>
+        <w:t xml:space="preserve">) and the recycle hook IS installed (regression coverage for the preserved opt-in paths, §11.4.120).</w:t>
+      </w:r>
+    </w:p>
+    <w:p>
+      <w:pPr>
+        <w:pStyle w:val="Compact"/>
+        <w:numPr>
+          <w:ilvl w:val="0"/>
+          <w:numId w:val="1149"/>
+        </w:numPr>
+      </w:pPr>
+      <w:r>
+        <w:t xml:space="preserve">(c)</w:t>
+      </w:r>
+      <w:r>
+        <w:t xml:space="preserve"> </w:t>
+      </w:r>
+      <w:r>
+        <w:rPr>
+          <w:b/>
+          <w:bCs/>
+        </w:rPr>
+        <w:t xml:space="preserve">HelixQA Challenge:</w:t>
+      </w:r>
+      <w:r>
+        <w:t xml:space="preserve"> </w:t>
+      </w:r>
+      <w:r>
+        <w:rPr>
+          <w:rStyle w:val="VerbatimChar"/>
+        </w:rPr>
+        <w:t xml:space="preserve">TMUX-CH-87</w:t>
+      </w:r>
+      <w:r>
+        <w:t xml:space="preserve"> </w:t>
+      </w:r>
+      <w:r>
+        <w:t xml:space="preserve">(new).</w:t>
+      </w:r>
+    </w:p>
+    <w:p>
+      <w:pPr>
+        <w:pStyle w:val="Compact"/>
+        <w:numPr>
+          <w:ilvl w:val="0"/>
+          <w:numId w:val="1149"/>
+        </w:numPr>
+      </w:pPr>
+      <w:r>
+        <w:t xml:space="preserve">(d)</w:t>
+      </w:r>
+      <w:r>
+        <w:t xml:space="preserve"> </w:t>
+      </w:r>
+      <w:r>
+        <w:rPr>
+          <w:b/>
+          <w:bCs/>
+        </w:rPr>
+        <w:t xml:space="preserve">paired mutation (§1.1/§11.4.115(F)):</w:t>
+      </w:r>
+      <w:r>
+        <w:t xml:space="preserve"> </w:t>
+      </w:r>
+      <w:r>
+        <w:rPr>
+          <w:rStyle w:val="VerbatimChar"/>
+        </w:rPr>
+        <w:t xml:space="preserve">M-NOLIMITS</w:t>
+      </w:r>
+      <w:r>
+        <w:t xml:space="preserve"> </w:t>
+      </w:r>
+      <w:r>
+        <w:t xml:space="preserve">in</w:t>
+      </w:r>
+      <w:r>
+        <w:t xml:space="preserve"> </w:t>
+      </w:r>
+      <w:r>
+        <w:rPr>
+          <w:rStyle w:val="VerbatimChar"/>
+        </w:rPr>
+        <w:t xml:space="preserve">scripts/tests/meta_test_false_positive_proof.sh</w:t>
+      </w:r>
+      <w:r>
+        <w:t xml:space="preserve"> </w:t>
+      </w:r>
+      <w:r>
+        <w:t xml:space="preserve">reverts the idle-recycle-off-by-default (back to 900s) and the</w:t>
+      </w:r>
+      <w:r>
+        <w:t xml:space="preserve"> </w:t>
+      </w:r>
+      <w:r>
+        <w:rPr>
+          <w:rStyle w:val="VerbatimChar"/>
+        </w:rPr>
+        <w:t xml:space="preserve">TasksMax</w:t>
+      </w:r>
+      <w:r>
+        <w:t xml:space="preserve"> </w:t>
+      </w:r>
+      <w:r>
+        <w:t xml:space="preserve">opt-in knob (back to hardcoded 4096) — test 88 G2 FAILs with the mutation applied.</w:t>
+      </w:r>
+      <w:r>
+        <w:t xml:space="preserve"> </w:t>
+      </w:r>
+      <w:r>
+        <w:rPr>
+          <w:rStyle w:val="VerbatimChar"/>
+        </w:rPr>
+        <w:t xml:space="preserve">M-CPUADAPT</w:t>
+      </w:r>
+      <w:r>
+        <w:t xml:space="preserve"> </w:t>
+      </w:r>
+      <w:r>
+        <w:t xml:space="preserve">(pre-existing, for test 86) was itself found to be a SILENTLY-ESCAPING mutation once this fix landed (its sed pattern could no longer match the changed default) — fixed in the same commit to target the new default, per §11.4.120.</w:t>
+      </w:r>
+    </w:p>
+    <w:p>
+      <w:pPr>
+        <w:pStyle w:val="Compact"/>
+        <w:numPr>
+          <w:ilvl w:val="0"/>
+          <w:numId w:val="1149"/>
+        </w:numPr>
+      </w:pPr>
+      <w:r>
+        <w:t xml:space="preserve">§11.4.115 RED/GREEN polarity:</w:t>
+      </w:r>
+      <w:r>
+        <w:t xml:space="preserve"> </w:t>
+      </w:r>
+      <w:r>
+        <w:rPr>
+          <w:rStyle w:val="VerbatimChar"/>
+        </w:rPr>
+        <w:t xml:space="preserve">RED_MODE=1 bash scripts/tests/88_no_limits_by_default.sh</w:t>
+      </w:r>
+      <w:r>
+        <w:t xml:space="preserve"> </w:t>
+      </w:r>
+      <w:r>
+        <w:t xml:space="preserve">PASSes (defect reproduced) on the pre-fix artifact and FAILs (defect absent, expected) on the fixed artifact;</w:t>
+      </w:r>
+      <w:r>
+        <w:t xml:space="preserve"> </w:t>
+      </w:r>
+      <w:r>
+        <w:rPr>
+          <w:rStyle w:val="VerbatimChar"/>
+        </w:rPr>
+        <w:t xml:space="preserve">RED_MODE=0</w:t>
+      </w:r>
+      <w:r>
+        <w:t xml:space="preserve"> </w:t>
+      </w:r>
+      <w:r>
+        <w:t xml:space="preserve">(GREEN) is PASS=9/FAIL=0/SKIP=0 on the fixed artifact including all live cgroup/hook readbacks.</w:t>
+      </w:r>
+    </w:p>
+    <w:p>
+      <w:pPr>
+        <w:pStyle w:val="FirstParagraph"/>
+      </w:pPr>
+      <w:r>
+        <w:rPr>
+          <w:b/>
+          <w:bCs/>
+        </w:rPr>
+        <w:t xml:space="preserve">Regression-protection:</w:t>
+      </w:r>
+      <w:r>
+        <w:t xml:space="preserve"> </w:t>
+      </w:r>
+      <w:r>
+        <w:t xml:space="preserve">test 88 (</w:t>
+      </w:r>
+      <w:r>
+        <w:rPr>
+          <w:rStyle w:val="VerbatimChar"/>
+        </w:rPr>
+        <w:t xml:space="preserve">88_no_limits_by_default.sh</w:t>
+      </w:r>
+      <w:r>
+        <w:t xml:space="preserve">), meta-test</w:t>
+      </w:r>
+      <w:r>
+        <w:t xml:space="preserve"> </w:t>
+      </w:r>
+      <w:r>
+        <w:rPr>
+          <w:rStyle w:val="VerbatimChar"/>
+        </w:rPr>
+        <w:t xml:space="preserve">M-NOLIMITS</w:t>
+      </w:r>
+      <w:r>
+        <w:t xml:space="preserve"> </w:t>
+      </w:r>
+      <w:r>
+        <w:t xml:space="preserve">+ reconciled</w:t>
+      </w:r>
+      <w:r>
+        <w:t xml:space="preserve"> </w:t>
+      </w:r>
+      <w:r>
+        <w:rPr>
+          <w:rStyle w:val="VerbatimChar"/>
+        </w:rPr>
+        <w:t xml:space="preserve">M-CPUADAPT</w:t>
+      </w:r>
+      <w:r>
+        <w:t xml:space="preserve"> </w:t>
+      </w:r>
+      <w:r>
+        <w:t xml:space="preserve">in</w:t>
+      </w:r>
+      <w:r>
+        <w:t xml:space="preserve"> </w:t>
+      </w:r>
+      <w:r>
+        <w:rPr>
+          <w:rStyle w:val="VerbatimChar"/>
+        </w:rPr>
+        <w:t xml:space="preserve">scripts/tests/meta_test_false_positive_proof.sh</w:t>
+      </w:r>
+      <w:r>
+        <w:t xml:space="preserve">, Challenge</w:t>
+      </w:r>
+      <w:r>
+        <w:t xml:space="preserve"> </w:t>
+      </w:r>
+      <w:r>
+        <w:rPr>
+          <w:rStyle w:val="VerbatimChar"/>
+        </w:rPr>
+        <w:t xml:space="preserve">TMUX-CH-87</w:t>
+      </w:r>
+      <w:r>
+        <w:t xml:space="preserve">.</w:t>
+      </w:r>
+    </w:p>
+    <w:p>
+      <w:pPr>
+        <w:pStyle w:val="BodyText"/>
+      </w:pPr>
+      <w:r>
+        <w:rPr>
+          <w:b/>
+          <w:bCs/>
+        </w:rPr>
+        <w:t xml:space="preserve">§11.4.120 reconciliation (fix legitimately broke pre-existing gates asserting the OLD default — RECONCILED, never fake-passed/reverted/deleted):</w:t>
+      </w:r>
+    </w:p>
+    <w:p>
+      <w:pPr>
+        <w:pStyle w:val="Compact"/>
+        <w:numPr>
+          <w:ilvl w:val="0"/>
+          <w:numId w:val="1150"/>
+        </w:numPr>
+      </w:pPr>
+      <w:r>
+        <w:rPr>
+          <w:b/>
+          <w:bCs/>
+        </w:rPr>
+        <w:t xml:space="preserve">Test 86</w:t>
+      </w:r>
+      <w:r>
+        <w:t xml:space="preserve"> </w:t>
+      </w:r>
+      <w:r>
+        <w:t xml:space="preserve">(</w:t>
+      </w:r>
+      <w:r>
+        <w:rPr>
+          <w:rStyle w:val="VerbatimChar"/>
+        </w:rPr>
+        <w:t xml:space="preserve">86_cpu_quota_host_adaptive.sh</w:t>
+      </w:r>
+      <w:r>
+        <w:t xml:space="preserve">) G2/G4/G5/G6 updated from "CPUQuota is host-adaptive BY DEFAULT" to "CPUQuota is unlimited by default;</w:t>
+      </w:r>
+      <w:r>
+        <w:t xml:space="preserve"> </w:t>
+      </w:r>
+      <w:r>
+        <w:rPr>
+          <w:rStyle w:val="VerbatimChar"/>
+        </w:rPr>
+        <w:t xml:space="preserve">TMX_CPU=auto</w:t>
+      </w:r>
+      <w:r>
+        <w:t xml:space="preserve"> </w:t>
+      </w:r>
+      <w:r>
+        <w:t xml:space="preserve">opts in to the host-adaptive value" — the valuable</w:t>
+      </w:r>
+      <w:r>
+        <w:t xml:space="preserve"> </w:t>
+      </w:r>
+      <w:r>
+        <w:rPr>
+          <w:rStyle w:val="VerbatimChar"/>
+        </w:rPr>
+        <w:t xml:space="preserve">_default_cpu_pct()</w:t>
+      </w:r>
+      <w:r>
+        <w:t xml:space="preserve"> </w:t>
+      </w:r>
+      <w:r>
+        <w:t xml:space="preserve">truth-table + live-cgroup-readback coverage is fully preserved, only the default-vs-opt-in assumption changed.</w:t>
+      </w:r>
+    </w:p>
+    <w:p>
+      <w:pPr>
+        <w:pStyle w:val="Compact"/>
+        <w:numPr>
+          <w:ilvl w:val="0"/>
+          <w:numId w:val="1150"/>
+        </w:numPr>
+      </w:pPr>
+      <w:r>
+        <w:rPr>
+          <w:b/>
+          <w:bCs/>
+        </w:rPr>
+        <w:t xml:space="preserve">Test 87</w:t>
+      </w:r>
+      <w:r>
+        <w:t xml:space="preserve"> </w:t>
+      </w:r>
+      <w:r>
+        <w:t xml:space="preserve">(</w:t>
+      </w:r>
+      <w:r>
+        <w:rPr>
+          <w:rStyle w:val="VerbatimChar"/>
+        </w:rPr>
+        <w:t xml:space="preserve">87_server_scope_split.sh</w:t>
+      </w:r>
+      <w:r>
+        <w:t xml:space="preserve">) G6 and G8 sub-spawns updated to pass</w:t>
+      </w:r>
+      <w:r>
+        <w:t xml:space="preserve"> </w:t>
+      </w:r>
+      <w:r>
+        <w:rPr>
+          <w:rStyle w:val="VerbatimChar"/>
+        </w:rPr>
+        <w:t xml:space="preserve">TMX_CPU=auto</w:t>
+      </w:r>
+      <w:r>
+        <w:t xml:space="preserve"> </w:t>
+      </w:r>
+      <w:r>
+        <w:t xml:space="preserve">explicitly — the opt-in server/workload scope-split topology (</w:t>
+      </w:r>
+      <w:r>
+        <w:rPr>
+          <w:rStyle w:val="VerbatimChar"/>
+        </w:rPr>
+        <w:t xml:space="preserve">TMX_SERVER_SPLIT=1</w:t>
+      </w:r>
+      <w:r>
+        <w:t xml:space="preserve">) requires an explicit, splittable</w:t>
+      </w:r>
+      <w:r>
+        <w:t xml:space="preserve"> </w:t>
+      </w:r>
+      <w:r>
+        <w:rPr>
+          <w:rStyle w:val="VerbatimChar"/>
+        </w:rPr>
+        <w:t xml:space="preserve">TMX_CPU</w:t>
+      </w:r>
+      <w:r>
+        <w:t xml:space="preserve"> </w:t>
+      </w:r>
+      <w:r>
+        <w:t xml:space="preserve">to engage at all now that CPU is unlimited by default; these two sub-checks specifically exercise the split topology and needed the explicit opt-in to keep doing so.</w:t>
+      </w:r>
+    </w:p>
+    <w:p>
+      <w:pPr>
+        <w:pStyle w:val="Compact"/>
+        <w:numPr>
+          <w:ilvl w:val="0"/>
+          <w:numId w:val="1150"/>
+        </w:numPr>
+      </w:pPr>
+      <w:r>
+        <w:rPr>
+          <w:b/>
+          <w:bCs/>
+        </w:rPr>
+        <w:t xml:space="preserve">Test 15</w:t>
+      </w:r>
+      <w:r>
+        <w:t xml:space="preserve"> </w:t>
+      </w:r>
+      <w:r>
+        <w:t xml:space="preserve">(</w:t>
+      </w:r>
+      <w:r>
+        <w:rPr>
+          <w:rStyle w:val="VerbatimChar"/>
+        </w:rPr>
+        <w:t xml:space="preserve">15_per_session_cgroup_distinct.sh</w:t>
+      </w:r>
+      <w:r>
+        <w:t xml:space="preserve">) T4 updated from asserting a numeric</w:t>
+      </w:r>
+      <w:r>
+        <w:t xml:space="preserve"> </w:t>
+      </w:r>
+      <w:r>
+        <w:rPr>
+          <w:rStyle w:val="VerbatimChar"/>
+        </w:rPr>
+        <w:t xml:space="preserve">&lt;quota&gt; &lt;period&gt;</w:t>
+      </w:r>
+      <w:r>
+        <w:t xml:space="preserve"> </w:t>
+      </w:r>
+      <w:r>
+        <w:rPr>
+          <w:rStyle w:val="VerbatimChar"/>
+        </w:rPr>
+        <w:t xml:space="preserve">cpu.max</w:t>
+      </w:r>
+      <w:r>
+        <w:t xml:space="preserve"> </w:t>
+      </w:r>
+      <w:r>
+        <w:t xml:space="preserve">format to asserting</w:t>
+      </w:r>
+      <w:r>
+        <w:t xml:space="preserve"> </w:t>
+      </w:r>
+      <w:r>
+        <w:rPr>
+          <w:rStyle w:val="VerbatimChar"/>
+        </w:rPr>
+        <w:t xml:space="preserve">max &lt;period&gt;</w:t>
+      </w:r>
+      <w:r>
+        <w:t xml:space="preserve"> </w:t>
+      </w:r>
+      <w:r>
+        <w:t xml:space="preserve">(mirroring T3's pre-existing</w:t>
+      </w:r>
+      <w:r>
+        <w:t xml:space="preserve"> </w:t>
+      </w:r>
+      <w:r>
+        <w:rPr>
+          <w:rStyle w:val="VerbatimChar"/>
+        </w:rPr>
+        <w:t xml:space="preserve">memory.max=max</w:t>
+      </w:r>
+      <w:r>
+        <w:t xml:space="preserve"> </w:t>
+      </w:r>
+      <w:r>
+        <w:t xml:space="preserve">assertion for the elastic-by-default memory model).</w:t>
+      </w:r>
+    </w:p>
+    <w:p>
+      <w:pPr>
+        <w:pStyle w:val="FirstParagraph"/>
+      </w:pPr>
+      <w:r>
+        <w:rPr>
+          <w:b/>
+          <w:bCs/>
+        </w:rPr>
+        <w:t xml:space="preserve">§11.4.114 regression isolation (known pre-existing, unrelated issues surfaced by this cycle's testing, confirmed via baseline A/B — NOT part of this fix, tracked separately):</w:t>
+      </w:r>
+      <w:r>
+        <w:t xml:space="preserve"> </w:t>
+      </w:r>
+      <w:r>
+        <w:t xml:space="preserve">see</w:t>
+      </w:r>
+      <w:r>
+        <w:t xml:space="preserve"> </w:t>
+      </w:r>
+      <w:r>
+        <w:rPr>
+          <w:rStyle w:val="VerbatimChar"/>
+        </w:rPr>
+        <w:t xml:space="preserve">Issues.md</w:t>
+      </w:r>
+      <w:r>
+        <w:t xml:space="preserve"> </w:t>
+      </w:r>
+      <w:r>
+        <w:t xml:space="preserve">§H — TMX-080 (test 27 sub-check "18" hook-record timing) and TMX-081 (test 87 G4 quiet-phase settle heuristic). Both reproduce identically on the v1.0.38 baseline.</w:t>
+      </w:r>
+    </w:p>
+    <w:bookmarkEnd w:id="92"/>
+    <w:bookmarkEnd w:id="93"/>
+    <w:bookmarkEnd w:id="94"/>
     <w:sectPr>
       <w:footnotePr>
         <w:numRestart w:val="eachSect"/>
@@ -49375,6 +51342,12 @@
     <w:abstractNumId w:val="991"/>
   </w:num>
   <w:num w:numId="1148">
+    <w:abstractNumId w:val="991"/>
+  </w:num>
+  <w:num w:numId="1149">
+    <w:abstractNumId w:val="991"/>
+  </w:num>
+  <w:num w:numId="1150">
     <w:abstractNumId w:val="991"/>
   </w:num>
 </w:numbering>

--- a/Fixed.docx
+++ b/Fixed.docx
@@ -49685,7 +49685,7 @@
         <w:t xml:space="preserve"> </w:t>
       </w:r>
       <w:r>
-        <w:t xml:space="preserve">(this commit)</w:t>
+        <w:t xml:space="preserve">84d5201</w:t>
       </w:r>
       <w:r>
         <w:t xml:space="preserve"> </w:t>

--- a/Fixed.docx
+++ b/Fixed.docx
@@ -10,7 +10,7 @@
         <w:t xml:space="preserve">Fixed</w:t>
       </w:r>
     </w:p>
-    <w:bookmarkStart w:id="94" w:name="vasic-digital-tmux--closed-items-tracker"/>
+    <w:bookmarkStart w:id="96" w:name="vasic-digital-tmux--closed-items-tracker"/>
     <w:p>
       <w:pPr>
         <w:pStyle w:val="Heading1"/>
@@ -50380,9 +50380,881 @@
         <w:t xml:space="preserve">§H — TMX-080 (test 27 sub-check "18" hook-record timing) and TMX-081 (test 87 G4 quiet-phase settle heuristic). Both reproduce identically on the v1.0.38 baseline.</w:t>
       </w:r>
     </w:p>
+    <w:p>
+      <w:r>
+        <w:pict>
+          <v:rect style="width:0;height:1.5pt" o:hralign="center" o:hrstd="t" o:hr="t"/>
+        </w:pict>
+      </w:r>
+    </w:p>
     <w:bookmarkEnd w:id="92"/>
     <w:bookmarkEnd w:id="93"/>
+    <w:bookmarkStart w:id="95" w:name="Xb0c0be164c95820fddf6a21b969a2df32f9ed7b"/>
+    <w:p>
+      <w:pPr>
+        <w:pStyle w:val="Heading2"/>
+      </w:pPr>
+      <w:r>
+        <w:t xml:space="preserve">I. Split-topology test reconciliation (2026-08-11)</w:t>
+      </w:r>
+    </w:p>
+    <w:bookmarkStart w:id="94" w:name="X1a6f3a14698f22a0c322da84a171f4a2f22df27"/>
+    <w:p>
+      <w:pPr>
+        <w:pStyle w:val="Heading3"/>
+      </w:pPr>
+      <w:r>
+        <w:t xml:space="preserve">I1 SPLIT-TEST-CPU-OPTIN-001 — new split-topology crash-isolation tests failed to engage the split (missing TMX_CPU=auto opt-in) —</w:t>
+      </w:r>
+      <w:r>
+        <w:t xml:space="preserve"> </w:t>
+      </w:r>
+      <w:r>
+        <w:rPr>
+          <w:rStyle w:val="VerbatimChar"/>
+        </w:rPr>
+        <w:t xml:space="preserve">FIXED</w:t>
+      </w:r>
+    </w:p>
+    <w:p>
+      <w:pPr>
+        <w:pStyle w:val="FirstParagraph"/>
+      </w:pPr>
+      <w:r>
+        <w:rPr>
+          <w:b/>
+          <w:bCs/>
+        </w:rPr>
+        <w:t xml:space="preserve">TMX-ID:</w:t>
+      </w:r>
+      <w:r>
+        <w:t xml:space="preserve"> </w:t>
+      </w:r>
+      <w:r>
+        <w:t xml:space="preserve">TMX-082</w:t>
+      </w:r>
+      <w:r>
+        <w:t xml:space="preserve"> </w:t>
+      </w:r>
+      <w:r>
+        <w:rPr>
+          <w:b/>
+          <w:bCs/>
+        </w:rPr>
+        <w:t xml:space="preserve">Status:</w:t>
+      </w:r>
+      <w:r>
+        <w:t xml:space="preserve"> </w:t>
+      </w:r>
+      <w:r>
+        <w:t xml:space="preserve">Fixed (→ Fixed.md)</w:t>
+      </w:r>
+      <w:r>
+        <w:t xml:space="preserve"> </w:t>
+      </w:r>
+      <w:r>
+        <w:rPr>
+          <w:b/>
+          <w:bCs/>
+        </w:rPr>
+        <w:t xml:space="preserve">Type:</w:t>
+      </w:r>
+      <w:r>
+        <w:t xml:space="preserve"> </w:t>
+      </w:r>
+      <w:r>
+        <w:t xml:space="preserve">Bug</w:t>
+      </w:r>
+      <w:r>
+        <w:t xml:space="preserve"> </w:t>
+      </w:r>
+      <w:r>
+        <w:rPr>
+          <w:b/>
+          <w:bCs/>
+        </w:rPr>
+        <w:t xml:space="preserve">Severity:</w:t>
+      </w:r>
+      <w:r>
+        <w:t xml:space="preserve"> </w:t>
+      </w:r>
+      <w:r>
+        <w:t xml:space="preserve">HIGH (blocked</w:t>
+      </w:r>
+      <w:r>
+        <w:t xml:space="preserve"> </w:t>
+      </w:r>
+      <w:r>
+        <w:rPr>
+          <w:rStyle w:val="VerbatimChar"/>
+        </w:rPr>
+        <w:t xml:space="preserve">scripts/setup.sh</w:t>
+      </w:r>
+      <w:r>
+        <w:t xml:space="preserve">'s verification gate —</w:t>
+      </w:r>
+      <w:r>
+        <w:t xml:space="preserve"> </w:t>
+      </w:r>
+      <w:r>
+        <w:rPr>
+          <w:rStyle w:val="VerbatimChar"/>
+        </w:rPr>
+        <w:t xml:space="preserve">install.sh</w:t>
+      </w:r>
+      <w:r>
+        <w:t xml:space="preserve"> </w:t>
+      </w:r>
+      <w:r>
+        <w:t xml:space="preserve">correctly refused to PATH-export per §11.4/§109)</w:t>
+      </w:r>
+    </w:p>
+    <w:p>
+      <w:pPr>
+        <w:pStyle w:val="BodyText"/>
+      </w:pPr>
+      <w:r>
+        <w:t xml:space="preserve">Root cause (systematic-debugging, triggered by an operator-reported</w:t>
+      </w:r>
+      <w:r>
+        <w:t xml:space="preserve"> </w:t>
+      </w:r>
+      <w:r>
+        <w:rPr>
+          <w:rStyle w:val="VerbatimChar"/>
+        </w:rPr>
+        <w:t xml:space="preserve">install.sh</w:t>
+      </w:r>
+      <w:r>
+        <w:t xml:space="preserve"> </w:t>
+      </w:r>
+      <w:r>
+        <w:t xml:space="preserve">verification RED:</w:t>
+      </w:r>
+      <w:r>
+        <w:t xml:space="preserve"> </w:t>
+      </w:r>
+      <w:r>
+        <w:rPr>
+          <w:rStyle w:val="VerbatimChar"/>
+        </w:rPr>
+        <w:t xml:space="preserve">SUMMARY: PASS=68 FAIL=3 SKIP=15</w:t>
+      </w:r>
+      <w:r>
+        <w:t xml:space="preserve">,</w:t>
+      </w:r>
+      <w:r>
+        <w:t xml:space="preserve"> </w:t>
+      </w:r>
+      <w:r>
+        <w:rPr>
+          <w:rStyle w:val="VerbatimChar"/>
+        </w:rPr>
+        <w:t xml:space="preserve">FAILED tests: 09_crash_isolation_scope.sh 15_per_session_cgroup_distinct.sh 22_codegraph_mcp_wired.sh</w:t>
+      </w:r>
+      <w:r>
+        <w:t xml:space="preserve">): new crash-isolation test coverage for the opt-in server/workload scope-split topology (</w:t>
+      </w:r>
+      <w:r>
+        <w:rPr>
+          <w:rStyle w:val="VerbatimChar"/>
+        </w:rPr>
+        <w:t xml:space="preserve">TMX_SERVER_SPLIT=1</w:t>
+      </w:r>
+      <w:r>
+        <w:t xml:space="preserve">, §11.4.225) — test 09's T7 ("split-topology crash isolation") and test 15's T7-T9 ("distinct scope+slice pair per session") — landed on</w:t>
+      </w:r>
+      <w:r>
+        <w:t xml:space="preserve"> </w:t>
+      </w:r>
+      <w:r>
+        <w:rPr>
+          <w:rStyle w:val="VerbatimChar"/>
+        </w:rPr>
+        <w:t xml:space="preserve">main</w:t>
+      </w:r>
+      <w:r>
+        <w:t xml:space="preserve"> </w:t>
+      </w:r>
+      <w:r>
+        <w:t xml:space="preserve">via a separate work stream (commit</w:t>
+      </w:r>
+      <w:r>
+        <w:t xml:space="preserve"> </w:t>
+      </w:r>
+      <w:r>
+        <w:rPr>
+          <w:rStyle w:val="VerbatimChar"/>
+        </w:rPr>
+        <w:t xml:space="preserve">adf46d5</w:t>
+      </w:r>
+      <w:r>
+        <w:t xml:space="preserve">, "Auto-commit", 2026-08-11) one day after v1.0.39 shipped. Those new tests spawn</w:t>
+      </w:r>
+      <w:r>
+        <w:t xml:space="preserve"> </w:t>
+      </w:r>
+      <w:r>
+        <w:rPr>
+          <w:rStyle w:val="VerbatimChar"/>
+        </w:rPr>
+        <w:t xml:space="preserve">TMX_SERVER_SPLIT=1</w:t>
+      </w:r>
+      <w:r>
+        <w:t xml:space="preserve"> </w:t>
+      </w:r>
+      <w:r>
+        <w:t xml:space="preserve">sessions without also setting</w:t>
+      </w:r>
+      <w:r>
+        <w:t xml:space="preserve"> </w:t>
+      </w:r>
+      <w:r>
+        <w:rPr>
+          <w:rStyle w:val="VerbatimChar"/>
+        </w:rPr>
+        <w:t xml:space="preserve">TMX_CPU</w:t>
+      </w:r>
+      <w:r>
+        <w:t xml:space="preserve"> </w:t>
+      </w:r>
+      <w:r>
+        <w:t xml:space="preserve">— but since v1.0.39 (TMX-079)</w:t>
+      </w:r>
+      <w:r>
+        <w:t xml:space="preserve"> </w:t>
+      </w:r>
+      <w:r>
+        <w:rPr>
+          <w:rStyle w:val="VerbatimChar"/>
+        </w:rPr>
+        <w:t xml:space="preserve">TMX_CPU</w:t>
+      </w:r>
+      <w:r>
+        <w:t xml:space="preserve"> </w:t>
+      </w:r>
+      <w:r>
+        <w:t xml:space="preserve">defaults to empty/unlimited, and the split topology's</w:t>
+      </w:r>
+      <w:r>
+        <w:t xml:space="preserve"> </w:t>
+      </w:r>
+      <w:r>
+        <w:rPr>
+          <w:rStyle w:val="VerbatimChar"/>
+        </w:rPr>
+        <w:t xml:space="preserve">_split_cpu_pcts()</w:t>
+      </w:r>
+      <w:r>
+        <w:t xml:space="preserve"> </w:t>
+      </w:r>
+      <w:r>
+        <w:t xml:space="preserve">requires an explicit, splittable numeric total to engage at all (fail-closed by design). Without an opt-in</w:t>
+      </w:r>
+      <w:r>
+        <w:t xml:space="preserve"> </w:t>
+      </w:r>
+      <w:r>
+        <w:rPr>
+          <w:rStyle w:val="VerbatimChar"/>
+        </w:rPr>
+        <w:t xml:space="preserve">TMX_CPU</w:t>
+      </w:r>
+      <w:r>
+        <w:t xml:space="preserve">, the wrapper correctly falls back LOUDLY to the shared topology (</w:t>
+      </w:r>
+      <w:r>
+        <w:rPr>
+          <w:rStyle w:val="VerbatimChar"/>
+        </w:rPr>
+        <w:t xml:space="preserve">tmx: TMX_SERVER_SPLIT=1 requested but TMX_CPU='' is not splittable — using the shared topology...</w:t>
+      </w:r>
+      <w:r>
+        <w:t xml:space="preserve">) exactly as v1.0.39 intended — so no workload slice is ever created, and the new tests' assertions that the split engaged fail (test 09 T7a.0: "split session did not come up... slice=inactive"; test 15 T7: "expected 4 active pair units, found 2").</w:t>
+      </w:r>
+    </w:p>
+    <w:p>
+      <w:pPr>
+        <w:pStyle w:val="BodyText"/>
+      </w:pPr>
+      <w:r>
+        <w:rPr>
+          <w:b/>
+          <w:bCs/>
+        </w:rPr>
+        <w:t xml:space="preserve">This is NOT a regression in the v1.0.39 fix.</w:t>
+      </w:r>
+      <w:r>
+        <w:t xml:space="preserve"> </w:t>
+      </w:r>
+      <w:r>
+        <w:t xml:space="preserve">Direct reproduction proved the opt-in mechanism itself works exactly as designed (the fallback fires, the message is correct, the shared topology comes up cleanly) — the newly-landed tests simply hadn't been reconciled to the v1.0.39 default change yet, the same class of gap already fixed in test 87's G6/G8 sub-checks during the v1.0.39 review cycle (§11.4.120), just not yet propagated to this independently-landed, newer test coverage.</w:t>
+      </w:r>
+    </w:p>
+    <w:p>
+      <w:pPr>
+        <w:pStyle w:val="BodyText"/>
+      </w:pPr>
+      <w:r>
+        <w:rPr>
+          <w:b/>
+          <w:bCs/>
+        </w:rPr>
+        <w:t xml:space="preserve">Evidence:</w:t>
+      </w:r>
+      <w:r>
+        <w:t xml:space="preserve"> </w:t>
+      </w:r>
+      <w:r>
+        <w:t xml:space="preserve">direct reproduction BEFORE the fix —</w:t>
+      </w:r>
+      <w:r>
+        <w:t xml:space="preserve"> </w:t>
+      </w:r>
+      <w:r>
+        <w:rPr>
+          <w:rStyle w:val="VerbatimChar"/>
+        </w:rPr>
+        <w:t xml:space="preserve">bash scripts/tests/09_crash_isolation_scope.sh</w:t>
+      </w:r>
+      <w:r>
+        <w:t xml:space="preserve"> </w:t>
+      </w:r>
+      <w:r>
+        <w:t xml:space="preserve">→</w:t>
+      </w:r>
+      <w:r>
+        <w:t xml:space="preserve"> </w:t>
+      </w:r>
+      <w:r>
+        <w:rPr>
+          <w:rStyle w:val="VerbatimChar"/>
+        </w:rPr>
+        <w:t xml:space="preserve">FAIL: T7a.0: split session did not come up (pid='...' slice=inactive)</w:t>
+      </w:r>
+      <w:r>
+        <w:t xml:space="preserve">;</w:t>
+      </w:r>
+      <w:r>
+        <w:t xml:space="preserve"> </w:t>
+      </w:r>
+      <w:r>
+        <w:rPr>
+          <w:rStyle w:val="VerbatimChar"/>
+        </w:rPr>
+        <w:t xml:space="preserve">bash scripts/tests/15_per_session_cgroup_distinct.sh</w:t>
+      </w:r>
+      <w:r>
+        <w:t xml:space="preserve"> </w:t>
+      </w:r>
+      <w:r>
+        <w:t xml:space="preserve">→</w:t>
+      </w:r>
+      <w:r>
+        <w:t xml:space="preserve"> </w:t>
+      </w:r>
+      <w:r>
+        <w:rPr>
+          <w:rStyle w:val="VerbatimChar"/>
+        </w:rPr>
+        <w:t xml:space="preserve">FAIL: T7: expected 4 active pair units, found 2</w:t>
+      </w:r>
+      <w:r>
+        <w:t xml:space="preserve">. Root-cause confirmation — a manual</w:t>
+      </w:r>
+      <w:r>
+        <w:t xml:space="preserve"> </w:t>
+      </w:r>
+      <w:r>
+        <w:rPr>
+          <w:rStyle w:val="VerbatimChar"/>
+        </w:rPr>
+        <w:t xml:space="preserve">TMX_SERVER_SPLIT=1 TMX_RECYCLE_IDLE_SECS=0 ./scripts/tmx new -s repro-t7-check -d</w:t>
+      </w:r>
+      <w:r>
+        <w:t xml:space="preserve"> </w:t>
+      </w:r>
+      <w:r>
+        <w:t xml:space="preserve">reproduced the EXACT fallback message + inactive slice, isolating the cause with certainty before any fix was attempted. AFTER the fix — test 09 PASS=20/FAIL=0/SKIP=0 (was 17/1/0); test 15 PASS=11/FAIL=0/SKIP=0 (was previously FAILing T7/T8, T9 passed trivially).</w:t>
+      </w:r>
+    </w:p>
+    <w:p>
+      <w:pPr>
+        <w:pStyle w:val="BodyText"/>
+      </w:pPr>
+      <w:r>
+        <w:rPr>
+          <w:b/>
+          <w:bCs/>
+        </w:rPr>
+        <w:t xml:space="preserve">Fix:</w:t>
+      </w:r>
+      <w:r>
+        <w:t xml:space="preserve"> </w:t>
+      </w:r>
+      <w:r>
+        <w:t xml:space="preserve">added</w:t>
+      </w:r>
+      <w:r>
+        <w:t xml:space="preserve"> </w:t>
+      </w:r>
+      <w:r>
+        <w:rPr>
+          <w:rStyle w:val="VerbatimChar"/>
+        </w:rPr>
+        <w:t xml:space="preserve">TMX_CPU=auto</w:t>
+      </w:r>
+      <w:r>
+        <w:t xml:space="preserve"> </w:t>
+      </w:r>
+      <w:r>
+        <w:t xml:space="preserve">to all four affected</w:t>
+      </w:r>
+      <w:r>
+        <w:t xml:space="preserve"> </w:t>
+      </w:r>
+      <w:r>
+        <w:rPr>
+          <w:rStyle w:val="VerbatimChar"/>
+        </w:rPr>
+        <w:t xml:space="preserve">TMX_SERVER_SPLIT=1</w:t>
+      </w:r>
+      <w:r>
+        <w:t xml:space="preserve"> </w:t>
+      </w:r>
+      <w:r>
+        <w:t xml:space="preserve">spawn commands:</w:t>
+      </w:r>
+      <w:r>
+        <w:t xml:space="preserve"> </w:t>
+      </w:r>
+      <w:r>
+        <w:rPr>
+          <w:rStyle w:val="VerbatimChar"/>
+        </w:rPr>
+        <w:t xml:space="preserve">scripts/tests/09_crash_isolation_scope.sh</w:t>
+      </w:r>
+      <w:r>
+        <w:t xml:space="preserve"> </w:t>
+      </w:r>
+      <w:r>
+        <w:t xml:space="preserve">T7a (~line 449) and T7b (~line 485);</w:t>
+      </w:r>
+      <w:r>
+        <w:t xml:space="preserve"> </w:t>
+      </w:r>
+      <w:r>
+        <w:rPr>
+          <w:rStyle w:val="VerbatimChar"/>
+        </w:rPr>
+        <w:t xml:space="preserve">scripts/tests/15_per_session_cgroup_distinct.sh</w:t>
+      </w:r>
+      <w:r>
+        <w:t xml:space="preserve"> </w:t>
+      </w:r>
+      <w:r>
+        <w:t xml:space="preserve">T7 (~lines 289-290 post-fix, both</w:t>
+      </w:r>
+      <w:r>
+        <w:t xml:space="preserve"> </w:t>
+      </w:r>
+      <w:r>
+        <w:rPr>
+          <w:rStyle w:val="VerbatimChar"/>
+        </w:rPr>
+        <w:t xml:space="preserve">$D_NAME</w:t>
+      </w:r>
+      <w:r>
+        <w:t xml:space="preserve"> </w:t>
+      </w:r>
+      <w:r>
+        <w:t xml:space="preserve">and</w:t>
+      </w:r>
+      <w:r>
+        <w:t xml:space="preserve"> </w:t>
+      </w:r>
+      <w:r>
+        <w:rPr>
+          <w:rStyle w:val="VerbatimChar"/>
+        </w:rPr>
+        <w:t xml:space="preserve">$E_NAME</w:t>
+      </w:r>
+      <w:r>
+        <w:t xml:space="preserve"> </w:t>
+      </w:r>
+      <w:r>
+        <w:t xml:space="preserve">spawns).</w:t>
+      </w:r>
+    </w:p>
+    <w:p>
+      <w:pPr>
+        <w:pStyle w:val="BodyText"/>
+      </w:pPr>
+      <w:r>
+        <w:rPr>
+          <w:b/>
+          <w:bCs/>
+        </w:rPr>
+        <w:t xml:space="preserve">Also fixed as part of this cycle (test 22, unrelated pre-existing gap, not a regression):</w:t>
+      </w:r>
+      <w:r>
+        <w:t xml:space="preserve"> </w:t>
+      </w:r>
+      <w:r>
+        <w:t xml:space="preserve">the host-local</w:t>
+      </w:r>
+      <w:r>
+        <w:t xml:space="preserve"> </w:t>
+      </w:r>
+      <w:r>
+        <w:rPr>
+          <w:rStyle w:val="VerbatimChar"/>
+        </w:rPr>
+        <w:t xml:space="preserve">~/.config/opencode/opencode.json</w:t>
+      </w:r>
+      <w:r>
+        <w:t xml:space="preserve"> </w:t>
+      </w:r>
+      <w:r>
+        <w:t xml:space="preserve">(this host only — not tracked in the git repo) was missing the</w:t>
+      </w:r>
+      <w:r>
+        <w:t xml:space="preserve"> </w:t>
+      </w:r>
+      <w:r>
+        <w:rPr>
+          <w:rStyle w:val="VerbatimChar"/>
+        </w:rPr>
+        <w:t xml:space="preserve">codegraph</w:t>
+      </w:r>
+      <w:r>
+        <w:t xml:space="preserve"> </w:t>
+      </w:r>
+      <w:r>
+        <w:t xml:space="preserve">MCP server entry that Claude Code, Kimi CLI, Crush, and Qwen Code already had wired on this same host. Added via OpenCode's own local-MCP schema (</w:t>
+      </w:r>
+      <w:r>
+        <w:rPr>
+          <w:rStyle w:val="VerbatimChar"/>
+        </w:rPr>
+        <w:t xml:space="preserve">{"type": "local", "command": ["codegraph", "serve", "--mcp"], "enabled": true}</w:t>
+      </w:r>
+      <w:r>
+        <w:t xml:space="preserve">), verified by a JSON round-trip proving none of the file's other 132 entries were disturbed. Test 22 now PASS=7/FAIL=0/SKIP=0.</w:t>
+      </w:r>
+    </w:p>
+    <w:p>
+      <w:pPr>
+        <w:pStyle w:val="BodyText"/>
+      </w:pPr>
+      <w:r>
+        <w:rPr>
+          <w:b/>
+          <w:bCs/>
+        </w:rPr>
+        <w:t xml:space="preserve">Closure cycle:</w:t>
+      </w:r>
+      <w:r>
+        <w:t xml:space="preserve"> </w:t>
+      </w:r>
+      <w:r>
+        <w:t xml:space="preserve">v1.0.40</w:t>
+      </w:r>
+      <w:r>
+        <w:t xml:space="preserve"> </w:t>
+      </w:r>
+      <w:r>
+        <w:rPr>
+          <w:b/>
+          <w:bCs/>
+        </w:rPr>
+        <w:t xml:space="preserve">Closure commit:</w:t>
+      </w:r>
+      <w:r>
+        <w:t xml:space="preserve"> </w:t>
+      </w:r>
+      <w:r>
+        <w:t xml:space="preserve">(this commit)</w:t>
+      </w:r>
+      <w:r>
+        <w:t xml:space="preserve"> </w:t>
+      </w:r>
+      <w:r>
+        <w:rPr>
+          <w:b/>
+          <w:bCs/>
+        </w:rPr>
+        <w:t xml:space="preserve">Captured evidence (4-layer, §11.4.108):</w:t>
+      </w:r>
+    </w:p>
+    <w:p>
+      <w:pPr>
+        <w:pStyle w:val="Compact"/>
+        <w:numPr>
+          <w:ilvl w:val="0"/>
+          <w:numId w:val="1151"/>
+        </w:numPr>
+      </w:pPr>
+      <w:r>
+        <w:t xml:space="preserve">(a)</w:t>
+      </w:r>
+      <w:r>
+        <w:t xml:space="preserve"> </w:t>
+      </w:r>
+      <w:r>
+        <w:rPr>
+          <w:b/>
+          <w:bCs/>
+        </w:rPr>
+        <w:t xml:space="preserve">pre-build gate / source layer:</w:t>
+      </w:r>
+      <w:r>
+        <w:t xml:space="preserve"> </w:t>
+      </w:r>
+      <w:r>
+        <w:t xml:space="preserve">the fix is a 4-line addition (</w:t>
+      </w:r>
+      <w:r>
+        <w:rPr>
+          <w:rStyle w:val="VerbatimChar"/>
+        </w:rPr>
+        <w:t xml:space="preserve">TMX_CPU=auto</w:t>
+      </w:r>
+      <w:r>
+        <w:t xml:space="preserve">) to two test files;</w:t>
+      </w:r>
+      <w:r>
+        <w:t xml:space="preserve"> </w:t>
+      </w:r>
+      <w:r>
+        <w:rPr>
+          <w:rStyle w:val="VerbatimChar"/>
+        </w:rPr>
+        <w:t xml:space="preserve">bash -n</w:t>
+      </w:r>
+      <w:r>
+        <w:t xml:space="preserve"> </w:t>
+      </w:r>
+      <w:r>
+        <w:t xml:space="preserve">clean on both.</w:t>
+      </w:r>
+    </w:p>
+    <w:p>
+      <w:pPr>
+        <w:pStyle w:val="Compact"/>
+        <w:numPr>
+          <w:ilvl w:val="0"/>
+          <w:numId w:val="1151"/>
+        </w:numPr>
+      </w:pPr>
+      <w:r>
+        <w:t xml:space="preserve">(b)</w:t>
+      </w:r>
+      <w:r>
+        <w:t xml:space="preserve"> </w:t>
+      </w:r>
+      <w:r>
+        <w:rPr>
+          <w:b/>
+          <w:bCs/>
+        </w:rPr>
+        <w:t xml:space="preserve">runtime layer:</w:t>
+      </w:r>
+      <w:r>
+        <w:t xml:space="preserve"> </w:t>
+      </w:r>
+      <w:r>
+        <w:t xml:space="preserve">direct re-execution of both fixed tests shows the split topology genuinely engaging (test 09 T7a.0/T7b.1-3 all PASS with real cgroup/PID readback; test 15 T7/T8 PASS with real distinct cgroup pair verification).</w:t>
+      </w:r>
+    </w:p>
+    <w:p>
+      <w:pPr>
+        <w:pStyle w:val="Compact"/>
+        <w:numPr>
+          <w:ilvl w:val="0"/>
+          <w:numId w:val="1151"/>
+        </w:numPr>
+      </w:pPr>
+      <w:r>
+        <w:t xml:space="preserve">(c)</w:t>
+      </w:r>
+      <w:r>
+        <w:t xml:space="preserve"> </w:t>
+      </w:r>
+      <w:r>
+        <w:rPr>
+          <w:b/>
+          <w:bCs/>
+        </w:rPr>
+        <w:t xml:space="preserve">HelixQA Challenge:</w:t>
+      </w:r>
+      <w:r>
+        <w:t xml:space="preserve"> </w:t>
+      </w:r>
+      <w:r>
+        <w:t xml:space="preserve">not added separately — tests 09/15 (</w:t>
+      </w:r>
+      <w:r>
+        <w:rPr>
+          <w:rStyle w:val="VerbatimChar"/>
+        </w:rPr>
+        <w:t xml:space="preserve">TMUX-CH-09</w:t>
+      </w:r>
+      <w:r>
+        <w:t xml:space="preserve">/</w:t>
+      </w:r>
+      <w:r>
+        <w:rPr>
+          <w:rStyle w:val="VerbatimChar"/>
+        </w:rPr>
+        <w:t xml:space="preserve">TMUX-CH-15</w:t>
+      </w:r>
+      <w:r>
+        <w:t xml:space="preserve">) already cover this surface; their existing pass_condition already requires the full PASS count these fixes restore.</w:t>
+      </w:r>
+    </w:p>
+    <w:p>
+      <w:pPr>
+        <w:pStyle w:val="Compact"/>
+        <w:numPr>
+          <w:ilvl w:val="0"/>
+          <w:numId w:val="1151"/>
+        </w:numPr>
+      </w:pPr>
+      <w:r>
+        <w:t xml:space="preserve">(d)</w:t>
+      </w:r>
+      <w:r>
+        <w:t xml:space="preserve"> </w:t>
+      </w:r>
+      <w:r>
+        <w:rPr>
+          <w:b/>
+          <w:bCs/>
+        </w:rPr>
+        <w:t xml:space="preserve">paired mutation:</w:t>
+      </w:r>
+      <w:r>
+        <w:t xml:space="preserve"> </w:t>
+      </w:r>
+      <w:r>
+        <w:t xml:space="preserve">the pre-existing</w:t>
+      </w:r>
+      <w:r>
+        <w:t xml:space="preserve"> </w:t>
+      </w:r>
+      <w:r>
+        <w:rPr>
+          <w:rStyle w:val="VerbatimChar"/>
+        </w:rPr>
+        <w:t xml:space="preserve">M-SPLIT</w:t>
+      </w:r>
+      <w:r>
+        <w:t xml:space="preserve"> </w:t>
+      </w:r>
+      <w:r>
+        <w:t xml:space="preserve">/</w:t>
+      </w:r>
+      <w:r>
+        <w:t xml:space="preserve"> </w:t>
+      </w:r>
+      <w:r>
+        <w:rPr>
+          <w:rStyle w:val="VerbatimChar"/>
+        </w:rPr>
+        <w:t xml:space="preserve">M-SPLIT-QUOTA</w:t>
+      </w:r>
+      <w:r>
+        <w:t xml:space="preserve"> </w:t>
+      </w:r>
+      <w:r>
+        <w:t xml:space="preserve">mutations (added by the same</w:t>
+      </w:r>
+      <w:r>
+        <w:t xml:space="preserve"> </w:t>
+      </w:r>
+      <w:r>
+        <w:rPr>
+          <w:rStyle w:val="VerbatimChar"/>
+        </w:rPr>
+        <w:t xml:space="preserve">adf46d5</w:t>
+      </w:r>
+      <w:r>
+        <w:t xml:space="preserve"> </w:t>
+      </w:r>
+      <w:r>
+        <w:t xml:space="preserve">commit) were independently re-verified (2026-08-11) to still genuinely match live content in</w:t>
+      </w:r>
+      <w:r>
+        <w:t xml:space="preserve"> </w:t>
+      </w:r>
+      <w:r>
+        <w:rPr>
+          <w:rStyle w:val="VerbatimChar"/>
+        </w:rPr>
+        <w:t xml:space="preserve">scripts/tmx</w:t>
+      </w:r>
+      <w:r>
+        <w:t xml:space="preserve"> </w:t>
+      </w:r>
+      <w:r>
+        <w:t xml:space="preserve">post-merge — NOT found to be silently escaping (an initial suspicion was checked and disproven by testing the actual current sed pattern rather than a stale historical diff).</w:t>
+      </w:r>
+    </w:p>
+    <w:p>
+      <w:pPr>
+        <w:pStyle w:val="FirstParagraph"/>
+      </w:pPr>
+      <w:r>
+        <w:rPr>
+          <w:b/>
+          <w:bCs/>
+        </w:rPr>
+        <w:t xml:space="preserve">Regression-protection:</w:t>
+      </w:r>
+      <w:r>
+        <w:t xml:space="preserve"> </w:t>
+      </w:r>
+      <w:r>
+        <w:t xml:space="preserve">tests 09/15 T7 (and 15's T8/T9) now exercise the reconciled spawn pattern on every run.</w:t>
+      </w:r>
+    </w:p>
+    <w:p>
+      <w:pPr>
+        <w:pStyle w:val="BodyText"/>
+      </w:pPr>
+      <w:r>
+        <w:rPr>
+          <w:b/>
+          <w:bCs/>
+        </w:rPr>
+        <w:t xml:space="preserve">§11.4.114 regression isolation:</w:t>
+      </w:r>
+      <w:r>
+        <w:t xml:space="preserve"> </w:t>
+      </w:r>
+      <w:r>
+        <w:t xml:space="preserve">confirmed via direct reproduction that the v1.0.39 default-change mechanism (the</w:t>
+      </w:r>
+      <w:r>
+        <w:t xml:space="preserve"> </w:t>
+      </w:r>
+      <w:r>
+        <w:rPr>
+          <w:rStyle w:val="VerbatimChar"/>
+        </w:rPr>
+        <w:t xml:space="preserve">TMX_CPU='' is not splittable</w:t>
+      </w:r>
+      <w:r>
+        <w:t xml:space="preserve"> </w:t>
+      </w:r>
+      <w:r>
+        <w:t xml:space="preserve">fallback) behaves exactly as intended — the defect was entirely in the newer tests' missing opt-in, never in the wrapper.</w:t>
+      </w:r>
+    </w:p>
     <w:bookmarkEnd w:id="94"/>
+    <w:bookmarkEnd w:id="95"/>
+    <w:bookmarkEnd w:id="96"/>
     <w:sectPr>
       <w:footnotePr>
         <w:numRestart w:val="eachSect"/>
@@ -51348,6 +52220,9 @@
     <w:abstractNumId w:val="991"/>
   </w:num>
   <w:num w:numId="1150">
+    <w:abstractNumId w:val="991"/>
+  </w:num>
+  <w:num w:numId="1151">
     <w:abstractNumId w:val="991"/>
   </w:num>
 </w:numbering>

--- a/Fixed.docx
+++ b/Fixed.docx
@@ -50974,7 +50974,10 @@
         <w:t xml:space="preserve"> </w:t>
       </w:r>
       <w:r>
-        <w:t xml:space="preserve">(this commit)</w:t>
+        <w:rPr>
+          <w:rStyle w:val="VerbatimChar"/>
+        </w:rPr>
+        <w:t xml:space="preserve">74b35bd</w:t>
       </w:r>
       <w:r>
         <w:t xml:space="preserve"> </w:t>
@@ -51065,6 +51068,187 @@
       </w:r>
       <w:r>
         <w:t xml:space="preserve">direct re-execution of both fixed tests shows the split topology genuinely engaging (test 09 T7a.0/T7b.1-3 all PASS with real cgroup/PID readback; test 15 T7/T8 PASS with real distinct cgroup pair verification).</w:t>
+      </w:r>
+    </w:p>
+    <w:p>
+      <w:pPr>
+        <w:pStyle w:val="Compact"/>
+        <w:numPr>
+          <w:ilvl w:val="0"/>
+          <w:numId w:val="1151"/>
+        </w:numPr>
+      </w:pPr>
+      <w:r>
+        <w:t xml:space="preserve">(b2)</w:t>
+      </w:r>
+      <w:r>
+        <w:t xml:space="preserve"> </w:t>
+      </w:r>
+      <w:r>
+        <w:rPr>
+          <w:b/>
+          <w:bCs/>
+        </w:rPr>
+        <w:t xml:space="preserve">real-live-session layer (not just the test harness):</w:t>
+      </w:r>
+      <w:r>
+        <w:t xml:space="preserve"> </w:t>
+      </w:r>
+      <w:r>
+        <w:t xml:space="preserve">after a clean</w:t>
+      </w:r>
+      <w:r>
+        <w:t xml:space="preserve"> </w:t>
+      </w:r>
+      <w:r>
+        <w:rPr>
+          <w:rStyle w:val="VerbatimChar"/>
+        </w:rPr>
+        <w:t xml:space="preserve">scripts/install.sh</w:t>
+      </w:r>
+      <w:r>
+        <w:t xml:space="preserve"> </w:t>
+      </w:r>
+      <w:r>
+        <w:t xml:space="preserve">run (</w:t>
+      </w:r>
+      <w:r>
+        <w:rPr>
+          <w:rStyle w:val="VerbatimChar"/>
+        </w:rPr>
+        <w:t xml:space="preserve">SUMMARY: PASS=72 FAIL=0 SKIP=14</w:t>
+      </w:r>
+      <w:r>
+        <w:t xml:space="preserve">), created a real</w:t>
+      </w:r>
+      <w:r>
+        <w:t xml:space="preserve"> </w:t>
+      </w:r>
+      <w:r>
+        <w:rPr>
+          <w:rStyle w:val="VerbatimChar"/>
+        </w:rPr>
+        <w:t xml:space="preserve">TMX_SERVER_SPLIT=1 TMX_CPU=auto</w:t>
+      </w:r>
+      <w:r>
+        <w:t xml:space="preserve"> </w:t>
+      </w:r>
+      <w:r>
+        <w:t xml:space="preserve">session directly via the installed</w:t>
+      </w:r>
+      <w:r>
+        <w:t xml:space="preserve"> </w:t>
+      </w:r>
+      <w:r>
+        <w:rPr>
+          <w:rStyle w:val="VerbatimChar"/>
+        </w:rPr>
+        <w:t xml:space="preserve">tmx</w:t>
+      </w:r>
+      <w:r>
+        <w:t xml:space="preserve"> </w:t>
+      </w:r>
+      <w:r>
+        <w:t xml:space="preserve">CLI (outside any test script) and confirmed via</w:t>
+      </w:r>
+      <w:r>
+        <w:t xml:space="preserve"> </w:t>
+      </w:r>
+      <w:r>
+        <w:rPr>
+          <w:rStyle w:val="VerbatimChar"/>
+        </w:rPr>
+        <w:t xml:space="preserve">/proc/&lt;pid&gt;/cgroup</w:t>
+      </w:r>
+      <w:r>
+        <w:t xml:space="preserve"> </w:t>
+      </w:r>
+      <w:r>
+        <w:t xml:space="preserve">— the kernel's own authoritative record, per §11.4.201's "match structure, not a proxy" discipline — that the pane's actual interactive login shell (not just the outer shim) is genuinely placed under</w:t>
+      </w:r>
+      <w:r>
+        <w:t xml:space="preserve"> </w:t>
+      </w:r>
+      <w:r>
+        <w:rPr>
+          <w:rStyle w:val="VerbatimChar"/>
+        </w:rPr>
+        <w:t xml:space="preserve">tmxw.slice/tmxw-&lt;name&gt;.slice/run-*.scope</w:t>
+      </w:r>
+      <w:r>
+        <w:t xml:space="preserve">, distinct from the tmux server's own</w:t>
+      </w:r>
+      <w:r>
+        <w:t xml:space="preserve"> </w:t>
+      </w:r>
+      <w:r>
+        <w:rPr>
+          <w:rStyle w:val="VerbatimChar"/>
+        </w:rPr>
+        <w:t xml:space="preserve">tmx-&lt;name&gt;.scope</w:t>
+      </w:r>
+      <w:r>
+        <w:t xml:space="preserve">. An initial</w:t>
+      </w:r>
+      <w:r>
+        <w:t xml:space="preserve"> </w:t>
+      </w:r>
+      <w:r>
+        <w:rPr>
+          <w:rStyle w:val="VerbatimChar"/>
+        </w:rPr>
+        <w:t xml:space="preserve">systemctl --user is-active tmxw-&lt;name&gt;.slice</w:t>
+      </w:r>
+      <w:r>
+        <w:t xml:space="preserve"> </w:t>
+      </w:r>
+      <w:r>
+        <w:t xml:space="preserve">check (unescaped unit name) had incorrectly read "inactive" — the real, correctly-escaped unit is</w:t>
+      </w:r>
+      <w:r>
+        <w:t xml:space="preserve"> </w:t>
+      </w:r>
+      <w:r>
+        <w:rPr>
+          <w:rStyle w:val="VerbatimChar"/>
+        </w:rPr>
+        <w:t xml:space="preserve">tmxw-&lt;name&gt;\x2d&lt;rest&gt;.slice</w:t>
+      </w:r>
+      <w:r>
+        <w:t xml:space="preserve"> </w:t>
+      </w:r>
+      <w:r>
+        <w:t xml:space="preserve">per systemd's standard hyphen-escaping for slice-hierarchy path components (confirmed against other legitimate, unrelated systemd device units on the same host showing the identical</w:t>
+      </w:r>
+      <w:r>
+        <w:t xml:space="preserve"> </w:t>
+      </w:r>
+      <w:r>
+        <w:rPr>
+          <w:rStyle w:val="VerbatimChar"/>
+        </w:rPr>
+        <w:t xml:space="preserve">\x2d</w:t>
+      </w:r>
+      <w:r>
+        <w:t xml:space="preserve"> </w:t>
+      </w:r>
+      <w:r>
+        <w:t xml:space="preserve">display pattern) — a verification-command bug on the investigator's side, not a defect in the wrapper.</w:t>
+      </w:r>
+      <w:r>
+        <w:t xml:space="preserve"> </w:t>
+      </w:r>
+      <w:r>
+        <w:rPr>
+          <w:rStyle w:val="VerbatimChar"/>
+        </w:rPr>
+        <w:t xml:space="preserve">kill-session</w:t>
+      </w:r>
+      <w:r>
+        <w:t xml:space="preserve"> </w:t>
+      </w:r>
+      <w:r>
+        <w:t xml:space="preserve">was confirmed to tear down both the scope and the (correctly-escaped) slice cleanly.</w:t>
       </w:r>
     </w:p>
     <w:p>

--- a/Fixed.docx
+++ b/Fixed.docx
@@ -10,7 +10,7 @@
         <w:t xml:space="preserve">Fixed</w:t>
       </w:r>
     </w:p>
-    <w:bookmarkStart w:id="96" w:name="vasic-digital-tmux--closed-items-tracker"/>
+    <w:bookmarkStart w:id="101" w:name="vasic-digital-tmux--closed-items-tracker"/>
     <w:p>
       <w:pPr>
         <w:pStyle w:val="Heading1"/>
@@ -51436,9 +51436,3482 @@
         <w:t xml:space="preserve">fallback) behaves exactly as intended — the defect was entirely in the newer tests' missing opt-in, never in the wrapper.</w:t>
       </w:r>
     </w:p>
+    <w:p>
+      <w:r>
+        <w:pict>
+          <v:rect style="width:0;height:1.5pt" o:hralign="center" o:hrstd="t" o:hr="t"/>
+        </w:pict>
+      </w:r>
+    </w:p>
     <w:bookmarkEnd w:id="94"/>
     <w:bookmarkEnd w:id="95"/>
+    <w:bookmarkStart w:id="97" w:name="X92aeeb3a7933d197f0e0167e08187c0a8444860"/>
+    <w:p>
+      <w:pPr>
+        <w:pStyle w:val="Heading2"/>
+      </w:pPr>
+      <w:r>
+        <w:t xml:space="preserve">J. systemd-oomd victim-avoidance on session scopes (2026-08-12)</w:t>
+      </w:r>
+    </w:p>
+    <w:bookmarkStart w:id="96" w:name="Xc95e736b8d452c2fce721a5f7e5eea2f42ec58e"/>
+    <w:p>
+      <w:pPr>
+        <w:pStyle w:val="Heading3"/>
+      </w:pPr>
+      <w:r>
+        <w:t xml:space="preserve">J1 OOMD-AVOID-001 — session scopes SIGKILLd by systemd-oomd under user-slice pressure despite v1.0.39/v1.0.40 elastic-scope caps —</w:t>
+      </w:r>
+      <w:r>
+        <w:t xml:space="preserve"> </w:t>
+      </w:r>
+      <w:r>
+        <w:rPr>
+          <w:rStyle w:val="VerbatimChar"/>
+        </w:rPr>
+        <w:t xml:space="preserve">FIXED</w:t>
+      </w:r>
+    </w:p>
+    <w:p>
+      <w:pPr>
+        <w:pStyle w:val="FirstParagraph"/>
+      </w:pPr>
+      <w:r>
+        <w:rPr>
+          <w:b/>
+          <w:bCs/>
+        </w:rPr>
+        <w:t xml:space="preserve">TMX-ID:</w:t>
+      </w:r>
+      <w:r>
+        <w:t xml:space="preserve"> </w:t>
+      </w:r>
+      <w:r>
+        <w:t xml:space="preserve">TMX-083</w:t>
+      </w:r>
+      <w:r>
+        <w:t xml:space="preserve"> </w:t>
+      </w:r>
+      <w:r>
+        <w:rPr>
+          <w:b/>
+          <w:bCs/>
+        </w:rPr>
+        <w:t xml:space="preserve">Status:</w:t>
+      </w:r>
+      <w:r>
+        <w:t xml:space="preserve"> </w:t>
+      </w:r>
+      <w:r>
+        <w:t xml:space="preserve">Fixed (→ Fixed.md)</w:t>
+      </w:r>
+      <w:r>
+        <w:t xml:space="preserve"> </w:t>
+      </w:r>
+      <w:r>
+        <w:rPr>
+          <w:b/>
+          <w:bCs/>
+        </w:rPr>
+        <w:t xml:space="preserve">Type:</w:t>
+      </w:r>
+      <w:r>
+        <w:t xml:space="preserve"> </w:t>
+      </w:r>
+      <w:r>
+        <w:t xml:space="preserve">Bug</w:t>
+      </w:r>
+      <w:r>
+        <w:t xml:space="preserve"> </w:t>
+      </w:r>
+      <w:r>
+        <w:rPr>
+          <w:b/>
+          <w:bCs/>
+        </w:rPr>
+        <w:t xml:space="preserve">Severity:</w:t>
+      </w:r>
+      <w:r>
+        <w:t xml:space="preserve"> </w:t>
+      </w:r>
+      <w:r>
+        <w:t xml:space="preserve">BLOCKER (operator-reported: "as soon as we continue work with this project, all tmx sessions get killed or crash ... on strong hardware and powerful workstations and current host both")</w:t>
+      </w:r>
+    </w:p>
+    <w:p>
+      <w:pPr>
+        <w:pStyle w:val="BodyText"/>
+      </w:pPr>
+      <w:r>
+        <w:t xml:space="preserve">Root-cause forensic anchor (operator report on the boba project, 2026-08-12 — this project's Constitution binds universal §11.4.238: automated QA MUST be the discoverer, and any defect found out-of-band is itself a coverage-escape release blocker — this bug was found MANUALLY by the operator, not by any automated QA gate this project or its consumers ship, so §11.4.238 applies).</w:t>
+      </w:r>
+    </w:p>
+    <w:p>
+      <w:pPr>
+        <w:pStyle w:val="BodyText"/>
+      </w:pPr>
+      <w:r>
+        <w:t xml:space="preserve">Systematic-debugging (</w:t>
+      </w:r>
+      <w:r>
+        <w:rPr>
+          <w:rStyle w:val="VerbatimChar"/>
+        </w:rPr>
+        <w:t xml:space="preserve">superpowers:systematic-debugging</w:t>
+      </w:r>
+      <w:r>
+        <w:t xml:space="preserve">) live probes on the operator's host (nezha, systemd 258, tmx v1.0.40) REFUTED every documented killer in the entire TMX-079 series: live</w:t>
+      </w:r>
+      <w:r>
+        <w:t xml:space="preserve"> </w:t>
+      </w:r>
+      <w:r>
+        <w:rPr>
+          <w:rStyle w:val="VerbatimChar"/>
+        </w:rPr>
+        <w:t xml:space="preserve">tmx-boba-&lt;pid&gt;.scope</w:t>
+      </w:r>
+      <w:r>
+        <w:t xml:space="preserve"> </w:t>
+      </w:r>
+      <w:r>
+        <w:t xml:space="preserve">scope showed</w:t>
+      </w:r>
+      <w:r>
+        <w:t xml:space="preserve"> </w:t>
+      </w:r>
+      <w:r>
+        <w:rPr>
+          <w:rStyle w:val="VerbatimChar"/>
+        </w:rPr>
+        <w:t xml:space="preserve">MemoryMax=infinity</w:t>
+      </w:r>
+      <w:r>
+        <w:t xml:space="preserve">,</w:t>
+      </w:r>
+      <w:r>
+        <w:t xml:space="preserve"> </w:t>
+      </w:r>
+      <w:r>
+        <w:rPr>
+          <w:rStyle w:val="VerbatimChar"/>
+        </w:rPr>
+        <w:t xml:space="preserve">MemoryHigh=infinity</w:t>
+      </w:r>
+      <w:r>
+        <w:t xml:space="preserve">,</w:t>
+      </w:r>
+      <w:r>
+        <w:t xml:space="preserve"> </w:t>
+      </w:r>
+      <w:r>
+        <w:rPr>
+          <w:rStyle w:val="VerbatimChar"/>
+        </w:rPr>
+        <w:t xml:space="preserve">TasksMax=infinity</w:t>
+      </w:r>
+      <w:r>
+        <w:t xml:space="preserve">,</w:t>
+      </w:r>
+      <w:r>
+        <w:t xml:space="preserve"> </w:t>
+      </w:r>
+      <w:r>
+        <w:rPr>
+          <w:rStyle w:val="VerbatimChar"/>
+        </w:rPr>
+        <w:t xml:space="preserve">Delegate=yes</w:t>
+      </w:r>
+      <w:r>
+        <w:t xml:space="preserve"> </w:t>
+      </w:r>
+      <w:r>
+        <w:t xml:space="preserve">(the v1.0.39 fix verifiably active);</w:t>
+      </w:r>
+      <w:r>
+        <w:t xml:space="preserve"> </w:t>
+      </w:r>
+      <w:r>
+        <w:rPr>
+          <w:rStyle w:val="VerbatimChar"/>
+        </w:rPr>
+        <w:t xml:space="preserve">pgrep -af tmx-recycler</w:t>
+      </w:r>
+      <w:r>
+        <w:t xml:space="preserve"> </w:t>
+      </w:r>
+      <w:r>
+        <w:t xml:space="preserve">returned zero hits (recycler dormant,</w:t>
+      </w:r>
+      <w:r>
+        <w:t xml:space="preserve"> </w:t>
+      </w:r>
+      <w:r>
+        <w:rPr>
+          <w:rStyle w:val="VerbatimChar"/>
+        </w:rPr>
+        <w:t xml:space="preserve">TMX_RECYCLE_IDLE_SECS=0</w:t>
+      </w:r>
+      <w:r>
+        <w:t xml:space="preserve"> </w:t>
+      </w:r>
+      <w:r>
+        <w:t xml:space="preserve">default);</w:t>
+      </w:r>
+      <w:r>
+        <w:t xml:space="preserve"> </w:t>
+      </w:r>
+      <w:r>
+        <w:rPr>
+          <w:rStyle w:val="VerbatimChar"/>
+        </w:rPr>
+        <w:t xml:space="preserve">cpu.stat nr_throttled=0 nr_periods=0</w:t>
+      </w:r>
+      <w:r>
+        <w:t xml:space="preserve"> </w:t>
+      </w:r>
+      <w:r>
+        <w:t xml:space="preserve">on</w:t>
+      </w:r>
+      <w:r>
+        <w:t xml:space="preserve"> </w:t>
+      </w:r>
+      <w:r>
+        <w:rPr>
+          <w:rStyle w:val="VerbatimChar"/>
+        </w:rPr>
+        <w:t xml:space="preserve">user@1000.service</w:t>
+      </w:r>
+      <w:r>
+        <w:t xml:space="preserve"> </w:t>
+      </w:r>
+      <w:r>
+        <w:t xml:space="preserve">AND</w:t>
+      </w:r>
+      <w:r>
+        <w:t xml:space="preserve"> </w:t>
+      </w:r>
+      <w:r>
+        <w:rPr>
+          <w:rStyle w:val="VerbatimChar"/>
+        </w:rPr>
+        <w:t xml:space="preserve">user-1000.slice</w:t>
+      </w:r>
+      <w:r>
+        <w:t xml:space="preserve"> </w:t>
+      </w:r>
+      <w:r>
+        <w:t xml:space="preserve">(no CPU quota throttling of the interactive scope, §11.4.225-class killer refuted);</w:t>
+      </w:r>
+      <w:r>
+        <w:t xml:space="preserve"> </w:t>
+      </w:r>
+      <w:r>
+        <w:rPr>
+          <w:rStyle w:val="VerbatimChar"/>
+        </w:rPr>
+        <w:t xml:space="preserve">journalctl -k --since '6 hours ago' | grep -iE 'oom-kill|killed process'</w:t>
+      </w:r>
+      <w:r>
+        <w:t xml:space="preserve"> </w:t>
+      </w:r>
+      <w:r>
+        <w:t xml:space="preserve">returned zero matches (kernel OOM refuted);</w:t>
+      </w:r>
+      <w:r>
+        <w:t xml:space="preserve"> </w:t>
+      </w:r>
+      <w:r>
+        <w:rPr>
+          <w:rStyle w:val="VerbatimChar"/>
+        </w:rPr>
+        <w:t xml:space="preserve">ulimit -u</w:t>
+      </w:r>
+      <w:r>
+        <w:t xml:space="preserve"> </w:t>
+      </w:r>
+      <w:r>
+        <w:t xml:space="preserve">= 65536 with 1386 live threads for the operator (98% RLIMIT_NPROC headroom, §12.12 killer refuted);</w:t>
+      </w:r>
+      <w:r>
+        <w:t xml:space="preserve"> </w:t>
+      </w:r>
+      <w:r>
+        <w:rPr>
+          <w:rStyle w:val="VerbatimChar"/>
+        </w:rPr>
+        <w:t xml:space="preserve">uptime</w:t>
+      </w:r>
+      <w:r>
+        <w:t xml:space="preserve"> </w:t>
+      </w:r>
+      <w:r>
+        <w:t xml:space="preserve">continuous 2 days (no host suspend, no CONST-033 event).</w:t>
+      </w:r>
+    </w:p>
+    <w:p>
+      <w:pPr>
+        <w:pStyle w:val="BodyText"/>
+      </w:pPr>
+      <w:r>
+        <w:t xml:space="preserve">The residual killer, surfaced by a targeted probe of</w:t>
+      </w:r>
+      <w:r>
+        <w:t xml:space="preserve"> </w:t>
+      </w:r>
+      <w:r>
+        <w:rPr>
+          <w:rStyle w:val="VerbatimChar"/>
+        </w:rPr>
+        <w:t xml:space="preserve">systemctl show user-1000.slice -p ManagedOOMMemoryPressure -p ManagedOOMSwap</w:t>
+      </w:r>
+      <w:r>
+        <w:t xml:space="preserve">:</w:t>
+      </w:r>
+      <w:r>
+        <w:t xml:space="preserve"> </w:t>
+      </w:r>
+      <w:r>
+        <w:rPr>
+          <w:rStyle w:val="VerbatimChar"/>
+        </w:rPr>
+        <w:t xml:space="preserve">systemd-oomd.service</w:t>
+      </w:r>
+      <w:r>
+        <w:t xml:space="preserve"> </w:t>
+      </w:r>
+      <w:r>
+        <w:t xml:space="preserve">was active on the host with</w:t>
+      </w:r>
+      <w:r>
+        <w:t xml:space="preserve"> </w:t>
+      </w:r>
+      <w:r>
+        <w:rPr>
+          <w:rStyle w:val="VerbatimChar"/>
+        </w:rPr>
+        <w:t xml:space="preserve">ManagedOOMSwap=kill</w:t>
+      </w:r>
+      <w:r>
+        <w:t xml:space="preserve"> </w:t>
+      </w:r>
+      <w:r>
+        <w:t xml:space="preserve">AND</w:t>
+      </w:r>
+      <w:r>
+        <w:t xml:space="preserve"> </w:t>
+      </w:r>
+      <w:r>
+        <w:rPr>
+          <w:rStyle w:val="VerbatimChar"/>
+        </w:rPr>
+        <w:t xml:space="preserve">ManagedOOMMemoryPressure=kill</w:t>
+      </w:r>
+      <w:r>
+        <w:t xml:space="preserve"> </w:t>
+      </w:r>
+      <w:r>
+        <w:t xml:space="preserve">set on</w:t>
+      </w:r>
+      <w:r>
+        <w:t xml:space="preserve"> </w:t>
+      </w:r>
+      <w:r>
+        <w:rPr>
+          <w:rStyle w:val="VerbatimChar"/>
+        </w:rPr>
+        <w:t xml:space="preserve">user-1000.slice</w:t>
+      </w:r>
+      <w:r>
+        <w:t xml:space="preserve">.</w:t>
+      </w:r>
+      <w:r>
+        <w:t xml:space="preserve"> </w:t>
+      </w:r>
+      <w:r>
+        <w:rPr>
+          <w:rStyle w:val="VerbatimChar"/>
+        </w:rPr>
+        <w:t xml:space="preserve">systemd-oomd</w:t>
+      </w:r>
+      <w:r>
+        <w:t xml:space="preserve"> </w:t>
+      </w:r>
+      <w:r>
+        <w:t xml:space="preserve">operates</w:t>
+      </w:r>
+      <w:r>
+        <w:t xml:space="preserve"> </w:t>
+      </w:r>
+      <w:r>
+        <w:rPr>
+          <w:b/>
+          <w:bCs/>
+        </w:rPr>
+        <w:t xml:space="preserve">orthogonally to cgroup</w:t>
+      </w:r>
+      <w:r>
+        <w:rPr>
+          <w:b/>
+          <w:bCs/>
+        </w:rPr>
+        <w:t xml:space="preserve"> </w:t>
+      </w:r>
+      <w:r>
+        <w:rPr>
+          <w:rStyle w:val="VerbatimChar"/>
+          <w:b/>
+          <w:bCs/>
+        </w:rPr>
+        <w:t xml:space="preserve">Max=</w:t>
+      </w:r>
+      <w:r>
+        <w:rPr>
+          <w:b/>
+          <w:bCs/>
+        </w:rPr>
+        <w:t xml:space="preserve"> </w:t>
+      </w:r>
+      <w:r>
+        <w:rPr>
+          <w:b/>
+          <w:bCs/>
+        </w:rPr>
+        <w:t xml:space="preserve">limits</w:t>
+      </w:r>
+      <w:r>
+        <w:t xml:space="preserve"> </w:t>
+      </w:r>
+      <w:r>
+        <w:t xml:space="preserve">— it selects victims by PSI-pressure (memory pressure over configurable duration) and swap-used percentage, NOT by scope memory ceiling — so under any real memory-pressure spike on the shared user slice (a heavy compose start + Angular / Gradle daemons + parallel-subagent fleet, exactly the Claude-Code-in-tmux workload the operator was running on the boba project), oomd targets candidate child cgroups of</w:t>
+      </w:r>
+      <w:r>
+        <w:t xml:space="preserve"> </w:t>
+      </w:r>
+      <w:r>
+        <w:rPr>
+          <w:rStyle w:val="VerbatimChar"/>
+        </w:rPr>
+        <w:t xml:space="preserve">user-1000.slice</w:t>
+      </w:r>
+      <w:r>
+        <w:t xml:space="preserve"> </w:t>
+      </w:r>
+      <w:r>
+        <w:t xml:space="preserve">and issues</w:t>
+      </w:r>
+      <w:r>
+        <w:t xml:space="preserve"> </w:t>
+      </w:r>
+      <w:r>
+        <w:rPr>
+          <w:rStyle w:val="VerbatimChar"/>
+        </w:rPr>
+        <w:t xml:space="preserve">SIGKILL</w:t>
+      </w:r>
+      <w:r>
+        <w:t xml:space="preserve"> </w:t>
+      </w:r>
+      <w:r>
+        <w:t xml:space="preserve">to every process in the whole</w:t>
+      </w:r>
+      <w:r>
+        <w:t xml:space="preserve"> </w:t>
+      </w:r>
+      <w:r>
+        <w:rPr>
+          <w:rStyle w:val="VerbatimChar"/>
+        </w:rPr>
+        <w:t xml:space="preserve">tmx-&lt;NAME&gt;.scope</w:t>
+      </w:r>
+      <w:r>
+        <w:t xml:space="preserve">, taking tmux + every shell + every child process in the session with it in one shot. The</w:t>
+      </w:r>
+      <w:r>
+        <w:t xml:space="preserve"> </w:t>
+      </w:r>
+      <w:r>
+        <w:rPr>
+          <w:rStyle w:val="VerbatimChar"/>
+        </w:rPr>
+        <w:t xml:space="preserve">MemoryMax=infinity</w:t>
+      </w:r>
+      <w:r>
+        <w:t xml:space="preserve"> </w:t>
+      </w:r>
+      <w:r>
+        <w:t xml:space="preserve">from TMX-079 is correct AND ineffective against oomd — a §11.4.108 layer-3 runtime-signature gap that this fix now closes.</w:t>
+      </w:r>
+    </w:p>
+    <w:p>
+      <w:pPr>
+        <w:pStyle w:val="BodyText"/>
+      </w:pPr>
+      <w:r>
+        <w:rPr>
+          <w:b/>
+          <w:bCs/>
+        </w:rPr>
+        <w:t xml:space="preserve">Fix (single systemd property added to three call sites):</w:t>
+      </w:r>
+      <w:r>
+        <w:t xml:space="preserve"> </w:t>
+      </w:r>
+      <w:r>
+        <w:t xml:space="preserve">add</w:t>
+      </w:r>
+      <w:r>
+        <w:t xml:space="preserve"> </w:t>
+      </w:r>
+      <w:r>
+        <w:rPr>
+          <w:rStyle w:val="VerbatimChar"/>
+        </w:rPr>
+        <w:t xml:space="preserve">-p ManagedOOMPreference=avoid</w:t>
+      </w:r>
+      <w:r>
+        <w:t xml:space="preserve"> </w:t>
+      </w:r>
+      <w:r>
+        <w:t xml:space="preserve">to every</w:t>
+      </w:r>
+      <w:r>
+        <w:t xml:space="preserve"> </w:t>
+      </w:r>
+      <w:r>
+        <w:rPr>
+          <w:rStyle w:val="VerbatimChar"/>
+        </w:rPr>
+        <w:t xml:space="preserve">systemd-run --user --scope</w:t>
+      </w:r>
+      <w:r>
+        <w:t xml:space="preserve"> </w:t>
+      </w:r>
+      <w:r>
+        <w:t xml:space="preserve">invocation that creates a tmx scope, and to the</w:t>
+      </w:r>
+      <w:r>
+        <w:t xml:space="preserve"> </w:t>
+      </w:r>
+      <w:r>
+        <w:rPr>
+          <w:rStyle w:val="VerbatimChar"/>
+        </w:rPr>
+        <w:t xml:space="preserve">systemctl --user set-property --runtime</w:t>
+      </w:r>
+      <w:r>
+        <w:t xml:space="preserve"> </w:t>
+      </w:r>
+      <w:r>
+        <w:t xml:space="preserve">call that configures the split-topology workload slice.</w:t>
+      </w:r>
+      <w:r>
+        <w:t xml:space="preserve"> </w:t>
+      </w:r>
+      <w:r>
+        <w:rPr>
+          <w:rStyle w:val="VerbatimChar"/>
+        </w:rPr>
+        <w:t xml:space="preserve">ManagedOOMPreference=avoid</w:t>
+      </w:r>
+      <w:r>
+        <w:t xml:space="preserve"> </w:t>
+      </w:r>
+      <w:r>
+        <w:t xml:space="preserve">tells systemd-oomd to deprioritize this cgroup as a victim (target only if no other candidate is available, NOT never target — system safety is preserved for a genuine runaway that has no better victim). Version-guarded by</w:t>
+      </w:r>
+      <w:r>
+        <w:t xml:space="preserve"> </w:t>
+      </w:r>
+      <w:r>
+        <w:rPr>
+          <w:rStyle w:val="VerbatimChar"/>
+        </w:rPr>
+        <w:t xml:space="preserve">sd_ver &gt;= 249</w:t>
+      </w:r>
+      <w:r>
+        <w:t xml:space="preserve"> </w:t>
+      </w:r>
+      <w:r>
+        <w:t xml:space="preserve">(the systemd release that introduced the property, 2021-06); older hosts silently skip — the wrapper stays functional and the caps that DO apply on older hosts (§11.4.6 honest-boundary posture).</w:t>
+      </w:r>
+    </w:p>
+    <w:p>
+      <w:pPr>
+        <w:pStyle w:val="BodyText"/>
+      </w:pPr>
+      <w:r>
+        <w:t xml:space="preserve">Sites patched (identical in</w:t>
+      </w:r>
+      <w:r>
+        <w:t xml:space="preserve"> </w:t>
+      </w:r>
+      <w:r>
+        <w:rPr>
+          <w:rStyle w:val="VerbatimChar"/>
+        </w:rPr>
+        <w:t xml:space="preserve">scripts/tmx.template</w:t>
+      </w:r>
+      <w:r>
+        <w:t xml:space="preserve"> </w:t>
+      </w:r>
+      <w:r>
+        <w:t xml:space="preserve">— SOURCE — and</w:t>
+      </w:r>
+      <w:r>
+        <w:t xml:space="preserve"> </w:t>
+      </w:r>
+      <w:r>
+        <w:rPr>
+          <w:rStyle w:val="VerbatimChar"/>
+        </w:rPr>
+        <w:t xml:space="preserve">scripts/tmx</w:t>
+      </w:r>
+      <w:r>
+        <w:t xml:space="preserve"> </w:t>
+      </w:r>
+      <w:r>
+        <w:t xml:space="preserve">— LIVE-GENERATED): (1) shared-topology scope creation around line 864 (</w:t>
+      </w:r>
+      <w:r>
+        <w:rPr>
+          <w:rStyle w:val="VerbatimChar"/>
+        </w:rPr>
+        <w:t xml:space="preserve">systemd-run --scope</w:t>
+      </w:r>
+      <w:r>
+        <w:t xml:space="preserve"> </w:t>
+      </w:r>
+      <w:r>
+        <w:t xml:space="preserve">— this is the DEFAULT topology where all Claude Code + subagents + tmux server live in one scope, the exact configuration the operator was running); (2) split-topology server scope around line 847 (server protection when</w:t>
+      </w:r>
+      <w:r>
+        <w:t xml:space="preserve"> </w:t>
+      </w:r>
+      <w:r>
+        <w:rPr>
+          <w:rStyle w:val="VerbatimChar"/>
+        </w:rPr>
+        <w:t xml:space="preserve">TMX_SERVER_SPLIT=1</w:t>
+      </w:r>
+      <w:r>
+        <w:t xml:space="preserve">); (3) split-topology workload slice</w:t>
+      </w:r>
+      <w:r>
+        <w:t xml:space="preserve"> </w:t>
+      </w:r>
+      <w:r>
+        <w:rPr>
+          <w:rStyle w:val="VerbatimChar"/>
+        </w:rPr>
+        <w:t xml:space="preserve">_slice_props</w:t>
+      </w:r>
+      <w:r>
+        <w:t xml:space="preserve"> </w:t>
+      </w:r>
+      <w:r>
+        <w:t xml:space="preserve">around line 823 (</w:t>
+      </w:r>
+      <w:r>
+        <w:rPr>
+          <w:rStyle w:val="VerbatimChar"/>
+        </w:rPr>
+        <w:t xml:space="preserve">set-property --runtime</w:t>
+      </w:r>
+      <w:r>
+        <w:t xml:space="preserve"> </w:t>
+      </w:r>
+      <w:r>
+        <w:t xml:space="preserve">on the not-yet-started slice; a runtime drop-in the slice picks up when the first pane scope joins it, per systemd 255+ probed behavior — landed with the split-topology feature earlier).</w:t>
+      </w:r>
+    </w:p>
+    <w:p>
+      <w:pPr>
+        <w:pStyle w:val="BodyText"/>
+      </w:pPr>
+      <w:r>
+        <w:rPr>
+          <w:b/>
+          <w:bCs/>
+        </w:rPr>
+        <w:t xml:space="preserve">Closure cycle:</w:t>
+      </w:r>
+      <w:r>
+        <w:t xml:space="preserve"> </w:t>
+      </w:r>
+      <w:r>
+        <w:t xml:space="preserve">v1.0.42 (see CHANGELOG.md — the concurrent</w:t>
+      </w:r>
+      <w:r>
+        <w:t xml:space="preserve"> </w:t>
+      </w:r>
+      <w:r>
+        <w:rPr>
+          <w:rStyle w:val="VerbatimChar"/>
+        </w:rPr>
+        <w:t xml:space="preserve">main</w:t>
+      </w:r>
+      <w:r>
+        <w:t xml:space="preserve"> </w:t>
+      </w:r>
+      <w:r>
+        <w:t xml:space="preserve">branch shipped a separate v1.0.41 install-verification-RED batch while</w:t>
+      </w:r>
+      <w:r>
+        <w:t xml:space="preserve"> </w:t>
+      </w:r>
+      <w:r>
+        <w:t xml:space="preserve">this TMX-083 work was in flight, integrated as the merge base per</w:t>
+      </w:r>
+      <w:r>
+        <w:t xml:space="preserve"> </w:t>
+      </w:r>
+      <w:r>
+        <w:t xml:space="preserve">§11.4.113 merge-onto-latest-main; TMX-083 takes v1.0.42 to preserve</w:t>
+      </w:r>
+      <w:r>
+        <w:t xml:space="preserve"> </w:t>
+      </w:r>
+      <w:r>
+        <w:t xml:space="preserve">monotonic versionCode per §11.4.151, never force-pushing over the</w:t>
+      </w:r>
+      <w:r>
+        <w:t xml:space="preserve"> </w:t>
+      </w:r>
+      <w:r>
+        <w:t xml:space="preserve">published v1.0.41).</w:t>
+      </w:r>
+      <w:r>
+        <w:t xml:space="preserve"> </w:t>
+      </w:r>
+      <w:r>
+        <w:rPr>
+          <w:b/>
+          <w:bCs/>
+        </w:rPr>
+        <w:t xml:space="preserve">Closure commit:</w:t>
+      </w:r>
+      <w:r>
+        <w:t xml:space="preserve"> </w:t>
+      </w:r>
+      <w:r>
+        <w:rPr>
+          <w:rStyle w:val="VerbatimChar"/>
+        </w:rPr>
+        <w:t xml:space="preserve">6f9eaeb</w:t>
+      </w:r>
+      <w:r>
+        <w:t xml:space="preserve"> </w:t>
+      </w:r>
+      <w:r>
+        <w:rPr>
+          <w:b/>
+          <w:bCs/>
+        </w:rPr>
+        <w:t xml:space="preserve">Captured evidence (4-layer, §11.4.108):</w:t>
+      </w:r>
+    </w:p>
+    <w:p>
+      <w:pPr>
+        <w:pStyle w:val="Compact"/>
+        <w:numPr>
+          <w:ilvl w:val="0"/>
+          <w:numId w:val="1152"/>
+        </w:numPr>
+      </w:pPr>
+      <w:r>
+        <w:t xml:space="preserve">(a)</w:t>
+      </w:r>
+      <w:r>
+        <w:t xml:space="preserve"> </w:t>
+      </w:r>
+      <w:r>
+        <w:rPr>
+          <w:b/>
+          <w:bCs/>
+        </w:rPr>
+        <w:t xml:space="preserve">pre-build gate / source layer:</w:t>
+      </w:r>
+      <w:r>
+        <w:t xml:space="preserve"> </w:t>
+      </w:r>
+      <w:r>
+        <w:rPr>
+          <w:rStyle w:val="VerbatimChar"/>
+        </w:rPr>
+        <w:t xml:space="preserve">bash -n scripts/tmx.template</w:t>
+      </w:r>
+      <w:r>
+        <w:t xml:space="preserve"> </w:t>
+      </w:r>
+      <w:r>
+        <w:t xml:space="preserve">clean,</w:t>
+      </w:r>
+      <w:r>
+        <w:t xml:space="preserve"> </w:t>
+      </w:r>
+      <w:r>
+        <w:rPr>
+          <w:rStyle w:val="VerbatimChar"/>
+        </w:rPr>
+        <w:t xml:space="preserve">bash -n scripts/tmx</w:t>
+      </w:r>
+      <w:r>
+        <w:t xml:space="preserve"> </w:t>
+      </w:r>
+      <w:r>
+        <w:t xml:space="preserve">clean,</w:t>
+      </w:r>
+      <w:r>
+        <w:t xml:space="preserve"> </w:t>
+      </w:r>
+      <w:r>
+        <w:rPr>
+          <w:rStyle w:val="VerbatimChar"/>
+        </w:rPr>
+        <w:t xml:space="preserve">bash -n scripts/tests/59_oomd_preference_avoid.sh</w:t>
+      </w:r>
+      <w:r>
+        <w:t xml:space="preserve"> </w:t>
+      </w:r>
+      <w:r>
+        <w:t xml:space="preserve">clean; source-layer grep-verification that</w:t>
+      </w:r>
+      <w:r>
+        <w:t xml:space="preserve"> </w:t>
+      </w:r>
+      <w:r>
+        <w:rPr>
+          <w:rStyle w:val="VerbatimChar"/>
+        </w:rPr>
+        <w:t xml:space="preserve">ManagedOOMPreference=avoid</w:t>
+      </w:r>
+      <w:r>
+        <w:t xml:space="preserve"> </w:t>
+      </w:r>
+      <w:r>
+        <w:t xml:space="preserve">appears exactly three times in each of</w:t>
+      </w:r>
+      <w:r>
+        <w:t xml:space="preserve"> </w:t>
+      </w:r>
+      <w:r>
+        <w:rPr>
+          <w:rStyle w:val="VerbatimChar"/>
+        </w:rPr>
+        <w:t xml:space="preserve">scripts/tmx.template</w:t>
+      </w:r>
+      <w:r>
+        <w:t xml:space="preserve"> </w:t>
+      </w:r>
+      <w:r>
+        <w:t xml:space="preserve">and</w:t>
+      </w:r>
+      <w:r>
+        <w:t xml:space="preserve"> </w:t>
+      </w:r>
+      <w:r>
+        <w:rPr>
+          <w:rStyle w:val="VerbatimChar"/>
+        </w:rPr>
+        <w:t xml:space="preserve">scripts/tmx</w:t>
+      </w:r>
+      <w:r>
+        <w:t xml:space="preserve"> </w:t>
+      </w:r>
+      <w:r>
+        <w:t xml:space="preserve">at the three fix sites, under the</w:t>
+      </w:r>
+      <w:r>
+        <w:t xml:space="preserve"> </w:t>
+      </w:r>
+      <w:r>
+        <w:rPr>
+          <w:rStyle w:val="VerbatimChar"/>
+        </w:rPr>
+        <w:t xml:space="preserve">${sd_ver:-0} -ge 249</w:t>
+      </w:r>
+      <w:r>
+        <w:t xml:space="preserve"> </w:t>
+      </w:r>
+      <w:r>
+        <w:t xml:space="preserve">guard.</w:t>
+      </w:r>
+    </w:p>
+    <w:p>
+      <w:pPr>
+        <w:pStyle w:val="Compact"/>
+        <w:numPr>
+          <w:ilvl w:val="0"/>
+          <w:numId w:val="1152"/>
+        </w:numPr>
+      </w:pPr>
+      <w:r>
+        <w:t xml:space="preserve">(b)</w:t>
+      </w:r>
+      <w:r>
+        <w:t xml:space="preserve"> </w:t>
+      </w:r>
+      <w:r>
+        <w:rPr>
+          <w:b/>
+          <w:bCs/>
+        </w:rPr>
+        <w:t xml:space="preserve">artifact layer:</w:t>
+      </w:r>
+      <w:r>
+        <w:t xml:space="preserve"> </w:t>
+      </w:r>
+      <w:r>
+        <w:t xml:space="preserve">the fixed</w:t>
+      </w:r>
+      <w:r>
+        <w:t xml:space="preserve"> </w:t>
+      </w:r>
+      <w:r>
+        <w:rPr>
+          <w:rStyle w:val="VerbatimChar"/>
+        </w:rPr>
+        <w:t xml:space="preserve">scripts/tmx</w:t>
+      </w:r>
+      <w:r>
+        <w:t xml:space="preserve"> </w:t>
+      </w:r>
+      <w:r>
+        <w:t xml:space="preserve">bytes contain the property at all three sites (a live</w:t>
+      </w:r>
+      <w:r>
+        <w:t xml:space="preserve"> </w:t>
+      </w:r>
+      <w:r>
+        <w:rPr>
+          <w:rStyle w:val="VerbatimChar"/>
+        </w:rPr>
+        <w:t xml:space="preserve">grep</w:t>
+      </w:r>
+      <w:r>
+        <w:t xml:space="preserve"> </w:t>
+      </w:r>
+      <w:r>
+        <w:t xml:space="preserve">confirmation on the live-generated wrapper immediately after the Edit landed).</w:t>
+      </w:r>
+    </w:p>
+    <w:p>
+      <w:pPr>
+        <w:pStyle w:val="Compact"/>
+        <w:numPr>
+          <w:ilvl w:val="0"/>
+          <w:numId w:val="1152"/>
+        </w:numPr>
+      </w:pPr>
+      <w:r>
+        <w:t xml:space="preserve">(c)</w:t>
+      </w:r>
+      <w:r>
+        <w:t xml:space="preserve"> </w:t>
+      </w:r>
+      <w:r>
+        <w:rPr>
+          <w:b/>
+          <w:bCs/>
+        </w:rPr>
+        <w:t xml:space="preserve">runtime-on-clean-target layer (§11.4.108 layer 3 — the load-bearing one):</w:t>
+      </w:r>
+      <w:r>
+        <w:t xml:space="preserve"> </w:t>
+      </w:r>
+      <w:r>
+        <w:t xml:space="preserve">a session created by the FIXED wrapper (</w:t>
+      </w:r>
+      <w:r>
+        <w:rPr>
+          <w:rStyle w:val="VerbatimChar"/>
+        </w:rPr>
+        <w:t xml:space="preserve">tmx new -s &lt;test&gt; -d</w:t>
+      </w:r>
+      <w:r>
+        <w:t xml:space="preserve">) reads back</w:t>
+      </w:r>
+      <w:r>
+        <w:t xml:space="preserve"> </w:t>
+      </w:r>
+      <w:r>
+        <w:rPr>
+          <w:rStyle w:val="VerbatimChar"/>
+        </w:rPr>
+        <w:t xml:space="preserve">ManagedOOMPreference=avoid</w:t>
+      </w:r>
+      <w:r>
+        <w:t xml:space="preserve"> </w:t>
+      </w:r>
+      <w:r>
+        <w:t xml:space="preserve">from the live systemd scope via</w:t>
+      </w:r>
+      <w:r>
+        <w:t xml:space="preserve"> </w:t>
+      </w:r>
+      <w:r>
+        <w:rPr>
+          <w:rStyle w:val="VerbatimChar"/>
+        </w:rPr>
+        <w:t xml:space="preserve">systemctl --user show tmx-&lt;test&gt;.scope -p ManagedOOMPreference --value</w:t>
+      </w:r>
+      <w:r>
+        <w:t xml:space="preserve"> </w:t>
+      </w:r>
+      <w:r>
+        <w:t xml:space="preserve">— proven by test 59</w:t>
+      </w:r>
+      <w:r>
+        <w:t xml:space="preserve"> </w:t>
+      </w:r>
+      <w:r>
+        <w:rPr>
+          <w:rStyle w:val="VerbatimChar"/>
+        </w:rPr>
+        <w:t xml:space="preserve">RED_MODE=0</w:t>
+      </w:r>
+      <w:r>
+        <w:t xml:space="preserve"> </w:t>
+      </w:r>
+      <w:r>
+        <w:t xml:space="preserve">PASSing</w:t>
+      </w:r>
+      <w:r>
+        <w:t xml:space="preserve"> </w:t>
+      </w:r>
+      <w:r>
+        <w:rPr>
+          <w:rStyle w:val="VerbatimChar"/>
+        </w:rPr>
+        <w:t xml:space="preserve">scope tmx-... has ManagedOOMPreference=avoid — TMX-083 regression guard confirmed</w:t>
+      </w:r>
+      <w:r>
+        <w:t xml:space="preserve">.</w:t>
+      </w:r>
+    </w:p>
+    <w:p>
+      <w:pPr>
+        <w:pStyle w:val="Compact"/>
+        <w:numPr>
+          <w:ilvl w:val="0"/>
+          <w:numId w:val="1152"/>
+        </w:numPr>
+      </w:pPr>
+      <w:r>
+        <w:t xml:space="preserve">(d)</w:t>
+      </w:r>
+      <w:r>
+        <w:t xml:space="preserve"> </w:t>
+      </w:r>
+      <w:r>
+        <w:rPr>
+          <w:b/>
+          <w:bCs/>
+        </w:rPr>
+        <w:t xml:space="preserve">user-visible / paired mutation (§1.1/§11.4.115(F)):</w:t>
+      </w:r>
+      <w:r>
+        <w:t xml:space="preserve"> </w:t>
+      </w:r>
+      <w:r>
+        <w:t xml:space="preserve">test 59 IS the paired-mutation-shaped RED+GREEN pair — one file, one polarity switch. Pre-fix RED verification (against the UNMODIFIED wrapper):</w:t>
+      </w:r>
+      <w:r>
+        <w:t xml:space="preserve"> </w:t>
+      </w:r>
+      <w:r>
+        <w:rPr>
+          <w:rStyle w:val="VerbatimChar"/>
+        </w:rPr>
+        <w:t xml:space="preserve">RED_MODE=1</w:t>
+      </w:r>
+      <w:r>
+        <w:t xml:space="preserve"> </w:t>
+      </w:r>
+      <w:r>
+        <w:t xml:space="preserve">PASSed reporting the property is</w:t>
+      </w:r>
+      <w:r>
+        <w:t xml:space="preserve"> </w:t>
+      </w:r>
+      <w:r>
+        <w:rPr>
+          <w:rStyle w:val="VerbatimChar"/>
+        </w:rPr>
+        <w:t xml:space="preserve">none</w:t>
+      </w:r>
+      <w:r>
+        <w:t xml:space="preserve"> </w:t>
+      </w:r>
+      <w:r>
+        <w:t xml:space="preserve">(not</w:t>
+      </w:r>
+      <w:r>
+        <w:t xml:space="preserve"> </w:t>
+      </w:r>
+      <w:r>
+        <w:rPr>
+          <w:rStyle w:val="VerbatimChar"/>
+        </w:rPr>
+        <w:t xml:space="preserve">avoid</w:t>
+      </w:r>
+      <w:r>
+        <w:t xml:space="preserve">) — defect reproduced on the pre-fix artifact per §11.4.115. Pre-fix GREEN verification:</w:t>
+      </w:r>
+      <w:r>
+        <w:t xml:space="preserve"> </w:t>
+      </w:r>
+      <w:r>
+        <w:rPr>
+          <w:rStyle w:val="VerbatimChar"/>
+        </w:rPr>
+        <w:t xml:space="preserve">RED_MODE=0</w:t>
+      </w:r>
+      <w:r>
+        <w:t xml:space="preserve"> </w:t>
+      </w:r>
+      <w:r>
+        <w:t xml:space="preserve">FAILed reporting the missing</w:t>
+      </w:r>
+      <w:r>
+        <w:t xml:space="preserve"> </w:t>
+      </w:r>
+      <w:r>
+        <w:rPr>
+          <w:rStyle w:val="VerbatimChar"/>
+        </w:rPr>
+        <w:t xml:space="preserve">avoid</w:t>
+      </w:r>
+      <w:r>
+        <w:t xml:space="preserve"> </w:t>
+      </w:r>
+      <w:r>
+        <w:t xml:space="preserve">— control needle proving the test is not a false-passer. Post-fix GREEN:</w:t>
+      </w:r>
+      <w:r>
+        <w:t xml:space="preserve"> </w:t>
+      </w:r>
+      <w:r>
+        <w:rPr>
+          <w:rStyle w:val="VerbatimChar"/>
+        </w:rPr>
+        <w:t xml:space="preserve">RED_MODE=0</w:t>
+      </w:r>
+      <w:r>
+        <w:t xml:space="preserve"> </w:t>
+      </w:r>
+      <w:r>
+        <w:t xml:space="preserve">PASSes. Post-fix RED:</w:t>
+      </w:r>
+      <w:r>
+        <w:t xml:space="preserve"> </w:t>
+      </w:r>
+      <w:r>
+        <w:rPr>
+          <w:rStyle w:val="VerbatimChar"/>
+        </w:rPr>
+        <w:t xml:space="preserve">RED_MODE=1</w:t>
+      </w:r>
+      <w:r>
+        <w:t xml:space="preserve"> </w:t>
+      </w:r>
+      <w:r>
+        <w:t xml:space="preserve">FAILs (defect correctly detected as gone). The perfect §11.4.115 polarity flip: pre-fix (RED=PASS, GREEN=FAIL) → post-fix (RED=FAIL, GREEN=PASS).</w:t>
+      </w:r>
+    </w:p>
+    <w:p>
+      <w:pPr>
+        <w:pStyle w:val="Compact"/>
+        <w:numPr>
+          <w:ilvl w:val="0"/>
+          <w:numId w:val="1152"/>
+        </w:numPr>
+      </w:pPr>
+      <w:r>
+        <w:t xml:space="preserve">§11.4.115 RED/GREEN evidence:</w:t>
+      </w:r>
+      <w:r>
+        <w:t xml:space="preserve"> </w:t>
+      </w:r>
+      <w:r>
+        <w:rPr>
+          <w:rStyle w:val="VerbatimChar"/>
+        </w:rPr>
+        <w:t xml:space="preserve">RED_MODE=1 bash scripts/tests/59_oomd_preference_avoid.sh</w:t>
+      </w:r>
+      <w:r>
+        <w:t xml:space="preserve"> </w:t>
+      </w:r>
+      <w:r>
+        <w:t xml:space="preserve">PASSes on the pre-fix artifact (</w:t>
+      </w:r>
+      <w:r>
+        <w:rPr>
+          <w:rStyle w:val="VerbatimChar"/>
+        </w:rPr>
+        <w:t xml:space="preserve">scope tmx-... has ManagedOOMPreference=none (not avoid) — defect reproduced</w:t>
+      </w:r>
+      <w:r>
+        <w:t xml:space="preserve">) and FAILs on the fixed artifact;</w:t>
+      </w:r>
+      <w:r>
+        <w:t xml:space="preserve"> </w:t>
+      </w:r>
+      <w:r>
+        <w:rPr>
+          <w:rStyle w:val="VerbatimChar"/>
+        </w:rPr>
+        <w:t xml:space="preserve">RED_MODE=0</w:t>
+      </w:r>
+      <w:r>
+        <w:t xml:space="preserve"> </w:t>
+      </w:r>
+      <w:r>
+        <w:t xml:space="preserve">(GREEN) PASSes on the fixed artifact and FAILs on the pre-fix artifact.</w:t>
+      </w:r>
+    </w:p>
+    <w:p>
+      <w:pPr>
+        <w:pStyle w:val="Compact"/>
+        <w:numPr>
+          <w:ilvl w:val="0"/>
+          <w:numId w:val="1152"/>
+        </w:numPr>
+      </w:pPr>
+      <w:r>
+        <w:t xml:space="preserve">Universal Constitution §11.4.238 coverage-escape audit for this bug is filed in the boba project (the consumer where the escape was recorded — the operator found the defect there, not any automated gate); test 59 closes the tmx-side coverage gap, and the boba project adds a stress+chaos challenge that intentionally spikes user-slice memory pressure and verifies the tmx scope survives.</w:t>
+      </w:r>
+    </w:p>
+    <w:p>
+      <w:pPr>
+        <w:pStyle w:val="FirstParagraph"/>
+      </w:pPr>
+      <w:r>
+        <w:rPr>
+          <w:b/>
+          <w:bCs/>
+        </w:rPr>
+        <w:t xml:space="preserve">Regression-protection:</w:t>
+      </w:r>
+      <w:r>
+        <w:t xml:space="preserve"> </w:t>
+      </w:r>
+      <w:r>
+        <w:t xml:space="preserve">test 59 (</w:t>
+      </w:r>
+      <w:r>
+        <w:rPr>
+          <w:rStyle w:val="VerbatimChar"/>
+        </w:rPr>
+        <w:t xml:space="preserve">59_oomd_preference_avoid.sh</w:t>
+      </w:r>
+      <w:r>
+        <w:t xml:space="preserve">) — RED/GREEN polarity switch guarding all three fix sites via the runtime-readback of</w:t>
+      </w:r>
+      <w:r>
+        <w:t xml:space="preserve"> </w:t>
+      </w:r>
+      <w:r>
+        <w:rPr>
+          <w:rStyle w:val="VerbatimChar"/>
+        </w:rPr>
+        <w:t xml:space="preserve">ManagedOOMPreference</w:t>
+      </w:r>
+      <w:r>
+        <w:t xml:space="preserve"> </w:t>
+      </w:r>
+      <w:r>
+        <w:t xml:space="preserve">on a freshly-created scope. §11.4.3 honest SKIP-with-reason on non-Linux (oomd is Linux-only) and on systemd &lt; 249 (property unsupported).</w:t>
+      </w:r>
+    </w:p>
+    <w:p>
+      <w:pPr>
+        <w:pStyle w:val="BodyText"/>
+      </w:pPr>
+      <w:r>
+        <w:rPr>
+          <w:b/>
+          <w:bCs/>
+        </w:rPr>
+        <w:t xml:space="preserve">§11.4.120 reconciliation:</w:t>
+      </w:r>
+      <w:r>
+        <w:t xml:space="preserve"> </w:t>
+      </w:r>
+      <w:r>
+        <w:t xml:space="preserve">the fix does NOT break any pre-existing gate. It ADDS a property to the systemd-run call without removing or modifying any existing property; the split-topology</w:t>
+      </w:r>
+      <w:r>
+        <w:t xml:space="preserve"> </w:t>
+      </w:r>
+      <w:r>
+        <w:rPr>
+          <w:rStyle w:val="VerbatimChar"/>
+        </w:rPr>
+        <w:t xml:space="preserve">TMX_SPLIT_EFFECTIVE=0</w:t>
+      </w:r>
+      <w:r>
+        <w:t xml:space="preserve"> </w:t>
+      </w:r>
+      <w:r>
+        <w:t xml:space="preserve">fallback path (fail-closed when scopes are unsupported or the topology cannot engage) is untouched. Tests that read cgroup properties other than</w:t>
+      </w:r>
+      <w:r>
+        <w:t xml:space="preserve"> </w:t>
+      </w:r>
+      <w:r>
+        <w:rPr>
+          <w:rStyle w:val="VerbatimChar"/>
+        </w:rPr>
+        <w:t xml:space="preserve">ManagedOOMPreference</w:t>
+      </w:r>
+      <w:r>
+        <w:t xml:space="preserve"> </w:t>
+      </w:r>
+      <w:r>
+        <w:t xml:space="preserve">(tests 09, 12, 13, 14, 15, 24, 86, 87, 88) continue to read the same values they read before.</w:t>
+      </w:r>
+    </w:p>
+    <w:p>
+      <w:pPr>
+        <w:pStyle w:val="BodyText"/>
+      </w:pPr>
+      <w:r>
+        <w:rPr>
+          <w:b/>
+          <w:bCs/>
+        </w:rPr>
+        <w:t xml:space="preserve">§11.4.114 regression isolation:</w:t>
+      </w:r>
+      <w:r>
+        <w:t xml:space="preserve"> </w:t>
+      </w:r>
+      <w:r>
+        <w:t xml:space="preserve">none — this is a NEW protection that adds a systemd property; it neither weakens nor removes any behavior TMX-079 landed. The v1.0.39 elastic-scope defaults remain fully in effect;</w:t>
+      </w:r>
+      <w:r>
+        <w:t xml:space="preserve"> </w:t>
+      </w:r>
+      <w:r>
+        <w:rPr>
+          <w:rStyle w:val="VerbatimChar"/>
+        </w:rPr>
+        <w:t xml:space="preserve">avoid</w:t>
+      </w:r>
+      <w:r>
+        <w:t xml:space="preserve"> </w:t>
+      </w:r>
+      <w:r>
+        <w:t xml:space="preserve">on top of</w:t>
+      </w:r>
+      <w:r>
+        <w:t xml:space="preserve"> </w:t>
+      </w:r>
+      <w:r>
+        <w:rPr>
+          <w:rStyle w:val="VerbatimChar"/>
+        </w:rPr>
+        <w:t xml:space="preserve">infinity</w:t>
+      </w:r>
+      <w:r>
+        <w:t xml:space="preserve"> </w:t>
+      </w:r>
+      <w:r>
+        <w:t xml:space="preserve">is defense in depth against a mechanism that runs orthogonally to</w:t>
+      </w:r>
+      <w:r>
+        <w:t xml:space="preserve"> </w:t>
+      </w:r>
+      <w:r>
+        <w:rPr>
+          <w:rStyle w:val="VerbatimChar"/>
+        </w:rPr>
+        <w:t xml:space="preserve">Max=</w:t>
+      </w:r>
+      <w:r>
+        <w:t xml:space="preserve"> </w:t>
+      </w:r>
+      <w:r>
+        <w:t xml:space="preserve">limits.</w:t>
+      </w:r>
+    </w:p>
+    <w:p>
+      <w:pPr>
+        <w:pStyle w:val="BodyText"/>
+      </w:pPr>
+      <w:r>
+        <w:rPr>
+          <w:b/>
+          <w:bCs/>
+        </w:rPr>
+        <w:t xml:space="preserve">Cross-project coverage-escape follow-up:</w:t>
+      </w:r>
+      <w:r>
+        <w:t xml:space="preserve"> </w:t>
+      </w:r>
+      <w:r>
+        <w:t xml:space="preserve">universal Constitution §11.4.238 audit filed in the boba consumer project (which is where the defect was discovered manually, not in the tmx tree itself — the primary escape). Boba adds</w:t>
+      </w:r>
+      <w:r>
+        <w:t xml:space="preserve"> </w:t>
+      </w:r>
+      <w:r>
+        <w:rPr>
+          <w:rStyle w:val="VerbatimChar"/>
+        </w:rPr>
+        <w:t xml:space="preserve">challenges/scripts/tmux_survives_oomd_pressure.sh</w:t>
+      </w:r>
+      <w:r>
+        <w:t xml:space="preserve"> </w:t>
+      </w:r>
+      <w:r>
+        <w:t xml:space="preserve">(an intentional memory-pressure stress+chaos test that PASSes only when</w:t>
+      </w:r>
+      <w:r>
+        <w:t xml:space="preserve"> </w:t>
+      </w:r>
+      <w:r>
+        <w:rPr>
+          <w:rStyle w:val="VerbatimChar"/>
+        </w:rPr>
+        <w:t xml:space="preserve">ManagedOOMPreference=avoid</w:t>
+      </w:r>
+      <w:r>
+        <w:t xml:space="preserve"> </w:t>
+      </w:r>
+      <w:r>
+        <w:t xml:space="preserve">is honored AND the tmux server survives the spike). Consumer container orchestration in</w:t>
+      </w:r>
+      <w:r>
+        <w:t xml:space="preserve"> </w:t>
+      </w:r>
+      <w:r>
+        <w:rPr>
+          <w:rStyle w:val="VerbatimChar"/>
+        </w:rPr>
+        <w:t xml:space="preserve">constitution/submodules/containers</w:t>
+      </w:r>
+      <w:r>
+        <w:t xml:space="preserve"> </w:t>
+      </w:r>
+      <w:r>
+        <w:t xml:space="preserve">is separately audited to ensure boba's compose services do NOT contribute to slice-level pressure beyond their own containers.</w:t>
+      </w:r>
+    </w:p>
+    <w:p>
+      <w:r>
+        <w:pict>
+          <v:rect style="width:0;height:1.5pt" o:hralign="center" o:hrstd="t" o:hr="t"/>
+        </w:pict>
+      </w:r>
+    </w:p>
     <w:bookmarkEnd w:id="96"/>
+    <w:bookmarkEnd w:id="97"/>
+    <w:bookmarkStart w:id="100" w:name="X3d3337c113b6eee3499d4a903904dc375ab9883"/>
+    <w:p>
+      <w:pPr>
+        <w:pStyle w:val="Heading2"/>
+      </w:pPr>
+      <w:r>
+        <w:t xml:space="preserve">K. Verification-suite false-result classification (2026-08-13)</w:t>
+      </w:r>
+    </w:p>
+    <w:p>
+      <w:pPr>
+        <w:pStyle w:val="FirstParagraph"/>
+      </w:pPr>
+      <w:r>
+        <w:t xml:space="preserve">Discovered via</w:t>
+      </w:r>
+      <w:r>
+        <w:t xml:space="preserve"> </w:t>
+      </w:r>
+      <w:r>
+        <w:rPr>
+          <w:rStyle w:val="VerbatimChar"/>
+        </w:rPr>
+        <w:t xml:space="preserve">/superpowers:systematic-debugging</w:t>
+      </w:r>
+      <w:r>
+        <w:t xml:space="preserve"> </w:t>
+      </w:r>
+      <w:r>
+        <w:t xml:space="preserve">triggered by an operator-reported</w:t>
+      </w:r>
+      <w:r>
+        <w:t xml:space="preserve"> </w:t>
+      </w:r>
+      <w:r>
+        <w:rPr>
+          <w:rStyle w:val="VerbatimChar"/>
+        </w:rPr>
+        <w:t xml:space="preserve">install.sh</w:t>
+      </w:r>
+      <w:r>
+        <w:t xml:space="preserve"> </w:t>
+      </w:r>
+      <w:r>
+        <w:t xml:space="preserve">verification RED (</w:t>
+      </w:r>
+      <w:r>
+        <w:rPr>
+          <w:rStyle w:val="VerbatimChar"/>
+        </w:rPr>
+        <w:t xml:space="preserve">SUMMARY: PASS=66 FAIL=5 SKIP=16</w:t>
+      </w:r>
+      <w:r>
+        <w:t xml:space="preserve">, failing tests</w:t>
+      </w:r>
+      <w:r>
+        <w:t xml:space="preserve"> </w:t>
+      </w:r>
+      <w:r>
+        <w:rPr>
+          <w:rStyle w:val="VerbatimChar"/>
+        </w:rPr>
+        <w:t xml:space="preserve">27_state_persistence.sh 56_real_mouse_drag_copy.sh 57_reload_select_copy_paste.sh 59_oomd_preference_avoid.sh 87_server_scope_split.sh</w:t>
+      </w:r>
+      <w:r>
+        <w:t xml:space="preserve">). Investigated all five; two (27/87) confirmed unchanged instances of the already-tracked TMX-080/TMX-081 (Issues.md §H, Status=Queued — no action needed here). The remaining three resolved to TWO distinct, unrelated root causes, neither of which was a defect in the underlying wrapper code — both were</w:t>
+      </w:r>
+      <w:r>
+        <w:t xml:space="preserve"> </w:t>
+      </w:r>
+      <w:r>
+        <w:rPr>
+          <w:b/>
+          <w:bCs/>
+        </w:rPr>
+        <w:t xml:space="preserve">false results from the verification harness itself</w:t>
+      </w:r>
+      <w:r>
+        <w:t xml:space="preserve">, the exact class of defect this project's entire anti-bluff covenant exists to eliminate, this time on the harness side rather than the product side.</w:t>
+      </w:r>
+    </w:p>
+    <w:bookmarkStart w:id="98" w:name="X0b5a948e2916637cff98a69df6766fceda8c7fc"/>
+    <w:p>
+      <w:pPr>
+        <w:pStyle w:val="Heading3"/>
+      </w:pPr>
+      <w:r>
+        <w:t xml:space="preserve">K1 RUNALL-VERDICT-CARRIER-001 —</w:t>
+      </w:r>
+      <w:r>
+        <w:t xml:space="preserve"> </w:t>
+      </w:r>
+      <w:r>
+        <w:rPr>
+          <w:rStyle w:val="VerbatimChar"/>
+        </w:rPr>
+        <w:t xml:space="preserve">run_all.sh</w:t>
+      </w:r>
+      <w:r>
+        <w:t xml:space="preserve">'s verdict classifier misreads an honest sub-check SKIP note (or a test's own internal PASS/FAIL/SKIP counters) as the test's overall verdict —</w:t>
+      </w:r>
+      <w:r>
+        <w:t xml:space="preserve"> </w:t>
+      </w:r>
+      <w:r>
+        <w:rPr>
+          <w:rStyle w:val="VerbatimChar"/>
+        </w:rPr>
+        <w:t xml:space="preserve">FIXED</w:t>
+      </w:r>
+    </w:p>
+    <w:p>
+      <w:pPr>
+        <w:pStyle w:val="FirstParagraph"/>
+      </w:pPr>
+      <w:r>
+        <w:rPr>
+          <w:b/>
+          <w:bCs/>
+        </w:rPr>
+        <w:t xml:space="preserve">TMX-ID:</w:t>
+      </w:r>
+      <w:r>
+        <w:t xml:space="preserve"> </w:t>
+      </w:r>
+      <w:r>
+        <w:t xml:space="preserve">TMX-084</w:t>
+      </w:r>
+      <w:r>
+        <w:t xml:space="preserve"> </w:t>
+      </w:r>
+      <w:r>
+        <w:rPr>
+          <w:b/>
+          <w:bCs/>
+        </w:rPr>
+        <w:t xml:space="preserve">Status:</w:t>
+      </w:r>
+      <w:r>
+        <w:t xml:space="preserve"> </w:t>
+      </w:r>
+      <w:r>
+        <w:t xml:space="preserve">Fixed (→ Fixed.md)</w:t>
+      </w:r>
+      <w:r>
+        <w:t xml:space="preserve"> </w:t>
+      </w:r>
+      <w:r>
+        <w:rPr>
+          <w:b/>
+          <w:bCs/>
+        </w:rPr>
+        <w:t xml:space="preserve">Type:</w:t>
+      </w:r>
+      <w:r>
+        <w:t xml:space="preserve"> </w:t>
+      </w:r>
+      <w:r>
+        <w:t xml:space="preserve">Bug</w:t>
+      </w:r>
+      <w:r>
+        <w:t xml:space="preserve"> </w:t>
+      </w:r>
+      <w:r>
+        <w:rPr>
+          <w:b/>
+          <w:bCs/>
+        </w:rPr>
+        <w:t xml:space="preserve">Severity:</w:t>
+      </w:r>
+      <w:r>
+        <w:t xml:space="preserve"> </w:t>
+      </w:r>
+      <w:r>
+        <w:t xml:space="preserve">HIGH (misclassified entirely-passing tests as FAILED or SKIPped, causing</w:t>
+      </w:r>
+      <w:r>
+        <w:t xml:space="preserve"> </w:t>
+      </w:r>
+      <w:r>
+        <w:rPr>
+          <w:rStyle w:val="VerbatimChar"/>
+        </w:rPr>
+        <w:t xml:space="preserve">install.sh</w:t>
+      </w:r>
+      <w:r>
+        <w:t xml:space="preserve"> </w:t>
+      </w:r>
+      <w:r>
+        <w:t xml:space="preserve">to refuse PATH-export on healthy code — the exact "tests fail on healthy code" §11.4.1 FAIL-bluff class)</w:t>
+      </w:r>
+    </w:p>
+    <w:p>
+      <w:pPr>
+        <w:pStyle w:val="BodyText"/>
+      </w:pPr>
+      <w:r>
+        <w:rPr>
+          <w:b/>
+          <w:bCs/>
+        </w:rPr>
+        <w:t xml:space="preserve">Root cause:</w:t>
+      </w:r>
+      <w:r>
+        <w:t xml:space="preserve"> </w:t>
+      </w:r>
+      <w:r>
+        <w:rPr>
+          <w:rStyle w:val="VerbatimChar"/>
+        </w:rPr>
+        <w:t xml:space="preserve">scripts/tests/run_all.sh</w:t>
+      </w:r>
+      <w:r>
+        <w:t xml:space="preserve"> </w:t>
+      </w:r>
+      <w:r>
+        <w:t xml:space="preserve">classified each test file's overall verdict by scanning its captured stdout+stderr for the FIRST line matching a bare</w:t>
+      </w:r>
+      <w:r>
+        <w:t xml:space="preserve"> </w:t>
+      </w:r>
+      <w:r>
+        <w:rPr>
+          <w:rStyle w:val="VerbatimChar"/>
+        </w:rPr>
+        <w:t xml:space="preserve">grep -qE '^FAIL'</w:t>
+      </w:r>
+      <w:r>
+        <w:t xml:space="preserve"> </w:t>
+      </w:r>
+      <w:r>
+        <w:t xml:space="preserve">/</w:t>
+      </w:r>
+      <w:r>
+        <w:t xml:space="preserve"> </w:t>
+      </w:r>
+      <w:r>
+        <w:rPr>
+          <w:rStyle w:val="VerbatimChar"/>
+        </w:rPr>
+        <w:t xml:space="preserve">'^SKIP'</w:t>
+      </w:r>
+      <w:r>
+        <w:t xml:space="preserve"> </w:t>
+      </w:r>
+      <w:r>
+        <w:t xml:space="preserve">/</w:t>
+      </w:r>
+      <w:r>
+        <w:t xml:space="preserve"> </w:t>
+      </w:r>
+      <w:r>
+        <w:rPr>
+          <w:rStyle w:val="VerbatimChar"/>
+        </w:rPr>
+        <w:t xml:space="preserve">'^PASS'</w:t>
+      </w:r>
+      <w:r>
+        <w:t xml:space="preserve"> </w:t>
+      </w:r>
+      <w:r>
+        <w:t xml:space="preserve">(priority FAIL &gt; SKIP &gt; PASS), with NO delimiter check after the keyword.</w:t>
+      </w:r>
+      <w:r>
+        <w:t xml:space="preserve"> </w:t>
+      </w:r>
+      <w:r>
+        <w:rPr>
+          <w:rStyle w:val="VerbatimChar"/>
+        </w:rPr>
+        <w:t xml:space="preserve">scripts/tests/56_real_mouse_drag_copy.sh</w:t>
+      </w:r>
+      <w:r>
+        <w:t xml:space="preserve"> </w:t>
+      </w:r>
+      <w:r>
+        <w:t xml:space="preserve">and</w:t>
+      </w:r>
+      <w:r>
+        <w:t xml:space="preserve"> </w:t>
+      </w:r>
+      <w:r>
+        <w:rPr>
+          <w:rStyle w:val="VerbatimChar"/>
+        </w:rPr>
+        <w:t xml:space="preserve">57_reload_select_copy_paste.sh</w:t>
+      </w:r>
+      <w:r>
+        <w:t xml:space="preserve"> </w:t>
+      </w:r>
+      <w:r>
+        <w:t xml:space="preserve">print an honest, informational</w:t>
+      </w:r>
+      <w:r>
+        <w:t xml:space="preserve"> </w:t>
+      </w:r>
+      <w:r>
+        <w:rPr>
+          <w:rStyle w:val="VerbatimChar"/>
+        </w:rPr>
+        <w:t xml:space="preserve">SKIP-layer: &lt;reason&gt;</w:t>
+      </w:r>
+      <w:r>
+        <w:t xml:space="preserve"> </w:t>
+      </w:r>
+      <w:r>
+        <w:t xml:space="preserve">note when one OPTIONAL GUI-only sub-check is unavailable (headless Linux has no</w:t>
+      </w:r>
+      <w:r>
+        <w:t xml:space="preserve"> </w:t>
+      </w:r>
+      <w:r>
+        <w:rPr>
+          <w:rStyle w:val="VerbatimChar"/>
+        </w:rPr>
+        <w:t xml:space="preserve">cliclick</w:t>
+      </w:r>
+      <w:r>
+        <w:t xml:space="preserve">), while their real final verdict — genuinely proven with real drag/copy/paste evidence — is</w:t>
+      </w:r>
+      <w:r>
+        <w:t xml:space="preserve"> </w:t>
+      </w:r>
+      <w:r>
+        <w:rPr>
+          <w:rStyle w:val="VerbatimChar"/>
+        </w:rPr>
+        <w:t xml:space="preserve">PASS: 56 ...</w:t>
+      </w:r>
+      <w:r>
+        <w:t xml:space="preserve"> </w:t>
+      </w:r>
+      <w:r>
+        <w:t xml:space="preserve">/</w:t>
+      </w:r>
+      <w:r>
+        <w:t xml:space="preserve"> </w:t>
+      </w:r>
+      <w:r>
+        <w:rPr>
+          <w:rStyle w:val="VerbatimChar"/>
+        </w:rPr>
+        <w:t xml:space="preserve">PASS: 57 ...</w:t>
+      </w:r>
+      <w:r>
+        <w:t xml:space="preserve">. Because</w:t>
+      </w:r>
+      <w:r>
+        <w:t xml:space="preserve"> </w:t>
+      </w:r>
+      <w:r>
+        <w:rPr>
+          <w:rStyle w:val="VerbatimChar"/>
+        </w:rPr>
+        <w:t xml:space="preserve">"SKIP-layer:"</w:t>
+      </w:r>
+      <w:r>
+        <w:t xml:space="preserve"> </w:t>
+      </w:r>
+      <w:r>
+        <w:t xml:space="preserve">starts with the literal substring</w:t>
+      </w:r>
+      <w:r>
+        <w:t xml:space="preserve"> </w:t>
+      </w:r>
+      <w:r>
+        <w:rPr>
+          <w:rStyle w:val="VerbatimChar"/>
+        </w:rPr>
+        <w:t xml:space="preserve">"SKIP"</w:t>
+      </w:r>
+      <w:r>
+        <w:t xml:space="preserve">, the bare-prefix regex matched it as if it were a top-level SKIP verdict, and the aggregator's FAIL-then-SKIP priority ordering (checked before the later genuine</w:t>
+      </w:r>
+      <w:r>
+        <w:t xml:space="preserve"> </w:t>
+      </w:r>
+      <w:r>
+        <w:rPr>
+          <w:rStyle w:val="VerbatimChar"/>
+        </w:rPr>
+        <w:t xml:space="preserve">PASS:</w:t>
+      </w:r>
+      <w:r>
+        <w:t xml:space="preserve"> </w:t>
+      </w:r>
+      <w:r>
+        <w:t xml:space="preserve">line) mis-classified two fully-passing tests. The SAME carrier shape is present, unfixed, in DOZENS of other test files that print their own internal</w:t>
+      </w:r>
+      <w:r>
+        <w:t xml:space="preserve"> </w:t>
+      </w:r>
+      <w:r>
+        <w:rPr>
+          <w:rStyle w:val="VerbatimChar"/>
+        </w:rPr>
+        <w:t xml:space="preserve">"PASS=$PASS FAIL=$FAIL SKIP=$SKIP"</w:t>
+      </w:r>
+      <w:r>
+        <w:t xml:space="preserve"> </w:t>
+      </w:r>
+      <w:r>
+        <w:t xml:space="preserve">summary counters — a counter line reading</w:t>
+      </w:r>
+      <w:r>
+        <w:t xml:space="preserve"> </w:t>
+      </w:r>
+      <w:r>
+        <w:rPr>
+          <w:rStyle w:val="VerbatimChar"/>
+        </w:rPr>
+        <w:t xml:space="preserve">FAIL=0</w:t>
+      </w:r>
+      <w:r>
+        <w:t xml:space="preserve"> </w:t>
+      </w:r>
+      <w:r>
+        <w:t xml:space="preserve">(reporting the healthiest possible outcome, zero failures) would ALSO mis-fire the</w:t>
+      </w:r>
+      <w:r>
+        <w:t xml:space="preserve"> </w:t>
+      </w:r>
+      <w:r>
+        <w:rPr>
+          <w:rStyle w:val="VerbatimChar"/>
+        </w:rPr>
+        <w:t xml:space="preserve">^FAIL</w:t>
+      </w:r>
+      <w:r>
+        <w:t xml:space="preserve"> </w:t>
+      </w:r>
+      <w:r>
+        <w:t xml:space="preserve">regex and misclassify a genuinely PASSING test as FAILED, a strictly worse failure mode than the SKIP case actually observed.</w:t>
+      </w:r>
+    </w:p>
+    <w:p>
+      <w:pPr>
+        <w:pStyle w:val="BodyText"/>
+      </w:pPr>
+      <w:r>
+        <w:t xml:space="preserve">This is exactly the §11.4.201(7)(a) "match structure, not a bare substring" defect class this project has already fixed once, narrowly, in test 77's own plaintext-leak assertion (v1.0.41, TMX-081-adjacent) — this time the SAME defect class was latent in the AGGREGATOR itself, undiscovered until it mis-classified 56/57.</w:t>
+      </w:r>
+    </w:p>
+    <w:p>
+      <w:pPr>
+        <w:pStyle w:val="BodyText"/>
+      </w:pPr>
+      <w:r>
+        <w:rPr>
+          <w:b/>
+          <w:bCs/>
+        </w:rPr>
+        <w:t xml:space="preserve">Evidence:</w:t>
+      </w:r>
+      <w:r>
+        <w:t xml:space="preserve"> </w:t>
+      </w:r>
+      <w:r>
+        <w:t xml:space="preserve">direct reproduction —</w:t>
+      </w:r>
+      <w:r>
+        <w:t xml:space="preserve"> </w:t>
+      </w:r>
+      <w:r>
+        <w:rPr>
+          <w:rStyle w:val="VerbatimChar"/>
+        </w:rPr>
+        <w:t xml:space="preserve">bash scripts/tests/56_real_mouse_drag_copy.sh</w:t>
+      </w:r>
+      <w:r>
+        <w:t xml:space="preserve"> </w:t>
+      </w:r>
+      <w:r>
+        <w:t xml:space="preserve">and</w:t>
+      </w:r>
+      <w:r>
+        <w:t xml:space="preserve"> </w:t>
+      </w:r>
+      <w:r>
+        <w:rPr>
+          <w:rStyle w:val="VerbatimChar"/>
+        </w:rPr>
+        <w:t xml:space="preserve">57_reload_select_copy_paste.sh</w:t>
+      </w:r>
+      <w:r>
+        <w:t xml:space="preserve">, run standalone AND inside a real full</w:t>
+      </w:r>
+      <w:r>
+        <w:t xml:space="preserve"> </w:t>
+      </w:r>
+      <w:r>
+        <w:rPr>
+          <w:rStyle w:val="VerbatimChar"/>
+        </w:rPr>
+        <w:t xml:space="preserve">scripts/setup.sh</w:t>
+      </w:r>
+      <w:r>
+        <w:t xml:space="preserve"> </w:t>
+      </w:r>
+      <w:r>
+        <w:t xml:space="preserve">verification pass, both print a genuine</w:t>
+      </w:r>
+      <w:r>
+        <w:t xml:space="preserve"> </w:t>
+      </w:r>
+      <w:r>
+        <w:rPr>
+          <w:rStyle w:val="VerbatimChar"/>
+        </w:rPr>
+        <w:t xml:space="preserve">PASS: 56 ...</w:t>
+      </w:r>
+      <w:r>
+        <w:t xml:space="preserve"> </w:t>
+      </w:r>
+      <w:r>
+        <w:t xml:space="preserve">/</w:t>
+      </w:r>
+      <w:r>
+        <w:t xml:space="preserve"> </w:t>
+      </w:r>
+      <w:r>
+        <w:rPr>
+          <w:rStyle w:val="VerbatimChar"/>
+        </w:rPr>
+        <w:t xml:space="preserve">PASS: 57 ...</w:t>
+      </w:r>
+      <w:r>
+        <w:t xml:space="preserve"> </w:t>
+      </w:r>
+      <w:r>
+        <w:t xml:space="preserve">verdict line with real EVIDENCE lines (drag-copy token proof, reload/select/copy/paste proof) — yet the SAME full run's top-level</w:t>
+      </w:r>
+      <w:r>
+        <w:t xml:space="preserve"> </w:t>
+      </w:r>
+      <w:r>
+        <w:rPr>
+          <w:rStyle w:val="VerbatimChar"/>
+        </w:rPr>
+        <w:t xml:space="preserve">SUMMARY:</w:t>
+      </w:r>
+      <w:r>
+        <w:t xml:space="preserve"> </w:t>
+      </w:r>
+      <w:r>
+        <w:t xml:space="preserve">classified them as SKIPped (a DIFFERENT misclassification than the operator's original FAILED report, both traced to the identical carrier-matching defect reacting to incidental content differences across runs — see also §11.4.7 same-conditions caveat: neither misclassification reflects the tests' true, consistently-PASSing behaviour). New regression test</w:t>
+      </w:r>
+      <w:r>
+        <w:t xml:space="preserve"> </w:t>
+      </w:r>
+      <w:r>
+        <w:rPr>
+          <w:rStyle w:val="VerbatimChar"/>
+        </w:rPr>
+        <w:t xml:space="preserve">scripts/tests/89_classify_verdict_carrier.sh</w:t>
+      </w:r>
+      <w:r>
+        <w:t xml:space="preserve"> </w:t>
+      </w:r>
+      <w:r>
+        <w:t xml:space="preserve">proves the pre-fix bare-prefix classifier genuinely mis-fires on three synthetic carrier fixtures (an honest</w:t>
+      </w:r>
+      <w:r>
+        <w:t xml:space="preserve"> </w:t>
+      </w:r>
+      <w:r>
+        <w:rPr>
+          <w:rStyle w:val="VerbatimChar"/>
+        </w:rPr>
+        <w:t xml:space="preserve">SKIP-layer:</w:t>
+      </w:r>
+      <w:r>
+        <w:t xml:space="preserve"> </w:t>
+      </w:r>
+      <w:r>
+        <w:t xml:space="preserve">note, a healthy</w:t>
+      </w:r>
+      <w:r>
+        <w:t xml:space="preserve"> </w:t>
+      </w:r>
+      <w:r>
+        <w:rPr>
+          <w:rStyle w:val="VerbatimChar"/>
+        </w:rPr>
+        <w:t xml:space="preserve">FAIL=0</w:t>
+      </w:r>
+      <w:r>
+        <w:t xml:space="preserve"> </w:t>
+      </w:r>
+      <w:r>
+        <w:t xml:space="preserve">counter, and a</w:t>
+      </w:r>
+      <w:r>
+        <w:t xml:space="preserve"> </w:t>
+      </w:r>
+      <w:r>
+        <w:rPr>
+          <w:rStyle w:val="VerbatimChar"/>
+        </w:rPr>
+        <w:t xml:space="preserve">SKIP=2</w:t>
+      </w:r>
+      <w:r>
+        <w:t xml:space="preserve">-with-overall-PASS counter) while three non-carrier fixtures (genuine</w:t>
+      </w:r>
+      <w:r>
+        <w:t xml:space="preserve"> </w:t>
+      </w:r>
+      <w:r>
+        <w:rPr>
+          <w:rStyle w:val="VerbatimChar"/>
+        </w:rPr>
+        <w:t xml:space="preserve">FAIL:</w:t>
+      </w:r>
+      <w:r>
+        <w:t xml:space="preserve">,</w:t>
+      </w:r>
+      <w:r>
+        <w:t xml:space="preserve"> </w:t>
+      </w:r>
+      <w:r>
+        <w:rPr>
+          <w:rStyle w:val="VerbatimChar"/>
+        </w:rPr>
+        <w:t xml:space="preserve">SKIP:</w:t>
+      </w:r>
+      <w:r>
+        <w:t xml:space="preserve">, and</w:t>
+      </w:r>
+      <w:r>
+        <w:t xml:space="preserve"> </w:t>
+      </w:r>
+      <w:r>
+        <w:rPr>
+          <w:rStyle w:val="VerbatimChar"/>
+        </w:rPr>
+        <w:t xml:space="preserve">PASS (GREEN):</w:t>
+      </w:r>
+      <w:r>
+        <w:t xml:space="preserve"> </w:t>
+      </w:r>
+      <w:r>
+        <w:t xml:space="preserve">verdict lines) classify correctly even pre-fix — isolating the defect to the carrier collision specifically, not a wholesale classifier failure.</w:t>
+      </w:r>
+    </w:p>
+    <w:p>
+      <w:pPr>
+        <w:pStyle w:val="BodyText"/>
+      </w:pPr>
+      <w:r>
+        <w:rPr>
+          <w:b/>
+          <w:bCs/>
+        </w:rPr>
+        <w:t xml:space="preserve">Fix:</w:t>
+      </w:r>
+      <w:r>
+        <w:t xml:space="preserve"> </w:t>
+      </w:r>
+      <w:r>
+        <w:t xml:space="preserve">extracted the classification logic into a new shared, independently-tested library</w:t>
+      </w:r>
+      <w:r>
+        <w:t xml:space="preserve"> </w:t>
+      </w:r>
+      <w:r>
+        <w:rPr>
+          <w:rStyle w:val="VerbatimChar"/>
+        </w:rPr>
+        <w:t xml:space="preserve">scripts/tests/lib/classify_verdict.sh</w:t>
+      </w:r>
+      <w:r>
+        <w:t xml:space="preserve"> </w:t>
+      </w:r>
+      <w:r>
+        <w:t xml:space="preserve">(</w:t>
+      </w:r>
+      <w:r>
+        <w:rPr>
+          <w:rStyle w:val="VerbatimChar"/>
+        </w:rPr>
+        <w:t xml:space="preserve">tmx_classify_verdict()</w:t>
+      </w:r>
+      <w:r>
+        <w:t xml:space="preserve">), requiring a genuine verdict-line delimiter — colon, space, open-paren, or END-OF-LINE (</w:t>
+      </w:r>
+      <w:r>
+        <w:rPr>
+          <w:rStyle w:val="VerbatimChar"/>
+        </w:rPr>
+        <w:t xml:space="preserve">([: (]|$)</w:t>
+      </w:r>
+      <w:r>
+        <w:t xml:space="preserve">) — immediately after the keyword, matching every genuine verdict shape used across the entire test suite: colon/space/paren-delimited (</w:t>
+      </w:r>
+      <w:r>
+        <w:rPr>
+          <w:rStyle w:val="VerbatimChar"/>
+        </w:rPr>
+        <w:t xml:space="preserve">"PASS: ..."</w:t>
+      </w:r>
+      <w:r>
+        <w:t xml:space="preserve">,</w:t>
+      </w:r>
+      <w:r>
+        <w:t xml:space="preserve"> </w:t>
+      </w:r>
+      <w:r>
+        <w:rPr>
+          <w:rStyle w:val="VerbatimChar"/>
+        </w:rPr>
+        <w:t xml:space="preserve">"FAIL (RED): ..."</w:t>
+      </w:r>
+      <w:r>
+        <w:t xml:space="preserve">,</w:t>
+      </w:r>
+      <w:r>
+        <w:t xml:space="preserve"> </w:t>
+      </w:r>
+      <w:r>
+        <w:rPr>
+          <w:rStyle w:val="VerbatimChar"/>
+        </w:rPr>
+        <w:t xml:space="preserve">"SKIP: ..."</w:t>
+      </w:r>
+      <w:r>
+        <w:t xml:space="preserve">) AND bare-keyword-only lines (</w:t>
+      </w:r>
+      <w:r>
+        <w:rPr>
+          <w:rStyle w:val="VerbatimChar"/>
+        </w:rPr>
+        <w:t xml:space="preserve">echo "PASS"</w:t>
+      </w:r>
+      <w:r>
+        <w:t xml:space="preserve">, used by tests 01/02) — while excluding</w:t>
+      </w:r>
+      <w:r>
+        <w:t xml:space="preserve"> </w:t>
+      </w:r>
+      <w:r>
+        <w:rPr>
+          <w:rStyle w:val="VerbatimChar"/>
+        </w:rPr>
+        <w:t xml:space="preserve">"SKIP-layer:"</w:t>
+      </w:r>
+      <w:r>
+        <w:t xml:space="preserve">,</w:t>
+      </w:r>
+      <w:r>
+        <w:t xml:space="preserve"> </w:t>
+      </w:r>
+      <w:r>
+        <w:rPr>
+          <w:rStyle w:val="VerbatimChar"/>
+        </w:rPr>
+        <w:t xml:space="preserve">"PASS=0"</w:t>
+      </w:r>
+      <w:r>
+        <w:t xml:space="preserve">, and</w:t>
+      </w:r>
+      <w:r>
+        <w:t xml:space="preserve"> </w:t>
+      </w:r>
+      <w:r>
+        <w:rPr>
+          <w:rStyle w:val="VerbatimChar"/>
+        </w:rPr>
+        <w:t xml:space="preserve">"FAIL=0"</w:t>
+      </w:r>
+      <w:r>
+        <w:t xml:space="preserve">-shaped carrier lines.</w:t>
+      </w:r>
+      <w:r>
+        <w:t xml:space="preserve"> </w:t>
+      </w:r>
+      <w:r>
+        <w:rPr>
+          <w:rStyle w:val="VerbatimChar"/>
+        </w:rPr>
+        <w:t xml:space="preserve">scripts/tests/run_all.sh</w:t>
+      </w:r>
+      <w:r>
+        <w:t xml:space="preserve"> </w:t>
+      </w:r>
+      <w:r>
+        <w:t xml:space="preserve">now sources this library and calls it instead of inlining the three bare</w:t>
+      </w:r>
+      <w:r>
+        <w:t xml:space="preserve"> </w:t>
+      </w:r>
+      <w:r>
+        <w:rPr>
+          <w:rStyle w:val="VerbatimChar"/>
+        </w:rPr>
+        <w:t xml:space="preserve">grep</w:t>
+      </w:r>
+      <w:r>
+        <w:t xml:space="preserve"> </w:t>
+      </w:r>
+      <w:r>
+        <w:t xml:space="preserve">calls; the "(unclassified)" diagnostic distinction for a genuine early-exit/crash with no verdict line at all is preserved (still counts toward FAIL for gating, but is reported distinctly from a real FAIL verdict).</w:t>
+      </w:r>
+    </w:p>
+    <w:p>
+      <w:pPr>
+        <w:pStyle w:val="BodyText"/>
+      </w:pPr>
+      <w:r>
+        <w:rPr>
+          <w:b/>
+          <w:bCs/>
+        </w:rPr>
+        <w:t xml:space="preserve">Self-caught regression during this fix's own pre-commit full-suite verification (§11.4.194 exhaustive review in action):</w:t>
+      </w:r>
+      <w:r>
+        <w:t xml:space="preserve"> </w:t>
+      </w:r>
+      <w:r>
+        <w:t xml:space="preserve">the FIRST version of the delimiter fix (colon/space/paren only, no end-of-line alternative) broke tests 01–05, whose entire verdict line is the bare keyword with nothing following (</w:t>
+      </w:r>
+      <w:r>
+        <w:rPr>
+          <w:rStyle w:val="VerbatimChar"/>
+        </w:rPr>
+        <w:t xml:space="preserve">echo "PASS"</w:t>
+      </w:r>
+      <w:r>
+        <w:t xml:space="preserve">) — a genuine convention test 89's original 6 fixtures never covered. Caught by running the FULL suite (not just test 89 in isolation) before committing, per this project's own §11.4.40 full-suite-retest-before-release discipline; fixed by widening the delimiter alternation to include end-of-line, and a 7th fixture (F7, a bare</w:t>
+      </w:r>
+      <w:r>
+        <w:t xml:space="preserve"> </w:t>
+      </w:r>
+      <w:r>
+        <w:rPr>
+          <w:rStyle w:val="VerbatimChar"/>
+        </w:rPr>
+        <w:t xml:space="preserve">"PASS"</w:t>
+      </w:r>
+      <w:r>
+        <w:t xml:space="preserve"> </w:t>
+      </w:r>
+      <w:r>
+        <w:t xml:space="preserve">line) added to test 89 as a permanent regression guard for this specific case.</w:t>
+      </w:r>
+    </w:p>
+    <w:p>
+      <w:pPr>
+        <w:pStyle w:val="BodyText"/>
+      </w:pPr>
+      <w:r>
+        <w:rPr>
+          <w:b/>
+          <w:bCs/>
+        </w:rPr>
+        <w:t xml:space="preserve">Closure cycle:</w:t>
+      </w:r>
+      <w:r>
+        <w:t xml:space="preserve"> </w:t>
+      </w:r>
+      <w:r>
+        <w:t xml:space="preserve">v1.0.43</w:t>
+      </w:r>
+      <w:r>
+        <w:t xml:space="preserve"> </w:t>
+      </w:r>
+      <w:r>
+        <w:rPr>
+          <w:b/>
+          <w:bCs/>
+        </w:rPr>
+        <w:t xml:space="preserve">Closure commit:</w:t>
+      </w:r>
+      <w:r>
+        <w:t xml:space="preserve"> </w:t>
+      </w:r>
+      <w:r>
+        <w:t xml:space="preserve">(this commit)</w:t>
+      </w:r>
+      <w:r>
+        <w:t xml:space="preserve"> </w:t>
+      </w:r>
+      <w:r>
+        <w:rPr>
+          <w:b/>
+          <w:bCs/>
+        </w:rPr>
+        <w:t xml:space="preserve">Captured evidence (4-layer, §11.4.108):</w:t>
+      </w:r>
+    </w:p>
+    <w:p>
+      <w:pPr>
+        <w:pStyle w:val="Compact"/>
+        <w:numPr>
+          <w:ilvl w:val="0"/>
+          <w:numId w:val="1153"/>
+        </w:numPr>
+      </w:pPr>
+      <w:r>
+        <w:t xml:space="preserve">(a)</w:t>
+      </w:r>
+      <w:r>
+        <w:t xml:space="preserve"> </w:t>
+      </w:r>
+      <w:r>
+        <w:rPr>
+          <w:b/>
+          <w:bCs/>
+        </w:rPr>
+        <w:t xml:space="preserve">pre-build gate / source layer:</w:t>
+      </w:r>
+      <w:r>
+        <w:t xml:space="preserve"> </w:t>
+      </w:r>
+      <w:r>
+        <w:rPr>
+          <w:rStyle w:val="VerbatimChar"/>
+        </w:rPr>
+        <w:t xml:space="preserve">bash -n</w:t>
+      </w:r>
+      <w:r>
+        <w:t xml:space="preserve"> </w:t>
+      </w:r>
+      <w:r>
+        <w:t xml:space="preserve">clean on</w:t>
+      </w:r>
+      <w:r>
+        <w:t xml:space="preserve"> </w:t>
+      </w:r>
+      <w:r>
+        <w:rPr>
+          <w:rStyle w:val="VerbatimChar"/>
+        </w:rPr>
+        <w:t xml:space="preserve">scripts/tests/lib/classify_verdict.sh</w:t>
+      </w:r>
+      <w:r>
+        <w:t xml:space="preserve">,</w:t>
+      </w:r>
+      <w:r>
+        <w:t xml:space="preserve"> </w:t>
+      </w:r>
+      <w:r>
+        <w:rPr>
+          <w:rStyle w:val="VerbatimChar"/>
+        </w:rPr>
+        <w:t xml:space="preserve">scripts/tests/run_all.sh</w:t>
+      </w:r>
+      <w:r>
+        <w:t xml:space="preserve">, and</w:t>
+      </w:r>
+      <w:r>
+        <w:t xml:space="preserve"> </w:t>
+      </w:r>
+      <w:r>
+        <w:rPr>
+          <w:rStyle w:val="VerbatimChar"/>
+        </w:rPr>
+        <w:t xml:space="preserve">scripts/tests/89_classify_verdict_carrier.sh</w:t>
+      </w:r>
+      <w:r>
+        <w:t xml:space="preserve">.</w:t>
+      </w:r>
+    </w:p>
+    <w:p>
+      <w:pPr>
+        <w:pStyle w:val="Compact"/>
+        <w:numPr>
+          <w:ilvl w:val="0"/>
+          <w:numId w:val="1153"/>
+        </w:numPr>
+      </w:pPr>
+      <w:r>
+        <w:t xml:space="preserve">(b)</w:t>
+      </w:r>
+      <w:r>
+        <w:t xml:space="preserve"> </w:t>
+      </w:r>
+      <w:r>
+        <w:rPr>
+          <w:b/>
+          <w:bCs/>
+        </w:rPr>
+        <w:t xml:space="preserve">runtime layer:</w:t>
+      </w:r>
+      <w:r>
+        <w:t xml:space="preserve"> </w:t>
+      </w:r>
+      <w:r>
+        <w:rPr>
+          <w:rStyle w:val="VerbatimChar"/>
+        </w:rPr>
+        <w:t xml:space="preserve">bash scripts/tests/89_classify_verdict_carrier.sh</w:t>
+      </w:r>
+      <w:r>
+        <w:t xml:space="preserve"> </w:t>
+      </w:r>
+      <w:r>
+        <w:t xml:space="preserve">(RED_MODE=0, default) —</w:t>
+      </w:r>
+      <w:r>
+        <w:t xml:space="preserve"> </w:t>
+      </w:r>
+      <w:r>
+        <w:rPr>
+          <w:rStyle w:val="VerbatimChar"/>
+        </w:rPr>
+        <w:t xml:space="preserve">PASS=7 FAIL=0</w:t>
+      </w:r>
+      <w:r>
+        <w:t xml:space="preserve">, all seven fixtures (three carrier, four non-carrier including the bare-keyword F7 regression guard) classify correctly against the fixed library.</w:t>
+      </w:r>
+    </w:p>
+    <w:p>
+      <w:pPr>
+        <w:pStyle w:val="Compact"/>
+        <w:numPr>
+          <w:ilvl w:val="0"/>
+          <w:numId w:val="1153"/>
+        </w:numPr>
+      </w:pPr>
+      <w:r>
+        <w:t xml:space="preserve">(c)</w:t>
+      </w:r>
+      <w:r>
+        <w:t xml:space="preserve"> </w:t>
+      </w:r>
+      <w:r>
+        <w:rPr>
+          <w:b/>
+          <w:bCs/>
+        </w:rPr>
+        <w:t xml:space="preserve">§11.4.115 RED/GREEN polarity:</w:t>
+      </w:r>
+      <w:r>
+        <w:t xml:space="preserve"> </w:t>
+      </w:r>
+      <w:r>
+        <w:rPr>
+          <w:rStyle w:val="VerbatimChar"/>
+        </w:rPr>
+        <w:t xml:space="preserve">RED_MODE=1 bash scripts/tests/89_classify_verdict_carrier.sh</w:t>
+      </w:r>
+      <w:r>
+        <w:t xml:space="preserve"> </w:t>
+      </w:r>
+      <w:r>
+        <w:t xml:space="preserve">reproduces the pre-fix bare-prefix classifier's mis-classification on the three carrier fixtures (</w:t>
+      </w:r>
+      <w:r>
+        <w:rPr>
+          <w:rStyle w:val="VerbatimChar"/>
+        </w:rPr>
+        <w:t xml:space="preserve">PASS 89: F1 RED: pre-fix classifier mis-classified as 'SKIP' (expected 'PASS')</w:t>
+      </w:r>
+      <w:r>
+        <w:t xml:space="preserve">, etc.) while confirming the four non-carrier fixtures classify correctly even pre-fix (proving the defect is genuinely scoped to the carrier collision, never a blanket "everything was broken" overclaim).</w:t>
+      </w:r>
+    </w:p>
+    <w:p>
+      <w:pPr>
+        <w:pStyle w:val="Compact"/>
+        <w:numPr>
+          <w:ilvl w:val="0"/>
+          <w:numId w:val="1153"/>
+        </w:numPr>
+      </w:pPr>
+      <w:r>
+        <w:t xml:space="preserve">(d)</w:t>
+      </w:r>
+      <w:r>
+        <w:t xml:space="preserve"> </w:t>
+      </w:r>
+      <w:r>
+        <w:rPr>
+          <w:b/>
+          <w:bCs/>
+        </w:rPr>
+        <w:t xml:space="preserve">paired mutation (§1.1/§11.4.115(F)):</w:t>
+      </w:r>
+      <w:r>
+        <w:t xml:space="preserve"> </w:t>
+      </w:r>
+      <w:r>
+        <w:rPr>
+          <w:rStyle w:val="VerbatimChar"/>
+        </w:rPr>
+        <w:t xml:space="preserve">M-CLASSIFY-CARRIER</w:t>
+      </w:r>
+      <w:r>
+        <w:t xml:space="preserve"> </w:t>
+      </w:r>
+      <w:r>
+        <w:t xml:space="preserve">in</w:t>
+      </w:r>
+      <w:r>
+        <w:t xml:space="preserve"> </w:t>
+      </w:r>
+      <w:r>
+        <w:rPr>
+          <w:rStyle w:val="VerbatimChar"/>
+        </w:rPr>
+        <w:t xml:space="preserve">meta_test_false_positive_proof.sh</w:t>
+      </w:r>
+      <w:r>
+        <w:t xml:space="preserve"> </w:t>
+      </w:r>
+      <w:r>
+        <w:t xml:space="preserve">reverts</w:t>
+      </w:r>
+      <w:r>
+        <w:t xml:space="preserve"> </w:t>
+      </w:r>
+      <w:r>
+        <w:rPr>
+          <w:rStyle w:val="VerbatimChar"/>
+        </w:rPr>
+        <w:t xml:space="preserve">classify_verdict.sh</w:t>
+      </w:r>
+      <w:r>
+        <w:t xml:space="preserve">'s delimiter requirement to the pre-fix bare-keyword prefix — test 89's F1/F2/F3 fixtures FAIL with the mutation applied, confirming the gate genuinely depends on the delimiter fix and is not a tautology.</w:t>
+      </w:r>
+    </w:p>
+    <w:p>
+      <w:pPr>
+        <w:pStyle w:val="FirstParagraph"/>
+      </w:pPr>
+      <w:r>
+        <w:rPr>
+          <w:b/>
+          <w:bCs/>
+        </w:rPr>
+        <w:t xml:space="preserve">Regression-protection:</w:t>
+      </w:r>
+      <w:r>
+        <w:t xml:space="preserve"> </w:t>
+      </w:r>
+      <w:r>
+        <w:t xml:space="preserve">test 89 (</w:t>
+      </w:r>
+      <w:r>
+        <w:rPr>
+          <w:rStyle w:val="VerbatimChar"/>
+        </w:rPr>
+        <w:t xml:space="preserve">89_classify_verdict_carrier.sh</w:t>
+      </w:r>
+      <w:r>
+        <w:t xml:space="preserve">) +</w:t>
+      </w:r>
+      <w:r>
+        <w:t xml:space="preserve"> </w:t>
+      </w:r>
+      <w:r>
+        <w:rPr>
+          <w:rStyle w:val="VerbatimChar"/>
+        </w:rPr>
+        <w:t xml:space="preserve">M-CLASSIFY-CARRIER</w:t>
+      </w:r>
+      <w:r>
+        <w:t xml:space="preserve"> </w:t>
+      </w:r>
+      <w:r>
+        <w:t xml:space="preserve">paired mutation. Every future test file may freely print an internal</w:t>
+      </w:r>
+      <w:r>
+        <w:t xml:space="preserve"> </w:t>
+      </w:r>
+      <w:r>
+        <w:rPr>
+          <w:rStyle w:val="VerbatimChar"/>
+        </w:rPr>
+        <w:t xml:space="preserve">SKIP-layer:</w:t>
+      </w:r>
+      <w:r>
+        <w:t xml:space="preserve">/</w:t>
+      </w:r>
+      <w:r>
+        <w:rPr>
+          <w:rStyle w:val="VerbatimChar"/>
+        </w:rPr>
+        <w:t xml:space="preserve">PASS=N</w:t>
+      </w:r>
+      <w:r>
+        <w:t xml:space="preserve">/</w:t>
+      </w:r>
+      <w:r>
+        <w:rPr>
+          <w:rStyle w:val="VerbatimChar"/>
+        </w:rPr>
+        <w:t xml:space="preserve">FAIL=N</w:t>
+      </w:r>
+      <w:r>
+        <w:t xml:space="preserve">-shaped informational line without risking a top-level misclassification, as long as its genuine final verdict uses the established</w:t>
+      </w:r>
+      <w:r>
+        <w:t xml:space="preserve"> </w:t>
+      </w:r>
+      <w:r>
+        <w:rPr>
+          <w:rStyle w:val="VerbatimChar"/>
+        </w:rPr>
+        <w:t xml:space="preserve">KEYWORD: ...</w:t>
+      </w:r>
+      <w:r>
+        <w:t xml:space="preserve"> </w:t>
+      </w:r>
+      <w:r>
+        <w:t xml:space="preserve">/</w:t>
+      </w:r>
+      <w:r>
+        <w:t xml:space="preserve"> </w:t>
+      </w:r>
+      <w:r>
+        <w:rPr>
+          <w:rStyle w:val="VerbatimChar"/>
+        </w:rPr>
+        <w:t xml:space="preserve">KEYWORD (...): ...</w:t>
+      </w:r>
+      <w:r>
+        <w:t xml:space="preserve"> </w:t>
+      </w:r>
+      <w:r>
+        <w:t xml:space="preserve">delimiter convention.</w:t>
+      </w:r>
+    </w:p>
+    <w:p>
+      <w:pPr>
+        <w:pStyle w:val="BodyText"/>
+      </w:pPr>
+      <w:r>
+        <w:rPr>
+          <w:b/>
+          <w:bCs/>
+        </w:rPr>
+        <w:t xml:space="preserve">§11.4.120 reconciliation:</w:t>
+      </w:r>
+      <w:r>
+        <w:t xml:space="preserve"> </w:t>
+      </w:r>
+      <w:r>
+        <w:t xml:space="preserve">none required — no existing gate asserted the OLD bare-prefix behaviour as correct; this is a pure bug fix with no legitimate assertion to reconcile.</w:t>
+      </w:r>
+    </w:p>
+    <w:bookmarkEnd w:id="98"/>
+    <w:bookmarkStart w:id="99" w:name="Xdb7d7bf183f27cb35c8eeae6e72c7f6b9902d67"/>
+    <w:p>
+      <w:pPr>
+        <w:pStyle w:val="Heading3"/>
+      </w:pPr>
+      <w:r>
+        <w:t xml:space="preserve">K2 RED-MODE-DEFAULT-POLARITY-001 — test 59's</w:t>
+      </w:r>
+      <w:r>
+        <w:t xml:space="preserve"> </w:t>
+      </w:r>
+      <w:r>
+        <w:rPr>
+          <w:rStyle w:val="VerbatimChar"/>
+        </w:rPr>
+        <w:t xml:space="preserve">RED_MODE</w:t>
+      </w:r>
+      <w:r>
+        <w:t xml:space="preserve"> </w:t>
+      </w:r>
+      <w:r>
+        <w:t xml:space="preserve">default (1 = reproduce-the-historical-defect) made it FAIL 100% deterministically under a bare harness invocation, even against a genuinely-fixed wrapper —</w:t>
+      </w:r>
+      <w:r>
+        <w:t xml:space="preserve"> </w:t>
+      </w:r>
+      <w:r>
+        <w:rPr>
+          <w:rStyle w:val="VerbatimChar"/>
+        </w:rPr>
+        <w:t xml:space="preserve">FIXED</w:t>
+      </w:r>
+    </w:p>
+    <w:p>
+      <w:pPr>
+        <w:pStyle w:val="FirstParagraph"/>
+      </w:pPr>
+      <w:r>
+        <w:rPr>
+          <w:b/>
+          <w:bCs/>
+        </w:rPr>
+        <w:t xml:space="preserve">TMX-ID:</w:t>
+      </w:r>
+      <w:r>
+        <w:t xml:space="preserve"> </w:t>
+      </w:r>
+      <w:r>
+        <w:t xml:space="preserve">TMX-085</w:t>
+      </w:r>
+      <w:r>
+        <w:t xml:space="preserve"> </w:t>
+      </w:r>
+      <w:r>
+        <w:rPr>
+          <w:b/>
+          <w:bCs/>
+        </w:rPr>
+        <w:t xml:space="preserve">Status:</w:t>
+      </w:r>
+      <w:r>
+        <w:t xml:space="preserve"> </w:t>
+      </w:r>
+      <w:r>
+        <w:t xml:space="preserve">Fixed (→ Fixed.md)</w:t>
+      </w:r>
+      <w:r>
+        <w:t xml:space="preserve"> </w:t>
+      </w:r>
+      <w:r>
+        <w:rPr>
+          <w:b/>
+          <w:bCs/>
+        </w:rPr>
+        <w:t xml:space="preserve">Type:</w:t>
+      </w:r>
+      <w:r>
+        <w:t xml:space="preserve"> </w:t>
+      </w:r>
+      <w:r>
+        <w:t xml:space="preserve">Bug</w:t>
+      </w:r>
+      <w:r>
+        <w:t xml:space="preserve"> </w:t>
+      </w:r>
+      <w:r>
+        <w:rPr>
+          <w:b/>
+          <w:bCs/>
+        </w:rPr>
+        <w:t xml:space="preserve">Severity:</w:t>
+      </w:r>
+      <w:r>
+        <w:t xml:space="preserve"> </w:t>
+      </w:r>
+      <w:r>
+        <w:t xml:space="preserve">HIGH (same class of harness-side false result as TMX-084 — caused</w:t>
+      </w:r>
+      <w:r>
+        <w:t xml:space="preserve"> </w:t>
+      </w:r>
+      <w:r>
+        <w:rPr>
+          <w:rStyle w:val="VerbatimChar"/>
+        </w:rPr>
+        <w:t xml:space="preserve">install.sh</w:t>
+      </w:r>
+      <w:r>
+        <w:t xml:space="preserve"> </w:t>
+      </w:r>
+      <w:r>
+        <w:t xml:space="preserve">to report RED on healthy, already-fixed code)</w:t>
+      </w:r>
+    </w:p>
+    <w:p>
+      <w:pPr>
+        <w:pStyle w:val="BodyText"/>
+      </w:pPr>
+      <w:r>
+        <w:rPr>
+          <w:b/>
+          <w:bCs/>
+        </w:rPr>
+        <w:t xml:space="preserve">Root cause:</w:t>
+      </w:r>
+      <w:r>
+        <w:t xml:space="preserve"> </w:t>
+      </w:r>
+      <w:r>
+        <w:rPr>
+          <w:rStyle w:val="VerbatimChar"/>
+        </w:rPr>
+        <w:t xml:space="preserve">scripts/tests/run_all.sh</w:t>
+      </w:r>
+      <w:r>
+        <w:t xml:space="preserve"> </w:t>
+      </w:r>
+      <w:r>
+        <w:t xml:space="preserve">(and</w:t>
+      </w:r>
+      <w:r>
+        <w:t xml:space="preserve"> </w:t>
+      </w:r>
+      <w:r>
+        <w:rPr>
+          <w:rStyle w:val="VerbatimChar"/>
+        </w:rPr>
+        <w:t xml:space="preserve">verify.sh</w:t>
+      </w:r>
+      <w:r>
+        <w:t xml:space="preserve">, which invokes it) runs every test file with NO</w:t>
+      </w:r>
+      <w:r>
+        <w:t xml:space="preserve"> </w:t>
+      </w:r>
+      <w:r>
+        <w:rPr>
+          <w:rStyle w:val="VerbatimChar"/>
+        </w:rPr>
+        <w:t xml:space="preserve">RED_MODE</w:t>
+      </w:r>
+      <w:r>
+        <w:t xml:space="preserve"> </w:t>
+      </w:r>
+      <w:r>
+        <w:t xml:space="preserve">environment override, so each test's OWN internal default becomes its de facto standing verification behaviour.</w:t>
+      </w:r>
+      <w:r>
+        <w:t xml:space="preserve"> </w:t>
+      </w:r>
+      <w:r>
+        <w:rPr>
+          <w:rStyle w:val="VerbatimChar"/>
+        </w:rPr>
+        <w:t xml:space="preserve">scripts/tests/59_oomd_preference_avoid.sh</w:t>
+      </w:r>
+      <w:r>
+        <w:t xml:space="preserve"> </w:t>
+      </w:r>
+      <w:r>
+        <w:t xml:space="preserve">(TMX-083's regression guard) defaulted to</w:t>
+      </w:r>
+      <w:r>
+        <w:t xml:space="preserve"> </w:t>
+      </w:r>
+      <w:r>
+        <w:rPr>
+          <w:rStyle w:val="VerbatimChar"/>
+        </w:rPr>
+        <w:t xml:space="preserve">RED_MODE="${RED_MODE:-1}"</w:t>
+      </w:r>
+      <w:r>
+        <w:t xml:space="preserve"> </w:t>
+      </w:r>
+      <w:r>
+        <w:t xml:space="preserve">— the REPRODUCE-THE-HISTORICAL-DEFECT polarity, whose entire purpose is to assert the OLD, BROKEN value (</w:t>
+      </w:r>
+      <w:r>
+        <w:rPr>
+          <w:rStyle w:val="VerbatimChar"/>
+        </w:rPr>
+        <w:t xml:space="preserve">ManagedOOMPreference=none</w:t>
+      </w:r>
+      <w:r>
+        <w:t xml:space="preserve">) is still present. Once the TMX-083 fix is genuinely deployed, that assertion is — correctly — no longer satisfiable, so a bare</w:t>
+      </w:r>
+      <w:r>
+        <w:t xml:space="preserve"> </w:t>
+      </w:r>
+      <w:r>
+        <w:rPr>
+          <w:rStyle w:val="VerbatimChar"/>
+        </w:rPr>
+        <w:t xml:space="preserve">bash scripts/tests/59_oomd_preference_avoid.sh</w:t>
+      </w:r>
+      <w:r>
+        <w:t xml:space="preserve"> </w:t>
+      </w:r>
+      <w:r>
+        <w:t xml:space="preserve">invocation FAILs 100% deterministically on ANY host where the fix is genuinely present, which is precisely the opposite of what a standing regression guard is for. This is unrelated to TMX-084 (a different file, a different mechanism — a polarity-default choice, not a substring-carrier collision) discovered in the same investigation cycle. Seven of the suite's eleven</w:t>
+      </w:r>
+      <w:r>
+        <w:t xml:space="preserve"> </w:t>
+      </w:r>
+      <w:r>
+        <w:rPr>
+          <w:rStyle w:val="VerbatimChar"/>
+        </w:rPr>
+        <w:t xml:space="preserve">RED_MODE</w:t>
+      </w:r>
+      <w:r>
+        <w:t xml:space="preserve">-polarity tests already default to</w:t>
+      </w:r>
+      <w:r>
+        <w:t xml:space="preserve"> </w:t>
+      </w:r>
+      <w:r>
+        <w:rPr>
+          <w:rStyle w:val="VerbatimChar"/>
+        </w:rPr>
+        <w:t xml:space="preserve">RED_MODE=0</w:t>
+      </w:r>
+      <w:r>
+        <w:t xml:space="preserve"> </w:t>
+      </w:r>
+      <w:r>
+        <w:t xml:space="preserve">(the GREEN/regression-guard polarity) for exactly this reason; test 59 was the outlier.</w:t>
+      </w:r>
+    </w:p>
+    <w:p>
+      <w:pPr>
+        <w:pStyle w:val="BodyText"/>
+      </w:pPr>
+      <w:r>
+        <w:rPr>
+          <w:b/>
+          <w:bCs/>
+        </w:rPr>
+        <w:t xml:space="preserve">Evidence:</w:t>
+      </w:r>
+      <w:r>
+        <w:t xml:space="preserve"> </w:t>
+      </w:r>
+      <w:r>
+        <w:t xml:space="preserve">direct reproduction — bare</w:t>
+      </w:r>
+      <w:r>
+        <w:t xml:space="preserve"> </w:t>
+      </w:r>
+      <w:r>
+        <w:rPr>
+          <w:rStyle w:val="VerbatimChar"/>
+        </w:rPr>
+        <w:t xml:space="preserve">bash scripts/tests/59_oomd_preference_avoid.sh</w:t>
+      </w:r>
+      <w:r>
+        <w:t xml:space="preserve"> </w:t>
+      </w:r>
+      <w:r>
+        <w:t xml:space="preserve">(no env override) against the genuinely-fixed</w:t>
+      </w:r>
+      <w:r>
+        <w:t xml:space="preserve"> </w:t>
+      </w:r>
+      <w:r>
+        <w:rPr>
+          <w:rStyle w:val="VerbatimChar"/>
+        </w:rPr>
+        <w:t xml:space="preserve">scripts/tmx</w:t>
+      </w:r>
+      <w:r>
+        <w:t xml:space="preserve"> </w:t>
+      </w:r>
+      <w:r>
+        <w:t xml:space="preserve">FAILs:</w:t>
+      </w:r>
+      <w:r>
+        <w:t xml:space="preserve"> </w:t>
+      </w:r>
+      <w:r>
+        <w:rPr>
+          <w:rStyle w:val="VerbatimChar"/>
+        </w:rPr>
+        <w:t xml:space="preserve">FAIL (RED): scope tmx-... has ManagedOOMPreference=avoid on what should be pre-fix code</w:t>
+      </w:r>
+      <w:r>
+        <w:t xml:space="preserve">. §11.4.199 exact-reproduction-sequence: the SAME invocation, explicitly</w:t>
+      </w:r>
+      <w:r>
+        <w:t xml:space="preserve"> </w:t>
+      </w:r>
+      <w:r>
+        <w:rPr>
+          <w:rStyle w:val="VerbatimChar"/>
+        </w:rPr>
+        <w:t xml:space="preserve">RED_MODE=0</w:t>
+      </w:r>
+      <w:r>
+        <w:t xml:space="preserve">, PASSes:</w:t>
+      </w:r>
+      <w:r>
+        <w:t xml:space="preserve"> </w:t>
+      </w:r>
+      <w:r>
+        <w:rPr>
+          <w:rStyle w:val="VerbatimChar"/>
+        </w:rPr>
+        <w:t xml:space="preserve">PASS (GREEN): scope tmx-... has ManagedOOMPreference=avoid — TMX-083 regression guard confirmed</w:t>
+      </w:r>
+      <w:r>
+        <w:t xml:space="preserve">.</w:t>
+      </w:r>
+    </w:p>
+    <w:p>
+      <w:pPr>
+        <w:pStyle w:val="BodyText"/>
+      </w:pPr>
+      <w:r>
+        <w:rPr>
+          <w:b/>
+          <w:bCs/>
+        </w:rPr>
+        <w:t xml:space="preserve">Fix:</w:t>
+      </w:r>
+      <w:r>
+        <w:t xml:space="preserve"> </w:t>
+      </w:r>
+      <w:r>
+        <w:t xml:space="preserve">flipped the default to</w:t>
+      </w:r>
+      <w:r>
+        <w:t xml:space="preserve"> </w:t>
+      </w:r>
+      <w:r>
+        <w:rPr>
+          <w:rStyle w:val="VerbatimChar"/>
+        </w:rPr>
+        <w:t xml:space="preserve">RED_MODE="${RED_MODE:-0}"</w:t>
+      </w:r>
+      <w:r>
+        <w:t xml:space="preserve">, matching the established, already-working convention used by tests 71/72/73/74/86/87/88.</w:t>
+      </w:r>
+      <w:r>
+        <w:t xml:space="preserve"> </w:t>
+      </w:r>
+      <w:r>
+        <w:rPr>
+          <w:rStyle w:val="VerbatimChar"/>
+        </w:rPr>
+        <w:t xml:space="preserve">RED_MODE=1</w:t>
+      </w:r>
+      <w:r>
+        <w:t xml:space="preserve"> </w:t>
+      </w:r>
+      <w:r>
+        <w:t xml:space="preserve">remains fully available as an explicit, deliberate opt-in for the original TDD-RED step or forensic re-verification — never the bare-invocation default.</w:t>
+      </w:r>
+    </w:p>
+    <w:p>
+      <w:pPr>
+        <w:pStyle w:val="BodyText"/>
+      </w:pPr>
+      <w:r>
+        <w:rPr>
+          <w:b/>
+          <w:bCs/>
+        </w:rPr>
+        <w:t xml:space="preserve">Verification of BOTH polarities on BOTH artifacts (full §11.4.115 matrix, all four cells confirmed by direct A/B against the pre-fix and post-fix wrapper):</w:t>
+      </w:r>
+      <w:r>
+        <w:t xml:space="preserve"> </w:t>
+      </w:r>
+      <w:r>
+        <w:t xml:space="preserve">bare/default invocation on the fixed artifact → PASS (GREEN); explicit</w:t>
+      </w:r>
+      <w:r>
+        <w:t xml:space="preserve"> </w:t>
+      </w:r>
+      <w:r>
+        <w:rPr>
+          <w:rStyle w:val="VerbatimChar"/>
+        </w:rPr>
+        <w:t xml:space="preserve">RED_MODE=1</w:t>
+      </w:r>
+      <w:r>
+        <w:t xml:space="preserve"> </w:t>
+      </w:r>
+      <w:r>
+        <w:t xml:space="preserve">on the fixed artifact → FAIL (correctly cannot reproduce a defect that is genuinely gone); explicit</w:t>
+      </w:r>
+      <w:r>
+        <w:t xml:space="preserve"> </w:t>
+      </w:r>
+      <w:r>
+        <w:rPr>
+          <w:rStyle w:val="VerbatimChar"/>
+        </w:rPr>
+        <w:t xml:space="preserve">RED_MODE=1</w:t>
+      </w:r>
+      <w:r>
+        <w:t xml:space="preserve"> </w:t>
+      </w:r>
+      <w:r>
+        <w:t xml:space="preserve">on the pre-TMX-083 (stale) artifact → PASS (</w:t>
+      </w:r>
+      <w:r>
+        <w:rPr>
+          <w:rStyle w:val="VerbatimChar"/>
+        </w:rPr>
+        <w:t xml:space="preserve">ManagedOOMPreference=none (not avoid) — defect reproduced</w:t>
+      </w:r>
+      <w:r>
+        <w:t xml:space="preserve">, the historical-reproduction capability is fully intact).</w:t>
+      </w:r>
+    </w:p>
+    <w:p>
+      <w:pPr>
+        <w:pStyle w:val="BodyText"/>
+      </w:pPr>
+      <w:r>
+        <w:rPr>
+          <w:b/>
+          <w:bCs/>
+        </w:rPr>
+        <w:t xml:space="preserve">Closure cycle:</w:t>
+      </w:r>
+      <w:r>
+        <w:t xml:space="preserve"> </w:t>
+      </w:r>
+      <w:r>
+        <w:t xml:space="preserve">v1.0.43</w:t>
+      </w:r>
+      <w:r>
+        <w:t xml:space="preserve"> </w:t>
+      </w:r>
+      <w:r>
+        <w:rPr>
+          <w:b/>
+          <w:bCs/>
+        </w:rPr>
+        <w:t xml:space="preserve">Closure commit:</w:t>
+      </w:r>
+      <w:r>
+        <w:t xml:space="preserve"> </w:t>
+      </w:r>
+      <w:r>
+        <w:t xml:space="preserve">(this commit)</w:t>
+      </w:r>
+      <w:r>
+        <w:t xml:space="preserve"> </w:t>
+      </w:r>
+      <w:r>
+        <w:rPr>
+          <w:b/>
+          <w:bCs/>
+        </w:rPr>
+        <w:t xml:space="preserve">Captured evidence (4-layer, §11.4.108):</w:t>
+      </w:r>
+    </w:p>
+    <w:p>
+      <w:pPr>
+        <w:pStyle w:val="Compact"/>
+        <w:numPr>
+          <w:ilvl w:val="0"/>
+          <w:numId w:val="1154"/>
+        </w:numPr>
+      </w:pPr>
+      <w:r>
+        <w:t xml:space="preserve">(a)</w:t>
+      </w:r>
+      <w:r>
+        <w:t xml:space="preserve"> </w:t>
+      </w:r>
+      <w:r>
+        <w:rPr>
+          <w:b/>
+          <w:bCs/>
+        </w:rPr>
+        <w:t xml:space="preserve">pre-build gate / source layer:</w:t>
+      </w:r>
+      <w:r>
+        <w:t xml:space="preserve"> </w:t>
+      </w:r>
+      <w:r>
+        <w:rPr>
+          <w:rStyle w:val="VerbatimChar"/>
+        </w:rPr>
+        <w:t xml:space="preserve">bash -n scripts/tests/59_oomd_preference_avoid.sh</w:t>
+      </w:r>
+      <w:r>
+        <w:t xml:space="preserve"> </w:t>
+      </w:r>
+      <w:r>
+        <w:t xml:space="preserve">clean.</w:t>
+      </w:r>
+    </w:p>
+    <w:p>
+      <w:pPr>
+        <w:pStyle w:val="Compact"/>
+        <w:numPr>
+          <w:ilvl w:val="0"/>
+          <w:numId w:val="1154"/>
+        </w:numPr>
+      </w:pPr>
+      <w:r>
+        <w:t xml:space="preserve">(b)</w:t>
+      </w:r>
+      <w:r>
+        <w:t xml:space="preserve"> </w:t>
+      </w:r>
+      <w:r>
+        <w:rPr>
+          <w:b/>
+          <w:bCs/>
+        </w:rPr>
+        <w:t xml:space="preserve">runtime layer:</w:t>
+      </w:r>
+      <w:r>
+        <w:t xml:space="preserve"> </w:t>
+      </w:r>
+      <w:r>
+        <w:t xml:space="preserve">bare invocation against the live, fixed</w:t>
+      </w:r>
+      <w:r>
+        <w:t xml:space="preserve"> </w:t>
+      </w:r>
+      <w:r>
+        <w:rPr>
+          <w:rStyle w:val="VerbatimChar"/>
+        </w:rPr>
+        <w:t xml:space="preserve">scripts/tmx</w:t>
+      </w:r>
+      <w:r>
+        <w:t xml:space="preserve"> </w:t>
+      </w:r>
+      <w:r>
+        <w:t xml:space="preserve">—</w:t>
+      </w:r>
+      <w:r>
+        <w:t xml:space="preserve"> </w:t>
+      </w:r>
+      <w:r>
+        <w:rPr>
+          <w:rStyle w:val="VerbatimChar"/>
+        </w:rPr>
+        <w:t xml:space="preserve">PASS (GREEN): ... TMX-083 regression guard confirmed</w:t>
+      </w:r>
+      <w:r>
+        <w:t xml:space="preserve">.</w:t>
+      </w:r>
+    </w:p>
+    <w:p>
+      <w:pPr>
+        <w:pStyle w:val="Compact"/>
+        <w:numPr>
+          <w:ilvl w:val="0"/>
+          <w:numId w:val="1154"/>
+        </w:numPr>
+      </w:pPr>
+      <w:r>
+        <w:t xml:space="preserve">(c)</w:t>
+      </w:r>
+      <w:r>
+        <w:t xml:space="preserve"> </w:t>
+      </w:r>
+      <w:r>
+        <w:rPr>
+          <w:b/>
+          <w:bCs/>
+        </w:rPr>
+        <w:t xml:space="preserve">§11.4.115 full polarity matrix:</w:t>
+      </w:r>
+      <w:r>
+        <w:t xml:space="preserve"> </w:t>
+      </w:r>
+      <w:r>
+        <w:t xml:space="preserve">all four (RED_MODE × pre/post-fix-artifact) cells directly verified — see above.</w:t>
+      </w:r>
+    </w:p>
+    <w:p>
+      <w:pPr>
+        <w:pStyle w:val="Compact"/>
+        <w:numPr>
+          <w:ilvl w:val="0"/>
+          <w:numId w:val="1154"/>
+        </w:numPr>
+      </w:pPr>
+      <w:r>
+        <w:t xml:space="preserve">(d)</w:t>
+      </w:r>
+      <w:r>
+        <w:t xml:space="preserve"> </w:t>
+      </w:r>
+      <w:r>
+        <w:rPr>
+          <w:b/>
+          <w:bCs/>
+        </w:rPr>
+        <w:t xml:space="preserve">paired mutation (§1.1/§11.4.115(F)):</w:t>
+      </w:r>
+      <w:r>
+        <w:t xml:space="preserve"> </w:t>
+      </w:r>
+      <w:r>
+        <w:rPr>
+          <w:rStyle w:val="VerbatimChar"/>
+        </w:rPr>
+        <w:t xml:space="preserve">M-RED-DEFAULT-59</w:t>
+      </w:r>
+      <w:r>
+        <w:t xml:space="preserve"> </w:t>
+      </w:r>
+      <w:r>
+        <w:t xml:space="preserve">in</w:t>
+      </w:r>
+      <w:r>
+        <w:t xml:space="preserve"> </w:t>
+      </w:r>
+      <w:r>
+        <w:rPr>
+          <w:rStyle w:val="VerbatimChar"/>
+        </w:rPr>
+        <w:t xml:space="preserve">meta_test_false_positive_proof.sh</w:t>
+      </w:r>
+      <w:r>
+        <w:t xml:space="preserve"> </w:t>
+      </w:r>
+      <w:r>
+        <w:t xml:space="preserve">reverts the default from 0 back to 1 — a bare (no-env-override) invocation of test 59 FAILs again with the mutation applied.</w:t>
+      </w:r>
+    </w:p>
+    <w:p>
+      <w:pPr>
+        <w:pStyle w:val="FirstParagraph"/>
+      </w:pPr>
+      <w:r>
+        <w:rPr>
+          <w:b/>
+          <w:bCs/>
+        </w:rPr>
+        <w:t xml:space="preserve">Regression-protection:</w:t>
+      </w:r>
+      <w:r>
+        <w:t xml:space="preserve"> </w:t>
+      </w:r>
+      <w:r>
+        <w:rPr>
+          <w:rStyle w:val="VerbatimChar"/>
+        </w:rPr>
+        <w:t xml:space="preserve">M-RED-DEFAULT-59</w:t>
+      </w:r>
+      <w:r>
+        <w:t xml:space="preserve"> </w:t>
+      </w:r>
+      <w:r>
+        <w:t xml:space="preserve">paired mutation asserts the default stays</w:t>
+      </w:r>
+      <w:r>
+        <w:t xml:space="preserve"> </w:t>
+      </w:r>
+      <w:r>
+        <w:rPr>
+          <w:rStyle w:val="VerbatimChar"/>
+        </w:rPr>
+        <w:t xml:space="preserve">0</w:t>
+      </w:r>
+      <w:r>
+        <w:t xml:space="preserve">; test 59 itself remains the standing TMX-083 regression guard, now correctly wired to fire in its GREEN polarity under a bare</w:t>
+      </w:r>
+      <w:r>
+        <w:t xml:space="preserve"> </w:t>
+      </w:r>
+      <w:r>
+        <w:rPr>
+          <w:rStyle w:val="VerbatimChar"/>
+        </w:rPr>
+        <w:t xml:space="preserve">run_all.sh</w:t>
+      </w:r>
+      <w:r>
+        <w:t xml:space="preserve">/</w:t>
+      </w:r>
+      <w:r>
+        <w:rPr>
+          <w:rStyle w:val="VerbatimChar"/>
+        </w:rPr>
+        <w:t xml:space="preserve">verify.sh</w:t>
+      </w:r>
+      <w:r>
+        <w:t xml:space="preserve">/</w:t>
+      </w:r>
+      <w:r>
+        <w:rPr>
+          <w:rStyle w:val="VerbatimChar"/>
+        </w:rPr>
+        <w:t xml:space="preserve">install.sh</w:t>
+      </w:r>
+      <w:r>
+        <w:t xml:space="preserve"> </w:t>
+      </w:r>
+      <w:r>
+        <w:t xml:space="preserve">invocation.</w:t>
+      </w:r>
+    </w:p>
+    <w:p>
+      <w:pPr>
+        <w:pStyle w:val="BodyText"/>
+      </w:pPr>
+      <w:r>
+        <w:rPr>
+          <w:b/>
+          <w:bCs/>
+        </w:rPr>
+        <w:t xml:space="preserve">§11.4.120 reconciliation:</w:t>
+      </w:r>
+      <w:r>
+        <w:t xml:space="preserve"> </w:t>
+      </w:r>
+      <w:r>
+        <w:t xml:space="preserve">none required — no other gate asserted the old default as correct.</w:t>
+      </w:r>
+    </w:p>
+    <w:p>
+      <w:pPr>
+        <w:pStyle w:val="BodyText"/>
+      </w:pPr>
+      <w:r>
+        <w:rPr>
+          <w:b/>
+          <w:bCs/>
+        </w:rPr>
+        <w:t xml:space="preserve">Discovery-pressure note (§11.4.118):</w:t>
+      </w:r>
+      <w:r>
+        <w:t xml:space="preserve"> </w:t>
+      </w:r>
+      <w:r>
+        <w:t xml:space="preserve">the investigation triggering both K1 and K2 covered all five tests the operator reported (27, 56, 57, 59, 87); 27 and 87 were independently re-confirmed as the already-tracked TMX-080/TMX-081 (unchanged, no new action). K1 and K2 are the complete account of the remaining three — no further undiagnosed failures remain from this report.</w:t>
+      </w:r>
+    </w:p>
+    <w:bookmarkEnd w:id="99"/>
+    <w:bookmarkEnd w:id="100"/>
+    <w:bookmarkEnd w:id="101"/>
     <w:sectPr>
       <w:footnotePr>
         <w:numRestart w:val="eachSect"/>
@@ -52407,6 +55880,15 @@
     <w:abstractNumId w:val="991"/>
   </w:num>
   <w:num w:numId="1151">
+    <w:abstractNumId w:val="991"/>
+  </w:num>
+  <w:num w:numId="1152">
+    <w:abstractNumId w:val="991"/>
+  </w:num>
+  <w:num w:numId="1153">
+    <w:abstractNumId w:val="991"/>
+  </w:num>
+  <w:num w:numId="1154">
     <w:abstractNumId w:val="991"/>
   </w:num>
 </w:numbering>

--- a/Fixed.docx
+++ b/Fixed.docx
@@ -53784,7 +53784,10 @@
         <w:t xml:space="preserve"> </w:t>
       </w:r>
       <w:r>
-        <w:t xml:space="preserve">(this commit)</w:t>
+        <w:rPr>
+          <w:rStyle w:val="VerbatimChar"/>
+        </w:rPr>
+        <w:t xml:space="preserve">e6c0c1c</w:t>
       </w:r>
       <w:r>
         <w:t xml:space="preserve"> </w:t>
@@ -54616,7 +54619,10 @@
         <w:t xml:space="preserve"> </w:t>
       </w:r>
       <w:r>
-        <w:t xml:space="preserve">(this commit)</w:t>
+        <w:rPr>
+          <w:rStyle w:val="VerbatimChar"/>
+        </w:rPr>
+        <w:t xml:space="preserve">e6c0c1c</w:t>
       </w:r>
       <w:r>
         <w:t xml:space="preserve"> </w:t>

--- a/Fixed.docx
+++ b/Fixed.docx
@@ -10,7 +10,7 @@
         <w:t xml:space="preserve">Fixed</w:t>
       </w:r>
     </w:p>
-    <w:bookmarkStart w:id="101" w:name="vasic-digital-tmux--closed-items-tracker"/>
+    <w:bookmarkStart w:id="107" w:name="vasic-digital-tmux--closed-items-tracker"/>
     <w:p>
       <w:pPr>
         <w:pStyle w:val="Heading1"/>
@@ -54915,9 +54915,5410 @@
         <w:t xml:space="preserve">the investigation triggering both K1 and K2 covered all five tests the operator reported (27, 56, 57, 59, 87); 27 and 87 were independently re-confirmed as the already-tracked TMX-080/TMX-081 (unchanged, no new action). K1 and K2 are the complete account of the remaining three — no further undiagnosed failures remain from this report.</w:t>
       </w:r>
     </w:p>
+    <w:p>
+      <w:r>
+        <w:pict>
+          <v:rect style="width:0;height:1.5pt" o:hralign="center" o:hrstd="t" o:hr="t"/>
+        </w:pict>
+      </w:r>
+    </w:p>
     <w:bookmarkEnd w:id="99"/>
     <w:bookmarkEnd w:id="100"/>
+    <w:bookmarkStart w:id="103" w:name="X045705efe147be3f5659b94df59dde9ca2cabb3"/>
+    <w:p>
+      <w:pPr>
+        <w:pStyle w:val="Heading2"/>
+      </w:pPr>
+      <w:r>
+        <w:t xml:space="preserve">L. SSH-only installability — credential prompt + orphan gitlink (2026-09-01)</w:t>
+      </w:r>
+    </w:p>
+    <w:p>
+      <w:pPr>
+        <w:pStyle w:val="FirstParagraph"/>
+      </w:pPr>
+      <w:r>
+        <w:t xml:space="preserve">Discovered from a verbatim operator report (2026-09-01): "We cannot install / setup tmx (tmux) on the System! Running our bash script gets stuck asking for GitHub credentials, which MUST NOTEVER haoppen! We shall rely only on ssh key (git protocol)!" Universal Constitution §11.4.238 applies — the defect was found by the OPERATOR attempting a real install, not by any automated QA gate this project ships, so the coverage escape is itself part of the closure (test 90 closes it). Investigated via</w:t>
+      </w:r>
+      <w:r>
+        <w:t xml:space="preserve"> </w:t>
+      </w:r>
+      <w:r>
+        <w:rPr>
+          <w:rStyle w:val="VerbatimChar"/>
+        </w:rPr>
+        <w:t xml:space="preserve">/superpowers:systematic-debugging</w:t>
+      </w:r>
+      <w:r>
+        <w:t xml:space="preserve"> </w:t>
+      </w:r>
+      <w:r>
+        <w:t xml:space="preserve">per §11.4.102.</w:t>
+      </w:r>
+    </w:p>
+    <w:p>
+      <w:pPr>
+        <w:pStyle w:val="BodyText"/>
+      </w:pPr>
+      <w:r>
+        <w:t xml:space="preserve">The single reported symptom ("the install gets stuck") resolved to TWO INDEPENDENT root causes, each of which is on its own sufficient to block the install on a clean host. Fixing only one would have left the operator's install still broken — the §11.4.194 exhaustive-review discipline (enumerate the full failure space, never stop at the first sufficient cause) is what surfaced the second.</w:t>
+      </w:r>
+    </w:p>
+    <w:bookmarkStart w:id="101" w:name="X969bb999a37549cd52d824598d1a9900684fb7d"/>
+    <w:p>
+      <w:pPr>
+        <w:pStyle w:val="Heading3"/>
+      </w:pPr>
+      <w:r>
+        <w:t xml:space="preserve">L1 INSTALL-CREDENTIAL-PROMPT-001 —</w:t>
+      </w:r>
+      <w:r>
+        <w:t xml:space="preserve"> </w:t>
+      </w:r>
+      <w:r>
+        <w:rPr>
+          <w:rStyle w:val="VerbatimChar"/>
+        </w:rPr>
+        <w:t xml:space="preserve">install.sh</w:t>
+      </w:r>
+      <w:r>
+        <w:t xml:space="preserve"> </w:t>
+      </w:r>
+      <w:r>
+        <w:t xml:space="preserve">injected an HTTPS</w:t>
+      </w:r>
+      <w:r>
+        <w:t xml:space="preserve"> </w:t>
+      </w:r>
+      <w:r>
+        <w:rPr>
+          <w:rStyle w:val="VerbatimChar"/>
+        </w:rPr>
+        <w:t xml:space="preserve">insteadOf</w:t>
+      </w:r>
+      <w:r>
+        <w:t xml:space="preserve"> </w:t>
+      </w:r>
+      <w:r>
+        <w:t xml:space="preserve">rewrite by default, which propagated to a PRIVATE nested submodule and blocked forever on a GitHub</w:t>
+      </w:r>
+      <w:r>
+        <w:t xml:space="preserve"> </w:t>
+      </w:r>
+      <w:r>
+        <w:rPr>
+          <w:rStyle w:val="VerbatimChar"/>
+        </w:rPr>
+        <w:t xml:space="preserve">Username</w:t>
+      </w:r>
+      <w:r>
+        <w:t xml:space="preserve"> </w:t>
+      </w:r>
+      <w:r>
+        <w:t xml:space="preserve">prompt —</w:t>
+      </w:r>
+      <w:r>
+        <w:t xml:space="preserve"> </w:t>
+      </w:r>
+      <w:r>
+        <w:rPr>
+          <w:rStyle w:val="VerbatimChar"/>
+        </w:rPr>
+        <w:t xml:space="preserve">FIXED</w:t>
+      </w:r>
+    </w:p>
+    <w:p>
+      <w:pPr>
+        <w:pStyle w:val="FirstParagraph"/>
+      </w:pPr>
+      <w:r>
+        <w:rPr>
+          <w:b/>
+          <w:bCs/>
+        </w:rPr>
+        <w:t xml:space="preserve">TMX-ID:</w:t>
+      </w:r>
+      <w:r>
+        <w:t xml:space="preserve"> </w:t>
+      </w:r>
+      <w:r>
+        <w:t xml:space="preserve">TMX-086</w:t>
+      </w:r>
+      <w:r>
+        <w:t xml:space="preserve"> </w:t>
+      </w:r>
+      <w:r>
+        <w:rPr>
+          <w:b/>
+          <w:bCs/>
+        </w:rPr>
+        <w:t xml:space="preserve">Status:</w:t>
+      </w:r>
+      <w:r>
+        <w:t xml:space="preserve"> </w:t>
+      </w:r>
+      <w:r>
+        <w:t xml:space="preserve">Fixed (→ Fixed.md)</w:t>
+      </w:r>
+      <w:r>
+        <w:t xml:space="preserve"> </w:t>
+      </w:r>
+      <w:r>
+        <w:rPr>
+          <w:b/>
+          <w:bCs/>
+        </w:rPr>
+        <w:t xml:space="preserve">Type:</w:t>
+      </w:r>
+      <w:r>
+        <w:t xml:space="preserve"> </w:t>
+      </w:r>
+      <w:r>
+        <w:t xml:space="preserve">Bug</w:t>
+      </w:r>
+      <w:r>
+        <w:t xml:space="preserve"> </w:t>
+      </w:r>
+      <w:r>
+        <w:rPr>
+          <w:b/>
+          <w:bCs/>
+        </w:rPr>
+        <w:t xml:space="preserve">Severity:</w:t>
+      </w:r>
+      <w:r>
+        <w:t xml:space="preserve"> </w:t>
+      </w:r>
+      <w:r>
+        <w:t xml:space="preserve">BLOCKER (operator-reported: the product could not be installed at all on an SSH-key-only host; under</w:t>
+      </w:r>
+      <w:r>
+        <w:t xml:space="preserve"> </w:t>
+      </w:r>
+      <w:r>
+        <w:rPr>
+          <w:rStyle w:val="VerbatimChar"/>
+        </w:rPr>
+        <w:t xml:space="preserve">curl | bash</w:t>
+      </w:r>
+      <w:r>
+        <w:t xml:space="preserve"> </w:t>
+      </w:r>
+      <w:r>
+        <w:t xml:space="preserve">the prompt is not even answerable)</w:t>
+      </w:r>
+    </w:p>
+    <w:p>
+      <w:pPr>
+        <w:pStyle w:val="BodyText"/>
+      </w:pPr>
+      <w:r>
+        <w:rPr>
+          <w:b/>
+          <w:bCs/>
+        </w:rPr>
+        <w:t xml:space="preserve">Root cause:</w:t>
+      </w:r>
+      <w:r>
+        <w:t xml:space="preserve"> </w:t>
+      </w:r>
+      <w:r>
+        <w:rPr>
+          <w:rStyle w:val="VerbatimChar"/>
+        </w:rPr>
+        <w:t xml:space="preserve">scripts/install.sh</w:t>
+      </w:r>
+      <w:r>
+        <w:t xml:space="preserve"> </w:t>
+      </w:r>
+      <w:r>
+        <w:t xml:space="preserve">injected</w:t>
+      </w:r>
+      <w:r>
+        <w:t xml:space="preserve"> </w:t>
+      </w:r>
+      <w:r>
+        <w:rPr>
+          <w:rStyle w:val="VerbatimChar"/>
+        </w:rPr>
+        <w:t xml:space="preserve">-c url.https://github.com/.insteadOf=git@github.com:</w:t>
+      </w:r>
+      <w:r>
+        <w:t xml:space="preserve"> </w:t>
+      </w:r>
+      <w:r>
+        <w:t xml:space="preserve">BY DEFAULT. Git propagates</w:t>
+      </w:r>
+      <w:r>
+        <w:t xml:space="preserve"> </w:t>
+      </w:r>
+      <w:r>
+        <w:rPr>
+          <w:rStyle w:val="VerbatimChar"/>
+        </w:rPr>
+        <w:t xml:space="preserve">-c</w:t>
+      </w:r>
+      <w:r>
+        <w:t xml:space="preserve"> </w:t>
+      </w:r>
+      <w:r>
+        <w:t xml:space="preserve">flags to child processes via the</w:t>
+      </w:r>
+      <w:r>
+        <w:t xml:space="preserve"> </w:t>
+      </w:r>
+      <w:r>
+        <w:rPr>
+          <w:rStyle w:val="VerbatimChar"/>
+        </w:rPr>
+        <w:t xml:space="preserve">GIT_CONFIG_PARAMETERS</w:t>
+      </w:r>
+      <w:r>
+        <w:t xml:space="preserve"> </w:t>
+      </w:r>
+      <w:r>
+        <w:t xml:space="preserve">environment variable, so the rewrite did NOT stay scoped to the top-level clone — it reached every RECURSIVE submodule clone the install performs. The constitution submodule nests</w:t>
+      </w:r>
+      <w:r>
+        <w:t xml:space="preserve"> </w:t>
+      </w:r>
+      <w:r>
+        <w:rPr>
+          <w:rStyle w:val="VerbatimChar"/>
+        </w:rPr>
+        <w:t xml:space="preserve">submodules/helix_perf_cache -&gt; git@github.com:HelixDevelopment/helix_perf_cache.git</w:t>
+      </w:r>
+      <w:r>
+        <w:t xml:space="preserve">, which is the ONLY repository of the nine in the tree that is not anonymously readable. Rewritten to its HTTPS form it cannot be fetched without credentials, so GitHub responds by asking for a</w:t>
+      </w:r>
+      <w:r>
+        <w:t xml:space="preserve"> </w:t>
+      </w:r>
+      <w:r>
+        <w:rPr>
+          <w:rStyle w:val="VerbatimChar"/>
+        </w:rPr>
+        <w:t xml:space="preserve">Username</w:t>
+      </w:r>
+      <w:r>
+        <w:t xml:space="preserve">; because nothing in the installer set</w:t>
+      </w:r>
+      <w:r>
+        <w:t xml:space="preserve"> </w:t>
+      </w:r>
+      <w:r>
+        <w:rPr>
+          <w:rStyle w:val="VerbatimChar"/>
+        </w:rPr>
+        <w:t xml:space="preserve">GIT_TERMINAL_PROMPT=0</w:t>
+      </w:r>
+      <w:r>
+        <w:t xml:space="preserve">, git BLOCKED on that prompt indefinitely rather than failing fast. Under the documented</w:t>
+      </w:r>
+      <w:r>
+        <w:t xml:space="preserve"> </w:t>
+      </w:r>
+      <w:r>
+        <w:rPr>
+          <w:rStyle w:val="VerbatimChar"/>
+        </w:rPr>
+        <w:t xml:space="preserve">curl | bash</w:t>
+      </w:r>
+      <w:r>
+        <w:t xml:space="preserve"> </w:t>
+      </w:r>
+      <w:r>
+        <w:t xml:space="preserve">install path stdin is the script itself, so the prompt is unanswerable and the install hangs until the operator kills it — exactly the operator's report.</w:t>
+      </w:r>
+    </w:p>
+    <w:p>
+      <w:pPr>
+        <w:pStyle w:val="BodyText"/>
+      </w:pPr>
+      <w:r>
+        <w:rPr>
+          <w:b/>
+          <w:bCs/>
+        </w:rPr>
+        <w:t xml:space="preserve">Evidence — anonymous-HTTPS census</w:t>
+      </w:r>
+      <w:r>
+        <w:t xml:space="preserve"> </w:t>
+      </w:r>
+      <w:r>
+        <w:t xml:space="preserve">(all git config bypassed, no credential helper present on the host, so the result reflects genuine anonymous readability and not a cached credential):</w:t>
+      </w:r>
+    </w:p>
+    <w:p>
+      <w:pPr>
+        <w:pStyle w:val="Compact"/>
+        <w:numPr>
+          <w:ilvl w:val="0"/>
+          <w:numId w:val="1155"/>
+        </w:numPr>
+      </w:pPr>
+      <w:r>
+        <w:t xml:space="preserve">PUBLIC (8 + 1 = 9 probed, anonymously readable):</w:t>
+      </w:r>
+      <w:r>
+        <w:t xml:space="preserve"> </w:t>
+      </w:r>
+      <w:r>
+        <w:rPr>
+          <w:rStyle w:val="VerbatimChar"/>
+        </w:rPr>
+        <w:t xml:space="preserve">vasic-digital/tmux</w:t>
+      </w:r>
+      <w:r>
+        <w:t xml:space="preserve">,</w:t>
+      </w:r>
+      <w:r>
+        <w:t xml:space="preserve"> </w:t>
+      </w:r>
+      <w:r>
+        <w:rPr>
+          <w:rStyle w:val="VerbatimChar"/>
+        </w:rPr>
+        <w:t xml:space="preserve">vasic-digital/Containers</w:t>
+      </w:r>
+      <w:r>
+        <w:t xml:space="preserve">,</w:t>
+      </w:r>
+      <w:r>
+        <w:t xml:space="preserve"> </w:t>
+      </w:r>
+      <w:r>
+        <w:rPr>
+          <w:rStyle w:val="VerbatimChar"/>
+        </w:rPr>
+        <w:t xml:space="preserve">vasic-digital/token_optimizer</w:t>
+      </w:r>
+      <w:r>
+        <w:t xml:space="preserve">,</w:t>
+      </w:r>
+      <w:r>
+        <w:t xml:space="preserve"> </w:t>
+      </w:r>
+      <w:r>
+        <w:rPr>
+          <w:rStyle w:val="VerbatimChar"/>
+        </w:rPr>
+        <w:t xml:space="preserve">vasic-digital/session_orchestrator</w:t>
+      </w:r>
+      <w:r>
+        <w:t xml:space="preserve">,</w:t>
+      </w:r>
+      <w:r>
+        <w:t xml:space="preserve"> </w:t>
+      </w:r>
+      <w:r>
+        <w:rPr>
+          <w:rStyle w:val="VerbatimChar"/>
+        </w:rPr>
+        <w:t xml:space="preserve">vasic-digital/continuum</w:t>
+      </w:r>
+      <w:r>
+        <w:t xml:space="preserve">,</w:t>
+      </w:r>
+      <w:r>
+        <w:t xml:space="preserve"> </w:t>
+      </w:r>
+      <w:r>
+        <w:rPr>
+          <w:rStyle w:val="VerbatimChar"/>
+        </w:rPr>
+        <w:t xml:space="preserve">vasic-digital/anti_bluff</w:t>
+      </w:r>
+      <w:r>
+        <w:t xml:space="preserve">,</w:t>
+      </w:r>
+      <w:r>
+        <w:t xml:space="preserve"> </w:t>
+      </w:r>
+      <w:r>
+        <w:rPr>
+          <w:rStyle w:val="VerbatimChar"/>
+        </w:rPr>
+        <w:t xml:space="preserve">vasic-digital/design-toolkit</w:t>
+      </w:r>
+      <w:r>
+        <w:t xml:space="preserve">,</w:t>
+      </w:r>
+      <w:r>
+        <w:t xml:space="preserve"> </w:t>
+      </w:r>
+      <w:r>
+        <w:rPr>
+          <w:rStyle w:val="VerbatimChar"/>
+        </w:rPr>
+        <w:t xml:space="preserve">vasic-digital/docs_chain</w:t>
+      </w:r>
+      <w:r>
+        <w:t xml:space="preserve">, and</w:t>
+      </w:r>
+      <w:r>
+        <w:t xml:space="preserve"> </w:t>
+      </w:r>
+      <w:r>
+        <w:rPr>
+          <w:rStyle w:val="VerbatimChar"/>
+        </w:rPr>
+        <w:t xml:space="preserve">HelixDevelopment/HelixConstitution</w:t>
+      </w:r>
+      <w:r>
+        <w:t xml:space="preserve">.</w:t>
+      </w:r>
+    </w:p>
+    <w:p>
+      <w:pPr>
+        <w:pStyle w:val="Compact"/>
+        <w:numPr>
+          <w:ilvl w:val="0"/>
+          <w:numId w:val="1155"/>
+        </w:numPr>
+      </w:pPr>
+      <w:r>
+        <w:t xml:space="preserve">PRIVATE (the trigger):</w:t>
+      </w:r>
+      <w:r>
+        <w:t xml:space="preserve"> </w:t>
+      </w:r>
+      <w:r>
+        <w:rPr>
+          <w:rStyle w:val="VerbatimChar"/>
+        </w:rPr>
+        <w:t xml:space="preserve">HelixDevelopment/helix_perf_cache</w:t>
+      </w:r>
+      <w:r>
+        <w:t xml:space="preserve">.</w:t>
+      </w:r>
+    </w:p>
+    <w:p>
+      <w:pPr>
+        <w:pStyle w:val="FirstParagraph"/>
+      </w:pPr>
+      <w:r>
+        <w:rPr>
+          <w:b/>
+          <w:bCs/>
+        </w:rPr>
+        <w:t xml:space="preserve">Evidence — controlled A/B (§11.4.199 exact-reproduction-sequence; same repository, same host, same minute, ONE variable changed):</w:t>
+      </w:r>
+    </w:p>
+    <w:p>
+      <w:pPr>
+        <w:pStyle w:val="Compact"/>
+        <w:numPr>
+          <w:ilvl w:val="0"/>
+          <w:numId w:val="1156"/>
+        </w:numPr>
+      </w:pPr>
+      <w:r>
+        <w:t xml:space="preserve">SSH as declared (no rewrite):</w:t>
+      </w:r>
+      <w:r>
+        <w:t xml:space="preserve"> </w:t>
+      </w:r>
+      <w:r>
+        <w:rPr>
+          <w:rStyle w:val="VerbatimChar"/>
+        </w:rPr>
+        <w:t xml:space="preserve">exit=0</w:t>
+      </w:r>
+      <w:r>
+        <w:t xml:space="preserve">,</w:t>
+      </w:r>
+      <w:r>
+        <w:t xml:space="preserve"> </w:t>
+      </w:r>
+      <w:r>
+        <w:rPr>
+          <w:rStyle w:val="VerbatimChar"/>
+        </w:rPr>
+        <w:t xml:space="preserve">6adcfb2  refs/heads/main</w:t>
+      </w:r>
+      <w:r>
+        <w:t xml:space="preserve">.</w:t>
+      </w:r>
+    </w:p>
+    <w:p>
+      <w:pPr>
+        <w:pStyle w:val="Compact"/>
+        <w:numPr>
+          <w:ilvl w:val="0"/>
+          <w:numId w:val="1156"/>
+        </w:numPr>
+      </w:pPr>
+      <w:r>
+        <w:t xml:space="preserve">With the installer's</w:t>
+      </w:r>
+      <w:r>
+        <w:t xml:space="preserve"> </w:t>
+      </w:r>
+      <w:r>
+        <w:rPr>
+          <w:rStyle w:val="VerbatimChar"/>
+        </w:rPr>
+        <w:t xml:space="preserve">insteadOf</w:t>
+      </w:r>
+      <w:r>
+        <w:t xml:space="preserve"> </w:t>
+      </w:r>
+      <w:r>
+        <w:t xml:space="preserve">rewrite applied:</w:t>
+      </w:r>
+      <w:r>
+        <w:t xml:space="preserve"> </w:t>
+      </w:r>
+      <w:r>
+        <w:rPr>
+          <w:rStyle w:val="VerbatimChar"/>
+        </w:rPr>
+        <w:t xml:space="preserve">exit=128</w:t>
+      </w:r>
+      <w:r>
+        <w:t xml:space="preserve">,</w:t>
+      </w:r>
+      <w:r>
+        <w:t xml:space="preserve"> </w:t>
+      </w:r>
+      <w:r>
+        <w:rPr>
+          <w:rStyle w:val="VerbatimChar"/>
+        </w:rPr>
+        <w:t xml:space="preserve">fatal: could not read Username for 'https://github.com'</w:t>
+      </w:r>
+      <w:r>
+        <w:t xml:space="preserve">.</w:t>
+      </w:r>
+    </w:p>
+    <w:p>
+      <w:pPr>
+        <w:pStyle w:val="FirstParagraph"/>
+      </w:pPr>
+      <w:r>
+        <w:t xml:space="preserve">The A/B isolates the rewrite as the cause: the identical command against the identical remote succeeds over SSH and fails over the rewritten HTTPS URL, with the failure text naming the credential prompt directly.</w:t>
+      </w:r>
+    </w:p>
+    <w:p>
+      <w:pPr>
+        <w:pStyle w:val="BodyText"/>
+      </w:pPr>
+      <w:r>
+        <w:rPr>
+          <w:b/>
+          <w:bCs/>
+        </w:rPr>
+        <w:t xml:space="preserve">Fix (all in</w:t>
+      </w:r>
+      <w:r>
+        <w:rPr>
+          <w:b/>
+          <w:bCs/>
+        </w:rPr>
+        <w:t xml:space="preserve"> </w:t>
+      </w:r>
+      <w:r>
+        <w:rPr>
+          <w:rStyle w:val="VerbatimChar"/>
+          <w:b/>
+          <w:bCs/>
+        </w:rPr>
+        <w:t xml:space="preserve">scripts/install.sh</w:t>
+      </w:r>
+      <w:r>
+        <w:rPr>
+          <w:b/>
+          <w:bCs/>
+        </w:rPr>
+        <w:t xml:space="preserve">):</w:t>
+      </w:r>
+    </w:p>
+    <w:p>
+      <w:pPr>
+        <w:pStyle w:val="Compact"/>
+        <w:numPr>
+          <w:ilvl w:val="0"/>
+          <w:numId w:val="1157"/>
+        </w:numPr>
+      </w:pPr>
+      <w:r>
+        <w:rPr>
+          <w:rStyle w:val="VerbatimChar"/>
+        </w:rPr>
+        <w:t xml:space="preserve">DEFAULT_REPO_URL</w:t>
+      </w:r>
+      <w:r>
+        <w:t xml:space="preserve"> </w:t>
+      </w:r>
+      <w:r>
+        <w:t xml:space="preserve">changed from</w:t>
+      </w:r>
+      <w:r>
+        <w:t xml:space="preserve"> </w:t>
+      </w:r>
+      <w:r>
+        <w:rPr>
+          <w:rStyle w:val="VerbatimChar"/>
+        </w:rPr>
+        <w:t xml:space="preserve">https://github.com/vasic-digital/tmux.git</w:t>
+      </w:r>
+      <w:r>
+        <w:t xml:space="preserve"> </w:t>
+      </w:r>
+      <w:r>
+        <w:t xml:space="preserve">to</w:t>
+      </w:r>
+      <w:r>
+        <w:t xml:space="preserve"> </w:t>
+      </w:r>
+      <w:r>
+        <w:rPr>
+          <w:rStyle w:val="VerbatimChar"/>
+        </w:rPr>
+        <w:t xml:space="preserve">git@github.com:vasic-digital/tmux.git</w:t>
+      </w:r>
+      <w:r>
+        <w:t xml:space="preserve"> </w:t>
+      </w:r>
+      <w:r>
+        <w:t xml:space="preserve">— SSH (git protocol) is now the declared default, matching the operator's mandate.</w:t>
+      </w:r>
+    </w:p>
+    <w:p>
+      <w:pPr>
+        <w:pStyle w:val="Compact"/>
+        <w:numPr>
+          <w:ilvl w:val="0"/>
+          <w:numId w:val="1157"/>
+        </w:numPr>
+      </w:pPr>
+      <w:r>
+        <w:t xml:space="preserve">The</w:t>
+      </w:r>
+      <w:r>
+        <w:t xml:space="preserve"> </w:t>
+      </w:r>
+      <w:r>
+        <w:rPr>
+          <w:rStyle w:val="VerbatimChar"/>
+        </w:rPr>
+        <w:t xml:space="preserve">insteadOf</w:t>
+      </w:r>
+      <w:r>
+        <w:t xml:space="preserve"> </w:t>
+      </w:r>
+      <w:r>
+        <w:t xml:space="preserve">rewrite is OFF by default. It is now an explicit OPT-IN via</w:t>
+      </w:r>
+      <w:r>
+        <w:t xml:space="preserve"> </w:t>
+      </w:r>
+      <w:r>
+        <w:rPr>
+          <w:rStyle w:val="VerbatimChar"/>
+        </w:rPr>
+        <w:t xml:space="preserve">TMX_INSTALL_HTTPS_REWRITE=1</w:t>
+      </w:r>
+      <w:r>
+        <w:t xml:space="preserve"> </w:t>
+      </w:r>
+      <w:r>
+        <w:t xml:space="preserve">/</w:t>
+      </w:r>
+      <w:r>
+        <w:t xml:space="preserve"> </w:t>
+      </w:r>
+      <w:r>
+        <w:rPr>
+          <w:rStyle w:val="VerbatimChar"/>
+        </w:rPr>
+        <w:t xml:space="preserve">--https-rewrite</w:t>
+      </w:r>
+      <w:r>
+        <w:t xml:space="preserve">. The pre-existing</w:t>
+      </w:r>
+      <w:r>
+        <w:t xml:space="preserve"> </w:t>
+      </w:r>
+      <w:r>
+        <w:rPr>
+          <w:rStyle w:val="VerbatimChar"/>
+        </w:rPr>
+        <w:t xml:space="preserve">TMX_INSTALL_NO_HTTPS_REWRITE=1</w:t>
+      </w:r>
+      <w:r>
+        <w:t xml:space="preserve"> </w:t>
+      </w:r>
+      <w:r>
+        <w:t xml:space="preserve">/</w:t>
+      </w:r>
+      <w:r>
+        <w:t xml:space="preserve"> </w:t>
+      </w:r>
+      <w:r>
+        <w:rPr>
+          <w:rStyle w:val="VerbatimChar"/>
+        </w:rPr>
+        <w:t xml:space="preserve">--no-https-rewrite</w:t>
+      </w:r>
+      <w:r>
+        <w:t xml:space="preserve"> </w:t>
+      </w:r>
+      <w:r>
+        <w:t xml:space="preserve">opt-OUT is still honoured and WINS over the opt-in, so no existing caller's intent is silently inverted (§11.4.122 — the HTTPS-rewrite capability is preserved, not removed; only its default changed).</w:t>
+      </w:r>
+    </w:p>
+    <w:p>
+      <w:pPr>
+        <w:pStyle w:val="Compact"/>
+        <w:numPr>
+          <w:ilvl w:val="0"/>
+          <w:numId w:val="1157"/>
+        </w:numPr>
+      </w:pPr>
+      <w:r>
+        <w:t xml:space="preserve">Exported</w:t>
+      </w:r>
+      <w:r>
+        <w:t xml:space="preserve"> </w:t>
+      </w:r>
+      <w:r>
+        <w:rPr>
+          <w:rStyle w:val="VerbatimChar"/>
+        </w:rPr>
+        <w:t xml:space="preserve">GIT_TERMINAL_PROMPT=0</w:t>
+      </w:r>
+      <w:r>
+        <w:t xml:space="preserve">,</w:t>
+      </w:r>
+      <w:r>
+        <w:t xml:space="preserve"> </w:t>
+      </w:r>
+      <w:r>
+        <w:rPr>
+          <w:rStyle w:val="VerbatimChar"/>
+        </w:rPr>
+        <w:t xml:space="preserve">GIT_ASKPASS=""</w:t>
+      </w:r>
+      <w:r>
+        <w:t xml:space="preserve">,</w:t>
+      </w:r>
+      <w:r>
+        <w:t xml:space="preserve"> </w:t>
+      </w:r>
+      <w:r>
+        <w:rPr>
+          <w:rStyle w:val="VerbatimChar"/>
+        </w:rPr>
+        <w:t xml:space="preserve">SSH_ASKPASS=""</w:t>
+      </w:r>
+      <w:r>
+        <w:t xml:space="preserve"> </w:t>
+      </w:r>
+      <w:r>
+        <w:t xml:space="preserve">— a missing credential now fails FAST with a diagnosable error instead of hanging on an unanswerable prompt. This is the defence-in-depth half: even if some future path reintroduces an unreachable HTTPS URL, the install cannot hang on it.</w:t>
+      </w:r>
+    </w:p>
+    <w:p>
+      <w:pPr>
+        <w:pStyle w:val="Compact"/>
+        <w:numPr>
+          <w:ilvl w:val="0"/>
+          <w:numId w:val="1157"/>
+        </w:numPr>
+      </w:pPr>
+      <w:r>
+        <w:t xml:space="preserve">Exported</w:t>
+      </w:r>
+      <w:r>
+        <w:t xml:space="preserve"> </w:t>
+      </w:r>
+      <w:r>
+        <w:rPr>
+          <w:rStyle w:val="VerbatimChar"/>
+        </w:rPr>
+        <w:t xml:space="preserve">GIT_SSH_COMMAND="${GIT_SSH_COMMAND:-ssh -o StrictHostKeyChecking=accept-new -o ConnectTimeout=20}"</w:t>
+      </w:r>
+      <w:r>
+        <w:t xml:space="preserve"> </w:t>
+      </w:r>
+      <w:r>
+        <w:t xml:space="preserve">— a first-contact github.com host key cannot hang the install either. Honest boundary (§11.4.6):</w:t>
+      </w:r>
+      <w:r>
+        <w:t xml:space="preserve"> </w:t>
+      </w:r>
+      <w:r>
+        <w:rPr>
+          <w:rStyle w:val="VerbatimChar"/>
+        </w:rPr>
+        <w:t xml:space="preserve">accept-new</w:t>
+      </w:r>
+      <w:r>
+        <w:t xml:space="preserve"> </w:t>
+      </w:r>
+      <w:r>
+        <w:t xml:space="preserve">accepts an UNKNOWN host key on first contact but still REFUSES a CHANGED key, so the MITM protection that matters is preserved; an ssh key PASSPHRASE prompt is deliberately still allowed (that prompt is answerable and is the operator's own key); and the</w:t>
+      </w:r>
+      <w:r>
+        <w:t xml:space="preserve"> </w:t>
+      </w:r>
+      <w:r>
+        <w:rPr>
+          <w:rStyle w:val="VerbatimChar"/>
+        </w:rPr>
+        <w:t xml:space="preserve">${GIT_SSH_COMMAND:-...}</w:t>
+      </w:r>
+      <w:r>
+        <w:t xml:space="preserve"> </w:t>
+      </w:r>
+      <w:r>
+        <w:t xml:space="preserve">form means an operator-set</w:t>
+      </w:r>
+      <w:r>
+        <w:t xml:space="preserve"> </w:t>
+      </w:r>
+      <w:r>
+        <w:rPr>
+          <w:rStyle w:val="VerbatimChar"/>
+        </w:rPr>
+        <w:t xml:space="preserve">GIT_SSH_COMMAND</w:t>
+      </w:r>
+      <w:r>
+        <w:t xml:space="preserve"> </w:t>
+      </w:r>
+      <w:r>
+        <w:t xml:space="preserve">is never overridden.</w:t>
+      </w:r>
+    </w:p>
+    <w:p>
+      <w:pPr>
+        <w:pStyle w:val="FirstParagraph"/>
+      </w:pPr>
+      <w:r>
+        <w:rPr>
+          <w:b/>
+          <w:bCs/>
+        </w:rPr>
+        <w:t xml:space="preserve">Closure cycle:</w:t>
+      </w:r>
+      <w:r>
+        <w:t xml:space="preserve"> </w:t>
+      </w:r>
+      <w:r>
+        <w:t xml:space="preserve">v1.0.44</w:t>
+      </w:r>
+      <w:r>
+        <w:t xml:space="preserve"> </w:t>
+      </w:r>
+      <w:r>
+        <w:rPr>
+          <w:b/>
+          <w:bCs/>
+        </w:rPr>
+        <w:t xml:space="preserve">Closure commit:</w:t>
+      </w:r>
+      <w:r>
+        <w:t xml:space="preserve"> </w:t>
+      </w:r>
+      <w:r>
+        <w:rPr>
+          <w:rStyle w:val="VerbatimChar"/>
+        </w:rPr>
+        <w:t xml:space="preserve">(this commit — MUST be backfilled with the real SHA on landing; the never-backfilled-placeholder class already corrected for TMX-079 / TMX-082 / TMX-083)</w:t>
+      </w:r>
+      <w:r>
+        <w:t xml:space="preserve"> </w:t>
+      </w:r>
+      <w:r>
+        <w:rPr>
+          <w:b/>
+          <w:bCs/>
+        </w:rPr>
+        <w:t xml:space="preserve">Captured evidence (4-layer, §11.4.108):</w:t>
+      </w:r>
+    </w:p>
+    <w:p>
+      <w:pPr>
+        <w:pStyle w:val="Compact"/>
+        <w:numPr>
+          <w:ilvl w:val="0"/>
+          <w:numId w:val="1158"/>
+        </w:numPr>
+      </w:pPr>
+      <w:r>
+        <w:t xml:space="preserve">(a)</w:t>
+      </w:r>
+      <w:r>
+        <w:t xml:space="preserve"> </w:t>
+      </w:r>
+      <w:r>
+        <w:rPr>
+          <w:b/>
+          <w:bCs/>
+        </w:rPr>
+        <w:t xml:space="preserve">pre-build gate / source layer:</w:t>
+      </w:r>
+      <w:r>
+        <w:t xml:space="preserve"> </w:t>
+      </w:r>
+      <w:r>
+        <w:rPr>
+          <w:rStyle w:val="VerbatimChar"/>
+        </w:rPr>
+        <w:t xml:space="preserve">bash -n scripts/install.sh</w:t>
+      </w:r>
+      <w:r>
+        <w:t xml:space="preserve"> </w:t>
+      </w:r>
+      <w:r>
+        <w:t xml:space="preserve">clean;</w:t>
+      </w:r>
+      <w:r>
+        <w:t xml:space="preserve"> </w:t>
+      </w:r>
+      <w:r>
+        <w:rPr>
+          <w:rStyle w:val="VerbatimChar"/>
+        </w:rPr>
+        <w:t xml:space="preserve">bash -n scripts/tests/90_install_ssh_only_no_credential_prompt.sh</w:t>
+      </w:r>
+      <w:r>
+        <w:t xml:space="preserve"> </w:t>
+      </w:r>
+      <w:r>
+        <w:t xml:space="preserve">clean.</w:t>
+      </w:r>
+    </w:p>
+    <w:p>
+      <w:pPr>
+        <w:pStyle w:val="Compact"/>
+        <w:numPr>
+          <w:ilvl w:val="0"/>
+          <w:numId w:val="1158"/>
+        </w:numPr>
+      </w:pPr>
+      <w:r>
+        <w:t xml:space="preserve">(b)</w:t>
+      </w:r>
+      <w:r>
+        <w:t xml:space="preserve"> </w:t>
+      </w:r>
+      <w:r>
+        <w:rPr>
+          <w:b/>
+          <w:bCs/>
+        </w:rPr>
+        <w:t xml:space="preserve">artifact layer:</w:t>
+      </w:r>
+      <w:r>
+        <w:t xml:space="preserve"> </w:t>
+      </w:r>
+      <w:r>
+        <w:t xml:space="preserve">not a compiled artifact —</w:t>
+      </w:r>
+      <w:r>
+        <w:t xml:space="preserve"> </w:t>
+      </w:r>
+      <w:r>
+        <w:rPr>
+          <w:rStyle w:val="VerbatimChar"/>
+        </w:rPr>
+        <w:t xml:space="preserve">scripts/install.sh</w:t>
+      </w:r>
+      <w:r>
+        <w:t xml:space="preserve"> </w:t>
+      </w:r>
+      <w:r>
+        <w:t xml:space="preserve">IS the shipped artifact, so the source layer and artifact layer coincide for this fix. Stated explicitly rather than claimed as a separate passing layer (§11.4.6).</w:t>
+      </w:r>
+    </w:p>
+    <w:p>
+      <w:pPr>
+        <w:pStyle w:val="Compact"/>
+        <w:numPr>
+          <w:ilvl w:val="0"/>
+          <w:numId w:val="1158"/>
+        </w:numPr>
+      </w:pPr>
+      <w:r>
+        <w:t xml:space="preserve">(c)</w:t>
+      </w:r>
+      <w:r>
+        <w:t xml:space="preserve"> </w:t>
+      </w:r>
+      <w:r>
+        <w:rPr>
+          <w:b/>
+          <w:bCs/>
+        </w:rPr>
+        <w:t xml:space="preserve">runtime layer (§11.4.108 layer 3 — the load-bearing one):</w:t>
+      </w:r>
+      <w:r>
+        <w:t xml:space="preserve"> </w:t>
+      </w:r>
+      <w:r>
+        <w:t xml:space="preserve">test 90 drives the real installer behind a recording</w:t>
+      </w:r>
+      <w:r>
+        <w:t xml:space="preserve"> </w:t>
+      </w:r>
+      <w:r>
+        <w:rPr>
+          <w:rStyle w:val="VerbatimChar"/>
+        </w:rPr>
+        <w:t xml:space="preserve">git</w:t>
+      </w:r>
+      <w:r>
+        <w:t xml:space="preserve"> </w:t>
+      </w:r>
+      <w:r>
+        <w:t xml:space="preserve">shim placed first on</w:t>
+      </w:r>
+      <w:r>
+        <w:t xml:space="preserve"> </w:t>
+      </w:r>
+      <w:r>
+        <w:rPr>
+          <w:rStyle w:val="VerbatimChar"/>
+        </w:rPr>
+        <w:t xml:space="preserve">PATH</w:t>
+      </w:r>
+      <w:r>
+        <w:t xml:space="preserve">, which captures the REAL argv git was invoked with AND the</w:t>
+      </w:r>
+      <w:r>
+        <w:t xml:space="preserve"> </w:t>
+      </w:r>
+      <w:r>
+        <w:rPr>
+          <w:rStyle w:val="VerbatimChar"/>
+        </w:rPr>
+        <w:t xml:space="preserve">GIT_TERMINAL_PROMPT</w:t>
+      </w:r>
+      <w:r>
+        <w:t xml:space="preserve"> </w:t>
+      </w:r>
+      <w:r>
+        <w:t xml:space="preserve">value git INHERITED. The assertions therefore read runtime state, never the installer's source text (§11.4.226 — a grep of the source can never satisfy a runtime evidence class). GREEN run:</w:t>
+      </w:r>
+      <w:r>
+        <w:t xml:space="preserve"> </w:t>
+      </w:r>
+      <w:r>
+        <w:rPr>
+          <w:rStyle w:val="VerbatimChar"/>
+        </w:rPr>
+        <w:t xml:space="preserve">PASS=4 FAIL=0 SKIP=0</w:t>
+      </w:r>
+      <w:r>
+        <w:t xml:space="preserve">, exit</w:t>
+      </w:r>
+      <w:r>
+        <w:t xml:space="preserve"> </w:t>
+      </w:r>
+      <w:r>
+        <w:rPr>
+          <w:rStyle w:val="VerbatimChar"/>
+        </w:rPr>
+        <w:t xml:space="preserve">0</w:t>
+      </w:r>
+      <w:r>
+        <w:t xml:space="preserve">.</w:t>
+      </w:r>
+    </w:p>
+    <w:p>
+      <w:pPr>
+        <w:pStyle w:val="Compact"/>
+        <w:numPr>
+          <w:ilvl w:val="0"/>
+          <w:numId w:val="1158"/>
+        </w:numPr>
+      </w:pPr>
+      <w:r>
+        <w:t xml:space="preserve">(d)</w:t>
+      </w:r>
+      <w:r>
+        <w:t xml:space="preserve"> </w:t>
+      </w:r>
+      <w:r>
+        <w:rPr>
+          <w:b/>
+          <w:bCs/>
+        </w:rPr>
+        <w:t xml:space="preserve">§11.4.115 RED/GREEN polarity + paired mutations (§1.1):</w:t>
+      </w:r>
+      <w:r>
+        <w:t xml:space="preserve"> </w:t>
+      </w:r>
+      <w:r>
+        <w:rPr>
+          <w:rStyle w:val="VerbatimChar"/>
+        </w:rPr>
+        <w:t xml:space="preserve">RED_MODE=1</w:t>
+      </w:r>
+      <w:r>
+        <w:t xml:space="preserve"> </w:t>
+      </w:r>
+      <w:r>
+        <w:t xml:space="preserve">reconstructs a pre-fix copy of</w:t>
+      </w:r>
+      <w:r>
+        <w:t xml:space="preserve"> </w:t>
+      </w:r>
+      <w:r>
+        <w:rPr>
+          <w:rStyle w:val="VerbatimChar"/>
+        </w:rPr>
+        <w:t xml:space="preserve">install.sh</w:t>
+      </w:r>
+      <w:r>
+        <w:t xml:space="preserve"> </w:t>
+      </w:r>
+      <w:r>
+        <w:t xml:space="preserve">and asserts the rewrite IS injected —</w:t>
+      </w:r>
+      <w:r>
+        <w:t xml:space="preserve"> </w:t>
+      </w:r>
+      <w:r>
+        <w:rPr>
+          <w:rStyle w:val="VerbatimChar"/>
+        </w:rPr>
+        <w:t xml:space="preserve">PASS=1 FAIL=0 SKIP=0</w:t>
+      </w:r>
+      <w:r>
+        <w:t xml:space="preserve">, exit</w:t>
+      </w:r>
+      <w:r>
+        <w:t xml:space="preserve"> </w:t>
+      </w:r>
+      <w:r>
+        <w:rPr>
+          <w:rStyle w:val="VerbatimChar"/>
+        </w:rPr>
+        <w:t xml:space="preserve">0</w:t>
+      </w:r>
+      <w:r>
+        <w:t xml:space="preserve">, defect reproduced on the pre-fix artifact, proving the test is not blind. Three paired mutations in</w:t>
+      </w:r>
+      <w:r>
+        <w:t xml:space="preserve"> </w:t>
+      </w:r>
+      <w:r>
+        <w:rPr>
+          <w:rStyle w:val="VerbatimChar"/>
+        </w:rPr>
+        <w:t xml:space="preserve">meta_test_false_positive_proof.sh</w:t>
+      </w:r>
+      <w:r>
+        <w:t xml:space="preserve">:</w:t>
+      </w:r>
+      <w:r>
+        <w:t xml:space="preserve"> </w:t>
+      </w:r>
+      <w:r>
+        <w:rPr>
+          <w:rStyle w:val="VerbatimChar"/>
+        </w:rPr>
+        <w:t xml:space="preserve">M-INSTALL-SSH-DEFAULT</w:t>
+      </w:r>
+      <w:r>
+        <w:t xml:space="preserve"> </w:t>
+      </w:r>
+      <w:r>
+        <w:t xml:space="preserve">(expect</w:t>
+      </w:r>
+      <w:r>
+        <w:t xml:space="preserve"> </w:t>
+      </w:r>
+      <w:r>
+        <w:rPr>
+          <w:rStyle w:val="VerbatimChar"/>
+        </w:rPr>
+        <w:t xml:space="preserve">FAIL: A</w:t>
+      </w:r>
+      <w:r>
+        <w:t xml:space="preserve">),</w:t>
+      </w:r>
+      <w:r>
+        <w:t xml:space="preserve"> </w:t>
+      </w:r>
+      <w:r>
+        <w:rPr>
+          <w:rStyle w:val="VerbatimChar"/>
+        </w:rPr>
+        <w:t xml:space="preserve">M-INSTALL-HTTPS-REWRITE-DEFAULT</w:t>
+      </w:r>
+      <w:r>
+        <w:t xml:space="preserve"> </w:t>
+      </w:r>
+      <w:r>
+        <w:t xml:space="preserve">(expect</w:t>
+      </w:r>
+      <w:r>
+        <w:t xml:space="preserve"> </w:t>
+      </w:r>
+      <w:r>
+        <w:rPr>
+          <w:rStyle w:val="VerbatimChar"/>
+        </w:rPr>
+        <w:t xml:space="preserve">FAIL: B</w:t>
+      </w:r>
+      <w:r>
+        <w:t xml:space="preserve">),</w:t>
+      </w:r>
+      <w:r>
+        <w:t xml:space="preserve"> </w:t>
+      </w:r>
+      <w:r>
+        <w:rPr>
+          <w:rStyle w:val="VerbatimChar"/>
+        </w:rPr>
+        <w:t xml:space="preserve">M-INSTALL-NO-PROMPT-GUARD</w:t>
+      </w:r>
+      <w:r>
+        <w:t xml:space="preserve"> </w:t>
+      </w:r>
+      <w:r>
+        <w:t xml:space="preserve">(expect</w:t>
+      </w:r>
+      <w:r>
+        <w:t xml:space="preserve"> </w:t>
+      </w:r>
+      <w:r>
+        <w:rPr>
+          <w:rStyle w:val="VerbatimChar"/>
+        </w:rPr>
+        <w:t xml:space="preserve">FAIL: C</w:t>
+      </w:r>
+      <w:r>
+        <w:t xml:space="preserve">).</w:t>
+      </w:r>
+    </w:p>
+    <w:p>
+      <w:pPr>
+        <w:pStyle w:val="Compact"/>
+        <w:numPr>
+          <w:ilvl w:val="0"/>
+          <w:numId w:val="1158"/>
+        </w:numPr>
+      </w:pPr>
+      <w:r>
+        <w:rPr>
+          <w:b/>
+          <w:bCs/>
+        </w:rPr>
+        <w:t xml:space="preserve">Live end-to-end observation:</w:t>
+      </w:r>
+      <w:r>
+        <w:t xml:space="preserve"> </w:t>
+      </w:r>
+      <w:r>
+        <w:t xml:space="preserve">with both this fix and the TMX-087 fix in place, a recursive clone checked out</w:t>
+      </w:r>
+      <w:r>
+        <w:t xml:space="preserve"> </w:t>
+      </w:r>
+      <w:r>
+        <w:rPr>
+          <w:rStyle w:val="VerbatimChar"/>
+        </w:rPr>
+        <w:t xml:space="preserve">Containers</w:t>
+      </w:r>
+      <w:r>
+        <w:t xml:space="preserve"> </w:t>
+      </w:r>
+      <w:r>
+        <w:t xml:space="preserve">and</w:t>
+      </w:r>
+      <w:r>
+        <w:t xml:space="preserve"> </w:t>
+      </w:r>
+      <w:r>
+        <w:rPr>
+          <w:rStyle w:val="VerbatimChar"/>
+        </w:rPr>
+        <w:t xml:space="preserve">constitution</w:t>
+      </w:r>
+      <w:r>
+        <w:t xml:space="preserve"> </w:t>
+      </w:r>
+      <w:r>
+        <w:t xml:space="preserve">over SSH with NO credential prompt.</w:t>
+      </w:r>
+    </w:p>
+    <w:p>
+      <w:pPr>
+        <w:pStyle w:val="FirstParagraph"/>
+      </w:pPr>
+      <w:r>
+        <w:rPr>
+          <w:b/>
+          <w:bCs/>
+        </w:rPr>
+        <w:t xml:space="preserve">Regression-protection:</w:t>
+      </w:r>
+      <w:r>
+        <w:t xml:space="preserve"> </w:t>
+      </w:r>
+      <w:r>
+        <w:t xml:space="preserve">test 90 (</w:t>
+      </w:r>
+      <w:r>
+        <w:rPr>
+          <w:rStyle w:val="VerbatimChar"/>
+        </w:rPr>
+        <w:t xml:space="preserve">90_install_ssh_only_no_credential_prompt.sh</w:t>
+      </w:r>
+      <w:r>
+        <w:t xml:space="preserve">) — four sub-checks:</w:t>
+      </w:r>
+      <w:r>
+        <w:t xml:space="preserve"> </w:t>
+      </w:r>
+      <w:r>
+        <w:rPr>
+          <w:b/>
+          <w:bCs/>
+        </w:rPr>
+        <w:t xml:space="preserve">A</w:t>
+      </w:r>
+      <w:r>
+        <w:t xml:space="preserve"> </w:t>
+      </w:r>
+      <w:r>
+        <w:t xml:space="preserve">default clone URL uses the SSH form;</w:t>
+      </w:r>
+      <w:r>
+        <w:t xml:space="preserve"> </w:t>
+      </w:r>
+      <w:r>
+        <w:rPr>
+          <w:b/>
+          <w:bCs/>
+        </w:rPr>
+        <w:t xml:space="preserve">B</w:t>
+      </w:r>
+      <w:r>
+        <w:t xml:space="preserve"> </w:t>
+      </w:r>
+      <w:r>
+        <w:t xml:space="preserve">no</w:t>
+      </w:r>
+      <w:r>
+        <w:t xml:space="preserve"> </w:t>
+      </w:r>
+      <w:r>
+        <w:rPr>
+          <w:rStyle w:val="VerbatimChar"/>
+        </w:rPr>
+        <w:t xml:space="preserve">insteadOf</w:t>
+      </w:r>
+      <w:r>
+        <w:t xml:space="preserve"> </w:t>
+      </w:r>
+      <w:r>
+        <w:t xml:space="preserve">rewrite in the real git argv by default;</w:t>
+      </w:r>
+      <w:r>
+        <w:t xml:space="preserve"> </w:t>
+      </w:r>
+      <w:r>
+        <w:rPr>
+          <w:b/>
+          <w:bCs/>
+        </w:rPr>
+        <w:t xml:space="preserve">C</w:t>
+      </w:r>
+      <w:r>
+        <w:t xml:space="preserve"> </w:t>
+      </w:r>
+      <w:r>
+        <w:t xml:space="preserve">git inherited</w:t>
+      </w:r>
+      <w:r>
+        <w:t xml:space="preserve"> </w:t>
+      </w:r>
+      <w:r>
+        <w:rPr>
+          <w:rStyle w:val="VerbatimChar"/>
+        </w:rPr>
+        <w:t xml:space="preserve">GIT_TERMINAL_PROMPT=0</w:t>
+      </w:r>
+      <w:r>
+        <w:t xml:space="preserve">;</w:t>
+      </w:r>
+      <w:r>
+        <w:t xml:space="preserve"> </w:t>
+      </w:r>
+      <w:r>
+        <w:rPr>
+          <w:b/>
+          <w:bCs/>
+        </w:rPr>
+        <w:t xml:space="preserve">D</w:t>
+      </w:r>
+      <w:r>
+        <w:t xml:space="preserve"> </w:t>
+      </w:r>
+      <w:r>
+        <w:rPr>
+          <w:rStyle w:val="VerbatimChar"/>
+        </w:rPr>
+        <w:t xml:space="preserve">TMX_INSTALL_HTTPS_REWRITE=1</w:t>
+      </w:r>
+      <w:r>
+        <w:t xml:space="preserve"> </w:t>
+      </w:r>
+      <w:r>
+        <w:t xml:space="preserve">still enables the rewrite (the capability-preserved check, so a future "fix" that DELETES the opt-in rather than flipping its default is caught).</w:t>
+      </w:r>
+      <w:r>
+        <w:t xml:space="preserve"> </w:t>
+      </w:r>
+      <w:r>
+        <w:rPr>
+          <w:rStyle w:val="VerbatimChar"/>
+        </w:rPr>
+        <w:t xml:space="preserve">RED_MODE</w:t>
+      </w:r>
+      <w:r>
+        <w:t xml:space="preserve"> </w:t>
+      </w:r>
+      <w:r>
+        <w:t xml:space="preserve">defaults to</w:t>
+      </w:r>
+      <w:r>
+        <w:t xml:space="preserve"> </w:t>
+      </w:r>
+      <w:r>
+        <w:rPr>
+          <w:rStyle w:val="VerbatimChar"/>
+        </w:rPr>
+        <w:t xml:space="preserve">0</w:t>
+      </w:r>
+      <w:r>
+        <w:t xml:space="preserve"> </w:t>
+      </w:r>
+      <w:r>
+        <w:t xml:space="preserve">(the standing regression-guard polarity), per the convention TMX-085 established. Plus the three paired mutations above.</w:t>
+      </w:r>
+    </w:p>
+    <w:p>
+      <w:pPr>
+        <w:pStyle w:val="BodyText"/>
+      </w:pPr>
+      <w:r>
+        <w:rPr>
+          <w:b/>
+          <w:bCs/>
+        </w:rPr>
+        <w:t xml:space="preserve">Test-instrument bug found and fixed during authoring (§11.4.1 FAIL-bluff / §11.4.201(7)(c) the-path-is-part-of-the-instrument):</w:t>
+      </w:r>
+      <w:r>
+        <w:t xml:space="preserve"> </w:t>
+      </w:r>
+      <w:r>
+        <w:t xml:space="preserve">the first version of test 90's argv extractor keyed on the literal</w:t>
+      </w:r>
+      <w:r>
+        <w:t xml:space="preserve"> </w:t>
+      </w:r>
+      <w:r>
+        <w:rPr>
+          <w:rStyle w:val="VerbatimChar"/>
+        </w:rPr>
+        <w:t xml:space="preserve">' clone'</w:t>
+      </w:r>
+      <w:r>
+        <w:t xml:space="preserve"> </w:t>
+      </w:r>
+      <w:r>
+        <w:t xml:space="preserve">WITH A LEADING SPACE. That pattern matched ONLY when the defect was present — the pre-fix installer inserts</w:t>
+      </w:r>
+      <w:r>
+        <w:t xml:space="preserve"> </w:t>
+      </w:r>
+      <w:r>
+        <w:rPr>
+          <w:rStyle w:val="VerbatimChar"/>
+        </w:rPr>
+        <w:t xml:space="preserve">-c url....insteadOf=...</w:t>
+      </w:r>
+      <w:r>
+        <w:t xml:space="preserve"> </w:t>
+      </w:r>
+      <w:r>
+        <w:t xml:space="preserve">before the</w:t>
+      </w:r>
+      <w:r>
+        <w:t xml:space="preserve"> </w:t>
+      </w:r>
+      <w:r>
+        <w:rPr>
+          <w:rStyle w:val="VerbatimChar"/>
+        </w:rPr>
+        <w:t xml:space="preserve">clone</w:t>
+      </w:r>
+      <w:r>
+        <w:t xml:space="preserve"> </w:t>
+      </w:r>
+      <w:r>
+        <w:t xml:space="preserve">verb, so the space-prefixed form appeared in the defective argv and NOT in the corrected one — producing a false FAIL on genuinely correct code. That is a FAIL-bluff from the INSTRUMENT, not a defect in the product, and per §11.4.1 it was fixed at the instrument layer (changed to a word-boundary match) and documented inline in the test so the footgun is not reintroduced.</w:t>
+      </w:r>
+    </w:p>
+    <w:p>
+      <w:pPr>
+        <w:pStyle w:val="BodyText"/>
+      </w:pPr>
+      <w:r>
+        <w:rPr>
+          <w:b/>
+          <w:bCs/>
+        </w:rPr>
+        <w:t xml:space="preserve">§11.4.120 reconciliation:</w:t>
+      </w:r>
+      <w:r>
+        <w:t xml:space="preserve"> </w:t>
+      </w:r>
+      <w:r>
+        <w:t xml:space="preserve">none required — no pre-existing gate asserted the HTTPS-rewrite-by-default behaviour as correct. Sub-check</w:t>
+      </w:r>
+      <w:r>
+        <w:t xml:space="preserve"> </w:t>
+      </w:r>
+      <w:r>
+        <w:rPr>
+          <w:b/>
+          <w:bCs/>
+        </w:rPr>
+        <w:t xml:space="preserve">D</w:t>
+      </w:r>
+      <w:r>
+        <w:t xml:space="preserve"> </w:t>
+      </w:r>
+      <w:r>
+        <w:t xml:space="preserve">is the deliberate reconciliation seam: it asserts the NEW mechanism (rewrite available on explicit opt-in) rather than the removed default.</w:t>
+      </w:r>
+    </w:p>
     <w:bookmarkEnd w:id="101"/>
+    <w:bookmarkStart w:id="102" w:name="Xb8cfcf43373342b00f22da71cf5af08021120de"/>
+    <w:p>
+      <w:pPr>
+        <w:pStyle w:val="Heading3"/>
+      </w:pPr>
+      <w:r>
+        <w:t xml:space="preserve">L2 CONSTITUTION-ORPHAN-GITLINK-001 — a</w:t>
+      </w:r>
+      <w:r>
+        <w:t xml:space="preserve"> </w:t>
+      </w:r>
+      <w:r>
+        <w:rPr>
+          <w:rStyle w:val="VerbatimChar"/>
+        </w:rPr>
+        <w:t xml:space="preserve">.gitmodules</w:t>
+      </w:r>
+      <w:r>
+        <w:t xml:space="preserve">-unmapped duplicate gitlink in the constitution submodule aborted every consumer's recursive clone —</w:t>
+      </w:r>
+      <w:r>
+        <w:t xml:space="preserve"> </w:t>
+      </w:r>
+      <w:r>
+        <w:rPr>
+          <w:rStyle w:val="VerbatimChar"/>
+        </w:rPr>
+        <w:t xml:space="preserve">FIXED</w:t>
+      </w:r>
+    </w:p>
+    <w:p>
+      <w:pPr>
+        <w:pStyle w:val="FirstParagraph"/>
+      </w:pPr>
+      <w:r>
+        <w:rPr>
+          <w:b/>
+          <w:bCs/>
+        </w:rPr>
+        <w:t xml:space="preserve">TMX-ID:</w:t>
+      </w:r>
+      <w:r>
+        <w:t xml:space="preserve"> </w:t>
+      </w:r>
+      <w:r>
+        <w:t xml:space="preserve">TMX-087</w:t>
+      </w:r>
+      <w:r>
+        <w:t xml:space="preserve"> </w:t>
+      </w:r>
+      <w:r>
+        <w:rPr>
+          <w:b/>
+          <w:bCs/>
+        </w:rPr>
+        <w:t xml:space="preserve">Status:</w:t>
+      </w:r>
+      <w:r>
+        <w:t xml:space="preserve"> </w:t>
+      </w:r>
+      <w:r>
+        <w:t xml:space="preserve">Fixed (→ Fixed.md)</w:t>
+      </w:r>
+      <w:r>
+        <w:t xml:space="preserve"> </w:t>
+      </w:r>
+      <w:r>
+        <w:rPr>
+          <w:b/>
+          <w:bCs/>
+        </w:rPr>
+        <w:t xml:space="preserve">Type:</w:t>
+      </w:r>
+      <w:r>
+        <w:t xml:space="preserve"> </w:t>
+      </w:r>
+      <w:r>
+        <w:t xml:space="preserve">Bug</w:t>
+      </w:r>
+      <w:r>
+        <w:t xml:space="preserve"> </w:t>
+      </w:r>
+      <w:r>
+        <w:rPr>
+          <w:b/>
+          <w:bCs/>
+        </w:rPr>
+        <w:t xml:space="preserve">Severity:</w:t>
+      </w:r>
+      <w:r>
+        <w:t xml:space="preserve"> </w:t>
+      </w:r>
+      <w:r>
+        <w:t xml:space="preserve">BLOCKER (blocked the install INDEPENDENTLY of credentials — fixing TMX-086 alone would have left the operator's install still broken)</w:t>
+      </w:r>
+    </w:p>
+    <w:p>
+      <w:pPr>
+        <w:pStyle w:val="BodyText"/>
+      </w:pPr>
+      <w:r>
+        <w:rPr>
+          <w:b/>
+          <w:bCs/>
+        </w:rPr>
+        <w:t xml:space="preserve">Root cause:</w:t>
+      </w:r>
+      <w:r>
+        <w:t xml:space="preserve"> </w:t>
+      </w:r>
+      <w:r>
+        <w:t xml:space="preserve">the constitution submodule's git index carried TWO gitlink entries pointing at the identical SHA</w:t>
+      </w:r>
+      <w:r>
+        <w:t xml:space="preserve"> </w:t>
+      </w:r>
+      <w:r>
+        <w:rPr>
+          <w:rStyle w:val="VerbatimChar"/>
+        </w:rPr>
+        <w:t xml:space="preserve">efd2c3fb2f880aaf2baf7f4819ce28a1ce3609cb</w:t>
+      </w:r>
+      <w:r>
+        <w:t xml:space="preserve">: a bare</w:t>
+      </w:r>
+      <w:r>
+        <w:t xml:space="preserve"> </w:t>
+      </w:r>
+      <w:r>
+        <w:rPr>
+          <w:rStyle w:val="VerbatimChar"/>
+        </w:rPr>
+        <w:t xml:space="preserve">design-toolkit</w:t>
+      </w:r>
+      <w:r>
+        <w:t xml:space="preserve"> </w:t>
+      </w:r>
+      <w:r>
+        <w:t xml:space="preserve">path with NO corresponding</w:t>
+      </w:r>
+      <w:r>
+        <w:t xml:space="preserve"> </w:t>
+      </w:r>
+      <w:r>
+        <w:rPr>
+          <w:rStyle w:val="VerbatimChar"/>
+        </w:rPr>
+        <w:t xml:space="preserve">.gitmodules</w:t>
+      </w:r>
+      <w:r>
+        <w:t xml:space="preserve"> </w:t>
+      </w:r>
+      <w:r>
+        <w:t xml:space="preserve">mapping, and the correctly-mapped</w:t>
+      </w:r>
+      <w:r>
+        <w:t xml:space="preserve"> </w:t>
+      </w:r>
+      <w:r>
+        <w:rPr>
+          <w:rStyle w:val="VerbatimChar"/>
+        </w:rPr>
+        <w:t xml:space="preserve">submodules/design-toolkit</w:t>
+      </w:r>
+      <w:r>
+        <w:t xml:space="preserve">. Git refuses to recurse into a gitlink that has no</w:t>
+      </w:r>
+      <w:r>
+        <w:t xml:space="preserve"> </w:t>
+      </w:r>
+      <w:r>
+        <w:rPr>
+          <w:rStyle w:val="VerbatimChar"/>
+        </w:rPr>
+        <w:t xml:space="preserve">.gitmodules</w:t>
+      </w:r>
+      <w:r>
+        <w:t xml:space="preserve"> </w:t>
+      </w:r>
+      <w:r>
+        <w:t xml:space="preserve">URL mapping, so every consumer's recursive clone aborted:</w:t>
+      </w:r>
+    </w:p>
+    <w:p>
+      <w:pPr>
+        <w:pStyle w:val="SourceCode"/>
+      </w:pPr>
+      <w:r>
+        <w:rPr>
+          <w:rStyle w:val="VerbatimChar"/>
+        </w:rPr>
+        <w:t xml:space="preserve">fatal: No url found for submodule path 'constitution/design-toolkit' in .gitmodules</w:t>
+      </w:r>
+      <w:r>
+        <w:br/>
+      </w:r>
+      <w:r>
+        <w:rPr>
+          <w:rStyle w:val="VerbatimChar"/>
+        </w:rPr>
+        <w:t xml:space="preserve">fatal: Failed to recurse into submodule path 'constitution'</w:t>
+      </w:r>
+    </w:p>
+    <w:p>
+      <w:pPr>
+        <w:pStyle w:val="FirstParagraph"/>
+      </w:pPr>
+      <w:r>
+        <w:t xml:space="preserve">The orphan entry was introduced when the submodule was relocated under</w:t>
+      </w:r>
+      <w:r>
+        <w:t xml:space="preserve"> </w:t>
+      </w:r>
+      <w:r>
+        <w:rPr>
+          <w:rStyle w:val="VerbatimChar"/>
+        </w:rPr>
+        <w:t xml:space="preserve">submodules/</w:t>
+      </w:r>
+      <w:r>
+        <w:t xml:space="preserve"> </w:t>
+      </w:r>
+      <w:r>
+        <w:t xml:space="preserve">(constitution commit</w:t>
+      </w:r>
+      <w:r>
+        <w:t xml:space="preserve"> </w:t>
+      </w:r>
+      <w:r>
+        <w:rPr>
+          <w:rStyle w:val="VerbatimChar"/>
+        </w:rPr>
+        <w:t xml:space="preserve">e499ffb</w:t>
+      </w:r>
+      <w:r>
+        <w:t xml:space="preserve">, "...constitution design-toolkit layout...") — the new path was added and mapped, but the OLD index entry was never removed, leaving a duplicate that</w:t>
+      </w:r>
+      <w:r>
+        <w:t xml:space="preserve"> </w:t>
+      </w:r>
+      <w:r>
+        <w:rPr>
+          <w:rStyle w:val="VerbatimChar"/>
+        </w:rPr>
+        <w:t xml:space="preserve">.gitmodules</w:t>
+      </w:r>
+      <w:r>
+        <w:t xml:space="preserve"> </w:t>
+      </w:r>
+      <w:r>
+        <w:t xml:space="preserve">does not describe.</w:t>
+      </w:r>
+    </w:p>
+    <w:p>
+      <w:pPr>
+        <w:pStyle w:val="BodyText"/>
+      </w:pPr>
+      <w:r>
+        <w:rPr>
+          <w:b/>
+          <w:bCs/>
+        </w:rPr>
+        <w:t xml:space="preserve">Fix:</w:t>
+      </w:r>
+      <w:r>
+        <w:t xml:space="preserve"> </w:t>
+      </w:r>
+      <w:r>
+        <w:t xml:space="preserve">constitution commit</w:t>
+      </w:r>
+      <w:r>
+        <w:t xml:space="preserve"> </w:t>
+      </w:r>
+      <w:r>
+        <w:rPr>
+          <w:rStyle w:val="VerbatimChar"/>
+        </w:rPr>
+        <w:t xml:space="preserve">b9096ac</w:t>
+      </w:r>
+      <w:r>
+        <w:t xml:space="preserve"> </w:t>
+      </w:r>
+      <w:r>
+        <w:t xml:space="preserve">removes ONLY the orphan gitlink.</w:t>
+      </w:r>
+      <w:r>
+        <w:t xml:space="preserve"> </w:t>
+      </w:r>
+      <w:r>
+        <w:rPr>
+          <w:rStyle w:val="VerbatimChar"/>
+        </w:rPr>
+        <w:t xml:space="preserve">.gitmodules</w:t>
+      </w:r>
+      <w:r>
+        <w:t xml:space="preserve"> </w:t>
+      </w:r>
+      <w:r>
+        <w:t xml:space="preserve">is untouched, and</w:t>
+      </w:r>
+      <w:r>
+        <w:t xml:space="preserve"> </w:t>
+      </w:r>
+      <w:r>
+        <w:rPr>
+          <w:rStyle w:val="VerbatimChar"/>
+        </w:rPr>
+        <w:t xml:space="preserve">submodules/design-toolkit</w:t>
+      </w:r>
+      <w:r>
+        <w:t xml:space="preserve"> </w:t>
+      </w:r>
+      <w:r>
+        <w:t xml:space="preserve">retains the same pinned SHA — so no capability, submodule, or pinned version is dropped (§11.4.122: this is the removal of a duplicate INDEX ENTRY, not the removal of a component; the component itself remains present at its mapped path with its pin unchanged). Pushed FAST-FORWARD (</w:t>
+      </w:r>
+      <w:r>
+        <w:rPr>
+          <w:rStyle w:val="VerbatimChar"/>
+        </w:rPr>
+        <w:t xml:space="preserve">6f24df9..b9096ac</w:t>
+      </w:r>
+      <w:r>
+        <w:t xml:space="preserve">) to all SIX constitution upstreams —</w:t>
+      </w:r>
+      <w:r>
+        <w:t xml:space="preserve"> </w:t>
+      </w:r>
+      <w:r>
+        <w:rPr>
+          <w:rStyle w:val="VerbatimChar"/>
+        </w:rPr>
+        <w:t xml:space="preserve">github</w:t>
+      </w:r>
+      <w:r>
+        <w:t xml:space="preserve">,</w:t>
+      </w:r>
+      <w:r>
+        <w:t xml:space="preserve"> </w:t>
+      </w:r>
+      <w:r>
+        <w:rPr>
+          <w:rStyle w:val="VerbatimChar"/>
+        </w:rPr>
+        <w:t xml:space="preserve">gitlab</w:t>
+      </w:r>
+      <w:r>
+        <w:t xml:space="preserve">,</w:t>
+      </w:r>
+      <w:r>
+        <w:t xml:space="preserve"> </w:t>
+      </w:r>
+      <w:r>
+        <w:rPr>
+          <w:rStyle w:val="VerbatimChar"/>
+        </w:rPr>
+        <w:t xml:space="preserve">gitflic</w:t>
+      </w:r>
+      <w:r>
+        <w:t xml:space="preserve">,</w:t>
+      </w:r>
+      <w:r>
+        <w:t xml:space="preserve"> </w:t>
+      </w:r>
+      <w:r>
+        <w:rPr>
+          <w:rStyle w:val="VerbatimChar"/>
+        </w:rPr>
+        <w:t xml:space="preserve">gitverse</w:t>
+      </w:r>
+      <w:r>
+        <w:t xml:space="preserve">,</w:t>
+      </w:r>
+      <w:r>
+        <w:t xml:space="preserve"> </w:t>
+      </w:r>
+      <w:r>
+        <w:rPr>
+          <w:rStyle w:val="VerbatimChar"/>
+        </w:rPr>
+        <w:t xml:space="preserve">vasic_digital_github</w:t>
+      </w:r>
+      <w:r>
+        <w:t xml:space="preserve">,</w:t>
+      </w:r>
+      <w:r>
+        <w:t xml:space="preserve"> </w:t>
+      </w:r>
+      <w:r>
+        <w:rPr>
+          <w:rStyle w:val="VerbatimChar"/>
+        </w:rPr>
+        <w:t xml:space="preserve">vasic_digital_gitlab</w:t>
+      </w:r>
+      <w:r>
+        <w:t xml:space="preserve"> </w:t>
+      </w:r>
+      <w:r>
+        <w:t xml:space="preserve">— with NO force-push at any point (§11.4.113 absolute-no-force-push, §2.1 multi-upstream push). This repository's constitution submodule pointer is bumped</w:t>
+      </w:r>
+      <w:r>
+        <w:t xml:space="preserve"> </w:t>
+      </w:r>
+      <w:r>
+        <w:rPr>
+          <w:rStyle w:val="VerbatimChar"/>
+        </w:rPr>
+        <w:t xml:space="preserve">6f24df9</w:t>
+      </w:r>
+      <w:r>
+        <w:t xml:space="preserve"> </w:t>
+      </w:r>
+      <w:r>
+        <w:t xml:space="preserve">→</w:t>
+      </w:r>
+      <w:r>
+        <w:t xml:space="preserve"> </w:t>
+      </w:r>
+      <w:r>
+        <w:rPr>
+          <w:rStyle w:val="VerbatimChar"/>
+        </w:rPr>
+        <w:t xml:space="preserve">b9096ac</w:t>
+      </w:r>
+      <w:r>
+        <w:t xml:space="preserve">.</w:t>
+      </w:r>
+    </w:p>
+    <w:p>
+      <w:pPr>
+        <w:pStyle w:val="BodyText"/>
+      </w:pPr>
+      <w:r>
+        <w:rPr>
+          <w:b/>
+          <w:bCs/>
+        </w:rPr>
+        <w:t xml:space="preserve">Closure cycle:</w:t>
+      </w:r>
+      <w:r>
+        <w:t xml:space="preserve"> </w:t>
+      </w:r>
+      <w:r>
+        <w:t xml:space="preserve">v1.0.44</w:t>
+      </w:r>
+      <w:r>
+        <w:t xml:space="preserve"> </w:t>
+      </w:r>
+      <w:r>
+        <w:rPr>
+          <w:b/>
+          <w:bCs/>
+        </w:rPr>
+        <w:t xml:space="preserve">Closure commit:</w:t>
+      </w:r>
+      <w:r>
+        <w:t xml:space="preserve"> </w:t>
+      </w:r>
+      <w:r>
+        <w:t xml:space="preserve">constitution-side</w:t>
+      </w:r>
+      <w:r>
+        <w:t xml:space="preserve"> </w:t>
+      </w:r>
+      <w:r>
+        <w:rPr>
+          <w:rStyle w:val="VerbatimChar"/>
+        </w:rPr>
+        <w:t xml:space="preserve">b9096ac</w:t>
+      </w:r>
+      <w:r>
+        <w:t xml:space="preserve"> </w:t>
+      </w:r>
+      <w:r>
+        <w:t xml:space="preserve">(the actual fix); tmux-side pointer bump</w:t>
+      </w:r>
+      <w:r>
+        <w:t xml:space="preserve"> </w:t>
+      </w:r>
+      <w:r>
+        <w:rPr>
+          <w:rStyle w:val="VerbatimChar"/>
+        </w:rPr>
+        <w:t xml:space="preserve">(this commit — MUST be backfilled with the real SHA on landing)</w:t>
+      </w:r>
+      <w:r>
+        <w:t xml:space="preserve"> </w:t>
+      </w:r>
+      <w:r>
+        <w:rPr>
+          <w:b/>
+          <w:bCs/>
+        </w:rPr>
+        <w:t xml:space="preserve">Captured evidence (4-layer, §11.4.108):</w:t>
+      </w:r>
+    </w:p>
+    <w:p>
+      <w:pPr>
+        <w:pStyle w:val="Compact"/>
+        <w:numPr>
+          <w:ilvl w:val="0"/>
+          <w:numId w:val="1159"/>
+        </w:numPr>
+      </w:pPr>
+      <w:r>
+        <w:t xml:space="preserve">(a)</w:t>
+      </w:r>
+      <w:r>
+        <w:t xml:space="preserve"> </w:t>
+      </w:r>
+      <w:r>
+        <w:rPr>
+          <w:b/>
+          <w:bCs/>
+        </w:rPr>
+        <w:t xml:space="preserve">source layer:</w:t>
+      </w:r>
+      <w:r>
+        <w:t xml:space="preserve"> </w:t>
+      </w:r>
+      <w:r>
+        <w:t xml:space="preserve">the constitution submodule's index no longer carries the unmapped</w:t>
+      </w:r>
+      <w:r>
+        <w:t xml:space="preserve"> </w:t>
+      </w:r>
+      <w:r>
+        <w:rPr>
+          <w:rStyle w:val="VerbatimChar"/>
+        </w:rPr>
+        <w:t xml:space="preserve">design-toolkit</w:t>
+      </w:r>
+      <w:r>
+        <w:t xml:space="preserve"> </w:t>
+      </w:r>
+      <w:r>
+        <w:t xml:space="preserve">gitlink;</w:t>
+      </w:r>
+      <w:r>
+        <w:t xml:space="preserve"> </w:t>
+      </w:r>
+      <w:r>
+        <w:rPr>
+          <w:rStyle w:val="VerbatimChar"/>
+        </w:rPr>
+        <w:t xml:space="preserve">.gitmodules</w:t>
+      </w:r>
+      <w:r>
+        <w:t xml:space="preserve"> </w:t>
+      </w:r>
+      <w:r>
+        <w:t xml:space="preserve">is byte-unchanged and still maps</w:t>
+      </w:r>
+      <w:r>
+        <w:t xml:space="preserve"> </w:t>
+      </w:r>
+      <w:r>
+        <w:rPr>
+          <w:rStyle w:val="VerbatimChar"/>
+        </w:rPr>
+        <w:t xml:space="preserve">submodules/design-toolkit</w:t>
+      </w:r>
+      <w:r>
+        <w:t xml:space="preserve">.</w:t>
+      </w:r>
+    </w:p>
+    <w:p>
+      <w:pPr>
+        <w:pStyle w:val="Compact"/>
+        <w:numPr>
+          <w:ilvl w:val="0"/>
+          <w:numId w:val="1159"/>
+        </w:numPr>
+      </w:pPr>
+      <w:r>
+        <w:t xml:space="preserve">(b)</w:t>
+      </w:r>
+      <w:r>
+        <w:t xml:space="preserve"> </w:t>
+      </w:r>
+      <w:r>
+        <w:rPr>
+          <w:b/>
+          <w:bCs/>
+        </w:rPr>
+        <w:t xml:space="preserve">artifact layer:</w:t>
+      </w:r>
+      <w:r>
+        <w:t xml:space="preserve"> </w:t>
+      </w:r>
+      <w:r>
+        <w:t xml:space="preserve">the fix is a git-index/tree change, so the committed tree IS the artifact;</w:t>
+      </w:r>
+      <w:r>
+        <w:t xml:space="preserve"> </w:t>
+      </w:r>
+      <w:r>
+        <w:rPr>
+          <w:rStyle w:val="VerbatimChar"/>
+        </w:rPr>
+        <w:t xml:space="preserve">b9096ac</w:t>
+      </w:r>
+      <w:r>
+        <w:t xml:space="preserve"> </w:t>
+      </w:r>
+      <w:r>
+        <w:t xml:space="preserve">is present on all six upstreams as a fast-forward descendant of</w:t>
+      </w:r>
+      <w:r>
+        <w:t xml:space="preserve"> </w:t>
+      </w:r>
+      <w:r>
+        <w:rPr>
+          <w:rStyle w:val="VerbatimChar"/>
+        </w:rPr>
+        <w:t xml:space="preserve">6f24df9</w:t>
+      </w:r>
+      <w:r>
+        <w:t xml:space="preserve">.</w:t>
+      </w:r>
+    </w:p>
+    <w:p>
+      <w:pPr>
+        <w:pStyle w:val="Compact"/>
+        <w:numPr>
+          <w:ilvl w:val="0"/>
+          <w:numId w:val="1159"/>
+        </w:numPr>
+      </w:pPr>
+      <w:r>
+        <w:t xml:space="preserve">(c)</w:t>
+      </w:r>
+      <w:r>
+        <w:t xml:space="preserve"> </w:t>
+      </w:r>
+      <w:r>
+        <w:rPr>
+          <w:b/>
+          <w:bCs/>
+        </w:rPr>
+        <w:t xml:space="preserve">runtime-on-clean-target layer (§11.4.108 layer 3):</w:t>
+      </w:r>
+      <w:r>
+        <w:t xml:space="preserve"> </w:t>
+      </w:r>
+      <w:r>
+        <w:t xml:space="preserve">a recursive clone — the exact operation that previously aborted — checked out</w:t>
+      </w:r>
+      <w:r>
+        <w:t xml:space="preserve"> </w:t>
+      </w:r>
+      <w:r>
+        <w:rPr>
+          <w:rStyle w:val="VerbatimChar"/>
+        </w:rPr>
+        <w:t xml:space="preserve">Containers</w:t>
+      </w:r>
+      <w:r>
+        <w:t xml:space="preserve"> </w:t>
+      </w:r>
+      <w:r>
+        <w:t xml:space="preserve">and</w:t>
+      </w:r>
+      <w:r>
+        <w:t xml:space="preserve"> </w:t>
+      </w:r>
+      <w:r>
+        <w:rPr>
+          <w:rStyle w:val="VerbatimChar"/>
+        </w:rPr>
+        <w:t xml:space="preserve">constitution</w:t>
+      </w:r>
+      <w:r>
+        <w:t xml:space="preserve"> </w:t>
+      </w:r>
+      <w:r>
+        <w:t xml:space="preserve">over SSH with no credential prompt and no</w:t>
+      </w:r>
+      <w:r>
+        <w:t xml:space="preserve"> </w:t>
+      </w:r>
+      <w:r>
+        <w:rPr>
+          <w:rStyle w:val="VerbatimChar"/>
+        </w:rPr>
+        <w:t xml:space="preserve">Failed to recurse</w:t>
+      </w:r>
+      <w:r>
+        <w:t xml:space="preserve"> </w:t>
+      </w:r>
+      <w:r>
+        <w:t xml:space="preserve">abort.</w:t>
+      </w:r>
+    </w:p>
+    <w:p>
+      <w:pPr>
+        <w:pStyle w:val="Compact"/>
+        <w:numPr>
+          <w:ilvl w:val="0"/>
+          <w:numId w:val="1159"/>
+        </w:numPr>
+      </w:pPr>
+      <w:r>
+        <w:t xml:space="preserve">(d)</w:t>
+      </w:r>
+      <w:r>
+        <w:t xml:space="preserve"> </w:t>
+      </w:r>
+      <w:r>
+        <w:rPr>
+          <w:b/>
+          <w:bCs/>
+        </w:rPr>
+        <w:t xml:space="preserve">user-visible layer:</w:t>
+      </w:r>
+      <w:r>
+        <w:t xml:space="preserve"> </w:t>
+      </w:r>
+      <w:r>
+        <w:t xml:space="preserve">the operator-reported symptom (the install cannot complete) no longer occurs on the clean-clone path.</w:t>
+      </w:r>
+    </w:p>
+    <w:p>
+      <w:pPr>
+        <w:pStyle w:val="FirstParagraph"/>
+      </w:pPr>
+      <w:r>
+        <w:rPr>
+          <w:b/>
+          <w:bCs/>
+        </w:rPr>
+        <w:t xml:space="preserve">Honest boundary (§11.4.6):</w:t>
+      </w:r>
+      <w:r>
+        <w:t xml:space="preserve"> </w:t>
+      </w:r>
+      <w:r>
+        <w:t xml:space="preserve">this item's fix landed in the constitution submodule, so it carries no tmux-side</w:t>
+      </w:r>
+      <w:r>
+        <w:t xml:space="preserve"> </w:t>
+      </w:r>
+      <w:r>
+        <w:rPr>
+          <w:rStyle w:val="VerbatimChar"/>
+        </w:rPr>
+        <w:t xml:space="preserve">RED_MODE</w:t>
+      </w:r>
+      <w:r>
+        <w:t xml:space="preserve"> </w:t>
+      </w:r>
+      <w:r>
+        <w:t xml:space="preserve">polarity test of its own. Its regression protection is the live recursive-clone path plus the pointer bump; a dedicated orphan-gitlink pre-build gate for the consumer side is NOT claimed here and is not shipped by this release.</w:t>
+      </w:r>
+    </w:p>
+    <w:p>
+      <w:pPr>
+        <w:pStyle w:val="BodyText"/>
+      </w:pPr>
+      <w:r>
+        <w:rPr>
+          <w:b/>
+          <w:bCs/>
+        </w:rPr>
+        <w:t xml:space="preserve">§11.4.120 reconciliation:</w:t>
+      </w:r>
+      <w:r>
+        <w:t xml:space="preserve"> </w:t>
+      </w:r>
+      <w:r>
+        <w:t xml:space="preserve">none required — no gate asserted the presence of the duplicate gitlink.</w:t>
+      </w:r>
+    </w:p>
+    <w:p>
+      <w:pPr>
+        <w:pStyle w:val="BodyText"/>
+      </w:pPr>
+      <w:r>
+        <w:rPr>
+          <w:b/>
+          <w:bCs/>
+        </w:rPr>
+        <w:t xml:space="preserve">Discovery-pressure note (§11.4.118):</w:t>
+      </w:r>
+      <w:r>
+        <w:t xml:space="preserve"> </w:t>
+      </w:r>
+      <w:r>
+        <w:t xml:space="preserve">the operator reported ONE symptom. Two independent, individually-sufficient root causes were found behind it (L1 credential prompt, L2 orphan gitlink). Stopping at the first sufficient cause would have shipped a still-broken install. No further undiagnosed blocker remains from this report; the coverage this cycle exercised is the clean-clone install path over SSH — subsystems outside that path were not exercised by this investigation and are stated as an honest coverage gap rather than implied clean.</w:t>
+      </w:r>
+    </w:p>
+    <w:p>
+      <w:r>
+        <w:pict>
+          <v:rect style="width:0;height:1.5pt" o:hralign="center" o:hrstd="t" o:hr="t"/>
+        </w:pict>
+      </w:r>
+    </w:p>
+    <w:bookmarkEnd w:id="102"/>
+    <w:bookmarkEnd w:id="103"/>
+    <w:bookmarkStart w:id="106" w:name="X64b76b8ba7b446d5bb1ef9099c18c738c187403"/>
+    <w:p>
+      <w:pPr>
+        <w:pStyle w:val="Heading2"/>
+      </w:pPr>
+      <w:r>
+        <w:t xml:space="preserve">M. Zig-build parser-source contract + tmux pin restoration (2026-09-01)</w:t>
+      </w:r>
+    </w:p>
+    <w:p>
+      <w:pPr>
+        <w:pStyle w:val="FirstParagraph"/>
+      </w:pPr>
+      <w:r>
+        <w:t xml:space="preserve">Both items in this section landed AFTER the §L batch had already reached</w:t>
+      </w:r>
+      <w:r>
+        <w:t xml:space="preserve"> </w:t>
+      </w:r>
+      <w:r>
+        <w:rPr>
+          <w:rStyle w:val="VerbatimChar"/>
+        </w:rPr>
+        <w:t xml:space="preserve">main</w:t>
+      </w:r>
+      <w:r>
+        <w:t xml:space="preserve">, in the SAME release cycle (v1.0.44). Neither was reported by the operator:</w:t>
+      </w:r>
+      <w:r>
+        <w:t xml:space="preserve"> </w:t>
+      </w:r>
+      <w:r>
+        <w:rPr>
+          <w:b/>
+          <w:bCs/>
+        </w:rPr>
+        <w:t xml:space="preserve">M1 was found by an INDEPENDENT post-hoc code review</w:t>
+      </w:r>
+      <w:r>
+        <w:t xml:space="preserve"> </w:t>
+      </w:r>
+      <w:r>
+        <w:t xml:space="preserve">of commit</w:t>
+      </w:r>
+      <w:r>
+        <w:t xml:space="preserve"> </w:t>
+      </w:r>
+      <w:r>
+        <w:rPr>
+          <w:rStyle w:val="VerbatimChar"/>
+        </w:rPr>
+        <w:t xml:space="preserve">562cde7</w:t>
+      </w:r>
+      <w:r>
+        <w:t xml:space="preserve"> </w:t>
+      </w:r>
+      <w:r>
+        <w:t xml:space="preserve">(§11.4.142 / §11.4.125 — the review that should have gated the commit ran after it, for the process reason recorded below), and</w:t>
+      </w:r>
+      <w:r>
+        <w:t xml:space="preserve"> </w:t>
+      </w:r>
+      <w:r>
+        <w:rPr>
+          <w:b/>
+          <w:bCs/>
+        </w:rPr>
+        <w:t xml:space="preserve">M2 was found by a test measuring a capability withdrawal</w:t>
+      </w:r>
+      <w:r>
+        <w:t xml:space="preserve"> </w:t>
+      </w:r>
+      <w:r>
+        <w:t xml:space="preserve">that the same commit's pin change had caused. Recording both here rather than folding them into §L, because they are distinct defects with distinct root causes and distinct evidence.</w:t>
+      </w:r>
+    </w:p>
+    <w:p>
+      <w:pPr>
+        <w:pStyle w:val="BodyText"/>
+      </w:pPr>
+      <w:r>
+        <w:rPr>
+          <w:b/>
+          <w:bCs/>
+        </w:rPr>
+        <w:t xml:space="preserve">Process note (§11.4.142 / §11.4.113 — recorded because it is the causal reason M1 shipped broken):</w:t>
+      </w:r>
+      <w:r>
+        <w:t xml:space="preserve"> </w:t>
+      </w:r>
+      <w:r>
+        <w:t xml:space="preserve">commit</w:t>
+      </w:r>
+      <w:r>
+        <w:t xml:space="preserve"> </w:t>
+      </w:r>
+      <w:r>
+        <w:rPr>
+          <w:rStyle w:val="VerbatimChar"/>
+        </w:rPr>
+        <w:t xml:space="preserve">562cde7</w:t>
+      </w:r>
+      <w:r>
+        <w:t xml:space="preserve"> </w:t>
+      </w:r>
+      <w:r>
+        <w:t xml:space="preserve">swept an agent's IN-FLIGHT</w:t>
+      </w:r>
+      <w:r>
+        <w:t xml:space="preserve"> </w:t>
+      </w:r>
+      <w:r>
+        <w:rPr>
+          <w:rStyle w:val="VerbatimChar"/>
+        </w:rPr>
+        <w:t xml:space="preserve">scripts/build_native.sh</w:t>
+      </w:r>
+      <w:r>
+        <w:t xml:space="preserve"> </w:t>
+      </w:r>
+      <w:r>
+        <w:t xml:space="preserve">edit onto</w:t>
+      </w:r>
+      <w:r>
+        <w:t xml:space="preserve"> </w:t>
+      </w:r>
+      <w:r>
+        <w:rPr>
+          <w:rStyle w:val="VerbatimChar"/>
+        </w:rPr>
+        <w:t xml:space="preserve">main</w:t>
+      </w:r>
+      <w:r>
+        <w:t xml:space="preserve"> </w:t>
+      </w:r>
+      <w:r>
+        <w:t xml:space="preserve">before that edit had passed the mandatory independent review.</w:t>
+      </w:r>
+      <w:r>
+        <w:t xml:space="preserve"> </w:t>
+      </w:r>
+      <w:r>
+        <w:rPr>
+          <w:rStyle w:val="VerbatimChar"/>
+        </w:rPr>
+        <w:t xml:space="preserve">commit_all.sh</w:t>
+      </w:r>
+      <w:r>
+        <w:t xml:space="preserve"> </w:t>
+      </w:r>
+      <w:r>
+        <w:t xml:space="preserve">stages with</w:t>
+      </w:r>
+      <w:r>
+        <w:t xml:space="preserve"> </w:t>
+      </w:r>
+      <w:r>
+        <w:rPr>
+          <w:rStyle w:val="VerbatimChar"/>
+        </w:rPr>
+        <w:t xml:space="preserve">git add -A</w:t>
+      </w:r>
+      <w:r>
+        <w:t xml:space="preserve">, so unrelated in-flight work present in the working tree was carried along by a commit that was about something else. Remediated FIX-FORWARD in</w:t>
+      </w:r>
+      <w:r>
+        <w:t xml:space="preserve"> </w:t>
+      </w:r>
+      <w:r>
+        <w:rPr>
+          <w:rStyle w:val="VerbatimChar"/>
+        </w:rPr>
+        <w:t xml:space="preserve">7966edb</w:t>
+      </w:r>
+      <w:r>
+        <w:t xml:space="preserve"> </w:t>
+      </w:r>
+      <w:r>
+        <w:t xml:space="preserve">per §11.4.113 — no history rewrite, no force-push at any point.</w:t>
+      </w:r>
+    </w:p>
+    <w:bookmarkStart w:id="104" w:name="X2b7154b4ec2c25dd56c24bc6f57eff1a6edad46"/>
+    <w:p>
+      <w:pPr>
+        <w:pStyle w:val="Heading3"/>
+      </w:pPr>
+      <w:r>
+        <w:t xml:space="preserve">M1 ZIG-YACC-CONTRACT-001 — the zig (root-free) build path computed</w:t>
+      </w:r>
+      <w:r>
+        <w:t xml:space="preserve"> </w:t>
+      </w:r>
+      <w:r>
+        <w:rPr>
+          <w:rStyle w:val="VerbatimChar"/>
+        </w:rPr>
+        <w:t xml:space="preserve">YACC</w:t>
+      </w:r>
+      <w:r>
+        <w:t xml:space="preserve"> </w:t>
+      </w:r>
+      <w:r>
+        <w:t xml:space="preserve">as an ABSOLUTE path, breaking BOTH contracts it is fed into, so no parser source was ever produced —</w:t>
+      </w:r>
+      <w:r>
+        <w:t xml:space="preserve"> </w:t>
+      </w:r>
+      <w:r>
+        <w:rPr>
+          <w:rStyle w:val="VerbatimChar"/>
+        </w:rPr>
+        <w:t xml:space="preserve">FIXED</w:t>
+      </w:r>
+    </w:p>
+    <w:p>
+      <w:pPr>
+        <w:pStyle w:val="FirstParagraph"/>
+      </w:pPr>
+      <w:r>
+        <w:rPr>
+          <w:b/>
+          <w:bCs/>
+        </w:rPr>
+        <w:t xml:space="preserve">TMX-ID:</w:t>
+      </w:r>
+      <w:r>
+        <w:t xml:space="preserve"> </w:t>
+      </w:r>
+      <w:r>
+        <w:t xml:space="preserve">TMX-088</w:t>
+      </w:r>
+      <w:r>
+        <w:t xml:space="preserve"> </w:t>
+      </w:r>
+      <w:r>
+        <w:rPr>
+          <w:b/>
+          <w:bCs/>
+        </w:rPr>
+        <w:t xml:space="preserve">Status:</w:t>
+      </w:r>
+      <w:r>
+        <w:t xml:space="preserve"> </w:t>
+      </w:r>
+      <w:r>
+        <w:t xml:space="preserve">Fixed (→ Fixed.md)</w:t>
+      </w:r>
+      <w:r>
+        <w:t xml:space="preserve"> </w:t>
+      </w:r>
+      <w:r>
+        <w:rPr>
+          <w:b/>
+          <w:bCs/>
+        </w:rPr>
+        <w:t xml:space="preserve">Type:</w:t>
+      </w:r>
+      <w:r>
+        <w:t xml:space="preserve"> </w:t>
+      </w:r>
+      <w:r>
+        <w:t xml:space="preserve">Bug</w:t>
+      </w:r>
+      <w:r>
+        <w:t xml:space="preserve"> </w:t>
+      </w:r>
+      <w:r>
+        <w:rPr>
+          <w:b/>
+          <w:bCs/>
+        </w:rPr>
+        <w:t xml:space="preserve">Severity:</w:t>
+      </w:r>
+      <w:r>
+        <w:t xml:space="preserve"> </w:t>
+      </w:r>
+      <w:r>
+        <w:t xml:space="preserve">BLOCKER (the root-free zig build path could not produce</w:t>
+      </w:r>
+      <w:r>
+        <w:t xml:space="preserve"> </w:t>
+      </w:r>
+      <w:r>
+        <w:rPr>
+          <w:rStyle w:val="VerbatimChar"/>
+        </w:rPr>
+        <w:t xml:space="preserve">cmd-parse.c</w:t>
+      </w:r>
+      <w:r>
+        <w:t xml:space="preserve"> </w:t>
+      </w:r>
+      <w:r>
+        <w:t xml:space="preserve">at all;</w:t>
+      </w:r>
+      <w:r>
+        <w:t xml:space="preserve"> </w:t>
+      </w:r>
+      <w:r>
+        <w:rPr>
+          <w:rStyle w:val="VerbatimChar"/>
+        </w:rPr>
+        <w:t xml:space="preserve">cmd-parse.c</w:t>
+      </w:r>
+      <w:r>
+        <w:t xml:space="preserve"> </w:t>
+      </w:r>
+      <w:r>
+        <w:t xml:space="preserve">is gitignored AND in</w:t>
+      </w:r>
+      <w:r>
+        <w:t xml:space="preserve"> </w:t>
+      </w:r>
+      <w:r>
+        <w:rPr>
+          <w:rStyle w:val="VerbatimChar"/>
+        </w:rPr>
+        <w:t xml:space="preserve">CLEANFILES</w:t>
+      </w:r>
+      <w:r>
+        <w:t xml:space="preserve">, so the broken branch is the one a FRESH CLONE always takes)</w:t>
+      </w:r>
+    </w:p>
+    <w:p>
+      <w:pPr>
+        <w:pStyle w:val="BodyText"/>
+      </w:pPr>
+      <w:r>
+        <w:rPr>
+          <w:b/>
+          <w:bCs/>
+        </w:rPr>
+        <w:t xml:space="preserve">Root cause — ONE line, TWO independent breakages, both measured:</w:t>
+      </w:r>
+      <w:r>
+        <w:t xml:space="preserve"> </w:t>
+      </w:r>
+      <w:r>
+        <w:rPr>
+          <w:rStyle w:val="VerbatimChar"/>
+        </w:rPr>
+        <w:t xml:space="preserve">scripts/build_native.sh</w:t>
+      </w:r>
+      <w:r>
+        <w:t xml:space="preserve">'s zig branch set</w:t>
+      </w:r>
+      <w:r>
+        <w:t xml:space="preserve"> </w:t>
+      </w:r>
+      <w:r>
+        <w:rPr>
+          <w:rStyle w:val="VerbatimChar"/>
+        </w:rPr>
+        <w:t xml:space="preserve">YACC</w:t>
+      </w:r>
+      <w:r>
+        <w:t xml:space="preserve"> </w:t>
+      </w:r>
+      <w:r>
+        <w:t xml:space="preserve">from</w:t>
+      </w:r>
+      <w:r>
+        <w:t xml:space="preserve"> </w:t>
+      </w:r>
+      <w:r>
+        <w:rPr>
+          <w:rStyle w:val="VerbatimChar"/>
+        </w:rPr>
+        <w:t xml:space="preserve">command -v bison</w:t>
+      </w:r>
+      <w:r>
+        <w:t xml:space="preserve">, which yields an ABSOLUTE path (</w:t>
+      </w:r>
+      <w:r>
+        <w:rPr>
+          <w:rStyle w:val="VerbatimChar"/>
+        </w:rPr>
+        <w:t xml:space="preserve">/usr/bin/bison</w:t>
+      </w:r>
+      <w:r>
+        <w:t xml:space="preserve">). That single value is wrong for both of the contracts it is subsequently fed into:</w:t>
+      </w:r>
+    </w:p>
+    <w:p>
+      <w:pPr>
+        <w:pStyle w:val="Compact"/>
+        <w:numPr>
+          <w:ilvl w:val="0"/>
+          <w:numId w:val="1160"/>
+        </w:numPr>
+      </w:pPr>
+      <w:r>
+        <w:rPr>
+          <w:rStyle w:val="VerbatimChar"/>
+          <w:b/>
+          <w:bCs/>
+        </w:rPr>
+        <w:t xml:space="preserve">tmux/configure</w:t>
+      </w:r>
+      <w:r>
+        <w:rPr>
+          <w:b/>
+          <w:bCs/>
+        </w:rPr>
+        <w:t xml:space="preserve">'s</w:t>
+      </w:r>
+      <w:r>
+        <w:rPr>
+          <w:b/>
+          <w:bCs/>
+        </w:rPr>
+        <w:t xml:space="preserve"> </w:t>
+      </w:r>
+      <w:r>
+        <w:rPr>
+          <w:rStyle w:val="VerbatimChar"/>
+          <w:b/>
+          <w:bCs/>
+        </w:rPr>
+        <w:t xml:space="preserve">AC_CHECK_PROG</w:t>
+      </w:r>
+      <w:r>
+        <w:rPr>
+          <w:b/>
+          <w:bCs/>
+        </w:rPr>
+        <w:t xml:space="preserve"> </w:t>
+      </w:r>
+      <w:r>
+        <w:rPr>
+          <w:b/>
+          <w:bCs/>
+        </w:rPr>
+        <w:t xml:space="preserve">resolution.</w:t>
+      </w:r>
+      <w:r>
+        <w:t xml:space="preserve"> </w:t>
+      </w:r>
+      <w:r>
+        <w:t xml:space="preserve">The macro does</w:t>
+      </w:r>
+      <w:r>
+        <w:t xml:space="preserve"> </w:t>
+      </w:r>
+      <w:r>
+        <w:rPr>
+          <w:rStyle w:val="VerbatimChar"/>
+        </w:rPr>
+        <w:t xml:space="preserve">set dummy $YACC; ac_word=$2</w:t>
+      </w:r>
+      <w:r>
+        <w:t xml:space="preserve">, then probes</w:t>
+      </w:r>
+      <w:r>
+        <w:t xml:space="preserve"> </w:t>
+      </w:r>
+      <w:r>
+        <w:rPr>
+          <w:rStyle w:val="VerbatimChar"/>
+        </w:rPr>
+        <w:t xml:space="preserve">"$as_dir$ac_word"</w:t>
+      </w:r>
+      <w:r>
+        <w:t xml:space="preserve"> </w:t>
+      </w:r>
+      <w:r>
+        <w:t xml:space="preserve">for each</w:t>
+      </w:r>
+      <w:r>
+        <w:t xml:space="preserve"> </w:t>
+      </w:r>
+      <w:r>
+        <w:rPr>
+          <w:rStyle w:val="VerbatimChar"/>
+        </w:rPr>
+        <w:t xml:space="preserve">PATH</w:t>
+      </w:r>
+      <w:r>
+        <w:t xml:space="preserve"> </w:t>
+      </w:r>
+      <w:r>
+        <w:t xml:space="preserve">entry — concatenating a directory with a value that ALREADY begins with</w:t>
+      </w:r>
+      <w:r>
+        <w:t xml:space="preserve"> </w:t>
+      </w:r>
+      <w:r>
+        <w:rPr>
+          <w:rStyle w:val="VerbatimChar"/>
+        </w:rPr>
+        <w:t xml:space="preserve">/</w:t>
+      </w:r>
+      <w:r>
+        <w:t xml:space="preserve">. The probed path is therefore</w:t>
+      </w:r>
+      <w:r>
+        <w:t xml:space="preserve"> </w:t>
+      </w:r>
+      <w:r>
+        <w:rPr>
+          <w:rStyle w:val="VerbatimChar"/>
+        </w:rPr>
+        <w:t xml:space="preserve">"/usr/bin//usr/bin/bison"</w:t>
+      </w:r>
+      <w:r>
+        <w:t xml:space="preserve">, which never resolves, and configure aborts with</w:t>
+      </w:r>
+      <w:r>
+        <w:t xml:space="preserve"> </w:t>
+      </w:r>
+      <w:r>
+        <w:rPr>
+          <w:rStyle w:val="VerbatimChar"/>
+        </w:rPr>
+        <w:t xml:space="preserve">yacc not found</w:t>
+      </w:r>
+      <w:r>
+        <w:t xml:space="preserve"> </w:t>
+      </w:r>
+      <w:r>
+        <w:rPr>
+          <w:b/>
+          <w:bCs/>
+        </w:rPr>
+        <w:t xml:space="preserve">on a host that HAS bison</w:t>
+      </w:r>
+      <w:r>
+        <w:t xml:space="preserve">.</w:t>
+      </w:r>
+    </w:p>
+    <w:p>
+      <w:pPr>
+        <w:pStyle w:val="Compact"/>
+        <w:numPr>
+          <w:ilvl w:val="0"/>
+          <w:numId w:val="1160"/>
+        </w:numPr>
+      </w:pPr>
+      <w:r>
+        <w:rPr>
+          <w:rStyle w:val="VerbatimChar"/>
+          <w:b/>
+          <w:bCs/>
+        </w:rPr>
+        <w:t xml:space="preserve">tmux/etc/ylwrap</w:t>
+      </w:r>
+      <w:r>
+        <w:rPr>
+          <w:b/>
+          <w:bCs/>
+        </w:rPr>
+        <w:t xml:space="preserve">'s output-filename contract.</w:t>
+      </w:r>
+      <w:r>
+        <w:t xml:space="preserve"> </w:t>
+      </w:r>
+      <w:r>
+        <w:rPr>
+          <w:rStyle w:val="VerbatimChar"/>
+        </w:rPr>
+        <w:t xml:space="preserve">tmux/Makefile.in</w:t>
+      </w:r>
+      <w:r>
+        <w:t xml:space="preserve">'s</w:t>
+      </w:r>
+      <w:r>
+        <w:t xml:space="preserve"> </w:t>
+      </w:r>
+      <w:r>
+        <w:rPr>
+          <w:rStyle w:val="VerbatimChar"/>
+        </w:rPr>
+        <w:t xml:space="preserve">.y.c</w:t>
+      </w:r>
+      <w:r>
+        <w:t xml:space="preserve"> </w:t>
+      </w:r>
+      <w:r>
+        <w:t xml:space="preserve">rule drives</w:t>
+      </w:r>
+      <w:r>
+        <w:t xml:space="preserve"> </w:t>
+      </w:r>
+      <w:r>
+        <w:rPr>
+          <w:rStyle w:val="VerbatimChar"/>
+        </w:rPr>
+        <w:t xml:space="preserve">etc/ylwrap</w:t>
+      </w:r>
+      <w:r>
+        <w:t xml:space="preserve">, which requires the program to emit</w:t>
+      </w:r>
+      <w:r>
+        <w:t xml:space="preserve"> </w:t>
+      </w:r>
+      <w:r>
+        <w:rPr>
+          <w:rStyle w:val="VerbatimChar"/>
+        </w:rPr>
+        <w:t xml:space="preserve">y.tab.c</w:t>
+      </w:r>
+      <w:r>
+        <w:t xml:space="preserve">. Plain</w:t>
+      </w:r>
+      <w:r>
+        <w:t xml:space="preserve"> </w:t>
+      </w:r>
+      <w:r>
+        <w:rPr>
+          <w:rStyle w:val="VerbatimChar"/>
+        </w:rPr>
+        <w:t xml:space="preserve">bison</w:t>
+      </w:r>
+      <w:r>
+        <w:t xml:space="preserve"> </w:t>
+      </w:r>
+      <w:r>
+        <w:t xml:space="preserve">(no</w:t>
+      </w:r>
+      <w:r>
+        <w:t xml:space="preserve"> </w:t>
+      </w:r>
+      <w:r>
+        <w:rPr>
+          <w:rStyle w:val="VerbatimChar"/>
+        </w:rPr>
+        <w:t xml:space="preserve">-y</w:t>
+      </w:r>
+      <w:r>
+        <w:t xml:space="preserve">) emits</w:t>
+      </w:r>
+      <w:r>
+        <w:t xml:space="preserve"> </w:t>
+      </w:r>
+      <w:r>
+        <w:rPr>
+          <w:rStyle w:val="VerbatimChar"/>
+        </w:rPr>
+        <w:t xml:space="preserve">cmd-parse.tab.c</w:t>
+      </w:r>
+      <w:r>
+        <w:t xml:space="preserve"> </w:t>
+      </w:r>
+      <w:r>
+        <w:t xml:space="preserve">instead — and</w:t>
+      </w:r>
+      <w:r>
+        <w:t xml:space="preserve"> </w:t>
+      </w:r>
+      <w:r>
+        <w:rPr>
+          <w:b/>
+          <w:bCs/>
+        </w:rPr>
+        <w:t xml:space="preserve">ylwrap still EXITS 0</w:t>
+      </w:r>
+      <w:r>
+        <w:t xml:space="preserve">. That is a SILENT failure: nothing in the build reports an error, and</w:t>
+      </w:r>
+      <w:r>
+        <w:t xml:space="preserve"> </w:t>
+      </w:r>
+      <w:r>
+        <w:rPr>
+          <w:rStyle w:val="VerbatimChar"/>
+        </w:rPr>
+        <w:t xml:space="preserve">make</w:t>
+      </w:r>
+      <w:r>
+        <w:t xml:space="preserve"> </w:t>
+      </w:r>
+      <w:r>
+        <w:t xml:space="preserve">is simply left with no</w:t>
+      </w:r>
+      <w:r>
+        <w:t xml:space="preserve"> </w:t>
+      </w:r>
+      <w:r>
+        <w:rPr>
+          <w:rStyle w:val="VerbatimChar"/>
+        </w:rPr>
+        <w:t xml:space="preserve">cmd-parse.c</w:t>
+      </w:r>
+      <w:r>
+        <w:t xml:space="preserve"> </w:t>
+      </w:r>
+      <w:r>
+        <w:t xml:space="preserve">to compile.</w:t>
+      </w:r>
+    </w:p>
+    <w:p>
+      <w:pPr>
+        <w:pStyle w:val="FirstParagraph"/>
+      </w:pPr>
+      <w:r>
+        <w:t xml:space="preserve">Either breakage alone stops the build; they are independent, so fixing one would have left the other live.</w:t>
+      </w:r>
+    </w:p>
+    <w:p>
+      <w:pPr>
+        <w:pStyle w:val="BodyText"/>
+      </w:pPr>
+      <w:r>
+        <w:rPr>
+          <w:b/>
+          <w:bCs/>
+        </w:rPr>
+        <w:t xml:space="preserve">Evidence — direct contract measurements (§11.4.226 runtime evidence class; each contract exercised directly, never inferred from reading the source):</w:t>
+      </w:r>
+    </w:p>
+    <w:p>
+      <w:pPr>
+        <w:pStyle w:val="Compact"/>
+        <w:numPr>
+          <w:ilvl w:val="0"/>
+          <w:numId w:val="1161"/>
+        </w:numPr>
+      </w:pPr>
+      <w:r>
+        <w:rPr>
+          <w:rStyle w:val="VerbatimChar"/>
+        </w:rPr>
+        <w:t xml:space="preserve">AC_CHECK_PROG</w:t>
+      </w:r>
+      <w:r>
+        <w:t xml:space="preserve"> </w:t>
+      </w:r>
+      <w:r>
+        <w:t xml:space="preserve">resolution, replayed verbatim:</w:t>
+      </w:r>
+      <w:r>
+        <w:t xml:space="preserve"> </w:t>
+      </w:r>
+      <w:r>
+        <w:rPr>
+          <w:rStyle w:val="VerbatimChar"/>
+        </w:rPr>
+        <w:t xml:space="preserve">ac_word=/usr/bin/bison</w:t>
+      </w:r>
+      <w:r>
+        <w:t xml:space="preserve"> </w:t>
+      </w:r>
+      <w:r>
+        <w:t xml:space="preserve">→</w:t>
+      </w:r>
+      <w:r>
+        <w:t xml:space="preserve"> </w:t>
+      </w:r>
+      <w:r>
+        <w:rPr>
+          <w:rStyle w:val="VerbatimChar"/>
+        </w:rPr>
+        <w:t xml:space="preserve">found_yacc=no</w:t>
+      </w:r>
+      <w:r>
+        <w:t xml:space="preserve">;</w:t>
+      </w:r>
+      <w:r>
+        <w:t xml:space="preserve"> </w:t>
+      </w:r>
+      <w:r>
+        <w:rPr>
+          <w:rStyle w:val="VerbatimChar"/>
+        </w:rPr>
+        <w:t xml:space="preserve">ac_word=bison</w:t>
+      </w:r>
+      <w:r>
+        <w:t xml:space="preserve"> </w:t>
+      </w:r>
+      <w:r>
+        <w:t xml:space="preserve">→</w:t>
+      </w:r>
+      <w:r>
+        <w:t xml:space="preserve"> </w:t>
+      </w:r>
+      <w:r>
+        <w:rPr>
+          <w:rStyle w:val="VerbatimChar"/>
+        </w:rPr>
+        <w:t xml:space="preserve">found_yacc=yes</w:t>
+      </w:r>
+      <w:r>
+        <w:t xml:space="preserve">;</w:t>
+      </w:r>
+      <w:r>
+        <w:t xml:space="preserve"> </w:t>
+      </w:r>
+      <w:r>
+        <w:rPr>
+          <w:b/>
+          <w:bCs/>
+        </w:rPr>
+        <w:t xml:space="preserve">negative control</w:t>
+      </w:r>
+      <w:r>
+        <w:t xml:space="preserve"> </w:t>
+      </w:r>
+      <w:r>
+        <w:t xml:space="preserve">(a bogus program name) →</w:t>
+      </w:r>
+      <w:r>
+        <w:t xml:space="preserve"> </w:t>
+      </w:r>
+      <w:r>
+        <w:rPr>
+          <w:rStyle w:val="VerbatimChar"/>
+        </w:rPr>
+        <w:t xml:space="preserve">no</w:t>
+      </w:r>
+      <w:r>
+        <w:t xml:space="preserve">. The negative control is what proves the check can still say "no" — without it, a</w:t>
+      </w:r>
+      <w:r>
+        <w:t xml:space="preserve"> </w:t>
+      </w:r>
+      <w:r>
+        <w:rPr>
+          <w:rStyle w:val="VerbatimChar"/>
+        </w:rPr>
+        <w:t xml:space="preserve">yes</w:t>
+      </w:r>
+      <w:r>
+        <w:t xml:space="preserve"> </w:t>
+      </w:r>
+      <w:r>
+        <w:t xml:space="preserve">on the fixed value would not distinguish a working probe from a probe that always answers</w:t>
+      </w:r>
+      <w:r>
+        <w:t xml:space="preserve"> </w:t>
+      </w:r>
+      <w:r>
+        <w:rPr>
+          <w:rStyle w:val="VerbatimChar"/>
+        </w:rPr>
+        <w:t xml:space="preserve">yes</w:t>
+      </w:r>
+      <w:r>
+        <w:t xml:space="preserve"> </w:t>
+      </w:r>
+      <w:r>
+        <w:t xml:space="preserve">(§11.4.201(7)(b)).</w:t>
+      </w:r>
+    </w:p>
+    <w:p>
+      <w:pPr>
+        <w:pStyle w:val="Compact"/>
+        <w:numPr>
+          <w:ilvl w:val="0"/>
+          <w:numId w:val="1161"/>
+        </w:numPr>
+      </w:pPr>
+      <w:r>
+        <w:t xml:space="preserve">Real</w:t>
+      </w:r>
+      <w:r>
+        <w:t xml:space="preserve"> </w:t>
+      </w:r>
+      <w:r>
+        <w:rPr>
+          <w:rStyle w:val="VerbatimChar"/>
+        </w:rPr>
+        <w:t xml:space="preserve">tmux/etc/ylwrap</w:t>
+      </w:r>
+      <w:r>
+        <w:t xml:space="preserve">, invoked directly: with</w:t>
+      </w:r>
+      <w:r>
+        <w:t xml:space="preserve"> </w:t>
+      </w:r>
+      <w:r>
+        <w:rPr>
+          <w:rStyle w:val="VerbatimChar"/>
+        </w:rPr>
+        <w:t xml:space="preserve">/usr/bin/bison</w:t>
+      </w:r>
+      <w:r>
+        <w:t xml:space="preserve"> </w:t>
+      </w:r>
+      <w:r>
+        <w:t xml:space="preserve">→</w:t>
+      </w:r>
+      <w:r>
+        <w:t xml:space="preserve"> </w:t>
+      </w:r>
+      <w:r>
+        <w:rPr>
+          <w:rStyle w:val="VerbatimChar"/>
+        </w:rPr>
+        <w:t xml:space="preserve">rc=0</w:t>
+      </w:r>
+      <w:r>
+        <w:t xml:space="preserve"> </w:t>
+      </w:r>
+      <w:r>
+        <w:t xml:space="preserve">and</w:t>
+      </w:r>
+      <w:r>
+        <w:t xml:space="preserve"> </w:t>
+      </w:r>
+      <w:r>
+        <w:rPr>
+          <w:rStyle w:val="VerbatimChar"/>
+        </w:rPr>
+        <w:t xml:space="preserve">cmd-parse.c</w:t>
+      </w:r>
+      <w:r>
+        <w:t xml:space="preserve"> </w:t>
+      </w:r>
+      <w:r>
+        <w:rPr>
+          <w:b/>
+          <w:bCs/>
+        </w:rPr>
+        <w:t xml:space="preserve">MISSING</w:t>
+      </w:r>
+      <w:r>
+        <w:t xml:space="preserve">; with</w:t>
+      </w:r>
+      <w:r>
+        <w:t xml:space="preserve"> </w:t>
+      </w:r>
+      <w:r>
+        <w:rPr>
+          <w:rStyle w:val="VerbatimChar"/>
+        </w:rPr>
+        <w:t xml:space="preserve">bison -y</w:t>
+      </w:r>
+      <w:r>
+        <w:t xml:space="preserve"> </w:t>
+      </w:r>
+      <w:r>
+        <w:t xml:space="preserve">→</w:t>
+      </w:r>
+      <w:r>
+        <w:t xml:space="preserve"> </w:t>
+      </w:r>
+      <w:r>
+        <w:rPr>
+          <w:rStyle w:val="VerbatimChar"/>
+        </w:rPr>
+        <w:t xml:space="preserve">rc=0</w:t>
+      </w:r>
+      <w:r>
+        <w:t xml:space="preserve"> </w:t>
+      </w:r>
+      <w:r>
+        <w:t xml:space="preserve">and</w:t>
+      </w:r>
+      <w:r>
+        <w:t xml:space="preserve"> </w:t>
+      </w:r>
+      <w:r>
+        <w:rPr>
+          <w:rStyle w:val="VerbatimChar"/>
+        </w:rPr>
+        <w:t xml:space="preserve">cmd-parse.c</w:t>
+      </w:r>
+      <w:r>
+        <w:t xml:space="preserve"> </w:t>
+      </w:r>
+      <w:r>
+        <w:rPr>
+          <w:b/>
+          <w:bCs/>
+        </w:rPr>
+        <w:t xml:space="preserve">CREATED</w:t>
+      </w:r>
+      <w:r>
+        <w:t xml:space="preserve">. Note both runs exit 0 — an exit-status assertion could never have caught this, which is precisely why the guard asserts the FILE, not the status.</w:t>
+      </w:r>
+    </w:p>
+    <w:p>
+      <w:pPr>
+        <w:pStyle w:val="FirstParagraph"/>
+      </w:pPr>
+      <w:r>
+        <w:rPr>
+          <w:b/>
+          <w:bCs/>
+        </w:rPr>
+        <w:t xml:space="preserve">Fix (</w:t>
+      </w:r>
+      <w:r>
+        <w:rPr>
+          <w:rStyle w:val="VerbatimChar"/>
+          <w:b/>
+          <w:bCs/>
+        </w:rPr>
+        <w:t xml:space="preserve">scripts/build_native.sh</w:t>
+      </w:r>
+      <w:r>
+        <w:rPr>
+          <w:b/>
+          <w:bCs/>
+        </w:rPr>
+        <w:t xml:space="preserve">, commit</w:t>
+      </w:r>
+      <w:r>
+        <w:rPr>
+          <w:b/>
+          <w:bCs/>
+        </w:rPr>
+        <w:t xml:space="preserve"> </w:t>
+      </w:r>
+      <w:r>
+        <w:rPr>
+          <w:rStyle w:val="VerbatimChar"/>
+          <w:b/>
+          <w:bCs/>
+        </w:rPr>
+        <w:t xml:space="preserve">7966edb</w:t>
+      </w:r>
+      <w:r>
+        <w:rPr>
+          <w:b/>
+          <w:bCs/>
+        </w:rPr>
+        <w:t xml:space="preserve">):</w:t>
+      </w:r>
+    </w:p>
+    <w:p>
+      <w:pPr>
+        <w:pStyle w:val="Compact"/>
+        <w:numPr>
+          <w:ilvl w:val="0"/>
+          <w:numId w:val="1162"/>
+        </w:numPr>
+      </w:pPr>
+      <w:r>
+        <w:t xml:space="preserve">The zig path's</w:t>
+      </w:r>
+      <w:r>
+        <w:t xml:space="preserve"> </w:t>
+      </w:r>
+      <w:r>
+        <w:rPr>
+          <w:rStyle w:val="VerbatimChar"/>
+        </w:rPr>
+        <w:t xml:space="preserve">YACC</w:t>
+      </w:r>
+      <w:r>
+        <w:t xml:space="preserve"> </w:t>
+      </w:r>
+      <w:r>
+        <w:t xml:space="preserve">is now a bare, ylwrap-correct</w:t>
+      </w:r>
+      <w:r>
+        <w:t xml:space="preserve"> </w:t>
+      </w:r>
+      <w:r>
+        <w:rPr>
+          <w:b/>
+          <w:bCs/>
+        </w:rPr>
+        <w:t xml:space="preserve">word</w:t>
+      </w:r>
+      <w:r>
+        <w:t xml:space="preserve"> </w:t>
+      </w:r>
+      <w:r>
+        <w:t xml:space="preserve">—</w:t>
+      </w:r>
+      <w:r>
+        <w:t xml:space="preserve"> </w:t>
+      </w:r>
+      <w:r>
+        <w:rPr>
+          <w:rStyle w:val="VerbatimChar"/>
+        </w:rPr>
+        <w:t xml:space="preserve">bison -y</w:t>
+      </w:r>
+      <w:r>
+        <w:t xml:space="preserve"> </w:t>
+      </w:r>
+      <w:r>
+        <w:t xml:space="preserve">(or</w:t>
+      </w:r>
+      <w:r>
+        <w:t xml:space="preserve"> </w:t>
+      </w:r>
+      <w:r>
+        <w:rPr>
+          <w:rStyle w:val="VerbatimChar"/>
+        </w:rPr>
+        <w:t xml:space="preserve">yacc</w:t>
+      </w:r>
+      <w:r>
+        <w:t xml:space="preserve">) — never an absolute path. The bare word satisfies</w:t>
+      </w:r>
+      <w:r>
+        <w:t xml:space="preserve"> </w:t>
+      </w:r>
+      <w:r>
+        <w:rPr>
+          <w:rStyle w:val="VerbatimChar"/>
+        </w:rPr>
+        <w:t xml:space="preserve">AC_CHECK_PROG</w:t>
+      </w:r>
+      <w:r>
+        <w:t xml:space="preserve">'s</w:t>
+      </w:r>
+      <w:r>
+        <w:t xml:space="preserve"> </w:t>
+      </w:r>
+      <w:r>
+        <w:rPr>
+          <w:rStyle w:val="VerbatimChar"/>
+        </w:rPr>
+        <w:t xml:space="preserve">$as_dir$ac_word</w:t>
+      </w:r>
+      <w:r>
+        <w:t xml:space="preserve"> </w:t>
+      </w:r>
+      <w:r>
+        <w:t xml:space="preserve">concatenation, and the</w:t>
+      </w:r>
+      <w:r>
+        <w:t xml:space="preserve"> </w:t>
+      </w:r>
+      <w:r>
+        <w:rPr>
+          <w:rStyle w:val="VerbatimChar"/>
+        </w:rPr>
+        <w:t xml:space="preserve">-y</w:t>
+      </w:r>
+      <w:r>
+        <w:t xml:space="preserve"> </w:t>
+      </w:r>
+      <w:r>
+        <w:t xml:space="preserve">satisfies ylwrap's</w:t>
+      </w:r>
+      <w:r>
+        <w:t xml:space="preserve"> </w:t>
+      </w:r>
+      <w:r>
+        <w:rPr>
+          <w:rStyle w:val="VerbatimChar"/>
+        </w:rPr>
+        <w:t xml:space="preserve">y.tab.c</w:t>
+      </w:r>
+      <w:r>
+        <w:t xml:space="preserve"> </w:t>
+      </w:r>
+      <w:r>
+        <w:t xml:space="preserve">requirement.</w:t>
+      </w:r>
+    </w:p>
+    <w:p>
+      <w:pPr>
+        <w:pStyle w:val="Compact"/>
+        <w:numPr>
+          <w:ilvl w:val="0"/>
+          <w:numId w:val="1162"/>
+        </w:numPr>
+      </w:pPr>
+      <w:r>
+        <w:rPr>
+          <w:b/>
+          <w:bCs/>
+        </w:rPr>
+        <w:t xml:space="preserve">Same commit, separate defect:</w:t>
+      </w:r>
+      <w:r>
+        <w:t xml:space="preserve"> </w:t>
+      </w:r>
+      <w:r>
+        <w:t xml:space="preserve">the autogen refusal was UNREACHABLE. Under</w:t>
+      </w:r>
+      <w:r>
+        <w:t xml:space="preserve"> </w:t>
+      </w:r>
+      <w:r>
+        <w:rPr>
+          <w:rStyle w:val="VerbatimChar"/>
+        </w:rPr>
+        <w:t xml:space="preserve">set -euo pipefail</w:t>
+      </w:r>
+      <w:r>
+        <w:t xml:space="preserve">, a failing</w:t>
+      </w:r>
+      <w:r>
+        <w:t xml:space="preserve"> </w:t>
+      </w:r>
+      <w:r>
+        <w:rPr>
+          <w:rStyle w:val="VerbatimChar"/>
+        </w:rPr>
+        <w:t xml:space="preserve">autogen.sh</w:t>
+      </w:r>
+      <w:r>
+        <w:t xml:space="preserve"> </w:t>
+      </w:r>
+      <w:r>
+        <w:t xml:space="preserve">pipeline aborted the script BEFORE the explicit</w:t>
+      </w:r>
+      <w:r>
+        <w:t xml:space="preserve"> </w:t>
+      </w:r>
+      <w:r>
+        <w:rPr>
+          <w:rStyle w:val="VerbatimChar"/>
+        </w:rPr>
+        <w:t xml:space="preserve">✗ autogen.sh did not produce ./configure</w:t>
+      </w:r>
+      <w:r>
+        <w:t xml:space="preserve"> </w:t>
+      </w:r>
+      <w:r>
+        <w:t xml:space="preserve">message could print, so the operator saw a bare non-zero exit instead of the diagnostic that was written for exactly this case. Fixed with</w:t>
+      </w:r>
+      <w:r>
+        <w:t xml:space="preserve"> </w:t>
+      </w:r>
+      <w:r>
+        <w:rPr>
+          <w:rStyle w:val="VerbatimChar"/>
+        </w:rPr>
+        <w:t xml:space="preserve">|| true</w:t>
+      </w:r>
+      <w:r>
+        <w:t xml:space="preserve"> </w:t>
+      </w:r>
+      <w:r>
+        <w:t xml:space="preserve">on the pipeline so the intended, actionable message is what actually reaches the operator (§11.4.1 — a diagnostic that cannot fire is not a diagnostic).</w:t>
+      </w:r>
+    </w:p>
+    <w:p>
+      <w:pPr>
+        <w:pStyle w:val="FirstParagraph"/>
+      </w:pPr>
+      <w:r>
+        <w:rPr>
+          <w:b/>
+          <w:bCs/>
+        </w:rPr>
+        <w:t xml:space="preserve">Closure cycle:</w:t>
+      </w:r>
+      <w:r>
+        <w:t xml:space="preserve"> </w:t>
+      </w:r>
+      <w:r>
+        <w:t xml:space="preserve">v1.0.44</w:t>
+      </w:r>
+      <w:r>
+        <w:t xml:space="preserve"> </w:t>
+      </w:r>
+      <w:r>
+        <w:rPr>
+          <w:b/>
+          <w:bCs/>
+        </w:rPr>
+        <w:t xml:space="preserve">Closure commit:</w:t>
+      </w:r>
+      <w:r>
+        <w:t xml:space="preserve"> </w:t>
+      </w:r>
+      <w:r>
+        <w:rPr>
+          <w:rStyle w:val="VerbatimChar"/>
+        </w:rPr>
+        <w:t xml:space="preserve">7966edb</w:t>
+      </w:r>
+      <w:r>
+        <w:t xml:space="preserve"> </w:t>
+      </w:r>
+      <w:r>
+        <w:t xml:space="preserve">(</w:t>
+      </w:r>
+      <w:r>
+        <w:rPr>
+          <w:rStyle w:val="VerbatimChar"/>
+        </w:rPr>
+        <w:t xml:space="preserve">fix(build): zig-path YACC must be a bare, ylwrap-correct word (TMX-088)</w:t>
+      </w:r>
+      <w:r>
+        <w:t xml:space="preserve">)</w:t>
+      </w:r>
+      <w:r>
+        <w:t xml:space="preserve"> </w:t>
+      </w:r>
+      <w:r>
+        <w:rPr>
+          <w:b/>
+          <w:bCs/>
+        </w:rPr>
+        <w:t xml:space="preserve">Captured evidence (4-layer, §11.4.108):</w:t>
+      </w:r>
+    </w:p>
+    <w:p>
+      <w:pPr>
+        <w:pStyle w:val="Compact"/>
+        <w:numPr>
+          <w:ilvl w:val="0"/>
+          <w:numId w:val="1163"/>
+        </w:numPr>
+      </w:pPr>
+      <w:r>
+        <w:t xml:space="preserve">(a)</w:t>
+      </w:r>
+      <w:r>
+        <w:t xml:space="preserve"> </w:t>
+      </w:r>
+      <w:r>
+        <w:rPr>
+          <w:b/>
+          <w:bCs/>
+        </w:rPr>
+        <w:t xml:space="preserve">pre-build / source layer:</w:t>
+      </w:r>
+      <w:r>
+        <w:t xml:space="preserve"> </w:t>
+      </w:r>
+      <w:r>
+        <w:rPr>
+          <w:rStyle w:val="VerbatimChar"/>
+        </w:rPr>
+        <w:t xml:space="preserve">bash -n scripts/build_native.sh</w:t>
+      </w:r>
+      <w:r>
+        <w:t xml:space="preserve"> </w:t>
+      </w:r>
+      <w:r>
+        <w:t xml:space="preserve">clean;</w:t>
+      </w:r>
+      <w:r>
+        <w:t xml:space="preserve"> </w:t>
+      </w:r>
+      <w:r>
+        <w:rPr>
+          <w:rStyle w:val="VerbatimChar"/>
+        </w:rPr>
+        <w:t xml:space="preserve">bash -n scripts/tests/91_zig_yacc_contract.sh</w:t>
+      </w:r>
+      <w:r>
+        <w:t xml:space="preserve"> </w:t>
+      </w:r>
+      <w:r>
+        <w:t xml:space="preserve">clean.</w:t>
+      </w:r>
+    </w:p>
+    <w:p>
+      <w:pPr>
+        <w:pStyle w:val="Compact"/>
+        <w:numPr>
+          <w:ilvl w:val="0"/>
+          <w:numId w:val="1163"/>
+        </w:numPr>
+      </w:pPr>
+      <w:r>
+        <w:t xml:space="preserve">(b)</w:t>
+      </w:r>
+      <w:r>
+        <w:t xml:space="preserve"> </w:t>
+      </w:r>
+      <w:r>
+        <w:rPr>
+          <w:b/>
+          <w:bCs/>
+        </w:rPr>
+        <w:t xml:space="preserve">artifact layer:</w:t>
+      </w:r>
+      <w:r>
+        <w:t xml:space="preserve"> </w:t>
+      </w:r>
+      <w:r>
+        <w:rPr>
+          <w:rStyle w:val="VerbatimChar"/>
+        </w:rPr>
+        <w:t xml:space="preserve">scripts/build_native.sh</w:t>
+      </w:r>
+      <w:r>
+        <w:t xml:space="preserve"> </w:t>
+      </w:r>
+      <w:r>
+        <w:t xml:space="preserve">IS the shipped artifact for this fix (a shell script, not a compiled output), so the source and artifact layers coincide. Stated explicitly rather than claimed as a separate passing layer (§11.4.6).</w:t>
+      </w:r>
+    </w:p>
+    <w:p>
+      <w:pPr>
+        <w:pStyle w:val="Compact"/>
+        <w:numPr>
+          <w:ilvl w:val="0"/>
+          <w:numId w:val="1163"/>
+        </w:numPr>
+      </w:pPr>
+      <w:r>
+        <w:t xml:space="preserve">(c)</w:t>
+      </w:r>
+      <w:r>
+        <w:t xml:space="preserve"> </w:t>
+      </w:r>
+      <w:r>
+        <w:rPr>
+          <w:b/>
+          <w:bCs/>
+        </w:rPr>
+        <w:t xml:space="preserve">runtime layer (§11.4.108 layer 3 — the load-bearing one):</w:t>
+      </w:r>
+      <w:r>
+        <w:t xml:space="preserve"> </w:t>
+      </w:r>
+      <w:r>
+        <w:t xml:space="preserve">test 91 exercises the two REAL contracts — configure's own</w:t>
+      </w:r>
+      <w:r>
+        <w:t xml:space="preserve"> </w:t>
+      </w:r>
+      <w:r>
+        <w:rPr>
+          <w:rStyle w:val="VerbatimChar"/>
+        </w:rPr>
+        <w:t xml:space="preserve">AC_CHECK_PROG</w:t>
+      </w:r>
+      <w:r>
+        <w:t xml:space="preserve"> </w:t>
+      </w:r>
+      <w:r>
+        <w:t xml:space="preserve">logic and the REAL</w:t>
+      </w:r>
+      <w:r>
+        <w:t xml:space="preserve"> </w:t>
+      </w:r>
+      <w:r>
+        <w:rPr>
+          <w:rStyle w:val="VerbatimChar"/>
+        </w:rPr>
+        <w:t xml:space="preserve">tmux/etc/ylwrap</w:t>
+      </w:r>
+      <w:r>
+        <w:t xml:space="preserve"> </w:t>
+      </w:r>
+      <w:r>
+        <w:t xml:space="preserve">— with the value the script actually computes. The assertions read the produced FILE and the resolution OUTCOME, never the script's source text.</w:t>
+      </w:r>
+    </w:p>
+    <w:p>
+      <w:pPr>
+        <w:pStyle w:val="Compact"/>
+        <w:numPr>
+          <w:ilvl w:val="0"/>
+          <w:numId w:val="1163"/>
+        </w:numPr>
+      </w:pPr>
+      <w:r>
+        <w:t xml:space="preserve">(d)</w:t>
+      </w:r>
+      <w:r>
+        <w:t xml:space="preserve"> </w:t>
+      </w:r>
+      <w:r>
+        <w:rPr>
+          <w:b/>
+          <w:bCs/>
+        </w:rPr>
+        <w:t xml:space="preserve">§11.4.115 RED/GREEN polarity + paired mutation (§1.1):</w:t>
+      </w:r>
+      <w:r>
+        <w:t xml:space="preserve"> </w:t>
+      </w:r>
+      <w:r>
+        <w:rPr>
+          <w:rStyle w:val="VerbatimChar"/>
+        </w:rPr>
+        <w:t xml:space="preserve">RED_MODE=1</w:t>
+      </w:r>
+      <w:r>
+        <w:t xml:space="preserve"> </w:t>
+      </w:r>
+      <w:r>
+        <w:t xml:space="preserve">feeds the PRE-FIX value (the absolute path) into both real contracts and asserts they BREAK — proving the guard is not blind. Paired mutation</w:t>
+      </w:r>
+      <w:r>
+        <w:t xml:space="preserve"> </w:t>
+      </w:r>
+      <w:r>
+        <w:rPr>
+          <w:rStyle w:val="VerbatimChar"/>
+        </w:rPr>
+        <w:t xml:space="preserve">M-ZIG-YACC-BARE-WORD</w:t>
+      </w:r>
+      <w:r>
+        <w:t xml:space="preserve"> </w:t>
+      </w:r>
+      <w:r>
+        <w:t xml:space="preserve">in</w:t>
+      </w:r>
+      <w:r>
+        <w:t xml:space="preserve"> </w:t>
+      </w:r>
+      <w:r>
+        <w:rPr>
+          <w:rStyle w:val="VerbatimChar"/>
+        </w:rPr>
+        <w:t xml:space="preserve">meta_test_false_positive_proof.sh</w:t>
+      </w:r>
+      <w:r>
+        <w:t xml:space="preserve"> </w:t>
+      </w:r>
+      <w:r>
+        <w:t xml:space="preserve">verified to make</w:t>
+      </w:r>
+      <w:r>
+        <w:t xml:space="preserve"> </w:t>
+      </w:r>
+      <w:r>
+        <w:rPr>
+          <w:b/>
+          <w:bCs/>
+        </w:rPr>
+        <w:t xml:space="preserve">C1 + C2</w:t>
+      </w:r>
+      <w:r>
+        <w:t xml:space="preserve"> </w:t>
+      </w:r>
+      <w:r>
+        <w:t xml:space="preserve">FAIL.</w:t>
+      </w:r>
+    </w:p>
+    <w:p>
+      <w:pPr>
+        <w:pStyle w:val="FirstParagraph"/>
+      </w:pPr>
+      <w:r>
+        <w:rPr>
+          <w:b/>
+          <w:bCs/>
+        </w:rPr>
+        <w:t xml:space="preserve">Regression-protection:</w:t>
+      </w:r>
+      <w:r>
+        <w:t xml:space="preserve"> </w:t>
+      </w:r>
+      <w:r>
+        <w:rPr>
+          <w:rStyle w:val="VerbatimChar"/>
+        </w:rPr>
+        <w:t xml:space="preserve">scripts/tests/91_zig_yacc_contract.sh</w:t>
+      </w:r>
+      <w:r>
+        <w:t xml:space="preserve"> </w:t>
+      </w:r>
+      <w:r>
+        <w:t xml:space="preserve">—</w:t>
+      </w:r>
+      <w:r>
+        <w:t xml:space="preserve"> </w:t>
+      </w:r>
+      <w:r>
+        <w:rPr>
+          <w:b/>
+          <w:bCs/>
+        </w:rPr>
+        <w:t xml:space="preserve">C1</w:t>
+      </w:r>
+      <w:r>
+        <w:t xml:space="preserve"> </w:t>
+      </w:r>
+      <w:r>
+        <w:t xml:space="preserve">(configure's</w:t>
+      </w:r>
+      <w:r>
+        <w:t xml:space="preserve"> </w:t>
+      </w:r>
+      <w:r>
+        <w:rPr>
+          <w:rStyle w:val="VerbatimChar"/>
+        </w:rPr>
+        <w:t xml:space="preserve">AC_CHECK_PROG</w:t>
+      </w:r>
+      <w:r>
+        <w:t xml:space="preserve"> </w:t>
+      </w:r>
+      <w:r>
+        <w:t xml:space="preserve">resolves the value) and</w:t>
+      </w:r>
+      <w:r>
+        <w:t xml:space="preserve"> </w:t>
+      </w:r>
+      <w:r>
+        <w:rPr>
+          <w:b/>
+          <w:bCs/>
+        </w:rPr>
+        <w:t xml:space="preserve">C2</w:t>
+      </w:r>
+      <w:r>
+        <w:t xml:space="preserve"> </w:t>
+      </w:r>
+      <w:r>
+        <w:t xml:space="preserve">(the real</w:t>
+      </w:r>
+      <w:r>
+        <w:t xml:space="preserve"> </w:t>
+      </w:r>
+      <w:r>
+        <w:rPr>
+          <w:rStyle w:val="VerbatimChar"/>
+        </w:rPr>
+        <w:t xml:space="preserve">etc/ylwrap</w:t>
+      </w:r>
+      <w:r>
+        <w:t xml:space="preserve"> </w:t>
+      </w:r>
+      <w:r>
+        <w:t xml:space="preserve">emits</w:t>
+      </w:r>
+      <w:r>
+        <w:t xml:space="preserve"> </w:t>
+      </w:r>
+      <w:r>
+        <w:rPr>
+          <w:rStyle w:val="VerbatimChar"/>
+        </w:rPr>
+        <w:t xml:space="preserve">cmd-parse.c</w:t>
+      </w:r>
+      <w:r>
+        <w:t xml:space="preserve">, not</w:t>
+      </w:r>
+      <w:r>
+        <w:t xml:space="preserve"> </w:t>
+      </w:r>
+      <w:r>
+        <w:rPr>
+          <w:rStyle w:val="VerbatimChar"/>
+        </w:rPr>
+        <w:t xml:space="preserve">cmd-parse.tab.c</w:t>
+      </w:r>
+      <w:r>
+        <w:t xml:space="preserve">).</w:t>
+      </w:r>
+      <w:r>
+        <w:t xml:space="preserve"> </w:t>
+      </w:r>
+      <w:r>
+        <w:rPr>
+          <w:rStyle w:val="VerbatimChar"/>
+        </w:rPr>
+        <w:t xml:space="preserve">RED_MODE</w:t>
+      </w:r>
+      <w:r>
+        <w:t xml:space="preserve"> </w:t>
+      </w:r>
+      <w:r>
+        <w:t xml:space="preserve">defaults to</w:t>
+      </w:r>
+      <w:r>
+        <w:t xml:space="preserve"> </w:t>
+      </w:r>
+      <w:r>
+        <w:rPr>
+          <w:rStyle w:val="VerbatimChar"/>
+        </w:rPr>
+        <w:t xml:space="preserve">0</w:t>
+      </w:r>
+      <w:r>
+        <w:t xml:space="preserve"> </w:t>
+      </w:r>
+      <w:r>
+        <w:t xml:space="preserve">(the standing regression-guard polarity, per the convention TMX-085 established). The test does NOT require a full build, so it is cheap enough to run in the standing sweep. Honest §11.4.3 SKIP when neither</w:t>
+      </w:r>
+      <w:r>
+        <w:t xml:space="preserve"> </w:t>
+      </w:r>
+      <w:r>
+        <w:rPr>
+          <w:rStyle w:val="VerbatimChar"/>
+        </w:rPr>
+        <w:t xml:space="preserve">bison</w:t>
+      </w:r>
+      <w:r>
+        <w:t xml:space="preserve"> </w:t>
+      </w:r>
+      <w:r>
+        <w:t xml:space="preserve">nor</w:t>
+      </w:r>
+      <w:r>
+        <w:t xml:space="preserve"> </w:t>
+      </w:r>
+      <w:r>
+        <w:rPr>
+          <w:rStyle w:val="VerbatimChar"/>
+        </w:rPr>
+        <w:t xml:space="preserve">yacc</w:t>
+      </w:r>
+      <w:r>
+        <w:t xml:space="preserve"> </w:t>
+      </w:r>
+      <w:r>
+        <w:t xml:space="preserve">is on</w:t>
+      </w:r>
+      <w:r>
+        <w:t xml:space="preserve"> </w:t>
+      </w:r>
+      <w:r>
+        <w:rPr>
+          <w:rStyle w:val="VerbatimChar"/>
+        </w:rPr>
+        <w:t xml:space="preserve">PATH</w:t>
+      </w:r>
+      <w:r>
+        <w:t xml:space="preserve"> </w:t>
+      </w:r>
+      <w:r>
+        <w:t xml:space="preserve">— the contracts genuinely cannot be exercised there, and a fake PASS is never emitted.</w:t>
+      </w:r>
+    </w:p>
+    <w:p>
+      <w:pPr>
+        <w:pStyle w:val="BodyText"/>
+      </w:pPr>
+      <w:r>
+        <w:rPr>
+          <w:b/>
+          <w:bCs/>
+        </w:rPr>
+        <w:t xml:space="preserve">Attributability note (§11.4.201(6) — why the guard measures the SOURCE OF TRUTH and not a copy):</w:t>
+      </w:r>
+      <w:r>
+        <w:t xml:space="preserve"> </w:t>
+      </w:r>
+      <w:r>
+        <w:t xml:space="preserve">the value under test is</w:t>
+      </w:r>
+      <w:r>
+        <w:t xml:space="preserve"> </w:t>
+      </w:r>
+      <w:r>
+        <w:rPr>
+          <w:b/>
+          <w:bCs/>
+        </w:rPr>
+        <w:t xml:space="preserve">DERIVED from</w:t>
+      </w:r>
+      <w:r>
+        <w:rPr>
+          <w:b/>
+          <w:bCs/>
+        </w:rPr>
+        <w:t xml:space="preserve"> </w:t>
+      </w:r>
+      <w:r>
+        <w:rPr>
+          <w:rStyle w:val="VerbatimChar"/>
+          <w:b/>
+          <w:bCs/>
+        </w:rPr>
+        <w:t xml:space="preserve">scripts/build_native.sh</w:t>
+      </w:r>
+      <w:r>
+        <w:rPr>
+          <w:b/>
+          <w:bCs/>
+        </w:rPr>
+        <w:t xml:space="preserve"> </w:t>
+      </w:r>
+      <w:r>
+        <w:rPr>
+          <w:b/>
+          <w:bCs/>
+        </w:rPr>
+        <w:t xml:space="preserve">itself</w:t>
+      </w:r>
+      <w:r>
+        <w:t xml:space="preserve"> </w:t>
+      </w:r>
+      <w:r>
+        <w:t xml:space="preserve">(the zig-branch assignment is extracted and expanded the way the script would), never recomputed independently inside the test. Had the test computed</w:t>
+      </w:r>
+      <w:r>
+        <w:t xml:space="preserve"> </w:t>
+      </w:r>
+      <w:r>
+        <w:rPr>
+          <w:rStyle w:val="VerbatimChar"/>
+        </w:rPr>
+        <w:t xml:space="preserve">bison -y</w:t>
+      </w:r>
+      <w:r>
+        <w:t xml:space="preserve"> </w:t>
+      </w:r>
+      <w:r>
+        <w:t xml:space="preserve">on its own, mutating</w:t>
+      </w:r>
+      <w:r>
+        <w:t xml:space="preserve"> </w:t>
+      </w:r>
+      <w:r>
+        <w:rPr>
+          <w:rStyle w:val="VerbatimChar"/>
+        </w:rPr>
+        <w:t xml:space="preserve">build_native.sh</w:t>
+      </w:r>
+      <w:r>
+        <w:t xml:space="preserve"> </w:t>
+      </w:r>
+      <w:r>
+        <w:t xml:space="preserve">would not have changed what C1/C2 examine, and the guards would have passed on broken source — the exact false-null this project has been bitten by before. This is what makes</w:t>
+      </w:r>
+      <w:r>
+        <w:t xml:space="preserve"> </w:t>
+      </w:r>
+      <w:r>
+        <w:rPr>
+          <w:rStyle w:val="VerbatimChar"/>
+        </w:rPr>
+        <w:t xml:space="preserve">M-ZIG-YACC-BARE-WORD</w:t>
+      </w:r>
+      <w:r>
+        <w:t xml:space="preserve"> </w:t>
+      </w:r>
+      <w:r>
+        <w:t xml:space="preserve">a genuine §1.1 pair rather than a tautology.</w:t>
+      </w:r>
+    </w:p>
+    <w:p>
+      <w:pPr>
+        <w:pStyle w:val="BodyText"/>
+      </w:pPr>
+      <w:r>
+        <w:rPr>
+          <w:b/>
+          <w:bCs/>
+        </w:rPr>
+        <w:t xml:space="preserve">§11.4.120 reconciliation:</w:t>
+      </w:r>
+      <w:r>
+        <w:t xml:space="preserve"> </w:t>
+      </w:r>
+      <w:r>
+        <w:t xml:space="preserve">none required — no pre-existing gate asserted the absolute-path</w:t>
+      </w:r>
+      <w:r>
+        <w:t xml:space="preserve"> </w:t>
+      </w:r>
+      <w:r>
+        <w:rPr>
+          <w:rStyle w:val="VerbatimChar"/>
+        </w:rPr>
+        <w:t xml:space="preserve">YACC</w:t>
+      </w:r>
+      <w:r>
+        <w:t xml:space="preserve"> </w:t>
+      </w:r>
+      <w:r>
+        <w:t xml:space="preserve">value as correct; there was no gate on this path at all, which is why the defect reached</w:t>
+      </w:r>
+      <w:r>
+        <w:t xml:space="preserve"> </w:t>
+      </w:r>
+      <w:r>
+        <w:rPr>
+          <w:rStyle w:val="VerbatimChar"/>
+        </w:rPr>
+        <w:t xml:space="preserve">main</w:t>
+      </w:r>
+      <w:r>
+        <w:t xml:space="preserve">. Test 91 is the new gate, not a reconciled one.</w:t>
+      </w:r>
+    </w:p>
+    <w:bookmarkEnd w:id="104"/>
+    <w:bookmarkStart w:id="105" w:name="X9a95f3bd9976d04426883038b7a237128854a14"/>
+    <w:p>
+      <w:pPr>
+        <w:pStyle w:val="Heading3"/>
+      </w:pPr>
+      <w:r>
+        <w:t xml:space="preserve">M2 TMUX-PIN-ROOT-FREE-RESTORE-001 — the</w:t>
+      </w:r>
+      <w:r>
+        <w:t xml:space="preserve"> </w:t>
+      </w:r>
+      <w:r>
+        <w:rPr>
+          <w:rStyle w:val="VerbatimChar"/>
+        </w:rPr>
+        <w:t xml:space="preserve">next-3.8</w:t>
+      </w:r>
+      <w:r>
+        <w:t xml:space="preserve"> </w:t>
+      </w:r>
+      <w:r>
+        <w:t xml:space="preserve">pin withdrew the root-free build capability; re-pinned to release TAG</w:t>
+      </w:r>
+      <w:r>
+        <w:t xml:space="preserve"> </w:t>
+      </w:r>
+      <w:r>
+        <w:rPr>
+          <w:rStyle w:val="VerbatimChar"/>
+        </w:rPr>
+        <w:t xml:space="preserve">3.7b</w:t>
+      </w:r>
+      <w:r>
+        <w:t xml:space="preserve"> </w:t>
+      </w:r>
+      <w:r>
+        <w:t xml:space="preserve">—</w:t>
+      </w:r>
+      <w:r>
+        <w:t xml:space="preserve"> </w:t>
+      </w:r>
+      <w:r>
+        <w:rPr>
+          <w:rStyle w:val="VerbatimChar"/>
+        </w:rPr>
+        <w:t xml:space="preserve">FIXED</w:t>
+      </w:r>
+    </w:p>
+    <w:p>
+      <w:pPr>
+        <w:pStyle w:val="FirstParagraph"/>
+      </w:pPr>
+      <w:r>
+        <w:rPr>
+          <w:b/>
+          <w:bCs/>
+        </w:rPr>
+        <w:t xml:space="preserve">TMX-ID:</w:t>
+      </w:r>
+      <w:r>
+        <w:t xml:space="preserve"> </w:t>
+      </w:r>
+      <w:r>
+        <w:t xml:space="preserve">TMX-089</w:t>
+      </w:r>
+      <w:r>
+        <w:t xml:space="preserve"> </w:t>
+      </w:r>
+      <w:r>
+        <w:rPr>
+          <w:b/>
+          <w:bCs/>
+        </w:rPr>
+        <w:t xml:space="preserve">Status:</w:t>
+      </w:r>
+      <w:r>
+        <w:t xml:space="preserve"> </w:t>
+      </w:r>
+      <w:r>
+        <w:t xml:space="preserve">Fixed (→ Fixed.md)</w:t>
+      </w:r>
+      <w:r>
+        <w:t xml:space="preserve"> </w:t>
+      </w:r>
+      <w:r>
+        <w:rPr>
+          <w:b/>
+          <w:bCs/>
+        </w:rPr>
+        <w:t xml:space="preserve">Type:</w:t>
+      </w:r>
+      <w:r>
+        <w:t xml:space="preserve"> </w:t>
+      </w:r>
+      <w:r>
+        <w:t xml:space="preserve">Bug</w:t>
+      </w:r>
+      <w:r>
+        <w:t xml:space="preserve"> </w:t>
+      </w:r>
+      <w:r>
+        <w:rPr>
+          <w:b/>
+          <w:bCs/>
+        </w:rPr>
+        <w:t xml:space="preserve">Severity:</w:t>
+      </w:r>
+      <w:r>
+        <w:t xml:space="preserve"> </w:t>
+      </w:r>
+      <w:r>
+        <w:t xml:space="preserve">BLOCKER (a MEASURED withdrawal of a real, previously-working capability — the root-free build — on hosts with no autotools/bison)</w:t>
+      </w:r>
+    </w:p>
+    <w:p>
+      <w:pPr>
+        <w:pStyle w:val="BodyText"/>
+      </w:pPr>
+      <w:r>
+        <w:rPr>
+          <w:b/>
+          <w:bCs/>
+        </w:rPr>
+        <w:t xml:space="preserve">Root cause:</w:t>
+      </w:r>
+      <w:r>
+        <w:t xml:space="preserve"> </w:t>
+      </w:r>
+      <w:r>
+        <w:t xml:space="preserve">commit</w:t>
+      </w:r>
+      <w:r>
+        <w:t xml:space="preserve"> </w:t>
+      </w:r>
+      <w:r>
+        <w:rPr>
+          <w:rStyle w:val="VerbatimChar"/>
+        </w:rPr>
+        <w:t xml:space="preserve">562cde7</w:t>
+      </w:r>
+      <w:r>
+        <w:t xml:space="preserve"> </w:t>
+      </w:r>
+      <w:r>
+        <w:t xml:space="preserve">moved the tmux submodule pin to</w:t>
+      </w:r>
+      <w:r>
+        <w:t xml:space="preserve"> </w:t>
+      </w:r>
+      <w:r>
+        <w:rPr>
+          <w:rStyle w:val="VerbatimChar"/>
+        </w:rPr>
+        <w:t xml:space="preserve">next-3.8</w:t>
+      </w:r>
+      <w:r>
+        <w:t xml:space="preserve"> </w:t>
+      </w:r>
+      <w:r>
+        <w:t xml:space="preserve">(</w:t>
+      </w:r>
+      <w:r>
+        <w:rPr>
+          <w:rStyle w:val="VerbatimChar"/>
+        </w:rPr>
+        <w:t xml:space="preserve">40381bdc</w:t>
+      </w:r>
+      <w:r>
+        <w:t xml:space="preserve">).</w:t>
+      </w:r>
+      <w:r>
+        <w:t xml:space="preserve"> </w:t>
+      </w:r>
+      <w:r>
+        <w:rPr>
+          <w:rStyle w:val="VerbatimChar"/>
+        </w:rPr>
+        <w:t xml:space="preserve">next-3.8</w:t>
+      </w:r>
+      <w:r>
+        <w:t xml:space="preserve"> </w:t>
+      </w:r>
+      <w:r>
+        <w:t xml:space="preserve">is</w:t>
+      </w:r>
+      <w:r>
+        <w:t xml:space="preserve"> </w:t>
+      </w:r>
+      <w:r>
+        <w:rPr>
+          <w:b/>
+          <w:bCs/>
+        </w:rPr>
+        <w:t xml:space="preserve">untagged</w:t>
+      </w:r>
+      <w:r>
+        <w:rPr>
+          <w:b/>
+          <w:bCs/>
+        </w:rPr>
+        <w:t xml:space="preserve"> </w:t>
+      </w:r>
+      <w:r>
+        <w:rPr>
+          <w:rStyle w:val="VerbatimChar"/>
+          <w:b/>
+          <w:bCs/>
+        </w:rPr>
+        <w:t xml:space="preserve">master</w:t>
+      </w:r>
+      <w:r>
+        <w:t xml:space="preserve">: it has NO release tarball. The project's root-free zig path depends on a sha256-pinned RELEASE TARBALL that ships a pre-generated</w:t>
+      </w:r>
+      <w:r>
+        <w:t xml:space="preserve"> </w:t>
+      </w:r>
+      <w:r>
+        <w:rPr>
+          <w:rStyle w:val="VerbatimChar"/>
+        </w:rPr>
+        <w:t xml:space="preserve">configure</w:t>
+      </w:r>
+      <w:r>
+        <w:t xml:space="preserve"> </w:t>
+      </w:r>
+      <w:r>
+        <w:t xml:space="preserve">and a pre-generated</w:t>
+      </w:r>
+      <w:r>
+        <w:t xml:space="preserve"> </w:t>
+      </w:r>
+      <w:r>
+        <w:rPr>
+          <w:rStyle w:val="VerbatimChar"/>
+        </w:rPr>
+        <w:t xml:space="preserve">cmd-parse.c</w:t>
+      </w:r>
+      <w:r>
+        <w:t xml:space="preserve"> </w:t>
+      </w:r>
+      <w:r>
+        <w:t xml:space="preserve">— with no tarball available, the path was forced to build from the submodule instead, which requires autotools</w:t>
+      </w:r>
+      <w:r>
+        <w:t xml:space="preserve"> </w:t>
+      </w:r>
+      <w:r>
+        <w:rPr>
+          <w:b/>
+          <w:bCs/>
+        </w:rPr>
+        <w:t xml:space="preserve">and</w:t>
+      </w:r>
+      <w:r>
+        <w:t xml:space="preserve"> </w:t>
+      </w:r>
+      <w:r>
+        <w:t xml:space="preserve">bison on the host. On a host without them the build simply cannot proceed. This is not a theoretical regression: test 71's sub-check</w:t>
+      </w:r>
+      <w:r>
+        <w:t xml:space="preserve"> </w:t>
+      </w:r>
+      <w:r>
+        <w:rPr>
+          <w:b/>
+          <w:bCs/>
+        </w:rPr>
+        <w:t xml:space="preserve">C4</w:t>
+      </w:r>
+      <w:r>
+        <w:t xml:space="preserve">, whose whole purpose is to run on a deliberately-neutered bare host, FAILED with</w:t>
+      </w:r>
+      <w:r>
+        <w:t xml:space="preserve"> </w:t>
+      </w:r>
+      <w:r>
+        <w:rPr>
+          <w:rStyle w:val="VerbatimChar"/>
+        </w:rPr>
+        <w:t xml:space="preserve">cmd-parse.c is not pre-generated and no yacc/bison found</w:t>
+      </w:r>
+      <w:r>
+        <w:t xml:space="preserve">.</w:t>
+      </w:r>
+    </w:p>
+    <w:p>
+      <w:pPr>
+        <w:pStyle w:val="BodyText"/>
+      </w:pPr>
+      <w:r>
+        <w:t xml:space="preserve">Per §11.4.122 a previously-working, user-visible capability may not be silently dropped, so the correct response was to move the pin back rather than accept the loss.</w:t>
+      </w:r>
+    </w:p>
+    <w:p>
+      <w:pPr>
+        <w:pStyle w:val="BodyText"/>
+      </w:pPr>
+      <w:r>
+        <w:rPr>
+          <w:b/>
+          <w:bCs/>
+        </w:rPr>
+        <w:t xml:space="preserve">Fix (commit</w:t>
+      </w:r>
+      <w:r>
+        <w:rPr>
+          <w:b/>
+          <w:bCs/>
+        </w:rPr>
+        <w:t xml:space="preserve"> </w:t>
+      </w:r>
+      <w:r>
+        <w:rPr>
+          <w:rStyle w:val="VerbatimChar"/>
+          <w:b/>
+          <w:bCs/>
+        </w:rPr>
+        <w:t xml:space="preserve">a6f3fc4</w:t>
+      </w:r>
+      <w:r>
+        <w:rPr>
+          <w:b/>
+          <w:bCs/>
+        </w:rPr>
+        <w:t xml:space="preserve">, on a SECOND explicit operator decision the same day):</w:t>
+      </w:r>
+      <w:r>
+        <w:t xml:space="preserve"> </w:t>
+      </w:r>
+      <w:r>
+        <w:t xml:space="preserve">the pin was moved from</w:t>
+      </w:r>
+      <w:r>
+        <w:t xml:space="preserve"> </w:t>
+      </w:r>
+      <w:r>
+        <w:rPr>
+          <w:rStyle w:val="VerbatimChar"/>
+        </w:rPr>
+        <w:t xml:space="preserve">next-3.8</w:t>
+      </w:r>
+      <w:r>
+        <w:t xml:space="preserve"> </w:t>
+      </w:r>
+      <w:r>
+        <w:t xml:space="preserve">(</w:t>
+      </w:r>
+      <w:r>
+        <w:rPr>
+          <w:rStyle w:val="VerbatimChar"/>
+        </w:rPr>
+        <w:t xml:space="preserve">40381bdc</w:t>
+      </w:r>
+      <w:r>
+        <w:t xml:space="preserve">) to release</w:t>
+      </w:r>
+      <w:r>
+        <w:t xml:space="preserve"> </w:t>
+      </w:r>
+      <w:r>
+        <w:rPr>
+          <w:b/>
+          <w:bCs/>
+        </w:rPr>
+        <w:t xml:space="preserve">TAG</w:t>
+      </w:r>
+      <w:r>
+        <w:rPr>
+          <w:b/>
+          <w:bCs/>
+        </w:rPr>
+        <w:t xml:space="preserve"> </w:t>
+      </w:r>
+      <w:r>
+        <w:rPr>
+          <w:rStyle w:val="VerbatimChar"/>
+          <w:b/>
+          <w:bCs/>
+        </w:rPr>
+        <w:t xml:space="preserve">3.7b</w:t>
+      </w:r>
+      <w:r>
+        <w:t xml:space="preserve"> </w:t>
+      </w:r>
+      <w:r>
+        <w:t xml:space="preserve">(</w:t>
+      </w:r>
+      <w:r>
+        <w:rPr>
+          <w:rStyle w:val="VerbatimChar"/>
+        </w:rPr>
+        <w:t xml:space="preserve">e802909de06012a4df6209d55e86487c56223163</w:t>
+      </w:r>
+      <w:r>
+        <w:t xml:space="preserve">).</w:t>
+      </w:r>
+    </w:p>
+    <w:p>
+      <w:pPr>
+        <w:pStyle w:val="Compact"/>
+        <w:numPr>
+          <w:ilvl w:val="0"/>
+          <w:numId w:val="1164"/>
+        </w:numPr>
+      </w:pPr>
+      <w:r>
+        <w:rPr>
+          <w:rStyle w:val="VerbatimChar"/>
+        </w:rPr>
+        <w:t xml:space="preserve">3.7b</w:t>
+      </w:r>
+      <w:r>
+        <w:t xml:space="preserve"> </w:t>
+      </w:r>
+      <w:r>
+        <w:t xml:space="preserve">is an</w:t>
+      </w:r>
+      <w:r>
+        <w:t xml:space="preserve"> </w:t>
+      </w:r>
+      <w:r>
+        <w:rPr>
+          <w:b/>
+          <w:bCs/>
+        </w:rPr>
+        <w:t xml:space="preserve">ancestor of</w:t>
+      </w:r>
+      <w:r>
+        <w:rPr>
+          <w:b/>
+          <w:bCs/>
+        </w:rPr>
+        <w:t xml:space="preserve"> </w:t>
+      </w:r>
+      <w:r>
+        <w:rPr>
+          <w:rStyle w:val="VerbatimChar"/>
+          <w:b/>
+          <w:bCs/>
+        </w:rPr>
+        <w:t xml:space="preserve">40381bdc</w:t>
+      </w:r>
+      <w:r>
+        <w:t xml:space="preserve"> </w:t>
+      </w:r>
+      <w:r>
+        <w:t xml:space="preserve">(verified) — so this is a clean rewind along the same history, not a divergence onto an unrelated line.</w:t>
+      </w:r>
+    </w:p>
+    <w:p>
+      <w:pPr>
+        <w:pStyle w:val="Compact"/>
+        <w:numPr>
+          <w:ilvl w:val="0"/>
+          <w:numId w:val="1164"/>
+        </w:numPr>
+      </w:pPr>
+      <w:r>
+        <w:rPr>
+          <w:rStyle w:val="VerbatimChar"/>
+        </w:rPr>
+        <w:t xml:space="preserve">3.7b</w:t>
+      </w:r>
+      <w:r>
+        <w:t xml:space="preserve">'s release tarball exists, with measured sha256</w:t>
+      </w:r>
+      <w:r>
+        <w:t xml:space="preserve"> </w:t>
+      </w:r>
+      <w:r>
+        <w:rPr>
+          <w:rStyle w:val="VerbatimChar"/>
+        </w:rPr>
+        <w:t xml:space="preserve">87f2e99e3b685973f2ca002ffd6ed7e51a5744f7009daae5a15670b6d532db96</w:t>
+      </w:r>
+      <w:r>
+        <w:t xml:space="preserve">, and it ships BOTH a pre-generated</w:t>
+      </w:r>
+      <w:r>
+        <w:t xml:space="preserve"> </w:t>
+      </w:r>
+      <w:r>
+        <w:rPr>
+          <w:rStyle w:val="VerbatimChar"/>
+        </w:rPr>
+        <w:t xml:space="preserve">configure</w:t>
+      </w:r>
+      <w:r>
+        <w:t xml:space="preserve"> </w:t>
+      </w:r>
+      <w:r>
+        <w:t xml:space="preserve">AND a pre-generated</w:t>
+      </w:r>
+      <w:r>
+        <w:t xml:space="preserve"> </w:t>
+      </w:r>
+      <w:r>
+        <w:rPr>
+          <w:rStyle w:val="VerbatimChar"/>
+        </w:rPr>
+        <w:t xml:space="preserve">cmd-parse.c</w:t>
+      </w:r>
+      <w:r>
+        <w:t xml:space="preserve"> </w:t>
+      </w:r>
+      <w:r>
+        <w:t xml:space="preserve">— so the root-free property is restored AND the tarball genuinely corresponds to the submodule pin.</w:t>
+      </w:r>
+    </w:p>
+    <w:p>
+      <w:pPr>
+        <w:pStyle w:val="Compact"/>
+        <w:numPr>
+          <w:ilvl w:val="0"/>
+          <w:numId w:val="1164"/>
+        </w:numPr>
+      </w:pPr>
+      <w:r>
+        <w:t xml:space="preserve">The binary was rebuilt against the new pin;</w:t>
+      </w:r>
+      <w:r>
+        <w:t xml:space="preserve"> </w:t>
+      </w:r>
+      <w:r>
+        <w:rPr>
+          <w:rStyle w:val="VerbatimChar"/>
+        </w:rPr>
+        <w:t xml:space="preserve">tmux -V</w:t>
+      </w:r>
+      <w:r>
+        <w:t xml:space="preserve"> </w:t>
+      </w:r>
+      <w:r>
+        <w:t xml:space="preserve">reports</w:t>
+      </w:r>
+      <w:r>
+        <w:t xml:space="preserve"> </w:t>
+      </w:r>
+      <w:r>
+        <w:rPr>
+          <w:rStyle w:val="VerbatimChar"/>
+        </w:rPr>
+        <w:t xml:space="preserve">tmux 3.7b</w:t>
+      </w:r>
+      <w:r>
+        <w:t xml:space="preserve"> </w:t>
+      </w:r>
+      <w:r>
+        <w:t xml:space="preserve">(verified directly against the built binary, not inferred from the pin).</w:t>
+      </w:r>
+    </w:p>
+    <w:p>
+      <w:pPr>
+        <w:pStyle w:val="Compact"/>
+        <w:numPr>
+          <w:ilvl w:val="0"/>
+          <w:numId w:val="1164"/>
+        </w:numPr>
+      </w:pPr>
+      <w:r>
+        <w:rPr>
+          <w:rStyle w:val="VerbatimChar"/>
+        </w:rPr>
+        <w:t xml:space="preserve">build_native.sh</w:t>
+      </w:r>
+      <w:r>
+        <w:t xml:space="preserve">'s tarball fast-path is restored, but hardened: the version is</w:t>
+      </w:r>
+      <w:r>
+        <w:t xml:space="preserve"> </w:t>
+      </w:r>
+      <w:r>
+        <w:rPr>
+          <w:b/>
+          <w:bCs/>
+        </w:rPr>
+        <w:t xml:space="preserve">DERIVED from the submodule's own</w:t>
+      </w:r>
+      <w:r>
+        <w:rPr>
+          <w:b/>
+          <w:bCs/>
+        </w:rPr>
+        <w:t xml:space="preserve"> </w:t>
+      </w:r>
+      <w:r>
+        <w:rPr>
+          <w:rStyle w:val="VerbatimChar"/>
+          <w:b/>
+          <w:bCs/>
+        </w:rPr>
+        <w:t xml:space="preserve">configure.ac</w:t>
+      </w:r>
+      <w:r>
+        <w:t xml:space="preserve"> </w:t>
+      </w:r>
+      <w:r>
+        <w:t xml:space="preserve">rather than hardcoded, and the download is</w:t>
+      </w:r>
+      <w:r>
+        <w:t xml:space="preserve"> </w:t>
+      </w:r>
+      <w:r>
+        <w:rPr>
+          <w:b/>
+          <w:bCs/>
+        </w:rPr>
+        <w:t xml:space="preserve">REFUSED unless a sha256 is pinned for exactly that version</w:t>
+      </w:r>
+      <w:r>
+        <w:t xml:space="preserve">. A future re-pin to an untagged commit therefore falls back to the submodule build instead of silently shipping a binary that does not match the pin — the defect class is closed by construction, not only by this one corrected value.</w:t>
+      </w:r>
+    </w:p>
+    <w:p>
+      <w:pPr>
+        <w:pStyle w:val="Compact"/>
+        <w:numPr>
+          <w:ilvl w:val="0"/>
+          <w:numId w:val="1164"/>
+        </w:numPr>
+      </w:pPr>
+      <w:r>
+        <w:t xml:space="preserve">Governance files and every version gate were swept</w:t>
+      </w:r>
+      <w:r>
+        <w:t xml:space="preserve"> </w:t>
+      </w:r>
+      <w:r>
+        <w:rPr>
+          <w:rStyle w:val="VerbatimChar"/>
+        </w:rPr>
+        <w:t xml:space="preserve">next-3.8</w:t>
+      </w:r>
+      <w:r>
+        <w:t xml:space="preserve"> </w:t>
+      </w:r>
+      <w:r>
+        <w:t xml:space="preserve">→</w:t>
+      </w:r>
+      <w:r>
+        <w:t xml:space="preserve"> </w:t>
+      </w:r>
+      <w:r>
+        <w:rPr>
+          <w:rStyle w:val="VerbatimChar"/>
+        </w:rPr>
+        <w:t xml:space="preserve">3.7b</w:t>
+      </w:r>
+      <w:r>
+        <w:t xml:space="preserve">.</w:t>
+      </w:r>
+      <w:r>
+        <w:t xml:space="preserve"> </w:t>
+      </w:r>
+      <w:r>
+        <w:rPr>
+          <w:rStyle w:val="VerbatimChar"/>
+        </w:rPr>
+        <w:t xml:space="preserve">README.md</w:t>
+      </w:r>
+      <w:r>
+        <w:t xml:space="preserve"> </w:t>
+      </w:r>
+      <w:r>
+        <w:t xml:space="preserve">no longer claims "latest stable", because tag</w:t>
+      </w:r>
+      <w:r>
+        <w:t xml:space="preserve"> </w:t>
+      </w:r>
+      <w:r>
+        <w:rPr>
+          <w:rStyle w:val="VerbatimChar"/>
+        </w:rPr>
+        <w:t xml:space="preserve">3.7c</w:t>
+      </w:r>
+      <w:r>
+        <w:t xml:space="preserve"> </w:t>
+      </w:r>
+      <w:r>
+        <w:t xml:space="preserve">exists (measured) — the previous wording would have been false.</w:t>
+      </w:r>
+    </w:p>
+    <w:p>
+      <w:pPr>
+        <w:pStyle w:val="FirstParagraph"/>
+      </w:pPr>
+      <w:r>
+        <w:rPr>
+          <w:b/>
+          <w:bCs/>
+        </w:rPr>
+        <w:t xml:space="preserve">Closure cycle:</w:t>
+      </w:r>
+      <w:r>
+        <w:t xml:space="preserve"> </w:t>
+      </w:r>
+      <w:r>
+        <w:t xml:space="preserve">v1.0.44</w:t>
+      </w:r>
+      <w:r>
+        <w:t xml:space="preserve"> </w:t>
+      </w:r>
+      <w:r>
+        <w:rPr>
+          <w:b/>
+          <w:bCs/>
+        </w:rPr>
+        <w:t xml:space="preserve">Closure commit:</w:t>
+      </w:r>
+      <w:r>
+        <w:t xml:space="preserve"> </w:t>
+      </w:r>
+      <w:r>
+        <w:rPr>
+          <w:rStyle w:val="VerbatimChar"/>
+        </w:rPr>
+        <w:t xml:space="preserve">a6f3fc4</w:t>
+      </w:r>
+      <w:r>
+        <w:t xml:space="preserve"> </w:t>
+      </w:r>
+      <w:r>
+        <w:t xml:space="preserve">(</w:t>
+      </w:r>
+      <w:r>
+        <w:rPr>
+          <w:rStyle w:val="VerbatimChar"/>
+        </w:rPr>
+        <w:t xml:space="preserve">fix(pin): re-pin tmux to TAG 3.7b — restores the root-free build path (TMX-089)</w:t>
+      </w:r>
+      <w:r>
+        <w:t xml:space="preserve">)</w:t>
+      </w:r>
+      <w:r>
+        <w:t xml:space="preserve"> </w:t>
+      </w:r>
+      <w:r>
+        <w:rPr>
+          <w:b/>
+          <w:bCs/>
+        </w:rPr>
+        <w:t xml:space="preserve">Captured evidence (4-layer, §11.4.108):</w:t>
+      </w:r>
+    </w:p>
+    <w:p>
+      <w:pPr>
+        <w:pStyle w:val="Compact"/>
+        <w:numPr>
+          <w:ilvl w:val="0"/>
+          <w:numId w:val="1165"/>
+        </w:numPr>
+      </w:pPr>
+      <w:r>
+        <w:t xml:space="preserve">(a)</w:t>
+      </w:r>
+      <w:r>
+        <w:t xml:space="preserve"> </w:t>
+      </w:r>
+      <w:r>
+        <w:rPr>
+          <w:b/>
+          <w:bCs/>
+        </w:rPr>
+        <w:t xml:space="preserve">source layer:</w:t>
+      </w:r>
+      <w:r>
+        <w:t xml:space="preserve"> </w:t>
+      </w:r>
+      <w:r>
+        <w:t xml:space="preserve">the submodule gitlink resolves to</w:t>
+      </w:r>
+      <w:r>
+        <w:t xml:space="preserve"> </w:t>
+      </w:r>
+      <w:r>
+        <w:rPr>
+          <w:rStyle w:val="VerbatimChar"/>
+        </w:rPr>
+        <w:t xml:space="preserve">e802909de06012a4df6209d55e86487c56223163</w:t>
+      </w:r>
+      <w:r>
+        <w:t xml:space="preserve">;</w:t>
+      </w:r>
+      <w:r>
+        <w:t xml:space="preserve"> </w:t>
+      </w:r>
+      <w:r>
+        <w:rPr>
+          <w:rStyle w:val="VerbatimChar"/>
+        </w:rPr>
+        <w:t xml:space="preserve">git -C tmux describe --tags</w:t>
+      </w:r>
+      <w:r>
+        <w:t xml:space="preserve"> </w:t>
+      </w:r>
+      <w:r>
+        <w:t xml:space="preserve">reports</w:t>
+      </w:r>
+      <w:r>
+        <w:t xml:space="preserve"> </w:t>
+      </w:r>
+      <w:r>
+        <w:rPr>
+          <w:rStyle w:val="VerbatimChar"/>
+        </w:rPr>
+        <w:t xml:space="preserve">3.7b</w:t>
+      </w:r>
+      <w:r>
+        <w:t xml:space="preserve">; the sha256 for</w:t>
+      </w:r>
+      <w:r>
+        <w:t xml:space="preserve"> </w:t>
+      </w:r>
+      <w:r>
+        <w:rPr>
+          <w:rStyle w:val="VerbatimChar"/>
+        </w:rPr>
+        <w:t xml:space="preserve">3.7b</w:t>
+      </w:r>
+      <w:r>
+        <w:t xml:space="preserve"> </w:t>
+      </w:r>
+      <w:r>
+        <w:t xml:space="preserve">is present as a pinned value in</w:t>
+      </w:r>
+      <w:r>
+        <w:t xml:space="preserve"> </w:t>
+      </w:r>
+      <w:r>
+        <w:rPr>
+          <w:rStyle w:val="VerbatimChar"/>
+        </w:rPr>
+        <w:t xml:space="preserve">scripts/build_native.sh</w:t>
+      </w:r>
+      <w:r>
+        <w:t xml:space="preserve">.</w:t>
+      </w:r>
+    </w:p>
+    <w:p>
+      <w:pPr>
+        <w:pStyle w:val="Compact"/>
+        <w:numPr>
+          <w:ilvl w:val="0"/>
+          <w:numId w:val="1165"/>
+        </w:numPr>
+      </w:pPr>
+      <w:r>
+        <w:t xml:space="preserve">(b)</w:t>
+      </w:r>
+      <w:r>
+        <w:t xml:space="preserve"> </w:t>
+      </w:r>
+      <w:r>
+        <w:rPr>
+          <w:b/>
+          <w:bCs/>
+        </w:rPr>
+        <w:t xml:space="preserve">artifact layer:</w:t>
+      </w:r>
+      <w:r>
+        <w:t xml:space="preserve"> </w:t>
+      </w:r>
+      <w:r>
+        <w:t xml:space="preserve">the rebuilt binary reports</w:t>
+      </w:r>
+      <w:r>
+        <w:t xml:space="preserve"> </w:t>
+      </w:r>
+      <w:r>
+        <w:rPr>
+          <w:rStyle w:val="VerbatimChar"/>
+        </w:rPr>
+        <w:t xml:space="preserve">tmux 3.7b</w:t>
+      </w:r>
+      <w:r>
+        <w:t xml:space="preserve"> </w:t>
+      </w:r>
+      <w:r>
+        <w:t xml:space="preserve">— the ARTIFACT's own self-reported identity matches the pin, which is the §11.4.108 layer-2 assertion (bytes landed), not a re-read of the pin.</w:t>
+      </w:r>
+    </w:p>
+    <w:p>
+      <w:pPr>
+        <w:pStyle w:val="Compact"/>
+        <w:numPr>
+          <w:ilvl w:val="0"/>
+          <w:numId w:val="1165"/>
+        </w:numPr>
+      </w:pPr>
+      <w:r>
+        <w:t xml:space="preserve">(c)</w:t>
+      </w:r>
+      <w:r>
+        <w:t xml:space="preserve"> </w:t>
+      </w:r>
+      <w:r>
+        <w:rPr>
+          <w:b/>
+          <w:bCs/>
+        </w:rPr>
+        <w:t xml:space="preserve">runtime-on-clean-target layer:</w:t>
+      </w:r>
+      <w:r>
+        <w:t xml:space="preserve"> </w:t>
+      </w:r>
+      <w:r>
+        <w:rPr>
+          <w:rStyle w:val="VerbatimChar"/>
+          <w:b/>
+          <w:bCs/>
+        </w:rPr>
+        <w:t xml:space="preserve">UNCONFIRMED:</w:t>
+      </w:r>
+      <w:r>
+        <w:t xml:space="preserve"> </w:t>
+      </w:r>
+      <w:r>
+        <w:t xml:space="preserve">— see the honest boundary below. The rebuilt binary reporting its version IS runtime evidence that the correct source was built; the ROOT-FREE property specifically has not been re-measured on a bare host this cycle.</w:t>
+      </w:r>
+    </w:p>
+    <w:p>
+      <w:pPr>
+        <w:pStyle w:val="Compact"/>
+        <w:numPr>
+          <w:ilvl w:val="0"/>
+          <w:numId w:val="1165"/>
+        </w:numPr>
+      </w:pPr>
+      <w:r>
+        <w:t xml:space="preserve">(d)</w:t>
+      </w:r>
+      <w:r>
+        <w:t xml:space="preserve"> </w:t>
+      </w:r>
+      <w:r>
+        <w:rPr>
+          <w:b/>
+          <w:bCs/>
+        </w:rPr>
+        <w:t xml:space="preserve">§11.4.115 polarity:</w:t>
+      </w:r>
+      <w:r>
+        <w:t xml:space="preserve"> </w:t>
+      </w:r>
+      <w:r>
+        <w:t xml:space="preserve">this item has no polarity test of its own. Its RED evidence is test 71 C4's MEASURED FAILURE under the</w:t>
+      </w:r>
+      <w:r>
+        <w:t xml:space="preserve"> </w:t>
+      </w:r>
+      <w:r>
+        <w:rPr>
+          <w:rStyle w:val="VerbatimChar"/>
+        </w:rPr>
+        <w:t xml:space="preserve">next-3.8</w:t>
+      </w:r>
+      <w:r>
+        <w:t xml:space="preserve"> </w:t>
+      </w:r>
+      <w:r>
+        <w:t xml:space="preserve">pin — the defect was reproduced on the broken artifact before the fix, which is the substance §11.4.115 requires; the corresponding GREEN has not yet been captured (below).</w:t>
+      </w:r>
+    </w:p>
+    <w:p>
+      <w:pPr>
+        <w:pStyle w:val="FirstParagraph"/>
+      </w:pPr>
+      <w:r>
+        <w:rPr>
+          <w:b/>
+          <w:bCs/>
+        </w:rPr>
+        <w:t xml:space="preserve">Honest boundary (§11.4.6) — what is NOT claimed:</w:t>
+      </w:r>
+      <w:r>
+        <w:t xml:space="preserve"> </w:t>
+      </w:r>
+      <w:r>
+        <w:rPr>
+          <w:b/>
+          <w:bCs/>
+        </w:rPr>
+        <w:t xml:space="preserve">test 71 C4 has NOT been re-run against the</w:t>
+      </w:r>
+      <w:r>
+        <w:rPr>
+          <w:b/>
+          <w:bCs/>
+        </w:rPr>
+        <w:t xml:space="preserve"> </w:t>
+      </w:r>
+      <w:r>
+        <w:rPr>
+          <w:rStyle w:val="VerbatimChar"/>
+          <w:b/>
+          <w:bCs/>
+        </w:rPr>
+        <w:t xml:space="preserve">3.7b</w:t>
+      </w:r>
+      <w:r>
+        <w:rPr>
+          <w:b/>
+          <w:bCs/>
+        </w:rPr>
+        <w:t xml:space="preserve"> </w:t>
+      </w:r>
+      <w:r>
+        <w:rPr>
+          <w:b/>
+          <w:bCs/>
+        </w:rPr>
+        <w:t xml:space="preserve">artifact.</w:t>
+      </w:r>
+      <w:r>
+        <w:t xml:space="preserve"> </w:t>
+      </w:r>
+      <w:r>
+        <w:t xml:space="preserve">The restoration of the root-free path is the STATED RATIONALE for the re-pin and is supported by the tarball's contents (pre-generated</w:t>
+      </w:r>
+      <w:r>
+        <w:t xml:space="preserve"> </w:t>
+      </w:r>
+      <w:r>
+        <w:rPr>
+          <w:rStyle w:val="VerbatimChar"/>
+        </w:rPr>
+        <w:t xml:space="preserve">configure</w:t>
+      </w:r>
+      <w:r>
+        <w:t xml:space="preserve"> </w:t>
+      </w:r>
+      <w:r>
+        <w:t xml:space="preserve">+</w:t>
+      </w:r>
+      <w:r>
+        <w:t xml:space="preserve"> </w:t>
+      </w:r>
+      <w:r>
+        <w:rPr>
+          <w:rStyle w:val="VerbatimChar"/>
+        </w:rPr>
+        <w:t xml:space="preserve">cmd-parse.c</w:t>
+      </w:r>
+      <w:r>
+        <w:t xml:space="preserve">, sha256-pinned), but the GREEN half of the RED→GREEN pair is</w:t>
+      </w:r>
+      <w:r>
+        <w:t xml:space="preserve"> </w:t>
+      </w:r>
+      <w:r>
+        <w:rPr>
+          <w:rStyle w:val="VerbatimChar"/>
+          <w:b/>
+          <w:bCs/>
+        </w:rPr>
+        <w:t xml:space="preserve">UNCONFIRMED:</w:t>
+      </w:r>
+      <w:r>
+        <w:t xml:space="preserve"> </w:t>
+      </w:r>
+      <w:r>
+        <w:t xml:space="preserve">until C4 is actually re-run on a neutered host and its output captured. Until then this item is fixed at the source/artifact layers with the runtime layer explicitly owed — recorded as an open obligation rather than implied complete.</w:t>
+      </w:r>
+    </w:p>
+    <w:p>
+      <w:pPr>
+        <w:pStyle w:val="BodyText"/>
+      </w:pPr>
+      <w:r>
+        <w:rPr>
+          <w:b/>
+          <w:bCs/>
+        </w:rPr>
+        <w:t xml:space="preserve">§11.4.120 reconciliation:</w:t>
+      </w:r>
+      <w:r>
+        <w:t xml:space="preserve"> </w:t>
+      </w:r>
+      <w:r>
+        <w:t xml:space="preserve">none required. Test 71 C4 FAILING under</w:t>
+      </w:r>
+      <w:r>
+        <w:t xml:space="preserve"> </w:t>
+      </w:r>
+      <w:r>
+        <w:rPr>
+          <w:rStyle w:val="VerbatimChar"/>
+        </w:rPr>
+        <w:t xml:space="preserve">next-3.8</w:t>
+      </w:r>
+      <w:r>
+        <w:t xml:space="preserve"> </w:t>
+      </w:r>
+      <w:r>
+        <w:t xml:space="preserve">was the gate CORRECTLY catching a real capability regression — exactly the case §11.4.120 says must NOT be resolved by weakening the gate. The gate was left untouched and the PIN was moved instead.</w:t>
+      </w:r>
+    </w:p>
+    <w:p>
+      <w:pPr>
+        <w:pStyle w:val="BodyText"/>
+      </w:pPr>
+      <w:r>
+        <w:rPr>
+          <w:b/>
+          <w:bCs/>
+        </w:rPr>
+        <w:t xml:space="preserve">Discovery-pressure note (§11.4.118):</w:t>
+      </w:r>
+      <w:r>
+        <w:t xml:space="preserve"> </w:t>
+      </w:r>
+      <w:r>
+        <w:t xml:space="preserve">neither M1 nor M2 was operator-reported — M1 came from an independent post-hoc review, M2 from a test that measured a capability withdrawal. That is the intended direction (§11.4.238: automated review and automated tests should be the discoverers). The coverage this cycle exercised is the zig/root-free build path and the pin; subsystems outside it were not exercised by this work and are stated as an honest coverage gap rather than implied clean. Specifically still open at the time of writing: the full</w:t>
+      </w:r>
+      <w:r>
+        <w:t xml:space="preserve"> </w:t>
+      </w:r>
+      <w:r>
+        <w:rPr>
+          <w:rStyle w:val="VerbatimChar"/>
+        </w:rPr>
+        <w:t xml:space="preserve">run_all.sh</w:t>
+      </w:r>
+      <w:r>
+        <w:t xml:space="preserve"> </w:t>
+      </w:r>
+      <w:r>
+        <w:t xml:space="preserve">sweep, the full meta-test mutation sweep, test 71 C4 on</w:t>
+      </w:r>
+      <w:r>
+        <w:t xml:space="preserve"> </w:t>
+      </w:r>
+      <w:r>
+        <w:rPr>
+          <w:rStyle w:val="VerbatimChar"/>
+        </w:rPr>
+        <w:t xml:space="preserve">3.7b</w:t>
+      </w:r>
+      <w:r>
+        <w:t xml:space="preserve">, test 68 C6/C7 (TMX-080/TMX-081 family), and TMX-090 (</w:t>
+      </w:r>
+      <w:r>
+        <w:rPr>
+          <w:rStyle w:val="VerbatimChar"/>
+        </w:rPr>
+        <w:t xml:space="preserve">Issues.md</w:t>
+      </w:r>
+      <w:r>
+        <w:t xml:space="preserve"> </w:t>
+      </w:r>
+      <w:r>
+        <w:t xml:space="preserve">§I1).</w:t>
+      </w:r>
+    </w:p>
+    <w:bookmarkEnd w:id="105"/>
+    <w:bookmarkEnd w:id="106"/>
+    <w:bookmarkEnd w:id="107"/>
     <w:sectPr>
       <w:footnotePr>
         <w:numRestart w:val="eachSect"/>
@@ -55895,6 +61296,120 @@
     <w:abstractNumId w:val="991"/>
   </w:num>
   <w:num w:numId="1154">
+    <w:abstractNumId w:val="991"/>
+  </w:num>
+  <w:num w:numId="1155">
+    <w:abstractNumId w:val="991"/>
+  </w:num>
+  <w:num w:numId="1156">
+    <w:abstractNumId w:val="991"/>
+  </w:num>
+  <w:num w:numId="1157">
+    <w:abstractNumId w:val="99411"/>
+    <w:lvlOverride w:ilvl="0">
+      <w:startOverride w:val="1"/>
+    </w:lvlOverride>
+    <w:lvlOverride w:ilvl="1">
+      <w:startOverride w:val="1"/>
+    </w:lvlOverride>
+    <w:lvlOverride w:ilvl="2">
+      <w:startOverride w:val="1"/>
+    </w:lvlOverride>
+    <w:lvlOverride w:ilvl="3">
+      <w:startOverride w:val="1"/>
+    </w:lvlOverride>
+    <w:lvlOverride w:ilvl="4">
+      <w:startOverride w:val="1"/>
+    </w:lvlOverride>
+    <w:lvlOverride w:ilvl="5">
+      <w:startOverride w:val="1"/>
+    </w:lvlOverride>
+    <w:lvlOverride w:ilvl="6">
+      <w:startOverride w:val="1"/>
+    </w:lvlOverride>
+    <w:lvlOverride w:ilvl="7">
+      <w:startOverride w:val="1"/>
+    </w:lvlOverride>
+    <w:lvlOverride w:ilvl="8">
+      <w:startOverride w:val="1"/>
+    </w:lvlOverride>
+  </w:num>
+  <w:num w:numId="1158">
+    <w:abstractNumId w:val="991"/>
+  </w:num>
+  <w:num w:numId="1159">
+    <w:abstractNumId w:val="991"/>
+  </w:num>
+  <w:num w:numId="1160">
+    <w:abstractNumId w:val="99411"/>
+    <w:lvlOverride w:ilvl="0">
+      <w:startOverride w:val="1"/>
+    </w:lvlOverride>
+    <w:lvlOverride w:ilvl="1">
+      <w:startOverride w:val="1"/>
+    </w:lvlOverride>
+    <w:lvlOverride w:ilvl="2">
+      <w:startOverride w:val="1"/>
+    </w:lvlOverride>
+    <w:lvlOverride w:ilvl="3">
+      <w:startOverride w:val="1"/>
+    </w:lvlOverride>
+    <w:lvlOverride w:ilvl="4">
+      <w:startOverride w:val="1"/>
+    </w:lvlOverride>
+    <w:lvlOverride w:ilvl="5">
+      <w:startOverride w:val="1"/>
+    </w:lvlOverride>
+    <w:lvlOverride w:ilvl="6">
+      <w:startOverride w:val="1"/>
+    </w:lvlOverride>
+    <w:lvlOverride w:ilvl="7">
+      <w:startOverride w:val="1"/>
+    </w:lvlOverride>
+    <w:lvlOverride w:ilvl="8">
+      <w:startOverride w:val="1"/>
+    </w:lvlOverride>
+  </w:num>
+  <w:num w:numId="1161">
+    <w:abstractNumId w:val="991"/>
+  </w:num>
+  <w:num w:numId="1162">
+    <w:abstractNumId w:val="99411"/>
+    <w:lvlOverride w:ilvl="0">
+      <w:startOverride w:val="1"/>
+    </w:lvlOverride>
+    <w:lvlOverride w:ilvl="1">
+      <w:startOverride w:val="1"/>
+    </w:lvlOverride>
+    <w:lvlOverride w:ilvl="2">
+      <w:startOverride w:val="1"/>
+    </w:lvlOverride>
+    <w:lvlOverride w:ilvl="3">
+      <w:startOverride w:val="1"/>
+    </w:lvlOverride>
+    <w:lvlOverride w:ilvl="4">
+      <w:startOverride w:val="1"/>
+    </w:lvlOverride>
+    <w:lvlOverride w:ilvl="5">
+      <w:startOverride w:val="1"/>
+    </w:lvlOverride>
+    <w:lvlOverride w:ilvl="6">
+      <w:startOverride w:val="1"/>
+    </w:lvlOverride>
+    <w:lvlOverride w:ilvl="7">
+      <w:startOverride w:val="1"/>
+    </w:lvlOverride>
+    <w:lvlOverride w:ilvl="8">
+      <w:startOverride w:val="1"/>
+    </w:lvlOverride>
+  </w:num>
+  <w:num w:numId="1163">
+    <w:abstractNumId w:val="991"/>
+  </w:num>
+  <w:num w:numId="1164">
+    <w:abstractNumId w:val="991"/>
+  </w:num>
+  <w:num w:numId="1165">
     <w:abstractNumId w:val="991"/>
   </w:num>
 </w:numbering>

--- a/Fixed.docx
+++ b/Fixed.docx
@@ -633,13 +633,13 @@
         <w:t xml:space="preserve">A. Tooling / harness gaps — RESOLVED</w:t>
       </w:r>
     </w:p>
-    <w:bookmarkStart w:id="11" w:name="X709cee1e6350e7a346d68429884ea7aeaa2e137"/>
+    <w:bookmarkStart w:id="11" w:name="X0031be1e618b94d62caee3b1ac53e0154e5c64c"/>
     <w:p>
       <w:pPr>
         <w:pStyle w:val="Heading3"/>
       </w:pPr>
       <w:r>
-        <w:t xml:space="preserve">A50. Session-name sanitization for spaces and special characters —</w:t>
+        <w:t xml:space="preserve">A55. Session-name sanitization for spaces and special characters —</w:t>
       </w:r>
       <w:r>
         <w:t xml:space="preserve"> </w:t>
@@ -655,6 +655,22 @@
       <w:pPr>
         <w:pStyle w:val="FirstParagraph"/>
       </w:pPr>
+      <w:r>
+        <w:rPr>
+          <w:b/>
+          <w:bCs/>
+        </w:rPr>
+        <w:t xml:space="preserve">TMX-ID:</w:t>
+      </w:r>
+      <w:r>
+        <w:t xml:space="preserve"> </w:t>
+      </w:r>
+      <w:r>
+        <w:t xml:space="preserve">TMX-078</w:t>
+      </w:r>
+      <w:r>
+        <w:t xml:space="preserve"> </w:t>
+      </w:r>
       <w:r>
         <w:rPr>
           <w:b/>
@@ -1239,7 +1255,7 @@
         <w:t xml:space="preserve"> </w:t>
       </w:r>
       <w:r>
-        <w:t xml:space="preserve">Issues.md §G5</w:t>
+        <w:t xml:space="preserve">This entry (§A55) IS the tracked record —</w:t>
       </w:r>
       <w:r>
         <w:t xml:space="preserve"> </w:t>
@@ -1266,7 +1282,7 @@
         <w:t xml:space="preserve">TMX-078</w:t>
       </w:r>
       <w:r>
-        <w:t xml:space="preserve">.</w:t>
+        <w:t xml:space="preserve">. It formerly pointed at an Issues.md §G5 block that duplicated this one; that duplicate was retired on operator decision (2026-09-01) so one item has exactly one block.</w:t>
       </w:r>
     </w:p>
     <w:p>

--- a/Fixed.docx
+++ b/Fixed.docx
@@ -10,7 +10,7 @@
         <w:t xml:space="preserve">Fixed</w:t>
       </w:r>
     </w:p>
-    <w:bookmarkStart w:id="107" w:name="vasic-digital-tmux--closed-items-tracker"/>
+    <w:bookmarkStart w:id="108" w:name="vasic-digital-tmux--closed-items-tracker"/>
     <w:p>
       <w:pPr>
         <w:pStyle w:val="Heading1"/>
@@ -43409,13 +43409,13 @@
         </w:pict>
       </w:r>
     </w:p>
-    <w:bookmarkStart w:id="74" w:name="X1448dca0e97b91d6c4e5ced6b309b13b9ed66ca"/>
+    <w:bookmarkStart w:id="74" w:name="X98f6e69a207a9b4288bc288668d63db714dedaf"/>
     <w:p>
       <w:pPr>
         <w:pStyle w:val="Heading3"/>
       </w:pPr>
       <w:r>
-        <w:t xml:space="preserve">TMX-051 — Per-session color via</w:t>
+        <w:t xml:space="preserve">D2. Per-session color via</w:t>
       </w:r>
       <w:r>
         <w:t xml:space="preserve"> </w:t>
@@ -43426,6 +43426,21 @@
         </w:rPr>
         <w:t xml:space="preserve">name:color[:ignored]</w:t>
       </w:r>
+      <w:r>
+        <w:t xml:space="preserve"> </w:t>
+      </w:r>
+      <w:r>
+        <w:t xml:space="preserve">—</w:t>
+      </w:r>
+      <w:r>
+        <w:t xml:space="preserve"> </w:t>
+      </w:r>
+      <w:r>
+        <w:rPr>
+          <w:rStyle w:val="VerbatimChar"/>
+        </w:rPr>
+        <w:t xml:space="preserve">IMPLEMENTED</w:t>
+      </w:r>
     </w:p>
     <w:p>
       <w:pPr>
@@ -43436,6 +43451,22 @@
           <w:b/>
           <w:bCs/>
         </w:rPr>
+        <w:t xml:space="preserve">TMX-ID:</w:t>
+      </w:r>
+      <w:r>
+        <w:t xml:space="preserve"> </w:t>
+      </w:r>
+      <w:r>
+        <w:t xml:space="preserve">TMX-096</w:t>
+      </w:r>
+      <w:r>
+        <w:t xml:space="preserve"> </w:t>
+      </w:r>
+      <w:r>
+        <w:rPr>
+          <w:b/>
+          <w:bCs/>
+        </w:rPr>
         <w:t xml:space="preserve">Status:</w:t>
       </w:r>
       <w:r>
@@ -43459,6 +43490,220 @@
       </w:r>
       <w:r>
         <w:t xml:space="preserve">Feature</w:t>
+      </w:r>
+      <w:r>
+        <w:t xml:space="preserve"> </w:t>
+      </w:r>
+      <w:r>
+        <w:rPr>
+          <w:b/>
+          <w:bCs/>
+        </w:rPr>
+        <w:t xml:space="preserve">Heading provenance (§9.2 / §11.4.54):</w:t>
+      </w:r>
+      <w:r>
+        <w:t xml:space="preserve"> </w:t>
+      </w:r>
+      <w:r>
+        <w:t xml:space="preserve">this block was landed by commit</w:t>
+      </w:r>
+      <w:r>
+        <w:t xml:space="preserve"> </w:t>
+      </w:r>
+      <w:r>
+        <w:rPr>
+          <w:rStyle w:val="VerbatimChar"/>
+        </w:rPr>
+        <w:t xml:space="preserve">5244f4e</w:t>
+      </w:r>
+      <w:r>
+        <w:t xml:space="preserve"> </w:t>
+      </w:r>
+      <w:r>
+        <w:t xml:space="preserve">under the heading</w:t>
+      </w:r>
+      <w:r>
+        <w:t xml:space="preserve"> </w:t>
+      </w:r>
+      <w:r>
+        <w:rPr>
+          <w:rStyle w:val="VerbatimChar"/>
+        </w:rPr>
+        <w:t xml:space="preserve">### ATM-051 — Per-session color via …</w:t>
+      </w:r>
+      <w:r>
+        <w:t xml:space="preserve">, and the</w:t>
+      </w:r>
+      <w:r>
+        <w:t xml:space="preserve"> </w:t>
+      </w:r>
+      <w:r>
+        <w:t xml:space="preserve">ATM-→TMX- prefix migration (</w:t>
+      </w:r>
+      <w:r>
+        <w:rPr>
+          <w:rStyle w:val="VerbatimChar"/>
+        </w:rPr>
+        <w:t xml:space="preserve">89324dc</w:t>
+      </w:r>
+      <w:r>
+        <w:t xml:space="preserve">) rewrote that leading literal to</w:t>
+      </w:r>
+      <w:r>
+        <w:t xml:space="preserve"> </w:t>
+      </w:r>
+      <w:r>
+        <w:rPr>
+          <w:rStyle w:val="VerbatimChar"/>
+        </w:rPr>
+        <w:t xml:space="preserve">TMX-051</w:t>
+      </w:r>
+      <w:r>
+        <w:t xml:space="preserve">. The literal was never a binding:</w:t>
+      </w:r>
+      <w:r>
+        <w:t xml:space="preserve"> </w:t>
+      </w:r>
+      <w:r>
+        <w:rPr>
+          <w:rStyle w:val="VerbatimChar"/>
+        </w:rPr>
+        <w:t xml:space="preserve">TMX-051</w:t>
+      </w:r>
+      <w:r>
+        <w:t xml:space="preserve"> </w:t>
+      </w:r>
+      <w:r>
+        <w:t xml:space="preserve">is the id of a</w:t>
+      </w:r>
+      <w:r>
+        <w:t xml:space="preserve"> </w:t>
+      </w:r>
+      <w:r>
+        <w:rPr>
+          <w:i/>
+          <w:iCs/>
+        </w:rPr>
+        <w:t xml:space="preserve">different</w:t>
+      </w:r>
+      <w:r>
+        <w:t xml:space="preserve"> </w:t>
+      </w:r>
+      <w:r>
+        <w:t xml:space="preserve">item (</w:t>
+      </w:r>
+      <w:r>
+        <w:rPr>
+          <w:rStyle w:val="VerbatimChar"/>
+        </w:rPr>
+        <w:t xml:space="preserve">A43</w:t>
+      </w:r>
+      <w:r>
+        <w:t xml:space="preserve"> </w:t>
+      </w:r>
+      <w:r>
+        <w:t xml:space="preserve">— "Copy/paste: terminal owns the mouse by default"),</w:t>
+      </w:r>
+      <w:r>
+        <w:t xml:space="preserve"> </w:t>
+      </w:r>
+      <w:r>
+        <w:t xml:space="preserve">and this block carried</w:t>
+      </w:r>
+      <w:r>
+        <w:t xml:space="preserve"> </w:t>
+      </w:r>
+      <w:r>
+        <w:rPr>
+          <w:b/>
+          <w:bCs/>
+        </w:rPr>
+        <w:t xml:space="preserve">no block code</w:t>
+      </w:r>
+      <w:r>
+        <w:t xml:space="preserve">, so the parser skipped it and its</w:t>
+      </w:r>
+      <w:r>
+        <w:t xml:space="preserve"> </w:t>
+      </w:r>
+      <w:r>
+        <w:t xml:space="preserve">body was absorbed into the preceding</w:t>
+      </w:r>
+      <w:r>
+        <w:t xml:space="preserve"> </w:t>
+      </w:r>
+      <w:r>
+        <w:rPr>
+          <w:rStyle w:val="VerbatimChar"/>
+        </w:rPr>
+        <w:t xml:space="preserve">D1.</w:t>
+      </w:r>
+      <w:r>
+        <w:t xml:space="preserve"> </w:t>
+      </w:r>
+      <w:r>
+        <w:t xml:space="preserve">block. Repaired 2026-09-01 by</w:t>
+      </w:r>
+      <w:r>
+        <w:t xml:space="preserve"> </w:t>
+      </w:r>
+      <w:r>
+        <w:t xml:space="preserve">minting the free block code</w:t>
+      </w:r>
+      <w:r>
+        <w:t xml:space="preserve"> </w:t>
+      </w:r>
+      <w:r>
+        <w:rPr>
+          <w:rStyle w:val="VerbatimChar"/>
+        </w:rPr>
+        <w:t xml:space="preserve">D2.</w:t>
+      </w:r>
+      <w:r>
+        <w:t xml:space="preserve"> </w:t>
+      </w:r>
+      <w:r>
+        <w:t xml:space="preserve">and the first free ticket id</w:t>
+      </w:r>
+      <w:r>
+        <w:t xml:space="preserve"> </w:t>
+      </w:r>
+      <w:r>
+        <w:rPr>
+          <w:rStyle w:val="VerbatimChar"/>
+        </w:rPr>
+        <w:t xml:space="preserve">TMX-096</w:t>
+      </w:r>
+      <w:r>
+        <w:t xml:space="preserve">.</w:t>
+      </w:r>
+      <w:r>
+        <w:t xml:space="preserve"> </w:t>
+      </w:r>
+      <w:r>
+        <w:t xml:space="preserve">Referencing prose elsewhere that still says "TMX-051" when it means the</w:t>
+      </w:r>
+      <w:r>
+        <w:t xml:space="preserve"> </w:t>
+      </w:r>
+      <w:r>
+        <w:t xml:space="preserve">per-session-color feature is referring to this block by its</w:t>
+      </w:r>
+      <w:r>
+        <w:t xml:space="preserve"> </w:t>
+      </w:r>
+      <w:r>
+        <w:rPr>
+          <w:i/>
+          <w:iCs/>
+        </w:rPr>
+        <w:t xml:space="preserve">historical</w:t>
+      </w:r>
+      <w:r>
+        <w:t xml:space="preserve"> </w:t>
+      </w:r>
+      <w:r>
+        <w:t xml:space="preserve">label, not by its ticket id.</w:t>
       </w:r>
       <w:r>
         <w:t xml:space="preserve"> </w:t>
@@ -44423,7 +44668,49 @@
         <w:t xml:space="preserve"> </w:t>
       </w:r>
       <w:r>
-        <w:t xml:space="preserve">(pre-existing hostname 4-surface mutation escape since v1.0.9) — OPEN in Issues.md, unrelated to this feature.</w:t>
+        <w:t xml:space="preserve">(pre-existing hostname 4-surface mutation escape since v1.0.9) — was OPEN in</w:t>
+      </w:r>
+      <w:r>
+        <w:t xml:space="preserve"> </w:t>
+      </w:r>
+      <w:r>
+        <w:rPr>
+          <w:rStyle w:val="VerbatimChar"/>
+        </w:rPr>
+        <w:t xml:space="preserve">Issues.md</w:t>
+      </w:r>
+      <w:r>
+        <w:t xml:space="preserve"> </w:t>
+      </w:r>
+      <w:r>
+        <w:t xml:space="preserve">when this block was written; it has since been fixed and now lives in this file as</w:t>
+      </w:r>
+      <w:r>
+        <w:t xml:space="preserve"> </w:t>
+      </w:r>
+      <w:r>
+        <w:rPr>
+          <w:rStyle w:val="VerbatimChar"/>
+        </w:rPr>
+        <w:t xml:space="preserve">B54</w:t>
+      </w:r>
+      <w:r>
+        <w:t xml:space="preserve"> </w:t>
+      </w:r>
+      <w:r>
+        <w:t xml:space="preserve">/</w:t>
+      </w:r>
+      <w:r>
+        <w:t xml:space="preserve"> </w:t>
+      </w:r>
+      <w:r>
+        <w:rPr>
+          <w:rStyle w:val="VerbatimChar"/>
+        </w:rPr>
+        <w:t xml:space="preserve">TMX-098</w:t>
+      </w:r>
+      <w:r>
+        <w:t xml:space="preserve">. Unrelated to this feature.</w:t>
       </w:r>
     </w:p>
     <w:p>
@@ -44566,13 +44853,22 @@
       </w:r>
     </w:p>
     <w:bookmarkEnd w:id="74"/>
-    <w:bookmarkStart w:id="75" w:name="Xf195831410fc84a83fae233215d3b2349418357"/>
+    <w:bookmarkStart w:id="75" w:name="X48f61573830628b907e64255e4780bc5d395a4d"/>
     <w:p>
       <w:pPr>
         <w:pStyle w:val="Heading3"/>
       </w:pPr>
       <w:r>
-        <w:t xml:space="preserve">NEZHA-INSTALL-v1.0.26-001 (closed) — v1.0.26 installed on nezha</w:t>
+        <w:t xml:space="preserve">D3. NEZHA-INSTALL-v1.0.26-001 — v1.0.26 installed on nezha —</w:t>
+      </w:r>
+      <w:r>
+        <w:t xml:space="preserve"> </w:t>
+      </w:r>
+      <w:r>
+        <w:rPr>
+          <w:rStyle w:val="VerbatimChar"/>
+        </w:rPr>
+        <w:t xml:space="preserve">COMPLETED</w:t>
       </w:r>
     </w:p>
     <w:p>
@@ -44584,6 +44880,22 @@
           <w:b/>
           <w:bCs/>
         </w:rPr>
+        <w:t xml:space="preserve">TMX-ID:</w:t>
+      </w:r>
+      <w:r>
+        <w:t xml:space="preserve"> </w:t>
+      </w:r>
+      <w:r>
+        <w:t xml:space="preserve">TMX-097</w:t>
+      </w:r>
+      <w:r>
+        <w:t xml:space="preserve"> </w:t>
+      </w:r>
+      <w:r>
+        <w:rPr>
+          <w:b/>
+          <w:bCs/>
+        </w:rPr>
         <w:t xml:space="preserve">Status:</w:t>
       </w:r>
       <w:r>
@@ -44607,6 +44919,121 @@
       </w:r>
       <w:r>
         <w:t xml:space="preserve">Task</w:t>
+      </w:r>
+      <w:r>
+        <w:t xml:space="preserve"> </w:t>
+      </w:r>
+      <w:r>
+        <w:rPr>
+          <w:b/>
+          <w:bCs/>
+        </w:rPr>
+        <w:t xml:space="preserve">Heading provenance (§9.2 / §11.4.54):</w:t>
+      </w:r>
+      <w:r>
+        <w:t xml:space="preserve"> </w:t>
+      </w:r>
+      <w:r>
+        <w:t xml:space="preserve">this block was landed (commit</w:t>
+      </w:r>
+      <w:r>
+        <w:t xml:space="preserve"> </w:t>
+      </w:r>
+      <w:r>
+        <w:rPr>
+          <w:rStyle w:val="VerbatimChar"/>
+        </w:rPr>
+        <w:t xml:space="preserve">7aefdf2</w:t>
+      </w:r>
+      <w:r>
+        <w:t xml:space="preserve">, a §12.10 doc update) under the code-less heading</w:t>
+      </w:r>
+      <w:r>
+        <w:t xml:space="preserve"> </w:t>
+      </w:r>
+      <w:r>
+        <w:rPr>
+          <w:rStyle w:val="VerbatimChar"/>
+        </w:rPr>
+        <w:t xml:space="preserve">### NEZHA-INSTALL-v1.0.26-001 (closed) — …</w:t>
+      </w:r>
+      <w:r>
+        <w:t xml:space="preserve">, so the parser skipped it and</w:t>
+      </w:r>
+      <w:r>
+        <w:t xml:space="preserve"> </w:t>
+      </w:r>
+      <w:r>
+        <w:t xml:space="preserve">its body was absorbed into the preceding block. Repaired 2026-09-01 by</w:t>
+      </w:r>
+      <w:r>
+        <w:t xml:space="preserve"> </w:t>
+      </w:r>
+      <w:r>
+        <w:t xml:space="preserve">minting the free block code</w:t>
+      </w:r>
+      <w:r>
+        <w:t xml:space="preserve"> </w:t>
+      </w:r>
+      <w:r>
+        <w:rPr>
+          <w:rStyle w:val="VerbatimChar"/>
+        </w:rPr>
+        <w:t xml:space="preserve">D3.</w:t>
+      </w:r>
+      <w:r>
+        <w:t xml:space="preserve"> </w:t>
+      </w:r>
+      <w:r>
+        <w:t xml:space="preserve">and the free ticket id</w:t>
+      </w:r>
+      <w:r>
+        <w:t xml:space="preserve"> </w:t>
+      </w:r>
+      <w:r>
+        <w:rPr>
+          <w:rStyle w:val="VerbatimChar"/>
+        </w:rPr>
+        <w:t xml:space="preserve">TMX-097</w:t>
+      </w:r>
+      <w:r>
+        <w:t xml:space="preserve">. The</w:t>
+      </w:r>
+      <w:r>
+        <w:t xml:space="preserve"> </w:t>
+      </w:r>
+      <w:r>
+        <w:rPr>
+          <w:rStyle w:val="VerbatimChar"/>
+        </w:rPr>
+        <w:t xml:space="preserve">(closed)</w:t>
+      </w:r>
+      <w:r>
+        <w:t xml:space="preserve"> </w:t>
+      </w:r>
+      <w:r>
+        <w:t xml:space="preserve">marker is superseded by the</w:t>
+      </w:r>
+      <w:r>
+        <w:t xml:space="preserve"> </w:t>
+      </w:r>
+      <w:r>
+        <w:rPr>
+          <w:rStyle w:val="VerbatimChar"/>
+        </w:rPr>
+        <w:t xml:space="preserve">**Status:**</w:t>
+      </w:r>
+      <w:r>
+        <w:t xml:space="preserve"> </w:t>
+      </w:r>
+      <w:r>
+        <w:t xml:space="preserve">line and was dropped</w:t>
+      </w:r>
+      <w:r>
+        <w:t xml:space="preserve"> </w:t>
+      </w:r>
+      <w:r>
+        <w:t xml:space="preserve">from the heading.</w:t>
       </w:r>
       <w:r>
         <w:t xml:space="preserve"> </w:t>
@@ -47969,13 +48396,13 @@
       </w:r>
     </w:p>
     <w:bookmarkEnd w:id="85"/>
-    <w:bookmarkStart w:id="86" w:name="X13b3fb1ed18e482641a0878b00999d632bdbf4b"/>
+    <w:bookmarkStart w:id="86" w:name="X453791187e35189b42a27eb58435b42f7eba1e5"/>
     <w:p>
       <w:pPr>
         <w:pStyle w:val="Heading3"/>
       </w:pPr>
       <w:r>
-        <w:t xml:space="preserve">A52. META-TEST-72-73-REGISTER-001 — register persistent meta-test mutations for §11.4.110 wiring —</w:t>
+        <w:t xml:space="preserve">A56. META-TEST-72-73-REGISTER-001 — register persistent meta-test mutations for §11.4.110 wiring —</w:t>
       </w:r>
       <w:r>
         <w:t xml:space="preserve"> </w:t>
@@ -57319,7 +57746,7 @@
     </w:p>
     <w:bookmarkEnd w:id="102"/>
     <w:bookmarkEnd w:id="103"/>
-    <w:bookmarkStart w:id="106" w:name="X64b76b8ba7b446d5bb1ef9099c18c738c187403"/>
+    <w:bookmarkStart w:id="107" w:name="X64b76b8ba7b446d5bb1ef9099c18c738c187403"/>
     <w:p>
       <w:pPr>
         <w:pStyle w:val="Heading2"/>
@@ -60333,8 +60760,650 @@
       </w:r>
     </w:p>
     <w:bookmarkEnd w:id="105"/>
+    <w:bookmarkStart w:id="106" w:name="X7df87ecb3fafe19e920ab5cbe584ed1c56e8010"/>
+    <w:p>
+      <w:pPr>
+        <w:pStyle w:val="Heading3"/>
+      </w:pPr>
+      <w:r>
+        <w:t xml:space="preserve">B54 M24-ESCAPE-001 — meta-test M24 (hostname 4-surface color) escapes: test 26 misses a 3-set-line removal —</w:t>
+      </w:r>
+      <w:r>
+        <w:t xml:space="preserve"> </w:t>
+      </w:r>
+      <w:r>
+        <w:rPr>
+          <w:rStyle w:val="VerbatimChar"/>
+        </w:rPr>
+        <w:t xml:space="preserve">FIXED</w:t>
+      </w:r>
+    </w:p>
+    <w:p>
+      <w:pPr>
+        <w:pStyle w:val="FirstParagraph"/>
+      </w:pPr>
+      <w:r>
+        <w:rPr>
+          <w:b/>
+          <w:bCs/>
+        </w:rPr>
+        <w:t xml:space="preserve">TMX-ID:</w:t>
+      </w:r>
+      <w:r>
+        <w:t xml:space="preserve"> </w:t>
+      </w:r>
+      <w:r>
+        <w:t xml:space="preserve">TMX-098</w:t>
+      </w:r>
+      <w:r>
+        <w:t xml:space="preserve"> </w:t>
+      </w:r>
+      <w:r>
+        <w:rPr>
+          <w:b/>
+          <w:bCs/>
+        </w:rPr>
+        <w:t xml:space="preserve">Status:</w:t>
+      </w:r>
+      <w:r>
+        <w:t xml:space="preserve"> </w:t>
+      </w:r>
+      <w:r>
+        <w:t xml:space="preserve">Fixed (→ Fixed.md)</w:t>
+      </w:r>
+      <w:r>
+        <w:t xml:space="preserve"> </w:t>
+      </w:r>
+      <w:r>
+        <w:rPr>
+          <w:b/>
+          <w:bCs/>
+        </w:rPr>
+        <w:t xml:space="preserve">Type:</w:t>
+      </w:r>
+      <w:r>
+        <w:t xml:space="preserve"> </w:t>
+      </w:r>
+      <w:r>
+        <w:t xml:space="preserve">Bug</w:t>
+      </w:r>
+      <w:r>
+        <w:t xml:space="preserve"> </w:t>
+      </w:r>
+      <w:r>
+        <w:rPr>
+          <w:b/>
+          <w:bCs/>
+        </w:rPr>
+        <w:t xml:space="preserve">Severity:</w:t>
+      </w:r>
+      <w:r>
+        <w:t xml:space="preserve"> </w:t>
+      </w:r>
+      <w:r>
+        <w:t xml:space="preserve">Minor (test-coverage gap, no user-facing break — closed v1.0.27:</w:t>
+      </w:r>
+      <w:r>
+        <w:t xml:space="preserve"> </w:t>
+      </w:r>
+      <w:r>
+        <w:rPr>
+          <w:rStyle w:val="VerbatimChar"/>
+        </w:rPr>
+        <w:t xml:space="preserve">count=1</w:t>
+      </w:r>
+      <w:r>
+        <w:t xml:space="preserve"> </w:t>
+      </w:r>
+      <w:r>
+        <w:t xml:space="preserve">removed from M24 regex → strips from BOTH</w:t>
+      </w:r>
+      <w:r>
+        <w:t xml:space="preserve"> </w:t>
+      </w:r>
+      <w:r>
+        <w:rPr>
+          <w:rStyle w:val="VerbatimChar"/>
+        </w:rPr>
+        <w:t xml:space="preserve">_apply_color</w:t>
+      </w:r>
+      <w:r>
+        <w:t xml:space="preserve"> </w:t>
+      </w:r>
+      <w:r>
+        <w:t xml:space="preserve">and</w:t>
+      </w:r>
+      <w:r>
+        <w:t xml:space="preserve"> </w:t>
+      </w:r>
+      <w:r>
+        <w:rPr>
+          <w:rStyle w:val="VerbatimChar"/>
+        </w:rPr>
+        <w:t xml:space="preserve">_apply_host_color</w:t>
+      </w:r>
+      <w:r>
+        <w:t xml:space="preserve">, test 26 now FAILs on the mutation → CAUGHT)</w:t>
+      </w:r>
+      <w:r>
+        <w:t xml:space="preserve"> </w:t>
+      </w:r>
+      <w:r>
+        <w:rPr>
+          <w:b/>
+          <w:bCs/>
+        </w:rPr>
+        <w:t xml:space="preserve">Closure:</w:t>
+      </w:r>
+      <w:r>
+        <w:t xml:space="preserve"> </w:t>
+      </w:r>
+      <w:r>
+        <w:t xml:space="preserve">meta-test 37 CAUGHT / 0 ESCAPED (was 34 CAUGHT / 3 ESCAPED pre-fix)</w:t>
+      </w:r>
+    </w:p>
+    <w:p>
+      <w:pPr>
+        <w:pStyle w:val="BodyText"/>
+      </w:pPr>
+      <w:r>
+        <w:rPr>
+          <w:b/>
+          <w:bCs/>
+        </w:rPr>
+        <w:t xml:space="preserve">What:</w:t>
+      </w:r>
+      <w:r>
+        <w:t xml:space="preserve"> </w:t>
+      </w:r>
+      <w:r>
+        <w:t xml:space="preserve">The §1.1 paired-mutation</w:t>
+      </w:r>
+      <w:r>
+        <w:t xml:space="preserve"> </w:t>
+      </w:r>
+      <w:r>
+        <w:rPr>
+          <w:rStyle w:val="VerbatimChar"/>
+        </w:rPr>
+        <w:t xml:space="preserve">M24</w:t>
+      </w:r>
+      <w:r>
+        <w:t xml:space="preserve"> </w:t>
+      </w:r>
+      <w:r>
+        <w:t xml:space="preserve">in</w:t>
+      </w:r>
+      <w:r>
+        <w:t xml:space="preserve"> </w:t>
+      </w:r>
+      <w:r>
+        <w:rPr>
+          <w:rStyle w:val="VerbatimChar"/>
+        </w:rPr>
+        <w:t xml:space="preserve">scripts/tests/meta_test_false_positive_proof.sh</w:t>
+      </w:r>
+      <w:r>
+        <w:t xml:space="preserve"> </w:t>
+      </w:r>
+      <w:r>
+        <w:t xml:space="preserve">removes three of the four</w:t>
+      </w:r>
+      <w:r>
+        <w:t xml:space="preserve"> </w:t>
+      </w:r>
+      <w:r>
+        <w:rPr>
+          <w:rStyle w:val="VerbatimChar"/>
+        </w:rPr>
+        <w:t xml:space="preserve">tmux set -g …</w:t>
+      </w:r>
+      <w:r>
+        <w:t xml:space="preserve"> </w:t>
+      </w:r>
+      <w:r>
+        <w:t xml:space="preserve">lines in</w:t>
+      </w:r>
+      <w:r>
+        <w:t xml:space="preserve"> </w:t>
+      </w:r>
+      <w:r>
+        <w:rPr>
+          <w:rStyle w:val="VerbatimChar"/>
+        </w:rPr>
+        <w:t xml:space="preserve">_apply_host_color()</w:t>
+      </w:r>
+      <w:r>
+        <w:t xml:space="preserve"> </w:t>
+      </w:r>
+      <w:r>
+        <w:t xml:space="preserve">and expects test 26 to FAIL. The harness reports</w:t>
+      </w:r>
+      <w:r>
+        <w:t xml:space="preserve"> </w:t>
+      </w:r>
+      <w:r>
+        <w:rPr>
+          <w:rStyle w:val="VerbatimChar"/>
+        </w:rPr>
+        <w:t xml:space="preserve">MUTATION ESCAPED</w:t>
+      </w:r>
+      <w:r>
+        <w:t xml:space="preserve"> </w:t>
+      </w:r>
+      <w:r>
+        <w:t xml:space="preserve">— test 26 does not FAIL, because it asserts only a subset of the four surfaces, so removing the un-asserted set-lines leaves the test green.</w:t>
+      </w:r>
+    </w:p>
+    <w:p>
+      <w:pPr>
+        <w:pStyle w:val="BodyText"/>
+      </w:pPr>
+      <w:r>
+        <w:rPr>
+          <w:b/>
+          <w:bCs/>
+        </w:rPr>
+        <w:t xml:space="preserve">Evidence:</w:t>
+      </w:r>
+      <w:r>
+        <w:t xml:space="preserve"> </w:t>
+      </w:r>
+      <w:r>
+        <w:rPr>
+          <w:rStyle w:val="VerbatimChar"/>
+        </w:rPr>
+        <w:t xml:space="preserve">bash scripts/tests/meta_test_false_positive_proof.sh 2&gt;&amp;1 | grep M24</w:t>
+      </w:r>
+      <w:r>
+        <w:t xml:space="preserve"> </w:t>
+      </w:r>
+      <w:r>
+        <w:t xml:space="preserve">→</w:t>
+      </w:r>
+      <w:r>
+        <w:t xml:space="preserve"> </w:t>
+      </w:r>
+      <w:r>
+        <w:rPr>
+          <w:rStyle w:val="VerbatimChar"/>
+        </w:rPr>
+        <w:t xml:space="preserve">FAIL: M24: MUTATION ESCAPED — test 26 did not FAIL with the three set-lines removed</w:t>
+      </w:r>
+      <w:r>
+        <w:t xml:space="preserve">. Confirmed pre-existing (M24 added in commit</w:t>
+      </w:r>
+      <w:r>
+        <w:t xml:space="preserve"> </w:t>
+      </w:r>
+      <w:r>
+        <w:rPr>
+          <w:rStyle w:val="VerbatimChar"/>
+        </w:rPr>
+        <w:t xml:space="preserve">f151d13</w:t>
+      </w:r>
+      <w:r>
+        <w:t xml:space="preserve">, v1.0.9 — before the per-session-color feature). Surfaced 2026-06-19 during the per-session-color M25/M26 verification run.</w:t>
+      </w:r>
+    </w:p>
+    <w:p>
+      <w:pPr>
+        <w:pStyle w:val="BodyText"/>
+      </w:pPr>
+      <w:r>
+        <w:rPr>
+          <w:b/>
+          <w:bCs/>
+        </w:rPr>
+        <w:t xml:space="preserve">Fix direction:</w:t>
+      </w:r>
+      <w:r>
+        <w:t xml:space="preserve"> </w:t>
+      </w:r>
+      <w:r>
+        <w:t xml:space="preserve">strengthen test 26 to assert ALL FOUR surfaces (</w:t>
+      </w:r>
+      <w:r>
+        <w:rPr>
+          <w:rStyle w:val="VerbatimChar"/>
+        </w:rPr>
+        <w:t xml:space="preserve">status-style</w:t>
+      </w:r>
+      <w:r>
+        <w:t xml:space="preserve">,</w:t>
+      </w:r>
+      <w:r>
+        <w:t xml:space="preserve"> </w:t>
+      </w:r>
+      <w:r>
+        <w:rPr>
+          <w:rStyle w:val="VerbatimChar"/>
+        </w:rPr>
+        <w:t xml:space="preserve">pane-active-border-style</w:t>
+      </w:r>
+      <w:r>
+        <w:t xml:space="preserve">,</w:t>
+      </w:r>
+      <w:r>
+        <w:t xml:space="preserve"> </w:t>
+      </w:r>
+      <w:r>
+        <w:rPr>
+          <w:rStyle w:val="VerbatimChar"/>
+        </w:rPr>
+        <w:t xml:space="preserve">clock-mode-colour</w:t>
+      </w:r>
+      <w:r>
+        <w:t xml:space="preserve">,</w:t>
+      </w:r>
+      <w:r>
+        <w:t xml:space="preserve"> </w:t>
+      </w:r>
+      <w:r>
+        <w:rPr>
+          <w:rStyle w:val="VerbatimChar"/>
+        </w:rPr>
+        <w:t xml:space="preserve">window-status-current-style</w:t>
+      </w:r>
+      <w:r>
+        <w:t xml:space="preserve">) so the M24 mutation (removing any 3) reliably FAILs it — mirroring the all-4-surfaces assertion already proven in test 63 T3 for the per-session path. (This also closes the symmetry gap: the per-session path has a 4-surface guard; the hostname path should too.)</w:t>
+      </w:r>
+    </w:p>
+    <w:p>
+      <w:pPr>
+        <w:pStyle w:val="BodyText"/>
+      </w:pPr>
+      <w:r>
+        <w:rPr>
+          <w:b/>
+          <w:bCs/>
+        </w:rPr>
+        <w:t xml:space="preserve">Out of scope:</w:t>
+      </w:r>
+      <w:r>
+        <w:t xml:space="preserve"> </w:t>
+      </w:r>
+      <w:r>
+        <w:t xml:space="preserve">the per-session-color feature (TMX-051). Tracked separately so the color release is not blocked by an unrelated pre-existing test-gap.</w:t>
+      </w:r>
+    </w:p>
+    <w:p>
+      <w:pPr>
+        <w:pStyle w:val="BodyText"/>
+      </w:pPr>
+      <w:r>
+        <w:rPr>
+          <w:b/>
+          <w:bCs/>
+        </w:rPr>
+        <w:t xml:space="preserve">Migration provenance (§11.4.19 / §9.2):</w:t>
+      </w:r>
+      <w:r>
+        <w:t xml:space="preserve"> </w:t>
+      </w:r>
+      <w:r>
+        <w:t xml:space="preserve">this block lived in</w:t>
+      </w:r>
+      <w:r>
+        <w:t xml:space="preserve"> </w:t>
+      </w:r>
+      <w:r>
+        <w:rPr>
+          <w:rStyle w:val="VerbatimChar"/>
+        </w:rPr>
+        <w:t xml:space="preserve">Issues.md</w:t>
+      </w:r>
+      <w:r>
+        <w:t xml:space="preserve"> </w:t>
+      </w:r>
+      <w:r>
+        <w:t xml:space="preserve">carrying a terminal</w:t>
+      </w:r>
+      <w:r>
+        <w:t xml:space="preserve"> </w:t>
+      </w:r>
+      <w:r>
+        <w:rPr>
+          <w:rStyle w:val="VerbatimChar"/>
+        </w:rPr>
+        <w:t xml:space="preserve">Fixed (→ Fixed.md)</w:t>
+      </w:r>
+      <w:r>
+        <w:t xml:space="preserve"> </w:t>
+      </w:r>
+      <w:r>
+        <w:t xml:space="preserve">status — a §11.4.19 atomic-migration</w:t>
+      </w:r>
+      <w:r>
+        <w:t xml:space="preserve"> </w:t>
+      </w:r>
+      <w:r>
+        <w:t xml:space="preserve">miss — under the code-less heading</w:t>
+      </w:r>
+      <w:r>
+        <w:t xml:space="preserve"> </w:t>
+      </w:r>
+      <w:r>
+        <w:rPr>
+          <w:rStyle w:val="VerbatimChar"/>
+        </w:rPr>
+        <w:t xml:space="preserve">### M24-ESCAPE-001 — …</w:t>
+      </w:r>
+      <w:r>
+        <w:t xml:space="preserve">, so the parser</w:t>
+      </w:r>
+      <w:r>
+        <w:t xml:space="preserve"> </w:t>
+      </w:r>
+      <w:r>
+        <w:t xml:space="preserve">skipped it and its body was absorbed into the preceding</w:t>
+      </w:r>
+      <w:r>
+        <w:t xml:space="preserve"> </w:t>
+      </w:r>
+      <w:r>
+        <w:rPr>
+          <w:rStyle w:val="VerbatimChar"/>
+        </w:rPr>
+        <w:t xml:space="preserve">D2 TMPDIR-HARDCODE-001</w:t>
+      </w:r>
+      <w:r>
+        <w:t xml:space="preserve"> </w:t>
+      </w:r>
+      <w:r>
+        <w:t xml:space="preserve">block. Migrated to</w:t>
+      </w:r>
+      <w:r>
+        <w:t xml:space="preserve"> </w:t>
+      </w:r>
+      <w:r>
+        <w:rPr>
+          <w:rStyle w:val="VerbatimChar"/>
+        </w:rPr>
+        <w:t xml:space="preserve">Fixed.md</w:t>
+      </w:r>
+      <w:r>
+        <w:t xml:space="preserve"> </w:t>
+      </w:r>
+      <w:r>
+        <w:t xml:space="preserve">2026-09-01 with the free block code</w:t>
+      </w:r>
+      <w:r>
+        <w:t xml:space="preserve"> </w:t>
+      </w:r>
+      <w:r>
+        <w:rPr>
+          <w:rStyle w:val="VerbatimChar"/>
+        </w:rPr>
+        <w:t xml:space="preserve">B54</w:t>
+      </w:r>
+      <w:r>
+        <w:t xml:space="preserve"> </w:t>
+      </w:r>
+      <w:r>
+        <w:t xml:space="preserve">and the</w:t>
+      </w:r>
+      <w:r>
+        <w:t xml:space="preserve"> </w:t>
+      </w:r>
+      <w:r>
+        <w:t xml:space="preserve">free ticket id</w:t>
+      </w:r>
+      <w:r>
+        <w:t xml:space="preserve"> </w:t>
+      </w:r>
+      <w:r>
+        <w:rPr>
+          <w:rStyle w:val="VerbatimChar"/>
+        </w:rPr>
+        <w:t xml:space="preserve">TMX-098</w:t>
+      </w:r>
+      <w:r>
+        <w:t xml:space="preserve">; the body above is byte-identical to the</w:t>
+      </w:r>
+      <w:r>
+        <w:t xml:space="preserve"> </w:t>
+      </w:r>
+      <w:r>
+        <w:rPr>
+          <w:rStyle w:val="VerbatimChar"/>
+        </w:rPr>
+        <w:t xml:space="preserve">Issues.md</w:t>
+      </w:r>
+      <w:r>
+        <w:t xml:space="preserve"> </w:t>
+      </w:r>
+      <w:r>
+        <w:t xml:space="preserve">original (sha256</w:t>
+      </w:r>
+      <w:r>
+        <w:t xml:space="preserve"> </w:t>
+      </w:r>
+      <w:r>
+        <w:rPr>
+          <w:rStyle w:val="VerbatimChar"/>
+        </w:rPr>
+        <w:t xml:space="preserve">f5fedfb7484ffe85055f777b458593099aac09938c95aa410529bd49f33625db</w:t>
+      </w:r>
+      <w:r>
+        <w:t xml:space="preserve"> </w:t>
+      </w:r>
+      <w:r>
+        <w:t xml:space="preserve">over the 13 body lines). One stale literal is deliberately preserved rather</w:t>
+      </w:r>
+      <w:r>
+        <w:t xml:space="preserve"> </w:t>
+      </w:r>
+      <w:r>
+        <w:t xml:space="preserve">than rewritten: the "Out of scope" line says the per-session-color feature is</w:t>
+      </w:r>
+      <w:r>
+        <w:t xml:space="preserve"> </w:t>
+      </w:r>
+      <w:r>
+        <w:rPr>
+          <w:rStyle w:val="VerbatimChar"/>
+        </w:rPr>
+        <w:t xml:space="preserve">TMX-051</w:t>
+      </w:r>
+      <w:r>
+        <w:t xml:space="preserve">; that was its</w:t>
+      </w:r>
+      <w:r>
+        <w:t xml:space="preserve"> </w:t>
+      </w:r>
+      <w:r>
+        <w:rPr>
+          <w:i/>
+          <w:iCs/>
+        </w:rPr>
+        <w:t xml:space="preserve">historical</w:t>
+      </w:r>
+      <w:r>
+        <w:t xml:space="preserve"> </w:t>
+      </w:r>
+      <w:r>
+        <w:t xml:space="preserve">label — the feature's block is now</w:t>
+      </w:r>
+      <w:r>
+        <w:t xml:space="preserve"> </w:t>
+      </w:r>
+      <w:r>
+        <w:rPr>
+          <w:rStyle w:val="VerbatimChar"/>
+        </w:rPr>
+        <w:t xml:space="preserve">D2.</w:t>
+      </w:r>
+      <w:r>
+        <w:t xml:space="preserve"> </w:t>
+      </w:r>
+      <w:r>
+        <w:t xml:space="preserve">/</w:t>
+      </w:r>
+      <w:r>
+        <w:t xml:space="preserve"> </w:t>
+      </w:r>
+      <w:r>
+        <w:rPr>
+          <w:rStyle w:val="VerbatimChar"/>
+        </w:rPr>
+        <w:t xml:space="preserve">TMX-096</w:t>
+      </w:r>
+      <w:r>
+        <w:t xml:space="preserve">, and</w:t>
+      </w:r>
+      <w:r>
+        <w:t xml:space="preserve"> </w:t>
+      </w:r>
+      <w:r>
+        <w:rPr>
+          <w:rStyle w:val="VerbatimChar"/>
+        </w:rPr>
+        <w:t xml:space="preserve">TMX-051</w:t>
+      </w:r>
+      <w:r>
+        <w:t xml:space="preserve"> </w:t>
+      </w:r>
+      <w:r>
+        <w:t xml:space="preserve">is the id of</w:t>
+      </w:r>
+      <w:r>
+        <w:t xml:space="preserve"> </w:t>
+      </w:r>
+      <w:r>
+        <w:rPr>
+          <w:rStyle w:val="VerbatimChar"/>
+        </w:rPr>
+        <w:t xml:space="preserve">A43</w:t>
+      </w:r>
+      <w:r>
+        <w:t xml:space="preserve"> </w:t>
+      </w:r>
+      <w:r>
+        <w:t xml:space="preserve">(see</w:t>
+      </w:r>
+      <w:r>
+        <w:t xml:space="preserve"> </w:t>
+      </w:r>
+      <w:r>
+        <w:rPr>
+          <w:rStyle w:val="VerbatimChar"/>
+        </w:rPr>
+        <w:t xml:space="preserve">D2.</w:t>
+      </w:r>
+      <w:r>
+        <w:t xml:space="preserve">'s own heading</w:t>
+      </w:r>
+      <w:r>
+        <w:t xml:space="preserve"> </w:t>
+      </w:r>
+      <w:r>
+        <w:t xml:space="preserve">provenance).</w:t>
+      </w:r>
+    </w:p>
     <w:bookmarkEnd w:id="106"/>
     <w:bookmarkEnd w:id="107"/>
+    <w:bookmarkEnd w:id="108"/>
     <w:sectPr>
       <w:footnotePr>
         <w:numRestart w:val="eachSect"/>
